--- a/zht/docx/105.content.docx
+++ b/zht/docx/105.content.docx
@@ -149,27 +149,7 @@
         <w:rPr>
           <w:lang w:val="zh_TW" w:bidi="zh_TW"/>
         </w:rPr>
-        <w:t>shui</w:t>
-      </w:r>
-      <w:r>
-        <w:rPr>
-          <w:lang w:val="zh_TW" w:bidi="zh_TW"/>
-        </w:rPr>
-      </w:r>
-    </w:p>
-    <w:p>
-      <w:pPr/>
-      <w:r>
-        <w:rPr>
-          <w:lang w:val="zh_TW" w:bidi="zh_TW"/>
-        </w:rPr>
-      </w:r>
-      <w:r>
-        <w:rPr>
-          <w:i/>
-          <w:lang w:val="zh_TW" w:bidi="zh_TW"/>
-        </w:rPr>
-        <w:t>水, 水手, 稅吏, 稅收與課稅, 睡覺</w:t>
+        <w:t>qu</w:t>
       </w:r>
       <w:r>
         <w:rPr>
@@ -232,7 +212,7 @@
         <w:rPr>
           <w:lang w:val="zh_TW" w:bidi="zh_TW"/>
         </w:rPr>
-        <w:t>水</w:t>
+        <w:t>屈膝</w:t>
       </w:r>
       <w:r>
         <w:rPr>
@@ -251,7 +231,115 @@
         <w:rPr>
           <w:lang w:val="zh_TW" w:bidi="zh_TW"/>
         </w:rPr>
-        <w:t>生命的基本要素之一，覆蓋了地球表面的大部分，也是人體的主要組成部分。沒有水，生物只能存活幾天。</w:t>
+        <w:t>通常表示崇拜、尊敬或順服的姿勢。強壯的膝象徵著一個人有堅定的信心和目標，因此屈膝表示對上級的順服。人在君王、統治者、長官或神面前屈膝。</w:t>
+      </w:r>
+      <w:hyperlink r:id="rId13">
+        <w:r>
+          <w:rPr>
+            <w:lang w:val="zh_TW" w:bidi="zh_TW"/>
+          </w:rPr>
+          <w:rPr>
+            <w:color w:val="0000EE"/>
+            <w:u w:val="single"/>
+          </w:rPr>
+          <w:t>創41:43</w:t>
+        </w:r>
+      </w:hyperlink>
+      <w:r>
+        <w:rPr>
+          <w:lang w:val="zh_TW" w:bidi="zh_TW"/>
+        </w:rPr>
+        <w:t>描述在法老和約瑟面前跪下的人。人在主面前敬畏地跪下是很常見的（</w:t>
+      </w:r>
+      <w:hyperlink r:id="rId14">
+        <w:r>
+          <w:rPr>
+            <w:lang w:val="zh_TW" w:bidi="zh_TW"/>
+          </w:rPr>
+          <w:rPr>
+            <w:color w:val="0000EE"/>
+            <w:u w:val="single"/>
+          </w:rPr>
+          <w:t>賽45:23</w:t>
+        </w:r>
+      </w:hyperlink>
+      <w:r>
+        <w:rPr>
+          <w:lang w:val="zh_TW" w:bidi="zh_TW"/>
+        </w:rPr>
+        <w:t>；</w:t>
+      </w:r>
+      <w:hyperlink r:id="rId15">
+        <w:r>
+          <w:rPr>
+            <w:lang w:val="zh_TW" w:bidi="zh_TW"/>
+          </w:rPr>
+          <w:rPr>
+            <w:color w:val="0000EE"/>
+            <w:u w:val="single"/>
+          </w:rPr>
+          <w:t>羅14:11</w:t>
+        </w:r>
+      </w:hyperlink>
+      <w:r>
+        <w:rPr>
+          <w:lang w:val="zh_TW" w:bidi="zh_TW"/>
+        </w:rPr>
+        <w:t>；</w:t>
+      </w:r>
+      <w:hyperlink r:id="rId16">
+        <w:r>
+          <w:rPr>
+            <w:lang w:val="zh_TW" w:bidi="zh_TW"/>
+          </w:rPr>
+          <w:rPr>
+            <w:color w:val="0000EE"/>
+            <w:u w:val="single"/>
+          </w:rPr>
+          <w:t>腓2:10</w:t>
+        </w:r>
+      </w:hyperlink>
+      <w:r>
+        <w:rPr>
+          <w:lang w:val="zh_TW" w:bidi="zh_TW"/>
+        </w:rPr>
+        <w:t>）。發生饑荒時，以色列人偏離了主，那些保持忠心的人被描述為「未曾向巴力屈膝的」（</w:t>
+      </w:r>
+      <w:hyperlink r:id="rId17">
+        <w:r>
+          <w:rPr>
+            <w:lang w:val="zh_TW" w:bidi="zh_TW"/>
+          </w:rPr>
+          <w:rPr>
+            <w:color w:val="0000EE"/>
+            <w:u w:val="single"/>
+          </w:rPr>
+          <w:t>王上19:18</w:t>
+        </w:r>
+      </w:hyperlink>
+      <w:r>
+        <w:rPr>
+          <w:lang w:val="zh_TW" w:bidi="zh_TW"/>
+        </w:rPr>
+        <w:t>；見</w:t>
+      </w:r>
+      <w:hyperlink r:id="rId18">
+        <w:r>
+          <w:rPr>
+            <w:lang w:val="zh_TW" w:bidi="zh_TW"/>
+          </w:rPr>
+          <w:rPr>
+            <w:color w:val="0000EE"/>
+            <w:u w:val="single"/>
+          </w:rPr>
+          <w:t>羅11:4</w:t>
+        </w:r>
+      </w:hyperlink>
+      <w:r>
+        <w:rPr>
+          <w:lang w:val="zh_TW" w:bidi="zh_TW"/>
+        </w:rPr>
+        <w:t>）。</w:t>
       </w:r>
     </w:p>
     <w:p>
@@ -265,9 +353,9 @@
         <w:rPr>
           <w:lang w:val="zh_TW" w:bidi="zh_TW"/>
         </w:rPr>
-        <w:t>在創世之初，水覆蓋了地球，然後神使旱地從水中顯出來（</w:t>
-      </w:r>
-      <w:hyperlink r:id="rId13">
+        <w:t>穩固的膝代表力量，雙膝被擊打則代表力量被毀（</w:t>
+      </w:r>
+      <w:hyperlink r:id="rId19">
         <w:r>
           <w:rPr>
             <w:lang w:val="zh_TW" w:bidi="zh_TW"/>
@@ -276,16 +364,16 @@
             <w:color w:val="0000EE"/>
             <w:u w:val="single"/>
           </w:rPr>
-          <w:t>創1:9–10</w:t>
+          <w:t>申28:35</w:t>
         </w:r>
       </w:hyperlink>
       <w:r>
         <w:rPr>
           <w:lang w:val="zh_TW" w:bidi="zh_TW"/>
         </w:rPr>
-        <w:t>）。正如彼得所說：「憑神的命有了天，並從水而出、藉水而成的地」（</w:t>
-      </w:r>
-      <w:hyperlink r:id="rId14">
+        <w:t>）。以賽亞求主使無力的膝穩固（</w:t>
+      </w:r>
+      <w:hyperlink r:id="rId20">
         <w:r>
           <w:rPr>
             <w:lang w:val="zh_TW" w:bidi="zh_TW"/>
@@ -294,7 +382,103 @@
             <w:color w:val="0000EE"/>
             <w:u w:val="single"/>
           </w:rPr>
-          <w:t>彼後3:5</w:t>
+          <w:t>賽35:3</w:t>
+        </w:r>
+      </w:hyperlink>
+      <w:r>
+        <w:rPr>
+          <w:lang w:val="zh_TW" w:bidi="zh_TW"/>
+        </w:rPr>
+        <w:t>）。經文提到軟弱或無力的膝時一般指信心的不穩固（</w:t>
+      </w:r>
+      <w:hyperlink r:id="rId21">
+        <w:r>
+          <w:rPr>
+            <w:lang w:val="zh_TW" w:bidi="zh_TW"/>
+          </w:rPr>
+          <w:rPr>
+            <w:color w:val="0000EE"/>
+            <w:u w:val="single"/>
+          </w:rPr>
+          <w:t>伯4:4</w:t>
+        </w:r>
+      </w:hyperlink>
+      <w:r>
+        <w:rPr>
+          <w:lang w:val="zh_TW" w:bidi="zh_TW"/>
+        </w:rPr>
+        <w:t>；</w:t>
+      </w:r>
+      <w:hyperlink r:id="rId22">
+        <w:r>
+          <w:rPr>
+            <w:lang w:val="zh_TW" w:bidi="zh_TW"/>
+          </w:rPr>
+          <w:rPr>
+            <w:color w:val="0000EE"/>
+            <w:u w:val="single"/>
+          </w:rPr>
+          <w:t>來12:12</w:t>
+        </w:r>
+      </w:hyperlink>
+      <w:r>
+        <w:rPr>
+          <w:lang w:val="zh_TW" w:bidi="zh_TW"/>
+        </w:rPr>
+        <w:t>），但有時也指健康的衰退（</w:t>
+      </w:r>
+      <w:hyperlink r:id="rId23">
+        <w:r>
+          <w:rPr>
+            <w:lang w:val="zh_TW" w:bidi="zh_TW"/>
+          </w:rPr>
+          <w:rPr>
+            <w:color w:val="0000EE"/>
+            <w:u w:val="single"/>
+          </w:rPr>
+          <w:t>詩109:24</w:t>
+        </w:r>
+      </w:hyperlink>
+      <w:r>
+        <w:rPr>
+          <w:lang w:val="zh_TW" w:bidi="zh_TW"/>
+        </w:rPr>
+        <w:t>）。以西結提到那些膝「弱如水」的人（</w:t>
+      </w:r>
+      <w:hyperlink r:id="rId24">
+        <w:r>
+          <w:rPr>
+            <w:lang w:val="zh_TW" w:bidi="zh_TW"/>
+          </w:rPr>
+          <w:rPr>
+            <w:color w:val="0000EE"/>
+            <w:u w:val="single"/>
+          </w:rPr>
+          <w:t>結7:17</w:t>
+        </w:r>
+      </w:hyperlink>
+      <w:hyperlink r:id="rId24">
+        <w:r>
+          <w:rPr>
+            <w:lang w:val="zh_TW" w:bidi="zh_TW"/>
+          </w:rPr>
+          <w:rPr>
+            <w:color w:val="0000EE"/>
+            <w:u w:val="single"/>
+          </w:rPr>
+          <w:t>，</w:t>
+        </w:r>
+      </w:hyperlink>
+      <w:hyperlink r:id="rId25">
+        <w:r>
+          <w:rPr>
+            <w:lang w:val="zh_TW" w:bidi="zh_TW"/>
+          </w:rPr>
+          <w:rPr>
+            <w:color w:val="0000EE"/>
+            <w:u w:val="single"/>
+          </w:rPr>
+          <w:t>21:7</w:t>
         </w:r>
       </w:hyperlink>
       <w:r>
@@ -315,9 +499,9 @@
         <w:rPr>
           <w:lang w:val="zh_TW" w:bidi="zh_TW"/>
         </w:rPr>
-        <w:t>當神創造伊甸園時，祂造了一條河來滋潤園子，這條河分成四條河，其中兩條是幼發拉底河和底格里斯河，這兩條河至今仍滋養著美索不達米亞地區的農業（</w:t>
-      </w:r>
-      <w:hyperlink r:id="rId15">
+        <w:t>在主面前雙膝跪下是一種表示敬拜（</w:t>
+      </w:r>
+      <w:hyperlink r:id="rId26">
         <w:r>
           <w:rPr>
             <w:lang w:val="zh_TW" w:bidi="zh_TW"/>
@@ -326,16 +510,16 @@
             <w:color w:val="0000EE"/>
             <w:u w:val="single"/>
           </w:rPr>
-          <w:t>創2:10–14</w:t>
+          <w:t>詩95:6</w:t>
         </w:r>
       </w:hyperlink>
       <w:r>
         <w:rPr>
           <w:lang w:val="zh_TW" w:bidi="zh_TW"/>
         </w:rPr>
-        <w:t>）。聖經記載，早期地球上沒有雨水，只有霧氣滋潤大地（</w:t>
-      </w:r>
-      <w:hyperlink r:id="rId16">
+        <w:t>）和禱告的姿勢（</w:t>
+      </w:r>
+      <w:hyperlink r:id="rId27">
         <w:r>
           <w:rPr>
             <w:lang w:val="zh_TW" w:bidi="zh_TW"/>
@@ -344,16 +528,16 @@
             <w:color w:val="0000EE"/>
             <w:u w:val="single"/>
           </w:rPr>
-          <w:t>5–6</w:t>
+          <w:t>但6:10</w:t>
         </w:r>
       </w:hyperlink>
       <w:r>
         <w:rPr>
           <w:lang w:val="zh_TW" w:bidi="zh_TW"/>
         </w:rPr>
-        <w:t>節）。在挪亞的時代，神用洪水（大量且迅猛的水流）毀滅了「當時的世界」（</w:t>
-      </w:r>
-      <w:hyperlink r:id="rId17">
+        <w:t>）。基督自己在客西馬尼園跪下禱告（</w:t>
+      </w:r>
+      <w:hyperlink r:id="rId28">
         <w:r>
           <w:rPr>
             <w:lang w:val="zh_TW" w:bidi="zh_TW"/>
@@ -362,14 +546,140 @@
             <w:color w:val="0000EE"/>
             <w:u w:val="single"/>
           </w:rPr>
-          <w:t>彼後3:6</w:t>
+          <w:t>路22:41</w:t>
         </w:r>
       </w:hyperlink>
       <w:r>
         <w:rPr>
           <w:lang w:val="zh_TW" w:bidi="zh_TW"/>
         </w:rPr>
-        <w:t>）。這是對世人邪惡的懲罰。</w:t>
+        <w:t>），彼得、保羅和司提反也曾如此（</w:t>
+      </w:r>
+      <w:hyperlink r:id="rId29">
+        <w:r>
+          <w:rPr>
+            <w:lang w:val="zh_TW" w:bidi="zh_TW"/>
+          </w:rPr>
+          <w:rPr>
+            <w:color w:val="0000EE"/>
+            <w:u w:val="single"/>
+          </w:rPr>
+          <w:t>徒7:60</w:t>
+        </w:r>
+      </w:hyperlink>
+      <w:hyperlink r:id="rId29">
+        <w:r>
+          <w:rPr>
+            <w:lang w:val="zh_TW" w:bidi="zh_TW"/>
+          </w:rPr>
+          <w:rPr>
+            <w:color w:val="0000EE"/>
+            <w:u w:val="single"/>
+          </w:rPr>
+          <w:t>，</w:t>
+        </w:r>
+      </w:hyperlink>
+      <w:hyperlink r:id="rId30">
+        <w:r>
+          <w:rPr>
+            <w:lang w:val="zh_TW" w:bidi="zh_TW"/>
+          </w:rPr>
+          <w:rPr>
+            <w:color w:val="0000EE"/>
+            <w:u w:val="single"/>
+          </w:rPr>
+          <w:t>9:40</w:t>
+        </w:r>
+      </w:hyperlink>
+      <w:hyperlink r:id="rId30">
+        <w:r>
+          <w:rPr>
+            <w:lang w:val="zh_TW" w:bidi="zh_TW"/>
+          </w:rPr>
+          <w:rPr>
+            <w:color w:val="0000EE"/>
+            <w:u w:val="single"/>
+          </w:rPr>
+          <w:t>，</w:t>
+        </w:r>
+      </w:hyperlink>
+      <w:hyperlink r:id="rId31">
+        <w:r>
+          <w:rPr>
+            <w:lang w:val="zh_TW" w:bidi="zh_TW"/>
+          </w:rPr>
+          <w:rPr>
+            <w:color w:val="0000EE"/>
+            <w:u w:val="single"/>
+          </w:rPr>
+          <w:t>20:36</w:t>
+        </w:r>
+      </w:hyperlink>
+      <w:hyperlink r:id="rId31">
+        <w:r>
+          <w:rPr>
+            <w:lang w:val="zh_TW" w:bidi="zh_TW"/>
+          </w:rPr>
+          <w:rPr>
+            <w:color w:val="0000EE"/>
+            <w:u w:val="single"/>
+          </w:rPr>
+          <w:t>，</w:t>
+        </w:r>
+      </w:hyperlink>
+      <w:hyperlink r:id="rId32">
+        <w:r>
+          <w:rPr>
+            <w:lang w:val="zh_TW" w:bidi="zh_TW"/>
+          </w:rPr>
+          <w:rPr>
+            <w:color w:val="0000EE"/>
+            <w:u w:val="single"/>
+          </w:rPr>
+          <w:t>21:5</w:t>
+        </w:r>
+      </w:hyperlink>
+      <w:r>
+        <w:rPr>
+          <w:lang w:val="zh_TW" w:bidi="zh_TW"/>
+        </w:rPr>
+        <w:t>）。所羅門在主面前屈膝禱告和祈求（</w:t>
+      </w:r>
+      <w:hyperlink r:id="rId33">
+        <w:r>
+          <w:rPr>
+            <w:lang w:val="zh_TW" w:bidi="zh_TW"/>
+          </w:rPr>
+          <w:rPr>
+            <w:color w:val="0000EE"/>
+            <w:u w:val="single"/>
+          </w:rPr>
+          <w:t>王上8:54</w:t>
+        </w:r>
+      </w:hyperlink>
+      <w:r>
+        <w:rPr>
+          <w:lang w:val="zh_TW" w:bidi="zh_TW"/>
+        </w:rPr>
+        <w:t>），甚至有一次他造了一個方便他能站上去的銅臺，當著以色列的會眾在主面前跪下（</w:t>
+      </w:r>
+      <w:hyperlink r:id="rId34">
+        <w:r>
+          <w:rPr>
+            <w:lang w:val="zh_TW" w:bidi="zh_TW"/>
+          </w:rPr>
+          <w:rPr>
+            <w:color w:val="0000EE"/>
+            <w:u w:val="single"/>
+          </w:rPr>
+          <w:t>代下6:13</w:t>
+        </w:r>
+      </w:hyperlink>
+      <w:r>
+        <w:rPr>
+          <w:lang w:val="zh_TW" w:bidi="zh_TW"/>
+        </w:rPr>
+        <w:t>）。</w:t>
       </w:r>
     </w:p>
     <w:p>
@@ -383,9 +693,9 @@
         <w:rPr>
           <w:lang w:val="zh_TW" w:bidi="zh_TW"/>
         </w:rPr>
-        <w:t>在近東地區，水尤為重要。因為該地區降雨量有限。例如，埃及的開羅每年僅降雨二到四英寸（或5.1到10.2厘米），而阿斯旺（Aswan）的年均降雨量幾乎為零。埃及依賴尼羅河，該河的水源來自赤道的降雨。相比較之下，巴勒斯坦則「有山有谷、雨水滋潤」（</w:t>
-      </w:r>
-      <w:hyperlink r:id="rId18">
+        <w:t>有些人跪下痛悔，好像以斯拉在獻晚祭時那樣（</w:t>
+      </w:r>
+      <w:hyperlink r:id="rId35">
         <w:r>
           <w:rPr>
             <w:lang w:val="zh_TW" w:bidi="zh_TW"/>
@@ -394,30 +704,16 @@
             <w:color w:val="0000EE"/>
             <w:u w:val="single"/>
           </w:rPr>
-          <w:t>申11:10–11</w:t>
+          <w:t>拉9:5</w:t>
         </w:r>
       </w:hyperlink>
       <w:r>
         <w:rPr>
           <w:lang w:val="zh_TW" w:bidi="zh_TW"/>
         </w:rPr>
-        <w:t>）。</w:t>
-      </w:r>
-    </w:p>
-    <w:p>
-      <w:pPr/>
-      <w:r>
-        <w:rPr>
-          <w:lang w:val="zh_TW" w:bidi="zh_TW"/>
-        </w:rPr>
-      </w:r>
-      <w:r>
-        <w:rPr>
-          <w:lang w:val="zh_TW" w:bidi="zh_TW"/>
-        </w:rPr>
-        <w:t>水在聖經中有許多象徵性的用法。義人像一棵樹栽在溪水旁（</w:t>
-      </w:r>
-      <w:hyperlink r:id="rId19">
+        <w:t>），又像彼得求主赦免他的信心和信靠不足時那樣（</w:t>
+      </w:r>
+      <w:hyperlink r:id="rId36">
         <w:r>
           <w:rPr>
             <w:lang w:val="zh_TW" w:bidi="zh_TW"/>
@@ -426,16 +722,16 @@
             <w:color w:val="0000EE"/>
             <w:u w:val="single"/>
           </w:rPr>
-          <w:t>詩1:3</w:t>
+          <w:t>路5:8</w:t>
         </w:r>
       </w:hyperlink>
       <w:r>
         <w:rPr>
           <w:lang w:val="zh_TW" w:bidi="zh_TW"/>
         </w:rPr>
-        <w:t>；</w:t>
-      </w:r>
-      <w:hyperlink r:id="rId20">
+        <w:t>）。人在先知以利亞面前跪下哀求，視他為神的代表（</w:t>
+      </w:r>
+      <w:hyperlink r:id="rId37">
         <w:r>
           <w:rPr>
             <w:lang w:val="zh_TW" w:bidi="zh_TW"/>
@@ -444,16 +740,16 @@
             <w:color w:val="0000EE"/>
             <w:u w:val="single"/>
           </w:rPr>
-          <w:t>耶17:8</w:t>
+          <w:t>王下1:13</w:t>
         </w:r>
       </w:hyperlink>
       <w:r>
         <w:rPr>
           <w:lang w:val="zh_TW" w:bidi="zh_TW"/>
         </w:rPr>
-        <w:t>）。靈魂對神的渴慕就像對水的渴求：「我要切切地尋求你，在乾旱疲乏無水之地，我渴想你； 我的心切慕你」（</w:t>
-      </w:r>
-      <w:hyperlink r:id="rId21">
+        <w:t>），還有許多人在主面前跪下求醫治（</w:t>
+      </w:r>
+      <w:hyperlink r:id="rId38">
         <w:r>
           <w:rPr>
             <w:lang w:val="zh_TW" w:bidi="zh_TW"/>
@@ -462,16 +758,16 @@
             <w:color w:val="0000EE"/>
             <w:u w:val="single"/>
           </w:rPr>
-          <w:t>詩63:1</w:t>
+          <w:t>太17:14</w:t>
         </w:r>
       </w:hyperlink>
       <w:r>
         <w:rPr>
           <w:lang w:val="zh_TW" w:bidi="zh_TW"/>
         </w:rPr>
-        <w:t>）；「我的心渴想你， 如乾旱之地盼雨一樣」（</w:t>
-      </w:r>
-      <w:hyperlink r:id="rId22">
+        <w:t>；</w:t>
+      </w:r>
+      <w:hyperlink r:id="rId39">
         <w:r>
           <w:rPr>
             <w:lang w:val="zh_TW" w:bidi="zh_TW"/>
@@ -480,30 +776,16 @@
             <w:color w:val="0000EE"/>
             <w:u w:val="single"/>
           </w:rPr>
-          <w:t>143:6</w:t>
+          <w:t>可1:40</w:t>
         </w:r>
       </w:hyperlink>
       <w:r>
         <w:rPr>
           <w:lang w:val="zh_TW" w:bidi="zh_TW"/>
         </w:rPr>
-        <w:t>）。</w:t>
-      </w:r>
-    </w:p>
-    <w:p>
-      <w:pPr/>
-      <w:r>
-        <w:rPr>
-          <w:lang w:val="zh_TW" w:bidi="zh_TW"/>
-        </w:rPr>
-      </w:r>
-      <w:r>
-        <w:rPr>
-          <w:lang w:val="zh_TW" w:bidi="zh_TW"/>
-        </w:rPr>
-        <w:t>耶穌滿足了這個需求，並宣告說：「人若渴了，可以到我這裡來喝。信我的人就如經上所說：『從他腹中要流出活水的江河來。』」（</w:t>
-      </w:r>
-      <w:hyperlink r:id="rId23">
+        <w:t>）。但以理在天使面前心存驚奇和敬畏地跪下（</w:t>
+      </w:r>
+      <w:hyperlink r:id="rId40">
         <w:r>
           <w:rPr>
             <w:lang w:val="zh_TW" w:bidi="zh_TW"/>
@@ -512,16 +794,16 @@
             <w:color w:val="0000EE"/>
             <w:u w:val="single"/>
           </w:rPr>
-          <w:t>約7:37–38</w:t>
+          <w:t>但10:10</w:t>
         </w:r>
       </w:hyperlink>
       <w:r>
         <w:rPr>
           <w:lang w:val="zh_TW" w:bidi="zh_TW"/>
         </w:rPr>
-        <w:t>）。耶穌說：「人若喝我所賜的水就永遠不渴。我所賜的水要在他裡頭成為泉源，直湧到永生。」（</w:t>
-      </w:r>
-      <w:hyperlink r:id="rId24">
+        <w:t>），伯沙撒的驚惶從他「雙膝彼此相碰」看得出（</w:t>
+      </w:r>
+      <w:hyperlink r:id="rId41">
         <w:r>
           <w:rPr>
             <w:lang w:val="zh_TW" w:bidi="zh_TW"/>
@@ -530,16 +812,16 @@
             <w:color w:val="0000EE"/>
             <w:u w:val="single"/>
           </w:rPr>
-          <w:t>4:14</w:t>
+          <w:t>但5:6</w:t>
         </w:r>
       </w:hyperlink>
       <w:r>
         <w:rPr>
           <w:lang w:val="zh_TW" w:bidi="zh_TW"/>
         </w:rPr>
-        <w:t>）。耶穌的靈，就是那滿足人類靈魂渴慕的靈水（</w:t>
-      </w:r>
-      <w:hyperlink r:id="rId25">
+        <w:t>）。在新約中，君尊卻寬容的基督遭受士兵們的嘲弄和譏誚，跪在祂面前嘲諷地喊道：「恭喜，猶太人的王啊！」（</w:t>
+      </w:r>
+      <w:hyperlink r:id="rId42">
         <w:r>
           <w:rPr>
             <w:lang w:val="zh_TW" w:bidi="zh_TW"/>
@@ -548,30 +830,16 @@
             <w:color w:val="0000EE"/>
             <w:u w:val="single"/>
           </w:rPr>
-          <w:t>7:38–39</w:t>
+          <w:t>太27:29</w:t>
         </w:r>
       </w:hyperlink>
       <w:r>
         <w:rPr>
           <w:lang w:val="zh_TW" w:bidi="zh_TW"/>
         </w:rPr>
-        <w:t>）。</w:t>
-      </w:r>
-    </w:p>
-    <w:p>
-      <w:pPr/>
-      <w:r>
-        <w:rPr>
-          <w:lang w:val="zh_TW" w:bidi="zh_TW"/>
-        </w:rPr>
-      </w:r>
-      <w:r>
-        <w:rPr>
-          <w:lang w:val="zh_TW" w:bidi="zh_TW"/>
-        </w:rPr>
-        <w:t>神的話語也被描繪為水，能使我們靈性得潔淨。主說教會的潔凈是「用水藉著道把教會洗淨」（</w:t>
-      </w:r>
-      <w:hyperlink r:id="rId26">
+        <w:t>；</w:t>
+      </w:r>
+      <w:hyperlink r:id="rId43">
         <w:r>
           <w:rPr>
             <w:lang w:val="zh_TW" w:bidi="zh_TW"/>
@@ -580,3125 +848,14 @@
             <w:color w:val="0000EE"/>
             <w:u w:val="single"/>
           </w:rPr>
-          <w:t>弗5:26</w:t>
+          <w:t>可15:19</w:t>
         </w:r>
       </w:hyperlink>
       <w:r>
         <w:rPr>
           <w:lang w:val="zh_TW" w:bidi="zh_TW"/>
         </w:rPr>
-        <w:t>）。保羅說人得救是「藉著重生的洗和聖靈的更新」（</w:t>
-      </w:r>
-      <w:hyperlink r:id="rId27">
-        <w:r>
-          <w:rPr>
-            <w:lang w:val="zh_TW" w:bidi="zh_TW"/>
-          </w:rPr>
-          <w:rPr>
-            <w:color w:val="0000EE"/>
-            <w:u w:val="single"/>
-          </w:rPr>
-          <w:t>多3:5</w:t>
-        </w:r>
-      </w:hyperlink>
-      <w:r>
-        <w:rPr>
-          <w:lang w:val="zh_TW" w:bidi="zh_TW"/>
-        </w:rPr>
         <w:t>）。</w:t>
-      </w:r>
-    </w:p>
-    <w:p>
-      <w:pPr/>
-      <w:r>
-        <w:rPr>
-          <w:lang w:val="zh_TW" w:bidi="zh_TW"/>
-        </w:rPr>
-      </w:r>
-      <w:r>
-        <w:rPr>
-          <w:lang w:val="zh_TW" w:bidi="zh_TW"/>
-        </w:rPr>
-        <w:t>在聖經的最後一章，主宣告：「我要將生命泉的水白白賜給那口渴的人喝」（</w:t>
-      </w:r>
-      <w:hyperlink r:id="rId28">
-        <w:r>
-          <w:rPr>
-            <w:lang w:val="zh_TW" w:bidi="zh_TW"/>
-          </w:rPr>
-          <w:rPr>
-            <w:color w:val="0000EE"/>
-            <w:u w:val="single"/>
-          </w:rPr>
-          <w:t>啟21:6</w:t>
-        </w:r>
-      </w:hyperlink>
-      <w:r>
-        <w:rPr>
-          <w:lang w:val="zh_TW" w:bidi="zh_TW"/>
-        </w:rPr>
-        <w:t>）。甚至在描述天上的新耶路撒冷時，也提到水——生命水的河：「天使又指示我在城內街道當中一道生命水的河，明亮如水晶，從神和羔羊的寶座流出來。」（</w:t>
-      </w:r>
-      <w:hyperlink r:id="rId29">
-        <w:r>
-          <w:rPr>
-            <w:lang w:val="zh_TW" w:bidi="zh_TW"/>
-          </w:rPr>
-          <w:rPr>
-            <w:color w:val="0000EE"/>
-            <w:u w:val="single"/>
-          </w:rPr>
-          <w:t>22:1–2</w:t>
-        </w:r>
-      </w:hyperlink>
-      <w:r>
-        <w:rPr>
-          <w:lang w:val="zh_TW" w:bidi="zh_TW"/>
-        </w:rPr>
-        <w:t>）。同樣，聖經的最後邀請說：「口渴的人也當來；願意的，都可以白白取生命的水喝」（</w:t>
-      </w:r>
-      <w:hyperlink r:id="rId30">
-        <w:r>
-          <w:rPr>
-            <w:lang w:val="zh_TW" w:bidi="zh_TW"/>
-          </w:rPr>
-          <w:rPr>
-            <w:color w:val="0000EE"/>
-            <w:u w:val="single"/>
-          </w:rPr>
-          <w:t>17</w:t>
-        </w:r>
-      </w:hyperlink>
-      <w:r>
-        <w:rPr>
-          <w:lang w:val="zh_TW" w:bidi="zh_TW"/>
-        </w:rPr>
-        <w:t>節）。</w:t>
-      </w:r>
-      <w:r>
-        <w:rPr>
-          <w:lang w:val="zh_TW" w:bidi="zh_TW"/>
-        </w:rPr>
-      </w:r>
-      <w:r>
-        <w:rPr>
-          <w:lang w:val="zh_TW" w:bidi="zh_TW"/>
-        </w:rPr>
-      </w:r>
-    </w:p>
-    <w:p>
-      <w:pPr/>
-      <w:r>
-        <w:rPr>
-          <w:lang w:val="zh_TW" w:bidi="zh_TW"/>
-        </w:rPr>
-      </w:r>
-    </w:p>
-    <w:p>
-      <w:pPr>
-        <w:pStyle w:val="Heading2"/>
-      </w:pPr>
-      <w:r>
-        <w:rPr>
-          <w:lang w:val="zh_TW" w:bidi="zh_TW"/>
-        </w:rPr>
-        <w:t>水手</w:t>
-      </w:r>
-      <w:r>
-        <w:rPr>
-          <w:lang w:val="zh_TW" w:bidi="zh_TW"/>
-        </w:rPr>
-      </w:r>
-    </w:p>
-    <w:p>
-      <w:pPr/>
-      <w:r>
-        <w:rPr>
-          <w:lang w:val="zh_TW" w:bidi="zh_TW"/>
-        </w:rPr>
-      </w:r>
-      <w:r>
-        <w:rPr>
-          <w:lang w:val="zh_TW" w:bidi="zh_TW"/>
-        </w:rPr>
-        <w:t>指受過訓練，能夠駕駛船隻在海上航行的人。以色列人通常不從事航海活動，他們的水上活動主要局限於加利利海和約旦河。他們偶爾可能會接觸到大船（</w:t>
-      </w:r>
-      <w:hyperlink r:id="rId31">
-        <w:r>
-          <w:rPr>
-            <w:lang w:val="zh_TW" w:bidi="zh_TW"/>
-          </w:rPr>
-          <w:rPr>
-            <w:color w:val="0000EE"/>
-            <w:u w:val="single"/>
-          </w:rPr>
-          <w:t>創49:13</w:t>
-        </w:r>
-      </w:hyperlink>
-      <w:r>
-        <w:rPr>
-          <w:lang w:val="zh_TW" w:bidi="zh_TW"/>
-        </w:rPr>
-        <w:t>；</w:t>
-      </w:r>
-      <w:hyperlink r:id="rId32">
-        <w:r>
-          <w:rPr>
-            <w:lang w:val="zh_TW" w:bidi="zh_TW"/>
-          </w:rPr>
-          <w:rPr>
-            <w:color w:val="0000EE"/>
-            <w:u w:val="single"/>
-          </w:rPr>
-          <w:t>士5:17</w:t>
-        </w:r>
-      </w:hyperlink>
-      <w:r>
-        <w:rPr>
-          <w:lang w:val="zh_TW" w:bidi="zh_TW"/>
-        </w:rPr>
-        <w:t>）。所羅門在亞喀巴灣（Gulf of Aqaba）的以旬迦別擁有一支船隊（</w:t>
-      </w:r>
-      <w:hyperlink r:id="rId33">
-        <w:r>
-          <w:rPr>
-            <w:lang w:val="zh_TW" w:bidi="zh_TW"/>
-          </w:rPr>
-          <w:rPr>
-            <w:color w:val="0000EE"/>
-            <w:u w:val="single"/>
-          </w:rPr>
-          <w:t>王上9:26–28</w:t>
-        </w:r>
-      </w:hyperlink>
-      <w:r>
-        <w:rPr>
-          <w:lang w:val="zh_TW" w:bidi="zh_TW"/>
-        </w:rPr>
-        <w:t>；</w:t>
-      </w:r>
-      <w:hyperlink r:id="rId34">
-        <w:r>
-          <w:rPr>
-            <w:lang w:val="zh_TW" w:bidi="zh_TW"/>
-          </w:rPr>
-          <w:rPr>
-            <w:color w:val="0000EE"/>
-            <w:u w:val="single"/>
-          </w:rPr>
-          <w:t>代下8:17–18</w:t>
-        </w:r>
-      </w:hyperlink>
-      <w:r>
-        <w:rPr>
-          <w:lang w:val="zh_TW" w:bidi="zh_TW"/>
-        </w:rPr>
-        <w:t>，</w:t>
-      </w:r>
-      <w:hyperlink r:id="rId35">
-        <w:r>
-          <w:rPr>
-            <w:lang w:val="zh_TW" w:bidi="zh_TW"/>
-          </w:rPr>
-          <w:rPr>
-            <w:color w:val="0000EE"/>
-            <w:u w:val="single"/>
-          </w:rPr>
-          <w:t>9:21</w:t>
-        </w:r>
-      </w:hyperlink>
-      <w:r>
-        <w:rPr>
-          <w:lang w:val="zh_TW" w:bidi="zh_TW"/>
-        </w:rPr>
-        <w:t>）。約沙法也在以旬迦別擁有一支船隊（</w:t>
-      </w:r>
-      <w:hyperlink r:id="rId36">
-        <w:r>
-          <w:rPr>
-            <w:lang w:val="zh_TW" w:bidi="zh_TW"/>
-          </w:rPr>
-          <w:rPr>
-            <w:color w:val="0000EE"/>
-            <w:u w:val="single"/>
-          </w:rPr>
-          <w:t>王上22:48</w:t>
-        </w:r>
-      </w:hyperlink>
-      <w:r>
-        <w:rPr>
-          <w:lang w:val="zh_TW" w:bidi="zh_TW"/>
-        </w:rPr>
-        <w:t>；</w:t>
-      </w:r>
-      <w:hyperlink r:id="rId37">
-        <w:r>
-          <w:rPr>
-            <w:lang w:val="zh_TW" w:bidi="zh_TW"/>
-          </w:rPr>
-          <w:rPr>
-            <w:color w:val="0000EE"/>
-            <w:u w:val="single"/>
-          </w:rPr>
-          <w:t>代下20:35–37</w:t>
-        </w:r>
-      </w:hyperlink>
-      <w:r>
-        <w:rPr>
-          <w:lang w:val="zh_TW" w:bidi="zh_TW"/>
-        </w:rPr>
-        <w:t>）。</w:t>
-      </w:r>
-    </w:p>
-    <w:p>
-      <w:pPr/>
-      <w:r>
-        <w:rPr>
-          <w:lang w:val="zh_TW" w:bidi="zh_TW"/>
-        </w:rPr>
-      </w:r>
-      <w:r>
-        <w:rPr>
-          <w:lang w:val="zh_TW" w:bidi="zh_TW"/>
-        </w:rPr>
-        <w:t>新約多次提到船隻和水手——如加利利的眾多漁船（</w:t>
-      </w:r>
-      <w:hyperlink r:id="rId38">
-        <w:r>
-          <w:rPr>
-            <w:lang w:val="zh_TW" w:bidi="zh_TW"/>
-          </w:rPr>
-          <w:rPr>
-            <w:color w:val="0000EE"/>
-            <w:u w:val="single"/>
-          </w:rPr>
-          <w:t>太14:22</w:t>
-        </w:r>
-      </w:hyperlink>
-      <w:r>
-        <w:rPr>
-          <w:lang w:val="zh_TW" w:bidi="zh_TW"/>
-        </w:rPr>
-        <w:t>；</w:t>
-      </w:r>
-      <w:hyperlink r:id="rId39">
-        <w:r>
-          <w:rPr>
-            <w:lang w:val="zh_TW" w:bidi="zh_TW"/>
-          </w:rPr>
-          <w:rPr>
-            <w:color w:val="0000EE"/>
-            <w:u w:val="single"/>
-          </w:rPr>
-          <w:t>可1:19</w:t>
-        </w:r>
-      </w:hyperlink>
-      <w:r>
-        <w:rPr>
-          <w:lang w:val="zh_TW" w:bidi="zh_TW"/>
-        </w:rPr>
-        <w:t>，</w:t>
-      </w:r>
-      <w:hyperlink r:id="rId40">
-        <w:r>
-          <w:rPr>
-            <w:lang w:val="zh_TW" w:bidi="zh_TW"/>
-          </w:rPr>
-          <w:rPr>
-            <w:color w:val="0000EE"/>
-            <w:u w:val="single"/>
-          </w:rPr>
-          <w:t>3:9</w:t>
-        </w:r>
-      </w:hyperlink>
-      <w:r>
-        <w:rPr>
-          <w:lang w:val="zh_TW" w:bidi="zh_TW"/>
-        </w:rPr>
-        <w:t>；</w:t>
-      </w:r>
-      <w:hyperlink r:id="rId41">
-        <w:r>
-          <w:rPr>
-            <w:lang w:val="zh_TW" w:bidi="zh_TW"/>
-          </w:rPr>
-          <w:rPr>
-            <w:color w:val="0000EE"/>
-            <w:u w:val="single"/>
-          </w:rPr>
-          <w:t>路5:2</w:t>
-        </w:r>
-      </w:hyperlink>
-      <w:r>
-        <w:rPr>
-          <w:lang w:val="zh_TW" w:bidi="zh_TW"/>
-        </w:rPr>
-        <w:t>；</w:t>
-      </w:r>
-      <w:hyperlink r:id="rId42">
-        <w:r>
-          <w:rPr>
-            <w:lang w:val="zh_TW" w:bidi="zh_TW"/>
-          </w:rPr>
-          <w:rPr>
-            <w:color w:val="0000EE"/>
-            <w:u w:val="single"/>
-          </w:rPr>
-          <w:t>約6:19、22–24</w:t>
-        </w:r>
-      </w:hyperlink>
-      <w:r>
-        <w:rPr>
-          <w:lang w:val="zh_TW" w:bidi="zh_TW"/>
-        </w:rPr>
-        <w:t>，</w:t>
-      </w:r>
-      <w:hyperlink r:id="rId43">
-        <w:r>
-          <w:rPr>
-            <w:lang w:val="zh_TW" w:bidi="zh_TW"/>
-          </w:rPr>
-          <w:rPr>
-            <w:color w:val="0000EE"/>
-            <w:u w:val="single"/>
-          </w:rPr>
-          <w:t>21:8</w:t>
-        </w:r>
-      </w:hyperlink>
-      <w:r>
-        <w:rPr>
-          <w:lang w:val="zh_TW" w:bidi="zh_TW"/>
-        </w:rPr>
-        <w:t>），也有大船，如保羅前往羅馬所乘的大船（</w:t>
-      </w:r>
-      <w:hyperlink r:id="rId44">
-        <w:r>
-          <w:rPr>
-            <w:lang w:val="zh_TW" w:bidi="zh_TW"/>
-          </w:rPr>
-          <w:rPr>
-            <w:color w:val="0000EE"/>
-            <w:u w:val="single"/>
-          </w:rPr>
-          <w:t>徒27:6–44</w:t>
-        </w:r>
-      </w:hyperlink>
-      <w:r>
-        <w:rPr>
-          <w:lang w:val="zh_TW" w:bidi="zh_TW"/>
-        </w:rPr>
-        <w:t>）。</w:t>
-      </w:r>
-      <w:hyperlink r:id="rId45">
-        <w:r>
-          <w:rPr>
-            <w:lang w:val="zh_TW" w:bidi="zh_TW"/>
-          </w:rPr>
-          <w:rPr>
-            <w:color w:val="0000EE"/>
-            <w:u w:val="single"/>
-          </w:rPr>
-          <w:t>使徒行傳二十七章27、30節</w:t>
-        </w:r>
-      </w:hyperlink>
-      <w:r>
-        <w:rPr>
-          <w:lang w:val="zh_TW" w:bidi="zh_TW"/>
-        </w:rPr>
-        <w:t>中提到船員或水手。英文譯本中的mariner一詞指的是水手（</w:t>
-      </w:r>
-      <w:hyperlink r:id="rId46">
-        <w:r>
-          <w:rPr>
-            <w:lang w:val="zh_TW" w:bidi="zh_TW"/>
-          </w:rPr>
-          <w:rPr>
-            <w:color w:val="0000EE"/>
-            <w:u w:val="single"/>
-          </w:rPr>
-          <w:t>結27:9、27–29</w:t>
-        </w:r>
-      </w:hyperlink>
-      <w:r>
-        <w:rPr>
-          <w:lang w:val="zh_TW" w:bidi="zh_TW"/>
-        </w:rPr>
-        <w:t>；</w:t>
-      </w:r>
-      <w:hyperlink r:id="rId47">
-        <w:r>
-          <w:rPr>
-            <w:lang w:val="zh_TW" w:bidi="zh_TW"/>
-          </w:rPr>
-          <w:rPr>
-            <w:color w:val="0000EE"/>
-            <w:u w:val="single"/>
-          </w:rPr>
-          <w:t>拿1:5</w:t>
-        </w:r>
-      </w:hyperlink>
-      <w:r>
-        <w:rPr>
-          <w:lang w:val="zh_TW" w:bidi="zh_TW"/>
-        </w:rPr>
-        <w:t>）。</w:t>
-      </w:r>
-    </w:p>
-    <w:p>
-      <w:pPr/>
-      <w:r>
-        <w:rPr>
-          <w:lang w:val="zh_TW" w:bidi="zh_TW"/>
-        </w:rPr>
-      </w:r>
-      <w:r>
-        <w:rPr>
-          <w:i/>
-          <w:lang w:val="zh_TW" w:bidi="zh_TW"/>
-        </w:rPr>
-        <w:t>另見</w:t>
-      </w:r>
-      <w:r>
-        <w:rPr>
-          <w:lang w:val="zh_TW" w:bidi="zh_TW"/>
-        </w:rPr>
-        <w:t>旅行</w:t>
-      </w:r>
-      <w:r>
-        <w:rPr>
-          <w:lang w:val="zh_TW" w:bidi="zh_TW"/>
-        </w:rPr>
-        <w:t>。</w:t>
-      </w:r>
-      <w:r>
-        <w:rPr>
-          <w:lang w:val="zh_TW" w:bidi="zh_TW"/>
-        </w:rPr>
-      </w:r>
-      <w:r>
-        <w:rPr>
-          <w:lang w:val="zh_TW" w:bidi="zh_TW"/>
-        </w:rPr>
-      </w:r>
-    </w:p>
-    <w:p>
-      <w:pPr/>
-      <w:r>
-        <w:rPr>
-          <w:lang w:val="zh_TW" w:bidi="zh_TW"/>
-        </w:rPr>
-      </w:r>
-    </w:p>
-    <w:p>
-      <w:pPr>
-        <w:pStyle w:val="Heading2"/>
-      </w:pPr>
-      <w:r>
-        <w:rPr>
-          <w:lang w:val="zh_TW" w:bidi="zh_TW"/>
-        </w:rPr>
-        <w:t>稅吏</w:t>
-      </w:r>
-      <w:r>
-        <w:rPr>
-          <w:lang w:val="zh_TW" w:bidi="zh_TW"/>
-        </w:rPr>
-      </w:r>
-    </w:p>
-    <w:p>
-      <w:pPr/>
-      <w:r>
-        <w:rPr>
-          <w:lang w:val="zh_TW" w:bidi="zh_TW"/>
-        </w:rPr>
-      </w:r>
-      <w:r>
-        <w:rPr>
-          <w:lang w:val="zh_TW" w:bidi="zh_TW"/>
-        </w:rPr>
-        <w:t>負責為政府徵收稅款的人。在新約時期，羅馬政府徵收各種稅款，他們自己的官員負責其中一些工作，但也將部分任務委派給私人，包括猶太人和其他人，這些人必須向當局上交一筆約定的稅款。然而，許多不誠實的稅吏徵收的稅款遠超過人們需要繳納的數額，因此稅吏成為一個被人厭惡的群體，特別是那些欺騙猶太同胞的猶太稅吏。撒該就是一個猶太人，他是「稅吏長」，在耶利哥一帶積累了相當的財富（</w:t>
-      </w:r>
-      <w:hyperlink r:id="rId48">
-        <w:r>
-          <w:rPr>
-            <w:lang w:val="zh_TW" w:bidi="zh_TW"/>
-          </w:rPr>
-          <w:rPr>
-            <w:color w:val="0000EE"/>
-            <w:u w:val="single"/>
-          </w:rPr>
-          <w:t>路19:2–10</w:t>
-        </w:r>
-      </w:hyperlink>
-      <w:r>
-        <w:rPr>
-          <w:lang w:val="zh_TW" w:bidi="zh_TW"/>
-        </w:rPr>
-        <w:t>）。這樣的人被視為罪人，常與「稅吏並罪人」這句法聯繫起來（</w:t>
-      </w:r>
-      <w:hyperlink r:id="rId49">
-        <w:r>
-          <w:rPr>
-            <w:lang w:val="zh_TW" w:bidi="zh_TW"/>
-          </w:rPr>
-          <w:rPr>
-            <w:color w:val="0000EE"/>
-            <w:u w:val="single"/>
-          </w:rPr>
-          <w:t>太9:10–11</w:t>
-        </w:r>
-      </w:hyperlink>
-      <w:r>
-        <w:rPr>
-          <w:lang w:val="zh_TW" w:bidi="zh_TW"/>
-        </w:rPr>
-        <w:t>，</w:t>
-      </w:r>
-      <w:hyperlink r:id="rId50">
-        <w:r>
-          <w:rPr>
-            <w:lang w:val="zh_TW" w:bidi="zh_TW"/>
-          </w:rPr>
-          <w:rPr>
-            <w:color w:val="0000EE"/>
-            <w:u w:val="single"/>
-          </w:rPr>
-          <w:t>11:19</w:t>
-        </w:r>
-      </w:hyperlink>
-      <w:r>
-        <w:rPr>
-          <w:lang w:val="zh_TW" w:bidi="zh_TW"/>
-        </w:rPr>
-        <w:t>；</w:t>
-      </w:r>
-      <w:hyperlink r:id="rId51">
-        <w:r>
-          <w:rPr>
-            <w:lang w:val="zh_TW" w:bidi="zh_TW"/>
-          </w:rPr>
-          <w:rPr>
-            <w:color w:val="0000EE"/>
-            <w:u w:val="single"/>
-          </w:rPr>
-          <w:t>可2:15–16</w:t>
-        </w:r>
-      </w:hyperlink>
-      <w:r>
-        <w:rPr>
-          <w:lang w:val="zh_TW" w:bidi="zh_TW"/>
-        </w:rPr>
-        <w:t>；</w:t>
-      </w:r>
-      <w:hyperlink r:id="rId52">
-        <w:r>
-          <w:rPr>
-            <w:lang w:val="zh_TW" w:bidi="zh_TW"/>
-          </w:rPr>
-          <w:rPr>
-            <w:color w:val="0000EE"/>
-            <w:u w:val="single"/>
-          </w:rPr>
-          <w:t>路5:30</w:t>
-        </w:r>
-      </w:hyperlink>
-      <w:r>
-        <w:rPr>
-          <w:lang w:val="zh_TW" w:bidi="zh_TW"/>
-        </w:rPr>
-        <w:t>，</w:t>
-      </w:r>
-      <w:hyperlink r:id="rId48">
-        <w:r>
-          <w:rPr>
-            <w:lang w:val="zh_TW" w:bidi="zh_TW"/>
-          </w:rPr>
-          <w:rPr>
-            <w:color w:val="0000EE"/>
-            <w:u w:val="single"/>
-          </w:rPr>
-          <w:t>19:2–10</w:t>
-        </w:r>
-      </w:hyperlink>
-      <w:r>
-        <w:rPr>
-          <w:lang w:val="zh_TW" w:bidi="zh_TW"/>
-        </w:rPr>
-        <w:t>）。</w:t>
-      </w:r>
-      <w:r>
-        <w:rPr>
-          <w:lang w:val="zh_TW" w:bidi="zh_TW"/>
-        </w:rPr>
-      </w:r>
-      <w:r>
-        <w:rPr>
-          <w:lang w:val="zh_TW" w:bidi="zh_TW"/>
-        </w:rPr>
-      </w:r>
-    </w:p>
-    <w:p>
-      <w:pPr/>
-      <w:r>
-        <w:rPr>
-          <w:lang w:val="zh_TW" w:bidi="zh_TW"/>
-        </w:rPr>
-      </w:r>
-    </w:p>
-    <w:p>
-      <w:pPr>
-        <w:pStyle w:val="Heading2"/>
-      </w:pPr>
-      <w:r>
-        <w:rPr>
-          <w:lang w:val="zh_TW" w:bidi="zh_TW"/>
-        </w:rPr>
-        <w:t>稅收與課稅</w:t>
-      </w:r>
-      <w:r>
-        <w:rPr>
-          <w:lang w:val="zh_TW" w:bidi="zh_TW"/>
-        </w:rPr>
-      </w:r>
-    </w:p>
-    <w:p>
-      <w:pPr/>
-      <w:r>
-        <w:rPr>
-          <w:lang w:val="zh_TW" w:bidi="zh_TW"/>
-        </w:rPr>
-      </w:r>
-      <w:r>
-        <w:rPr>
-          <w:lang w:val="zh_TW" w:bidi="zh_TW"/>
-        </w:rPr>
-        <w:t>稅收是強大的國家向居住在其境內的人民徵收的金錢或物品</w:t>
-      </w:r>
-      <w:r>
-        <w:rPr>
-          <w:lang w:val="zh_TW" w:bidi="zh_TW"/>
-        </w:rPr>
-        <w:t>。</w:t>
-      </w:r>
-      <w:r>
-        <w:rPr>
-          <w:lang w:val="zh_TW" w:bidi="zh_TW"/>
-        </w:rPr>
-        <w:t>這</w:t>
-      </w:r>
-      <w:r>
-        <w:rPr>
-          <w:lang w:val="zh_TW" w:bidi="zh_TW"/>
-        </w:rPr>
-        <w:t>筆款項</w:t>
-      </w:r>
-      <w:r>
-        <w:rPr>
-          <w:lang w:val="zh_TW" w:bidi="zh_TW"/>
-        </w:rPr>
-        <w:t>也稱為貢品</w:t>
-      </w:r>
-      <w:r>
-        <w:rPr>
-          <w:lang w:val="zh_TW" w:bidi="zh_TW"/>
-        </w:rPr>
-        <w:t>，通常包括金、銀、</w:t>
-      </w:r>
-      <w:r>
-        <w:rPr>
-          <w:lang w:val="zh_TW" w:bidi="zh_TW"/>
-        </w:rPr>
-        <w:t>牲畜</w:t>
-      </w:r>
-      <w:r>
-        <w:rPr>
-          <w:lang w:val="zh_TW" w:bidi="zh_TW"/>
-        </w:rPr>
-        <w:t>、農作物和強制勞動。統治者和祭司</w:t>
-      </w:r>
-      <w:r>
-        <w:rPr>
-          <w:lang w:val="zh_TW" w:bidi="zh_TW"/>
-        </w:rPr>
-        <w:t>也會徵稅</w:t>
-      </w:r>
-      <w:r>
-        <w:rPr>
-          <w:lang w:val="zh_TW" w:bidi="zh_TW"/>
-        </w:rPr>
-        <w:t>以維持聖殿的運作。</w:t>
-      </w:r>
-    </w:p>
-    <w:p>
-      <w:pPr/>
-      <w:r>
-        <w:rPr>
-          <w:lang w:val="zh_TW" w:bidi="zh_TW"/>
-        </w:rPr>
-      </w:r>
-      <w:r>
-        <w:rPr>
-          <w:lang w:val="zh_TW" w:bidi="zh_TW"/>
-        </w:rPr>
-        <w:t>「貢品」</w:t>
-      </w:r>
-      <w:r>
-        <w:rPr>
-          <w:lang w:val="zh_TW" w:bidi="zh_TW"/>
-        </w:rPr>
-        <w:t>（譯註：和合本譯為服苦的僕人）一詞首次在</w:t>
-      </w:r>
-      <w:hyperlink r:id="rId53">
-        <w:r>
-          <w:rPr>
-            <w:lang w:val="zh_TW" w:bidi="zh_TW"/>
-          </w:rPr>
-          <w:rPr>
-            <w:color w:val="0000EE"/>
-            <w:u w:val="single"/>
-          </w:rPr>
-          <w:t>創世記四十九章15節</w:t>
-        </w:r>
-      </w:hyperlink>
-      <w:r>
-        <w:rPr>
-          <w:lang w:val="zh_TW" w:bidi="zh_TW"/>
-        </w:rPr>
-        <w:t>出現。在</w:t>
-      </w:r>
-      <w:hyperlink r:id="rId54">
-        <w:r>
-          <w:rPr>
-            <w:lang w:val="zh_TW" w:bidi="zh_TW"/>
-          </w:rPr>
-          <w:rPr>
-            <w:color w:val="0000EE"/>
-            <w:u w:val="single"/>
-          </w:rPr>
-          <w:t>民數記三十一章28節</w:t>
-        </w:r>
-      </w:hyperlink>
-      <w:r>
-        <w:rPr>
-          <w:lang w:val="zh_TW" w:bidi="zh_TW"/>
-        </w:rPr>
-        <w:t>中，</w:t>
-      </w:r>
-      <w:r>
-        <w:rPr>
-          <w:lang w:val="zh_TW" w:bidi="zh_TW"/>
-        </w:rPr>
-        <w:t>戰利品被分配，其中一部分作為貢品獻給祭司</w:t>
-      </w:r>
-      <w:r>
-        <w:rPr>
-          <w:lang w:val="zh_TW" w:bidi="zh_TW"/>
-        </w:rPr>
-        <w:t>。</w:t>
-      </w:r>
-      <w:r>
-        <w:rPr>
-          <w:lang w:val="zh_TW" w:bidi="zh_TW"/>
-        </w:rPr>
-        <w:t>最初，希伯來人</w:t>
-      </w:r>
-      <w:r>
-        <w:rPr>
-          <w:lang w:val="zh_TW" w:bidi="zh_TW"/>
-        </w:rPr>
-        <w:t>是自願</w:t>
-      </w:r>
-      <w:r>
-        <w:rPr>
-          <w:lang w:val="zh_TW" w:bidi="zh_TW"/>
-        </w:rPr>
-        <w:t>將聖殿的貢品奉獻給主的</w:t>
-      </w:r>
-      <w:r>
-        <w:rPr>
-          <w:lang w:val="zh_TW" w:bidi="zh_TW"/>
-        </w:rPr>
-        <w:t>（</w:t>
-      </w:r>
-      <w:hyperlink r:id="rId55">
-        <w:r>
-          <w:rPr>
-            <w:lang w:val="zh_TW" w:bidi="zh_TW"/>
-          </w:rPr>
-          <w:rPr>
-            <w:color w:val="0000EE"/>
-            <w:u w:val="single"/>
-          </w:rPr>
-          <w:t>申16:10</w:t>
-        </w:r>
-      </w:hyperlink>
-      <w:r>
-        <w:rPr>
-          <w:lang w:val="zh_TW" w:bidi="zh_TW"/>
-        </w:rPr>
-        <w:t>）。</w:t>
-      </w:r>
-      <w:r>
-        <w:rPr>
-          <w:lang w:val="zh_TW" w:bidi="zh_TW"/>
-        </w:rPr>
-        <w:t>後來，這成為一種強制的稅收</w:t>
-      </w:r>
-      <w:r>
-        <w:rPr>
-          <w:lang w:val="zh_TW" w:bidi="zh_TW"/>
-        </w:rPr>
-        <w:t>（</w:t>
-      </w:r>
-      <w:hyperlink r:id="rId56">
-        <w:r>
-          <w:rPr>
-            <w:lang w:val="zh_TW" w:bidi="zh_TW"/>
-          </w:rPr>
-          <w:rPr>
-            <w:color w:val="0000EE"/>
-            <w:u w:val="single"/>
-          </w:rPr>
-          <w:t>太17:24</w:t>
-        </w:r>
-      </w:hyperlink>
-      <w:r>
-        <w:rPr>
-          <w:lang w:val="zh_TW" w:bidi="zh_TW"/>
-        </w:rPr>
-        <w:t>）。</w:t>
-      </w:r>
-    </w:p>
-    <w:p>
-      <w:pPr>
-        <w:pStyle w:val="Heading3"/>
-      </w:pPr>
-      <w:r>
-        <w:rPr>
-          <w:lang w:val="zh_TW" w:bidi="zh_TW"/>
-        </w:rPr>
-        <w:t>古代世界的</w:t>
-      </w:r>
-      <w:r>
-        <w:rPr>
-          <w:lang w:val="zh_TW" w:bidi="zh_TW"/>
-        </w:rPr>
-        <w:t>稅收</w:t>
-      </w:r>
-    </w:p>
-    <w:p>
-      <w:pPr/>
-      <w:r>
-        <w:rPr>
-          <w:lang w:val="zh_TW" w:bidi="zh_TW"/>
-        </w:rPr>
-      </w:r>
-      <w:r>
-        <w:rPr>
-          <w:lang w:val="zh_TW" w:bidi="zh_TW"/>
-        </w:rPr>
-        <w:t>早在公元前2500年，</w:t>
-      </w:r>
-      <w:r>
-        <w:rPr>
-          <w:lang w:val="zh_TW" w:bidi="zh_TW"/>
-        </w:rPr>
-        <w:t>稅收已經影響了拉加什（</w:t>
-      </w:r>
-      <w:r>
-        <w:rPr>
-          <w:lang w:val="zh_TW" w:bidi="zh_TW"/>
-        </w:rPr>
-        <w:t>Lagash）這個城市</w:t>
-      </w:r>
-      <w:r>
-        <w:rPr>
-          <w:lang w:val="zh_TW" w:bidi="zh_TW"/>
-        </w:rPr>
-        <w:t>生活的各個方面</w:t>
-      </w:r>
-      <w:r>
-        <w:rPr>
-          <w:lang w:val="zh_TW" w:bidi="zh_TW"/>
-        </w:rPr>
-        <w:t>，包括</w:t>
-      </w:r>
-      <w:r>
-        <w:rPr>
-          <w:lang w:val="zh_TW" w:bidi="zh_TW"/>
-        </w:rPr>
-        <w:t>收入、婚姻、離婚和死亡</w:t>
-      </w:r>
-      <w:r>
-        <w:rPr>
-          <w:lang w:val="zh_TW" w:bidi="zh_TW"/>
-        </w:rPr>
-        <w:t>。蘇美人（Sumerians）相信土地屬於神和國王，因此他們須支付租金或稅款。</w:t>
-      </w:r>
-    </w:p>
-    <w:p>
-      <w:pPr>
-        <w:pStyle w:val="Heading4"/>
-      </w:pPr>
-      <w:r>
-        <w:rPr>
-          <w:lang w:val="zh_TW" w:bidi="zh_TW"/>
-        </w:rPr>
-        <w:t>古代以色列的</w:t>
-      </w:r>
-      <w:r>
-        <w:rPr>
-          <w:lang w:val="zh_TW" w:bidi="zh_TW"/>
-        </w:rPr>
-        <w:t>稅收</w:t>
-      </w:r>
-    </w:p>
-    <w:p>
-      <w:pPr/>
-      <w:r>
-        <w:rPr>
-          <w:lang w:val="zh_TW" w:bidi="zh_TW"/>
-        </w:rPr>
-      </w:r>
-      <w:r>
-        <w:rPr>
-          <w:lang w:val="zh_TW" w:bidi="zh_TW"/>
-        </w:rPr>
-        <w:t>在埃及，約瑟在七個豐年期間徵收了20%的穀物，來為接下來的七個荒年做準備（</w:t>
-      </w:r>
-      <w:hyperlink r:id="rId57">
-        <w:r>
-          <w:rPr>
-            <w:lang w:val="zh_TW" w:bidi="zh_TW"/>
-          </w:rPr>
-          <w:rPr>
-            <w:color w:val="0000EE"/>
-            <w:u w:val="single"/>
-          </w:rPr>
-          <w:t>創41:25–42:5</w:t>
-        </w:r>
-      </w:hyperlink>
-      <w:r>
-        <w:rPr>
-          <w:lang w:val="zh_TW" w:bidi="zh_TW"/>
-        </w:rPr>
-        <w:t>）。後來，在飢荒期間，人民將土地賣給法老，因此他擁有了埃及大部分的土地。從那時起，人民耕種土地，並從收成中給法老20%的稅（創47:13–26）。</w:t>
-      </w:r>
-    </w:p>
-    <w:p>
-      <w:pPr/>
-      <w:r>
-        <w:rPr>
-          <w:lang w:val="zh_TW" w:bidi="zh_TW"/>
-        </w:rPr>
-      </w:r>
-      <w:r>
-        <w:rPr>
-          <w:lang w:val="zh_TW" w:bidi="zh_TW"/>
-        </w:rPr>
-        <w:t>像大衛這樣用血汗換取江山的國王，</w:t>
-      </w:r>
-      <w:r>
-        <w:rPr>
-          <w:lang w:val="zh_TW" w:bidi="zh_TW"/>
-        </w:rPr>
-        <w:t>無需向自己的百姓徵稅就能保持國庫充盈</w:t>
-      </w:r>
-      <w:r>
-        <w:rPr>
-          <w:lang w:val="zh_TW" w:bidi="zh_TW"/>
-        </w:rPr>
-        <w:t>。被征服的民族，如迦南人，</w:t>
-      </w:r>
-      <w:r>
-        <w:rPr>
-          <w:lang w:val="zh_TW" w:bidi="zh_TW"/>
-        </w:rPr>
-        <w:t>會向國庫貢獻財富</w:t>
-      </w:r>
-      <w:r>
-        <w:rPr>
-          <w:lang w:val="zh_TW" w:bidi="zh_TW"/>
-        </w:rPr>
-        <w:t>（</w:t>
-      </w:r>
-      <w:hyperlink r:id="rId58">
-        <w:r>
-          <w:rPr>
-            <w:lang w:val="zh_TW" w:bidi="zh_TW"/>
-          </w:rPr>
-          <w:rPr>
-            <w:color w:val="0000EE"/>
-            <w:u w:val="single"/>
-          </w:rPr>
-          <w:t>撒下8:6–14</w:t>
-        </w:r>
-      </w:hyperlink>
-      <w:r>
-        <w:rPr>
-          <w:lang w:val="zh_TW" w:bidi="zh_TW"/>
-        </w:rPr>
-        <w:t>；</w:t>
-      </w:r>
-      <w:hyperlink r:id="rId59">
-        <w:r>
-          <w:rPr>
-            <w:lang w:val="zh_TW" w:bidi="zh_TW"/>
-          </w:rPr>
-          <w:rPr>
-            <w:color w:val="0000EE"/>
-            <w:u w:val="single"/>
-          </w:rPr>
-          <w:t>代上27:25–31</w:t>
-        </w:r>
-      </w:hyperlink>
-      <w:r>
-        <w:rPr>
-          <w:lang w:val="zh_TW" w:bidi="zh_TW"/>
-        </w:rPr>
-        <w:t>）。</w:t>
-      </w:r>
-      <w:r>
-        <w:rPr>
-          <w:lang w:val="zh_TW" w:bidi="zh_TW"/>
-        </w:rPr>
-        <w:t>這些財富包括</w:t>
-      </w:r>
-      <w:r>
-        <w:rPr>
-          <w:lang w:val="zh_TW" w:bidi="zh_TW"/>
-        </w:rPr>
-        <w:t>金、銀、銅、1,700 名騎兵和 20,000名步兵。此外，大衛和他的繼任者經常</w:t>
-      </w:r>
-      <w:r>
-        <w:rPr>
-          <w:lang w:val="zh_TW" w:bidi="zh_TW"/>
-        </w:rPr>
-        <w:t>強迫以色列境內的</w:t>
-      </w:r>
-      <w:r>
-        <w:rPr>
-          <w:lang w:val="zh_TW" w:bidi="zh_TW"/>
-        </w:rPr>
-        <w:t>外邦人</w:t>
-      </w:r>
-      <w:r>
-        <w:rPr>
-          <w:lang w:val="zh_TW" w:bidi="zh_TW"/>
-        </w:rPr>
-        <w:t>做苦工</w:t>
-      </w:r>
-      <w:r>
-        <w:rPr>
-          <w:lang w:val="zh_TW" w:bidi="zh_TW"/>
-        </w:rPr>
-        <w:t>（</w:t>
-      </w:r>
-      <w:hyperlink r:id="rId60">
-        <w:r>
-          <w:rPr>
-            <w:lang w:val="zh_TW" w:bidi="zh_TW"/>
-          </w:rPr>
-          <w:rPr>
-            <w:color w:val="0000EE"/>
-            <w:u w:val="single"/>
-          </w:rPr>
-          <w:t>撒下20:24</w:t>
-        </w:r>
-      </w:hyperlink>
-      <w:r>
-        <w:rPr>
-          <w:lang w:val="zh_TW" w:bidi="zh_TW"/>
-        </w:rPr>
-        <w:t>；王上</w:t>
-      </w:r>
-      <w:hyperlink r:id="rId61">
-        <w:r>
-          <w:rPr>
-            <w:lang w:val="zh_TW" w:bidi="zh_TW"/>
-          </w:rPr>
-          <w:rPr>
-            <w:color w:val="0000EE"/>
-            <w:u w:val="single"/>
-          </w:rPr>
-          <w:t>9:20–21</w:t>
-        </w:r>
-      </w:hyperlink>
-      <w:r>
-        <w:rPr>
-          <w:lang w:val="zh_TW" w:bidi="zh_TW"/>
-        </w:rPr>
-        <w:t>）。</w:t>
-      </w:r>
-    </w:p>
-    <w:p>
-      <w:pPr/>
-      <w:r>
-        <w:rPr>
-          <w:lang w:val="zh_TW" w:bidi="zh_TW"/>
-        </w:rPr>
-      </w:r>
-      <w:r>
-        <w:rPr>
-          <w:lang w:val="zh_TW" w:bidi="zh_TW"/>
-        </w:rPr>
-        <w:t>以色列可能最早在所羅門統治時期就開始徵稅</w:t>
-      </w:r>
-      <w:r>
-        <w:rPr>
-          <w:lang w:val="zh_TW" w:bidi="zh_TW"/>
-        </w:rPr>
-        <w:t>。在這段時間，收入來自貢品，而非戰利品。為了支持宮廷和大型建築工程，所羅門將以色列分為12個地區，每個地區都</w:t>
-      </w:r>
-      <w:r>
-        <w:rPr>
-          <w:lang w:val="zh_TW" w:bidi="zh_TW"/>
-        </w:rPr>
-        <w:t>派</w:t>
-      </w:r>
-      <w:r>
-        <w:rPr>
-          <w:lang w:val="zh_TW" w:bidi="zh_TW"/>
-        </w:rPr>
-        <w:t>一名</w:t>
-      </w:r>
-      <w:r>
-        <w:rPr>
-          <w:lang w:val="zh_TW" w:bidi="zh_TW"/>
-        </w:rPr>
-        <w:t>官吏。</w:t>
-      </w:r>
-      <w:r>
-        <w:rPr>
-          <w:lang w:val="zh_TW" w:bidi="zh_TW"/>
-        </w:rPr>
-        <w:t>而這些官吏每年為王家提供一個月的食物和其它支持（</w:t>
-      </w:r>
-      <w:hyperlink r:id="rId62">
-        <w:r>
-          <w:rPr>
-            <w:lang w:val="zh_TW" w:bidi="zh_TW"/>
-          </w:rPr>
-          <w:rPr>
-            <w:color w:val="0000EE"/>
-            <w:u w:val="single"/>
-          </w:rPr>
-          <w:t>王上4:7</w:t>
-        </w:r>
-      </w:hyperlink>
-      <w:r>
-        <w:rPr>
-          <w:lang w:val="zh_TW" w:bidi="zh_TW"/>
-        </w:rPr>
-        <w:t>）。</w:t>
-      </w:r>
-    </w:p>
-    <w:p>
-      <w:pPr/>
-      <w:r>
-        <w:rPr>
-          <w:lang w:val="zh_TW" w:bidi="zh_TW"/>
-        </w:rPr>
-      </w:r>
-      <w:r>
-        <w:rPr>
-          <w:lang w:val="zh_TW" w:bidi="zh_TW"/>
-        </w:rPr>
-        <w:t>所羅門還通過對經過他王國的商隊徵稅來獲得收入</w:t>
-      </w:r>
-      <w:r>
-        <w:rPr>
-          <w:lang w:val="zh_TW" w:bidi="zh_TW"/>
-        </w:rPr>
-        <w:t>。此外，外邦人和以色列人都被迫</w:t>
-      </w:r>
-      <w:r>
-        <w:rPr>
-          <w:lang w:val="zh_TW" w:bidi="zh_TW"/>
-        </w:rPr>
-        <w:t>參與大型項目</w:t>
-      </w:r>
-      <w:r>
-        <w:rPr>
-          <w:lang w:val="zh_TW" w:bidi="zh_TW"/>
-        </w:rPr>
-        <w:t>，</w:t>
-      </w:r>
-      <w:r>
-        <w:rPr>
-          <w:lang w:val="zh_TW" w:bidi="zh_TW"/>
-        </w:rPr>
-        <w:t>特別是</w:t>
-      </w:r>
-      <w:r>
-        <w:rPr>
-          <w:lang w:val="zh_TW" w:bidi="zh_TW"/>
-        </w:rPr>
-        <w:t>聖殿</w:t>
-      </w:r>
-      <w:r>
-        <w:rPr>
-          <w:lang w:val="zh_TW" w:bidi="zh_TW"/>
-        </w:rPr>
-        <w:t>的建設</w:t>
-      </w:r>
-      <w:r>
-        <w:rPr>
-          <w:lang w:val="zh_TW" w:bidi="zh_TW"/>
-        </w:rPr>
-        <w:t>（</w:t>
-      </w:r>
-      <w:hyperlink r:id="rId63">
-        <w:r>
-          <w:rPr>
-            <w:lang w:val="zh_TW" w:bidi="zh_TW"/>
-          </w:rPr>
-          <w:rPr>
-            <w:color w:val="0000EE"/>
-            <w:u w:val="single"/>
-          </w:rPr>
-          <w:t>王上5:13</w:t>
-        </w:r>
-      </w:hyperlink>
-      <w:r>
-        <w:rPr>
-          <w:lang w:val="zh_TW" w:bidi="zh_TW"/>
-        </w:rPr>
-        <w:t>，</w:t>
-      </w:r>
-      <w:hyperlink r:id="rId61">
-        <w:r>
-          <w:rPr>
-            <w:lang w:val="zh_TW" w:bidi="zh_TW"/>
-          </w:rPr>
-          <w:rPr>
-            <w:color w:val="0000EE"/>
-            <w:u w:val="single"/>
-          </w:rPr>
-          <w:t>9:20–21</w:t>
-        </w:r>
-      </w:hyperlink>
-      <w:r>
-        <w:rPr>
-          <w:lang w:val="zh_TW" w:bidi="zh_TW"/>
-        </w:rPr>
-        <w:t>；</w:t>
-      </w:r>
-      <w:hyperlink r:id="rId64">
-        <w:r>
-          <w:rPr>
-            <w:lang w:val="zh_TW" w:bidi="zh_TW"/>
-          </w:rPr>
-          <w:rPr>
-            <w:color w:val="0000EE"/>
-            <w:u w:val="single"/>
-          </w:rPr>
-          <w:t>代下8:7–8</w:t>
-        </w:r>
-      </w:hyperlink>
-      <w:r>
-        <w:rPr>
-          <w:lang w:val="zh_TW" w:bidi="zh_TW"/>
-        </w:rPr>
-        <w:t>）。考古學家從出土罐子的罐柄上，找到了印有希伯來文「歸於王」的印記。這些很可能是用來收集作為王室徵收部分貨物的大罐子（</w:t>
-      </w:r>
-      <w:hyperlink r:id="rId65">
-        <w:r>
-          <w:rPr>
-            <w:lang w:val="zh_TW" w:bidi="zh_TW"/>
-          </w:rPr>
-          <w:rPr>
-            <w:color w:val="0000EE"/>
-            <w:u w:val="single"/>
-          </w:rPr>
-          <w:t>代下2:10</w:t>
-        </w:r>
-      </w:hyperlink>
-      <w:r>
-        <w:rPr>
-          <w:lang w:val="zh_TW" w:bidi="zh_TW"/>
-        </w:rPr>
-        <w:t>）。</w:t>
-      </w:r>
-    </w:p>
-    <w:p>
-      <w:pPr/>
-      <w:r>
-        <w:rPr>
-          <w:lang w:val="zh_TW" w:bidi="zh_TW"/>
-        </w:rPr>
-      </w:r>
-      <w:r>
-        <w:rPr>
-          <w:lang w:val="zh_TW" w:bidi="zh_TW"/>
-        </w:rPr>
-        <w:t>約沙法成功地在國內向人民徵稅（</w:t>
-      </w:r>
-      <w:hyperlink r:id="rId66">
-        <w:r>
-          <w:rPr>
-            <w:lang w:val="zh_TW" w:bidi="zh_TW"/>
-          </w:rPr>
-          <w:rPr>
-            <w:color w:val="0000EE"/>
-            <w:u w:val="single"/>
-          </w:rPr>
-          <w:t>代下17:5</w:t>
-        </w:r>
-      </w:hyperlink>
-      <w:r>
-        <w:rPr>
-          <w:lang w:val="zh_TW" w:bidi="zh_TW"/>
-        </w:rPr>
-        <w:t>）。</w:t>
-      </w:r>
-      <w:r>
-        <w:rPr>
-          <w:lang w:val="zh_TW" w:bidi="zh_TW"/>
-        </w:rPr>
-        <w:t>他還繼續收取來自外國的貢品，</w:t>
-      </w:r>
-      <w:r>
-        <w:rPr>
-          <w:lang w:val="zh_TW" w:bidi="zh_TW"/>
-        </w:rPr>
-        <w:t>包括來自非利士人的金和銀，以及來自阿拉伯人的7,700隻公</w:t>
-      </w:r>
-      <w:r>
-        <w:rPr>
-          <w:lang w:val="zh_TW" w:bidi="zh_TW"/>
-        </w:rPr>
-        <w:t>綿</w:t>
-      </w:r>
-      <w:r>
-        <w:rPr>
-          <w:lang w:val="zh_TW" w:bidi="zh_TW"/>
-        </w:rPr>
-        <w:t>羊和7,700隻公山羊（</w:t>
-      </w:r>
-      <w:hyperlink r:id="rId67">
-        <w:r>
-          <w:rPr>
-            <w:lang w:val="zh_TW" w:bidi="zh_TW"/>
-          </w:rPr>
-          <w:rPr>
-            <w:color w:val="0000EE"/>
-            <w:u w:val="single"/>
-          </w:rPr>
-          <w:t>代下17:11–12</w:t>
-        </w:r>
-      </w:hyperlink>
-      <w:r>
-        <w:rPr>
-          <w:lang w:val="zh_TW" w:bidi="zh_TW"/>
-        </w:rPr>
-        <w:t>）。隨著鄰國日漸壯大，猶大開始進貢給外邦列國。亞述王西拿基立要求</w:t>
-      </w:r>
-      <w:r>
-        <w:rPr>
-          <w:lang w:val="zh_TW" w:bidi="zh_TW"/>
-        </w:rPr>
-        <w:t>銀子</w:t>
-      </w:r>
-      <w:r>
-        <w:rPr>
-          <w:lang w:val="zh_TW" w:bidi="zh_TW"/>
-        </w:rPr>
-        <w:t>300他連得和</w:t>
-      </w:r>
-      <w:r>
-        <w:rPr>
-          <w:lang w:val="zh_TW" w:bidi="zh_TW"/>
-        </w:rPr>
-        <w:t>金子</w:t>
-      </w:r>
-      <w:r>
-        <w:rPr>
-          <w:lang w:val="zh_TW" w:bidi="zh_TW"/>
-        </w:rPr>
-        <w:t>30他連得，甚至使猶大國要把聖殿的門上的金子</w:t>
-      </w:r>
-      <w:r>
-        <w:rPr>
-          <w:lang w:val="zh_TW" w:bidi="zh_TW"/>
-        </w:rPr>
-        <w:t>刮下來</w:t>
-      </w:r>
-      <w:r>
-        <w:rPr>
-          <w:lang w:val="zh_TW" w:bidi="zh_TW"/>
-        </w:rPr>
-        <w:t>（</w:t>
-      </w:r>
-      <w:hyperlink r:id="rId68">
-        <w:r>
-          <w:rPr>
-            <w:lang w:val="zh_TW" w:bidi="zh_TW"/>
-          </w:rPr>
-          <w:rPr>
-            <w:color w:val="0000EE"/>
-            <w:u w:val="single"/>
-          </w:rPr>
-          <w:t>王下18:14–16</w:t>
-        </w:r>
-      </w:hyperlink>
-      <w:r>
-        <w:rPr>
-          <w:lang w:val="zh_TW" w:bidi="zh_TW"/>
-        </w:rPr>
-        <w:t>）。後來，法老尼哥要求</w:t>
-      </w:r>
-      <w:r>
-        <w:rPr>
-          <w:lang w:val="zh_TW" w:bidi="zh_TW"/>
-        </w:rPr>
-        <w:t>猶大國</w:t>
-      </w:r>
-      <w:r>
-        <w:rPr>
-          <w:lang w:val="zh_TW" w:bidi="zh_TW"/>
-        </w:rPr>
-        <w:t>提供</w:t>
-      </w:r>
-      <w:r>
-        <w:rPr>
-          <w:lang w:val="zh_TW" w:bidi="zh_TW"/>
-        </w:rPr>
-        <w:t>銀子</w:t>
-      </w:r>
-      <w:r>
-        <w:rPr>
-          <w:lang w:val="zh_TW" w:bidi="zh_TW"/>
-        </w:rPr>
-        <w:t>100他連得和</w:t>
-      </w:r>
-      <w:r>
-        <w:rPr>
-          <w:lang w:val="zh_TW" w:bidi="zh_TW"/>
-        </w:rPr>
-        <w:t>金子</w:t>
-      </w:r>
-      <w:r>
-        <w:rPr>
-          <w:lang w:val="zh_TW" w:bidi="zh_TW"/>
-        </w:rPr>
-        <w:t>一他連得（</w:t>
-      </w:r>
-      <w:hyperlink r:id="rId69">
-        <w:r>
-          <w:rPr>
-            <w:lang w:val="zh_TW" w:bidi="zh_TW"/>
-          </w:rPr>
-          <w:rPr>
-            <w:color w:val="0000EE"/>
-            <w:u w:val="single"/>
-          </w:rPr>
-          <w:t>王下23:33</w:t>
-        </w:r>
-      </w:hyperlink>
-      <w:r>
-        <w:rPr>
-          <w:lang w:val="zh_TW" w:bidi="zh_TW"/>
-        </w:rPr>
-        <w:t>）。不久之後，尼布甲尼撒奪走了聖殿和王宮</w:t>
-      </w:r>
-      <w:r>
-        <w:rPr>
-          <w:lang w:val="zh_TW" w:bidi="zh_TW"/>
-        </w:rPr>
-        <w:t>中的</w:t>
-      </w:r>
-      <w:r>
-        <w:rPr>
-          <w:lang w:val="zh_TW" w:bidi="zh_TW"/>
-        </w:rPr>
-        <w:t>所有的</w:t>
-      </w:r>
-      <w:r>
-        <w:rPr>
-          <w:lang w:val="zh_TW" w:bidi="zh_TW"/>
-        </w:rPr>
-        <w:t>寶物</w:t>
-      </w:r>
-      <w:r>
-        <w:rPr>
-          <w:lang w:val="zh_TW" w:bidi="zh_TW"/>
-        </w:rPr>
-        <w:t>，又帶走了10,000名俘虜、</w:t>
-      </w:r>
-      <w:r>
-        <w:rPr>
-          <w:lang w:val="zh_TW" w:bidi="zh_TW"/>
-        </w:rPr>
-        <w:t>木匠</w:t>
-      </w:r>
-      <w:r>
-        <w:rPr>
-          <w:lang w:val="zh_TW" w:bidi="zh_TW"/>
-        </w:rPr>
-        <w:t>和鐵匠。除了</w:t>
-      </w:r>
-      <w:r>
-        <w:rPr>
-          <w:lang w:val="zh_TW" w:bidi="zh_TW"/>
-        </w:rPr>
-        <w:t>極貧窮的人</w:t>
-      </w:r>
-      <w:r>
-        <w:rPr>
-          <w:lang w:val="zh_TW" w:bidi="zh_TW"/>
-        </w:rPr>
-        <w:t>外，耶路撒冷幾乎無人居住（</w:t>
-      </w:r>
-      <w:hyperlink r:id="rId70">
-        <w:r>
-          <w:rPr>
-            <w:lang w:val="zh_TW" w:bidi="zh_TW"/>
-          </w:rPr>
-          <w:rPr>
-            <w:color w:val="0000EE"/>
-            <w:u w:val="single"/>
-          </w:rPr>
-          <w:t>王下24:13–16</w:t>
-        </w:r>
-      </w:hyperlink>
-      <w:r>
-        <w:rPr>
-          <w:lang w:val="zh_TW" w:bidi="zh_TW"/>
-        </w:rPr>
-        <w:t>）。</w:t>
-      </w:r>
-    </w:p>
-    <w:p>
-      <w:pPr>
-        <w:pStyle w:val="Heading4"/>
-      </w:pPr>
-      <w:r>
-        <w:rPr>
-          <w:lang w:val="zh_TW" w:bidi="zh_TW"/>
-        </w:rPr>
-        <w:t>外國的</w:t>
-      </w:r>
-      <w:r>
-        <w:rPr>
-          <w:lang w:val="zh_TW" w:bidi="zh_TW"/>
-        </w:rPr>
-        <w:t>課稅</w:t>
-      </w:r>
-    </w:p>
-    <w:p>
-      <w:pPr/>
-      <w:r>
-        <w:rPr>
-          <w:lang w:val="zh_TW" w:bidi="zh_TW"/>
-        </w:rPr>
-      </w:r>
-      <w:r>
-        <w:rPr>
-          <w:lang w:val="zh_TW" w:bidi="zh_TW"/>
-        </w:rPr>
-        <w:t>波斯人建立了一個固定的稅制。在這個制度中，總督（各省的巡撫）</w:t>
-      </w:r>
-      <w:r>
-        <w:rPr>
-          <w:lang w:val="zh_TW" w:bidi="zh_TW"/>
-        </w:rPr>
-        <w:t>需要</w:t>
-      </w:r>
-      <w:r>
-        <w:rPr>
-          <w:lang w:val="zh_TW" w:bidi="zh_TW"/>
-        </w:rPr>
-        <w:t>向皇家庫房支付固定的金額（</w:t>
-      </w:r>
-      <w:hyperlink r:id="rId71">
-        <w:r>
-          <w:rPr>
-            <w:lang w:val="zh_TW" w:bidi="zh_TW"/>
-          </w:rPr>
-          <w:rPr>
-            <w:color w:val="0000EE"/>
-            <w:u w:val="single"/>
-          </w:rPr>
-          <w:t>斯10:1</w:t>
-        </w:r>
-      </w:hyperlink>
-      <w:r>
-        <w:rPr>
-          <w:lang w:val="zh_TW" w:bidi="zh_TW"/>
-        </w:rPr>
-        <w:t>）。亞達薛西一世</w:t>
-      </w:r>
-      <w:r>
-        <w:rPr>
-          <w:lang w:val="zh_TW" w:bidi="zh_TW"/>
-        </w:rPr>
-        <w:t>豁免了</w:t>
-      </w:r>
-      <w:r>
-        <w:rPr>
-          <w:lang w:val="zh_TW" w:bidi="zh_TW"/>
-        </w:rPr>
-        <w:t>祭司、利未人和聖殿工人的稅務責任（</w:t>
-      </w:r>
-      <w:hyperlink r:id="rId72">
-        <w:r>
-          <w:rPr>
-            <w:lang w:val="zh_TW" w:bidi="zh_TW"/>
-          </w:rPr>
-          <w:rPr>
-            <w:color w:val="0000EE"/>
-            <w:u w:val="single"/>
-          </w:rPr>
-          <w:t>拉7:24</w:t>
-        </w:r>
-      </w:hyperlink>
-      <w:r>
-        <w:rPr>
-          <w:lang w:val="zh_TW" w:bidi="zh_TW"/>
-        </w:rPr>
-        <w:t>）。</w:t>
-      </w:r>
-      <w:r>
-        <w:rPr>
-          <w:lang w:val="zh_TW" w:bidi="zh_TW"/>
-        </w:rPr>
-        <w:t>此外，有些</w:t>
-      </w:r>
-      <w:r>
-        <w:rPr>
-          <w:lang w:val="zh_TW" w:bidi="zh_TW"/>
-        </w:rPr>
-        <w:t>巡撫（譯註：和合本譯作「省長」）向</w:t>
-      </w:r>
-      <w:r>
-        <w:rPr>
-          <w:lang w:val="zh_TW" w:bidi="zh_TW"/>
-        </w:rPr>
-        <w:t>百姓索要</w:t>
-      </w:r>
-      <w:r>
-        <w:rPr>
-          <w:lang w:val="zh_TW" w:bidi="zh_TW"/>
-        </w:rPr>
-        <w:t>額外的稅</w:t>
-      </w:r>
-      <w:r>
-        <w:rPr>
-          <w:lang w:val="zh_TW" w:bidi="zh_TW"/>
-        </w:rPr>
-        <w:t>收</w:t>
-      </w:r>
-      <w:r>
-        <w:rPr>
-          <w:lang w:val="zh_TW" w:bidi="zh_TW"/>
-        </w:rPr>
-        <w:t>，</w:t>
-      </w:r>
-      <w:r>
-        <w:rPr>
-          <w:lang w:val="zh_TW" w:bidi="zh_TW"/>
-        </w:rPr>
-        <w:t>用以供應其家庭的開支，</w:t>
-      </w:r>
-      <w:r>
-        <w:rPr>
-          <w:lang w:val="zh_TW" w:bidi="zh_TW"/>
-        </w:rPr>
-        <w:t>包括糧物、酒和</w:t>
-      </w:r>
-      <w:r>
-        <w:rPr>
-          <w:lang w:val="zh_TW" w:bidi="zh_TW"/>
-        </w:rPr>
-        <w:t>銀子</w:t>
-      </w:r>
-      <w:r>
-        <w:rPr>
-          <w:lang w:val="zh_TW" w:bidi="zh_TW"/>
-        </w:rPr>
-        <w:t>40舍客勒（</w:t>
-      </w:r>
-      <w:hyperlink r:id="rId73">
-        <w:r>
-          <w:rPr>
-            <w:lang w:val="zh_TW" w:bidi="zh_TW"/>
-          </w:rPr>
-          <w:rPr>
-            <w:color w:val="0000EE"/>
-            <w:u w:val="single"/>
-          </w:rPr>
-          <w:t>尼5:14–15</w:t>
-        </w:r>
-      </w:hyperlink>
-      <w:r>
-        <w:rPr>
-          <w:lang w:val="zh_TW" w:bidi="zh_TW"/>
-        </w:rPr>
-        <w:t>）。但作為巡撫，尼希米並沒有領取這筆食物津貼，因為他認為當時百姓的稅務負擔已經十分沉重。人們不得不以他們的田地、葡萄園和房屋作抵押借款，以支付「王的稅項」。這意味著如果他們無法償還貸款，就有失去財產的風險。大流士允許猶太人使用王室的稅金來重建聖殿（</w:t>
-      </w:r>
-      <w:hyperlink r:id="rId74">
-        <w:r>
-          <w:rPr>
-            <w:lang w:val="zh_TW" w:bidi="zh_TW"/>
-          </w:rPr>
-          <w:rPr>
-            <w:color w:val="0000EE"/>
-            <w:u w:val="single"/>
-          </w:rPr>
-          <w:t>拉6:7–10</w:t>
-        </w:r>
-      </w:hyperlink>
-      <w:r>
-        <w:rPr>
-          <w:lang w:val="zh_TW" w:bidi="zh_TW"/>
-        </w:rPr>
-        <w:t>）。</w:t>
-      </w:r>
-    </w:p>
-    <w:p>
-      <w:pPr/>
-      <w:r>
-        <w:rPr>
-          <w:lang w:val="zh_TW" w:bidi="zh_TW"/>
-        </w:rPr>
-      </w:r>
-      <w:r>
-        <w:rPr>
-          <w:lang w:val="zh_TW" w:bidi="zh_TW"/>
-        </w:rPr>
-        <w:t>在西流古（Seleucids）、托勒密（Ptolemies）和羅馬的時代，收稅方式有所改變。稅吏的職位被賣給出價最高的人，然後他們從人民身上榨取最高的稅金來建立個人財富。猶太人繳納什一稅以維修聖殿，並</w:t>
-      </w:r>
-      <w:r>
-        <w:rPr>
-          <w:lang w:val="zh_TW" w:bidi="zh_TW"/>
-        </w:rPr>
-        <w:t>繳納</w:t>
-      </w:r>
-      <w:r>
-        <w:rPr>
-          <w:lang w:val="zh_TW" w:bidi="zh_TW"/>
-        </w:rPr>
-        <w:t>高達三分之一的穀物和一半的水果的稅。此外，他們還</w:t>
-      </w:r>
-      <w:r>
-        <w:rPr>
-          <w:lang w:val="zh_TW" w:bidi="zh_TW"/>
-        </w:rPr>
-        <w:t>需要</w:t>
-      </w:r>
-      <w:r>
-        <w:rPr>
-          <w:lang w:val="zh_TW" w:bidi="zh_TW"/>
-        </w:rPr>
-        <w:t>支付</w:t>
-      </w:r>
-      <w:r>
-        <w:rPr>
-          <w:lang w:val="zh_TW" w:bidi="zh_TW"/>
-        </w:rPr>
-        <w:t>消費稅、銷售稅和人頭稅</w:t>
-      </w:r>
-      <w:r>
-        <w:rPr>
-          <w:lang w:val="zh_TW" w:bidi="zh_TW"/>
-        </w:rPr>
-        <w:t>。</w:t>
-      </w:r>
-    </w:p>
-    <w:p>
-      <w:pPr>
-        <w:pStyle w:val="Heading4"/>
-      </w:pPr>
-      <w:r>
-        <w:rPr>
-          <w:lang w:val="zh_TW" w:bidi="zh_TW"/>
-        </w:rPr>
-        <w:t>猶太法律中的稅收與實踐</w:t>
-      </w:r>
-    </w:p>
-    <w:p>
-      <w:pPr/>
-      <w:r>
-        <w:rPr>
-          <w:lang w:val="zh_TW" w:bidi="zh_TW"/>
-        </w:rPr>
-      </w:r>
-      <w:r>
-        <w:rPr>
-          <w:lang w:val="zh_TW" w:bidi="zh_TW"/>
-        </w:rPr>
-        <w:t>除了</w:t>
-      </w:r>
-      <w:r>
-        <w:rPr>
-          <w:lang w:val="zh_TW" w:bidi="zh_TW"/>
-        </w:rPr>
-        <w:t>外國的</w:t>
-      </w:r>
-      <w:r>
-        <w:rPr>
-          <w:lang w:val="zh_TW" w:bidi="zh_TW"/>
-        </w:rPr>
-        <w:t>稅外，</w:t>
-      </w:r>
-      <w:r>
-        <w:rPr>
-          <w:lang w:val="zh_TW" w:bidi="zh_TW"/>
-        </w:rPr>
-        <w:t>世界各地的猶太人，凡20歲以上的</w:t>
-      </w:r>
-      <w:r>
-        <w:rPr>
-          <w:lang w:val="zh_TW" w:bidi="zh_TW"/>
-        </w:rPr>
-        <w:t>（</w:t>
-      </w:r>
-      <w:hyperlink r:id="rId75">
-        <w:r>
-          <w:rPr>
-            <w:lang w:val="zh_TW" w:bidi="zh_TW"/>
-          </w:rPr>
-          <w:rPr>
-            <w:color w:val="0000EE"/>
-            <w:u w:val="single"/>
-          </w:rPr>
-          <w:t>出30:11–16</w:t>
-        </w:r>
-      </w:hyperlink>
-      <w:r>
-        <w:rPr>
-          <w:lang w:val="zh_TW" w:bidi="zh_TW"/>
-        </w:rPr>
-        <w:t>）</w:t>
-      </w:r>
-      <w:r>
-        <w:rPr>
-          <w:lang w:val="zh_TW" w:bidi="zh_TW"/>
-        </w:rPr>
-        <w:t>，每年都要支付半舍客勒來支持耶路撒冷的聖殿</w:t>
-      </w:r>
-      <w:r>
-        <w:rPr>
-          <w:lang w:val="zh_TW" w:bidi="zh_TW"/>
-        </w:rPr>
-        <w:t>（</w:t>
-      </w:r>
-      <w:hyperlink r:id="rId56">
-        <w:r>
-          <w:rPr>
-            <w:lang w:val="zh_TW" w:bidi="zh_TW"/>
-          </w:rPr>
-          <w:rPr>
-            <w:color w:val="0000EE"/>
-            <w:u w:val="single"/>
-          </w:rPr>
-          <w:t>太17:24</w:t>
-        </w:r>
-      </w:hyperlink>
-      <w:r>
-        <w:rPr>
-          <w:lang w:val="zh_TW" w:bidi="zh_TW"/>
-        </w:rPr>
-        <w:t>）。</w:t>
-      </w:r>
-      <w:r>
-        <w:rPr>
-          <w:lang w:val="zh_TW" w:bidi="zh_TW"/>
-        </w:rPr>
-        <w:t>即使在公元70年聖殿被毀後，這項傳統仍然持續</w:t>
-      </w:r>
-      <w:r>
-        <w:rPr>
-          <w:lang w:val="zh_TW" w:bidi="zh_TW"/>
-        </w:rPr>
-        <w:t>。耶穌</w:t>
-      </w:r>
-      <w:r>
-        <w:rPr>
-          <w:lang w:val="zh_TW" w:bidi="zh_TW"/>
-        </w:rPr>
-        <w:t>曾被問及關於這項稅收的問題</w:t>
-      </w:r>
-      <w:r>
-        <w:rPr>
-          <w:lang w:val="zh_TW" w:bidi="zh_TW"/>
-        </w:rPr>
-        <w:t>（</w:t>
-      </w:r>
-      <w:hyperlink r:id="rId76">
-        <w:r>
-          <w:rPr>
-            <w:lang w:val="zh_TW" w:bidi="zh_TW"/>
-          </w:rPr>
-          <w:rPr>
-            <w:color w:val="0000EE"/>
-            <w:u w:val="single"/>
-          </w:rPr>
-          <w:t>太17:25</w:t>
-        </w:r>
-      </w:hyperlink>
-      <w:r>
-        <w:rPr>
-          <w:lang w:val="zh_TW" w:bidi="zh_TW"/>
-        </w:rPr>
-        <w:t>），以及向羅馬繳稅</w:t>
-      </w:r>
-      <w:r>
-        <w:rPr>
-          <w:lang w:val="zh_TW" w:bidi="zh_TW"/>
-        </w:rPr>
-        <w:t>是否合法</w:t>
-      </w:r>
-      <w:r>
-        <w:rPr>
-          <w:lang w:val="zh_TW" w:bidi="zh_TW"/>
-        </w:rPr>
-        <w:t>（</w:t>
-      </w:r>
-      <w:hyperlink r:id="rId77">
-        <w:r>
-          <w:rPr>
-            <w:lang w:val="zh_TW" w:bidi="zh_TW"/>
-          </w:rPr>
-          <w:rPr>
-            <w:color w:val="0000EE"/>
-            <w:u w:val="single"/>
-          </w:rPr>
-          <w:t>太22:17</w:t>
-        </w:r>
-      </w:hyperlink>
-      <w:r>
-        <w:rPr>
-          <w:lang w:val="zh_TW" w:bidi="zh_TW"/>
-        </w:rPr>
-        <w:t>；</w:t>
-      </w:r>
-      <w:hyperlink r:id="rId78">
-        <w:r>
-          <w:rPr>
-            <w:lang w:val="zh_TW" w:bidi="zh_TW"/>
-          </w:rPr>
-          <w:rPr>
-            <w:color w:val="0000EE"/>
-            <w:u w:val="single"/>
-          </w:rPr>
-          <w:t>可12:14–15</w:t>
-        </w:r>
-      </w:hyperlink>
-      <w:r>
-        <w:rPr>
-          <w:lang w:val="zh_TW" w:bidi="zh_TW"/>
-        </w:rPr>
-        <w:t>；</w:t>
-      </w:r>
-      <w:hyperlink r:id="rId79">
-        <w:r>
-          <w:rPr>
-            <w:lang w:val="zh_TW" w:bidi="zh_TW"/>
-          </w:rPr>
-          <w:rPr>
-            <w:color w:val="0000EE"/>
-            <w:u w:val="single"/>
-          </w:rPr>
-          <w:t>路20:22</w:t>
-        </w:r>
-      </w:hyperlink>
-      <w:r>
-        <w:rPr>
-          <w:lang w:val="zh_TW" w:bidi="zh_TW"/>
-        </w:rPr>
-        <w:t>）。儘管耶穌</w:t>
-      </w:r>
-      <w:r>
-        <w:rPr>
-          <w:lang w:val="zh_TW" w:bidi="zh_TW"/>
-        </w:rPr>
-        <w:t>以著名的回答──</w:t>
-      </w:r>
-      <w:r>
-        <w:rPr>
-          <w:lang w:val="zh_TW" w:bidi="zh_TW"/>
-        </w:rPr>
-        <w:t>「</w:t>
-      </w:r>
-      <w:r>
-        <w:rPr>
-          <w:lang w:val="zh_TW" w:bidi="zh_TW"/>
-        </w:rPr>
-        <w:t>凱撒的物當歸給凱撒；神的物當歸給神</w:t>
-      </w:r>
-      <w:r>
-        <w:rPr>
-          <w:lang w:val="zh_TW" w:bidi="zh_TW"/>
-        </w:rPr>
-        <w:t>」 (</w:t>
-      </w:r>
-      <w:hyperlink r:id="rId80">
-        <w:r>
-          <w:rPr>
-            <w:lang w:val="zh_TW" w:bidi="zh_TW"/>
-          </w:rPr>
-          <w:rPr>
-            <w:color w:val="0000EE"/>
-            <w:u w:val="single"/>
-          </w:rPr>
-          <w:t>太22:21</w:t>
-        </w:r>
-      </w:hyperlink>
-      <w:r>
-        <w:rPr>
-          <w:lang w:val="zh_TW" w:bidi="zh_TW"/>
-        </w:rPr>
-        <w:t>；</w:t>
-      </w:r>
-      <w:hyperlink r:id="rId81">
-        <w:r>
-          <w:rPr>
-            <w:lang w:val="zh_TW" w:bidi="zh_TW"/>
-          </w:rPr>
-          <w:rPr>
-            <w:color w:val="0000EE"/>
-            <w:u w:val="single"/>
-          </w:rPr>
-          <w:t>可12:17</w:t>
-        </w:r>
-      </w:hyperlink>
-      <w:r>
-        <w:rPr>
-          <w:lang w:val="zh_TW" w:bidi="zh_TW"/>
-        </w:rPr>
-        <w:t>；</w:t>
-      </w:r>
-      <w:hyperlink r:id="rId82">
-        <w:r>
-          <w:rPr>
-            <w:lang w:val="zh_TW" w:bidi="zh_TW"/>
-          </w:rPr>
-          <w:rPr>
-            <w:color w:val="0000EE"/>
-            <w:u w:val="single"/>
-          </w:rPr>
-          <w:t xml:space="preserve">路 20:25) </w:t>
-        </w:r>
-      </w:hyperlink>
-      <w:r>
-        <w:rPr>
-          <w:lang w:val="zh_TW" w:bidi="zh_TW"/>
-        </w:rPr>
-        <w:t>──回應 ，但他仍在彼拉多面前被指控禁止納稅給凱撒（</w:t>
-      </w:r>
-      <w:hyperlink r:id="rId83">
-        <w:r>
-          <w:rPr>
-            <w:lang w:val="zh_TW" w:bidi="zh_TW"/>
-          </w:rPr>
-          <w:rPr>
-            <w:color w:val="0000EE"/>
-            <w:u w:val="single"/>
-          </w:rPr>
-          <w:t>路23:2</w:t>
-        </w:r>
-      </w:hyperlink>
-      <w:r>
-        <w:rPr>
-          <w:lang w:val="zh_TW" w:bidi="zh_TW"/>
-        </w:rPr>
-        <w:t>）。早期教會也支持將納稅視為公民義務（</w:t>
-      </w:r>
-      <w:hyperlink r:id="rId84">
-        <w:r>
-          <w:rPr>
-            <w:lang w:val="zh_TW" w:bidi="zh_TW"/>
-          </w:rPr>
-          <w:rPr>
-            <w:color w:val="0000EE"/>
-            <w:u w:val="single"/>
-          </w:rPr>
-          <w:t>羅13:5–7</w:t>
-        </w:r>
-      </w:hyperlink>
-      <w:r>
-        <w:rPr>
-          <w:lang w:val="zh_TW" w:bidi="zh_TW"/>
-        </w:rPr>
-        <w:t>）。</w:t>
-      </w:r>
-    </w:p>
-    <w:p>
-      <w:pPr/>
-      <w:r>
-        <w:rPr>
-          <w:lang w:val="zh_TW" w:bidi="zh_TW"/>
-        </w:rPr>
-      </w:r>
-      <w:r>
-        <w:rPr>
-          <w:i/>
-          <w:lang w:val="zh_TW" w:bidi="zh_TW"/>
-        </w:rPr>
-        <w:t>另見</w:t>
-      </w:r>
-      <w:r>
-        <w:rPr>
-          <w:lang w:val="zh_TW" w:bidi="zh_TW"/>
-        </w:rPr>
-        <w:t xml:space="preserve"> </w:t>
-      </w:r>
-      <w:r>
-        <w:rPr>
-          <w:lang w:val="zh_TW" w:bidi="zh_TW"/>
-        </w:rPr>
-        <w:t>金錢</w:t>
-      </w:r>
-      <w:r>
-        <w:rPr>
-          <w:lang w:val="zh_TW" w:bidi="zh_TW"/>
-        </w:rPr>
-        <w:t>、</w:t>
-      </w:r>
-      <w:r>
-        <w:rPr>
-          <w:lang w:val="zh_TW" w:bidi="zh_TW"/>
-        </w:rPr>
-        <w:t>銀行家，銀行業</w:t>
-      </w:r>
-      <w:r>
-        <w:rPr>
-          <w:lang w:val="zh_TW" w:bidi="zh_TW"/>
-        </w:rPr>
-        <w:t>、</w:t>
-      </w:r>
-      <w:r>
-        <w:rPr>
-          <w:lang w:val="zh_TW" w:bidi="zh_TW"/>
-        </w:rPr>
-        <w:t>稅吏</w:t>
-      </w:r>
-      <w:r>
-        <w:rPr>
-          <w:lang w:val="zh_TW" w:bidi="zh_TW"/>
-        </w:rPr>
-        <w:t>。</w:t>
-      </w:r>
-      <w:r>
-        <w:rPr>
-          <w:lang w:val="zh_TW" w:bidi="zh_TW"/>
-        </w:rPr>
-      </w:r>
-      <w:r>
-        <w:rPr>
-          <w:lang w:val="zh_TW" w:bidi="zh_TW"/>
-        </w:rPr>
-      </w:r>
-    </w:p>
-    <w:p>
-      <w:pPr/>
-      <w:r>
-        <w:rPr>
-          <w:lang w:val="zh_TW" w:bidi="zh_TW"/>
-        </w:rPr>
-      </w:r>
-    </w:p>
-    <w:p>
-      <w:pPr>
-        <w:pStyle w:val="Heading2"/>
-      </w:pPr>
-      <w:r>
-        <w:rPr>
-          <w:lang w:val="zh_TW" w:bidi="zh_TW"/>
-        </w:rPr>
-        <w:t>睡覺</w:t>
-      </w:r>
-      <w:r>
-        <w:rPr>
-          <w:lang w:val="zh_TW" w:bidi="zh_TW"/>
-        </w:rPr>
-      </w:r>
-    </w:p>
-    <w:p>
-      <w:pPr/>
-      <w:r>
-        <w:rPr>
-          <w:lang w:val="zh_TW" w:bidi="zh_TW"/>
-        </w:rPr>
-      </w:r>
-      <w:r>
-        <w:rPr>
-          <w:lang w:val="zh_TW" w:bidi="zh_TW"/>
-        </w:rPr>
-        <w:t>身心的自然休息狀態。在聖經中，睡覺可以有三個意義：</w:t>
-      </w:r>
-    </w:p>
-    <w:p>
-      <w:pPr>
-        <w:pStyle w:val="ListNumber"/>
-        <w:numPr>
-          <w:ilvl w:val="0"/>
-          <w:numId w:val="14"/>
-        </w:numPr>
-        <w:spacing w:line="240" w:lineRule="auto"/>
-        <w:ind w:left="720"/>
-      </w:pPr>
-      <w:r>
-        <w:rPr>
-          <w:lang w:val="zh_TW" w:bidi="zh_TW"/>
-        </w:rPr>
-      </w:r>
-      <w:r>
-        <w:rPr>
-          <w:lang w:val="zh_TW" w:bidi="zh_TW"/>
-        </w:rPr>
-        <w:t>身體的休息</w:t>
-      </w:r>
-    </w:p>
-    <w:p>
-      <w:pPr>
-        <w:pStyle w:val="ListNumber"/>
-        <w:spacing w:line="240" w:lineRule="auto"/>
-        <w:ind w:left="720"/>
-      </w:pPr>
-      <w:r>
-        <w:rPr>
-          <w:lang w:val="zh_TW" w:bidi="zh_TW"/>
-        </w:rPr>
-      </w:r>
-      <w:r>
-        <w:rPr>
-          <w:lang w:val="zh_TW" w:bidi="zh_TW"/>
-        </w:rPr>
-        <w:t>道德或屬靈上無所作為</w:t>
-      </w:r>
-    </w:p>
-    <w:p>
-      <w:pPr>
-        <w:pStyle w:val="ListNumber"/>
-        <w:spacing w:line="240" w:lineRule="auto"/>
-        <w:ind w:left="720"/>
-      </w:pPr>
-      <w:r>
-        <w:rPr>
-          <w:lang w:val="zh_TW" w:bidi="zh_TW"/>
-        </w:rPr>
-      </w:r>
-      <w:r>
-        <w:rPr>
-          <w:lang w:val="zh_TW" w:bidi="zh_TW"/>
-        </w:rPr>
-        <w:t>死亡</w:t>
-      </w:r>
-    </w:p>
-    <w:p>
-      <w:pPr>
-        <w:pStyle w:val="Heading3"/>
-      </w:pPr>
-      <w:r>
-        <w:rPr>
-          <w:lang w:val="zh_TW" w:bidi="zh_TW"/>
-        </w:rPr>
-        <w:t>睡覺作為身體的需求</w:t>
-      </w:r>
-    </w:p>
-    <w:p>
-      <w:pPr/>
-      <w:r>
-        <w:rPr>
-          <w:lang w:val="zh_TW" w:bidi="zh_TW"/>
-        </w:rPr>
-      </w:r>
-      <w:r>
-        <w:rPr>
-          <w:lang w:val="zh_TW" w:bidi="zh_TW"/>
-        </w:rPr>
-        <w:t>人類身體所需的睡眠，被視為神所賜予珍貴的禮物（</w:t>
-      </w:r>
-      <w:hyperlink r:id="rId85">
-        <w:r>
-          <w:rPr>
-            <w:lang w:val="zh_TW" w:bidi="zh_TW"/>
-          </w:rPr>
-          <w:rPr>
-            <w:color w:val="0000EE"/>
-            <w:u w:val="single"/>
-          </w:rPr>
-          <w:t>詩4:8</w:t>
-        </w:r>
-      </w:hyperlink>
-      <w:r>
-        <w:rPr>
-          <w:lang w:val="zh_TW" w:bidi="zh_TW"/>
-        </w:rPr>
-        <w:t>，</w:t>
-      </w:r>
-      <w:hyperlink r:id="rId86">
-        <w:r>
-          <w:rPr>
-            <w:lang w:val="zh_TW" w:bidi="zh_TW"/>
-          </w:rPr>
-          <w:rPr>
-            <w:color w:val="0000EE"/>
-            <w:u w:val="single"/>
-          </w:rPr>
-          <w:t>127:2</w:t>
-        </w:r>
-      </w:hyperlink>
-      <w:r>
-        <w:rPr>
-          <w:lang w:val="zh_TW" w:bidi="zh_TW"/>
-        </w:rPr>
-        <w:t>）。神可以選擇某人，使他失眠，以達成祂的目的（</w:t>
-      </w:r>
-      <w:hyperlink r:id="rId87">
-        <w:r>
-          <w:rPr>
-            <w:lang w:val="zh_TW" w:bidi="zh_TW"/>
-          </w:rPr>
-          <w:rPr>
-            <w:color w:val="0000EE"/>
-            <w:u w:val="single"/>
-          </w:rPr>
-          <w:t>斯6:1</w:t>
-        </w:r>
-      </w:hyperlink>
-      <w:r>
-        <w:rPr>
-          <w:lang w:val="zh_TW" w:bidi="zh_TW"/>
-        </w:rPr>
-        <w:t>；</w:t>
-      </w:r>
-      <w:hyperlink r:id="rId88">
-        <w:r>
-          <w:rPr>
-            <w:lang w:val="zh_TW" w:bidi="zh_TW"/>
-          </w:rPr>
-          <w:rPr>
-            <w:color w:val="0000EE"/>
-            <w:u w:val="single"/>
-          </w:rPr>
-          <w:t>但6:18</w:t>
-        </w:r>
-      </w:hyperlink>
-      <w:r>
-        <w:rPr>
-          <w:lang w:val="zh_TW" w:bidi="zh_TW"/>
-        </w:rPr>
-        <w:t>）。神也可能賜人沉睡（</w:t>
-      </w:r>
-      <w:hyperlink r:id="rId89">
-        <w:r>
-          <w:rPr>
-            <w:lang w:val="zh_TW" w:bidi="zh_TW"/>
-          </w:rPr>
-          <w:rPr>
-            <w:color w:val="0000EE"/>
-            <w:u w:val="single"/>
-          </w:rPr>
-          <w:t>創2:21</w:t>
-        </w:r>
-      </w:hyperlink>
-      <w:r>
-        <w:rPr>
-          <w:lang w:val="zh_TW" w:bidi="zh_TW"/>
-        </w:rPr>
-        <w:t>，</w:t>
-      </w:r>
-      <w:hyperlink r:id="rId90">
-        <w:r>
-          <w:rPr>
-            <w:lang w:val="zh_TW" w:bidi="zh_TW"/>
-          </w:rPr>
-          <w:rPr>
-            <w:color w:val="0000EE"/>
-            <w:u w:val="single"/>
-          </w:rPr>
-          <w:t>15:12</w:t>
-        </w:r>
-      </w:hyperlink>
-      <w:r>
-        <w:rPr>
-          <w:lang w:val="zh_TW" w:bidi="zh_TW"/>
-        </w:rPr>
-        <w:t>；</w:t>
-      </w:r>
-      <w:hyperlink r:id="rId91">
-        <w:r>
-          <w:rPr>
-            <w:lang w:val="zh_TW" w:bidi="zh_TW"/>
-          </w:rPr>
-          <w:rPr>
-            <w:color w:val="0000EE"/>
-            <w:u w:val="single"/>
-          </w:rPr>
-          <w:t>撒上26:12</w:t>
-        </w:r>
-      </w:hyperlink>
-      <w:r>
-        <w:rPr>
-          <w:lang w:val="zh_TW" w:bidi="zh_TW"/>
-        </w:rPr>
-        <w:t>）。人在睡覺時，神可能會在夢或異象中顯示祂的旨意（例如：</w:t>
-      </w:r>
-      <w:hyperlink r:id="rId92">
-        <w:r>
-          <w:rPr>
-            <w:lang w:val="zh_TW" w:bidi="zh_TW"/>
-          </w:rPr>
-          <w:rPr>
-            <w:color w:val="0000EE"/>
-            <w:u w:val="single"/>
-          </w:rPr>
-          <w:t>創28:11–16</w:t>
-        </w:r>
-      </w:hyperlink>
-      <w:r>
-        <w:rPr>
-          <w:lang w:val="zh_TW" w:bidi="zh_TW"/>
-        </w:rPr>
-        <w:t>；</w:t>
-      </w:r>
-      <w:hyperlink r:id="rId93">
-        <w:r>
-          <w:rPr>
-            <w:lang w:val="zh_TW" w:bidi="zh_TW"/>
-          </w:rPr>
-          <w:rPr>
-            <w:color w:val="0000EE"/>
-            <w:u w:val="single"/>
-          </w:rPr>
-          <w:t>伯4:13–17</w:t>
-        </w:r>
-      </w:hyperlink>
-      <w:r>
-        <w:rPr>
-          <w:lang w:val="zh_TW" w:bidi="zh_TW"/>
-        </w:rPr>
-        <w:t>；</w:t>
-      </w:r>
-      <w:hyperlink r:id="rId94">
-        <w:r>
-          <w:rPr>
-            <w:lang w:val="zh_TW" w:bidi="zh_TW"/>
-          </w:rPr>
-          <w:rPr>
-            <w:color w:val="0000EE"/>
-            <w:u w:val="single"/>
-          </w:rPr>
-          <w:t>太1:20–24</w:t>
-        </w:r>
-      </w:hyperlink>
-      <w:r>
-        <w:rPr>
-          <w:lang w:val="zh_TW" w:bidi="zh_TW"/>
-        </w:rPr>
-        <w:t>）。</w:t>
-      </w:r>
-    </w:p>
-    <w:p>
-      <w:pPr/>
-      <w:r>
-        <w:rPr>
-          <w:lang w:val="zh_TW" w:bidi="zh_TW"/>
-        </w:rPr>
-      </w:r>
-      <w:r>
-        <w:rPr>
-          <w:lang w:val="zh_TW" w:bidi="zh_TW"/>
-        </w:rPr>
-        <w:t>箴言警告，人若沉迷睡覺，會導致生命缺乏紀律。例如，有一則箴言說：「</w:t>
-      </w:r>
-      <w:r>
-        <w:rPr>
-          <w:lang w:val="zh_TW" w:bidi="zh_TW"/>
-        </w:rPr>
-        <w:t>不要貪睡，免致貧窮； 眼要睜開，你就吃飽。</w:t>
-      </w:r>
-      <w:r>
-        <w:rPr>
-          <w:lang w:val="zh_TW" w:bidi="zh_TW"/>
-        </w:rPr>
-        <w:t>」（</w:t>
-      </w:r>
-      <w:hyperlink r:id="rId95">
-        <w:r>
-          <w:rPr>
-            <w:lang w:val="zh_TW" w:bidi="zh_TW"/>
-          </w:rPr>
-          <w:rPr>
-            <w:color w:val="0000EE"/>
-            <w:u w:val="single"/>
-          </w:rPr>
-          <w:t>箴20:13</w:t>
-        </w:r>
-      </w:hyperlink>
-      <w:r>
-        <w:rPr>
-          <w:lang w:val="zh_TW" w:bidi="zh_TW"/>
-        </w:rPr>
-        <w:t>；另見</w:t>
-      </w:r>
-      <w:hyperlink r:id="rId96">
-        <w:r>
-          <w:rPr>
-            <w:lang w:val="zh_TW" w:bidi="zh_TW"/>
-          </w:rPr>
-          <w:rPr>
-            <w:color w:val="0000EE"/>
-            <w:u w:val="single"/>
-          </w:rPr>
-          <w:t>6:9–11</w:t>
-        </w:r>
-      </w:hyperlink>
-      <w:r>
-        <w:rPr>
-          <w:lang w:val="zh_TW" w:bidi="zh_TW"/>
-        </w:rPr>
-        <w:t>，</w:t>
-      </w:r>
-      <w:hyperlink r:id="rId97">
-        <w:r>
-          <w:rPr>
-            <w:lang w:val="zh_TW" w:bidi="zh_TW"/>
-          </w:rPr>
-          <w:rPr>
-            <w:color w:val="0000EE"/>
-            <w:u w:val="single"/>
-          </w:rPr>
-          <w:t>10:5</w:t>
-        </w:r>
-      </w:hyperlink>
-      <w:r>
-        <w:rPr>
-          <w:lang w:val="zh_TW" w:bidi="zh_TW"/>
-        </w:rPr>
-        <w:t>，</w:t>
-      </w:r>
-      <w:hyperlink r:id="rId98">
-        <w:r>
-          <w:rPr>
-            <w:lang w:val="zh_TW" w:bidi="zh_TW"/>
-          </w:rPr>
-          <w:rPr>
-            <w:color w:val="0000EE"/>
-            <w:u w:val="single"/>
-          </w:rPr>
-          <w:t>24:32–34</w:t>
-        </w:r>
-      </w:hyperlink>
-      <w:r>
-        <w:rPr>
-          <w:lang w:val="zh_TW" w:bidi="zh_TW"/>
-        </w:rPr>
-        <w:t>）。</w:t>
-      </w:r>
-    </w:p>
-    <w:p>
-      <w:pPr>
-        <w:pStyle w:val="Heading3"/>
-      </w:pPr>
-      <w:r>
-        <w:rPr>
-          <w:lang w:val="zh_TW" w:bidi="zh_TW"/>
-        </w:rPr>
-        <w:t>睡眠作為道德或屬靈的無所作為</w:t>
-      </w:r>
-    </w:p>
-    <w:p>
-      <w:pPr/>
-      <w:r>
-        <w:rPr>
-          <w:lang w:val="zh_TW" w:bidi="zh_TW"/>
-        </w:rPr>
-      </w:r>
-      <w:r>
-        <w:rPr>
-          <w:lang w:val="zh_TW" w:bidi="zh_TW"/>
-        </w:rPr>
-        <w:t>從象徵角度來說，睡眠用來表達懶惰、粗心和不活躍。</w:t>
-      </w:r>
-      <w:hyperlink r:id="rId99">
-        <w:r>
-          <w:rPr>
-            <w:lang w:val="zh_TW" w:bidi="zh_TW"/>
-          </w:rPr>
-          <w:rPr>
-            <w:color w:val="0000EE"/>
-            <w:u w:val="single"/>
-          </w:rPr>
-          <w:t>以賽亞書五十六章10節</w:t>
-        </w:r>
-      </w:hyperlink>
-      <w:r>
-        <w:rPr>
-          <w:lang w:val="zh_TW" w:bidi="zh_TW"/>
-        </w:rPr>
-        <w:t>提到未盡責成為領袖，帶領神子民的人：「</w:t>
-      </w:r>
-      <w:r>
-        <w:rPr>
-          <w:lang w:val="zh_TW" w:bidi="zh_TW"/>
-        </w:rPr>
-        <w:t>他看守的人是瞎眼的</w:t>
-      </w:r>
-      <w:r>
-        <w:rPr>
-          <w:lang w:val="zh_TW" w:bidi="zh_TW"/>
-        </w:rPr>
-        <w:t>......</w:t>
-      </w:r>
-      <w:r>
-        <w:rPr>
-          <w:lang w:val="zh_TW" w:bidi="zh_TW"/>
-        </w:rPr>
-        <w:t>但知做夢，躺臥，貪睡</w:t>
-      </w:r>
-      <w:r>
-        <w:rPr>
-          <w:lang w:val="zh_TW" w:bidi="zh_TW"/>
-        </w:rPr>
-        <w:t>」。在新約聖經中，主的僕人應保持警醒，以便他們的主人來時，不會發現他們在睡覺（</w:t>
-      </w:r>
-      <w:hyperlink r:id="rId100">
-        <w:r>
-          <w:rPr>
-            <w:lang w:val="zh_TW" w:bidi="zh_TW"/>
-          </w:rPr>
-          <w:rPr>
-            <w:color w:val="0000EE"/>
-            <w:u w:val="single"/>
-          </w:rPr>
-          <w:t>可13:35–37</w:t>
-        </w:r>
-      </w:hyperlink>
-      <w:r>
-        <w:rPr>
-          <w:lang w:val="zh_TW" w:bidi="zh_TW"/>
-        </w:rPr>
-        <w:t>；另見</w:t>
-      </w:r>
-      <w:hyperlink r:id="rId101">
-        <w:r>
-          <w:rPr>
-            <w:lang w:val="zh_TW" w:bidi="zh_TW"/>
-          </w:rPr>
-          <w:rPr>
-            <w:color w:val="0000EE"/>
-            <w:u w:val="single"/>
-          </w:rPr>
-          <w:t>太25:1–13</w:t>
-        </w:r>
-      </w:hyperlink>
-      <w:r>
-        <w:rPr>
-          <w:lang w:val="zh_TW" w:bidi="zh_TW"/>
-        </w:rPr>
-        <w:t>，</w:t>
-      </w:r>
-      <w:hyperlink r:id="rId102">
-        <w:r>
-          <w:rPr>
-            <w:lang w:val="zh_TW" w:bidi="zh_TW"/>
-          </w:rPr>
-          <w:rPr>
-            <w:color w:val="0000EE"/>
-            <w:u w:val="single"/>
-          </w:rPr>
-          <w:t>26:40–46</w:t>
-        </w:r>
-      </w:hyperlink>
-      <w:r>
-        <w:rPr>
-          <w:lang w:val="zh_TW" w:bidi="zh_TW"/>
-        </w:rPr>
-        <w:t>）。在新約聖經的書信中，保羅經常提醒信徒應在屬靈上警醒：</w:t>
-      </w:r>
-    </w:p>
-    <w:p>
-      <w:pPr>
-        <w:pStyle w:val="ListBullet"/>
-        <w:spacing w:line="240" w:lineRule="auto"/>
-        <w:ind w:left="720"/>
-      </w:pPr>
-      <w:r>
-        <w:rPr>
-          <w:lang w:val="zh_TW" w:bidi="zh_TW"/>
-        </w:rPr>
-      </w:r>
-      <w:r>
-        <w:rPr>
-          <w:lang w:val="zh_TW" w:bidi="zh_TW"/>
-        </w:rPr>
-        <w:t>「</w:t>
-      </w:r>
-      <w:r>
-        <w:rPr>
-          <w:lang w:val="zh_TW" w:bidi="zh_TW"/>
-        </w:rPr>
-        <w:t>你這睡着的人當醒過來， 從死裏復活！基督就要光照你了。</w:t>
-      </w:r>
-      <w:r>
-        <w:rPr>
-          <w:lang w:val="zh_TW" w:bidi="zh_TW"/>
-        </w:rPr>
-        <w:t>」（</w:t>
-      </w:r>
-      <w:hyperlink r:id="rId103">
-        <w:r>
-          <w:rPr>
-            <w:lang w:val="zh_TW" w:bidi="zh_TW"/>
-          </w:rPr>
-          <w:rPr>
-            <w:color w:val="0000EE"/>
-            <w:u w:val="single"/>
-          </w:rPr>
-          <w:t>弗5:14</w:t>
-        </w:r>
-      </w:hyperlink>
-      <w:r>
-        <w:rPr>
-          <w:lang w:val="zh_TW" w:bidi="zh_TW"/>
-        </w:rPr>
-        <w:t>）。</w:t>
-      </w:r>
-    </w:p>
-    <w:p>
-      <w:pPr>
-        <w:pStyle w:val="ListBullet"/>
-        <w:spacing w:line="240" w:lineRule="auto"/>
-        <w:ind w:left="720"/>
-      </w:pPr>
-      <w:r>
-        <w:rPr>
-          <w:lang w:val="zh_TW" w:bidi="zh_TW"/>
-        </w:rPr>
-      </w:r>
-      <w:r>
-        <w:rPr>
-          <w:lang w:val="zh_TW" w:bidi="zh_TW"/>
-        </w:rPr>
-        <w:t>「</w:t>
-      </w:r>
-      <w:r>
-        <w:rPr>
-          <w:lang w:val="zh_TW" w:bidi="zh_TW"/>
-        </w:rPr>
-        <w:t>所以，我們不要睡覺像別人一樣，總要警醒謹守。</w:t>
-      </w:r>
-      <w:r>
-        <w:rPr>
-          <w:lang w:val="zh_TW" w:bidi="zh_TW"/>
-        </w:rPr>
-        <w:t>」（</w:t>
-      </w:r>
-      <w:hyperlink r:id="rId104">
-        <w:r>
-          <w:rPr>
-            <w:lang w:val="zh_TW" w:bidi="zh_TW"/>
-          </w:rPr>
-          <w:rPr>
-            <w:color w:val="0000EE"/>
-            <w:u w:val="single"/>
-          </w:rPr>
-          <w:t>帖前5:6</w:t>
-        </w:r>
-      </w:hyperlink>
-      <w:r>
-        <w:rPr>
-          <w:lang w:val="zh_TW" w:bidi="zh_TW"/>
-        </w:rPr>
-        <w:t>）。</w:t>
-      </w:r>
-    </w:p>
-    <w:p>
-      <w:pPr>
-        <w:pStyle w:val="Heading3"/>
-      </w:pPr>
-      <w:r>
-        <w:rPr>
-          <w:lang w:val="zh_TW" w:bidi="zh_TW"/>
-        </w:rPr>
-        <w:t>睡眠如同死亡</w:t>
-      </w:r>
-    </w:p>
-    <w:p>
-      <w:pPr/>
-      <w:r>
-        <w:rPr>
-          <w:lang w:val="zh_TW" w:bidi="zh_TW"/>
-        </w:rPr>
-      </w:r>
-      <w:r>
-        <w:rPr>
-          <w:lang w:val="zh_TW" w:bidi="zh_TW"/>
-        </w:rPr>
-        <w:t>聖經經常將死亡比作睡眠。在舊約聖經中，當一個人去世時，通常說他與他的列祖同睡（例如</w:t>
-      </w:r>
-      <w:hyperlink r:id="rId105">
-        <w:r>
-          <w:rPr>
-            <w:lang w:val="zh_TW" w:bidi="zh_TW"/>
-          </w:rPr>
-          <w:rPr>
-            <w:color w:val="0000EE"/>
-            <w:u w:val="single"/>
-          </w:rPr>
-          <w:t>申31:16</w:t>
-        </w:r>
-      </w:hyperlink>
-      <w:r>
-        <w:rPr>
-          <w:lang w:val="zh_TW" w:bidi="zh_TW"/>
-        </w:rPr>
-        <w:t>；</w:t>
-      </w:r>
-      <w:hyperlink r:id="rId106">
-        <w:r>
-          <w:rPr>
-            <w:lang w:val="zh_TW" w:bidi="zh_TW"/>
-          </w:rPr>
-          <w:rPr>
-            <w:color w:val="0000EE"/>
-            <w:u w:val="single"/>
-          </w:rPr>
-          <w:t>撒下7:12</w:t>
-        </w:r>
-      </w:hyperlink>
-      <w:r>
-        <w:rPr>
-          <w:lang w:val="zh_TW" w:bidi="zh_TW"/>
-        </w:rPr>
-        <w:t>）。</w:t>
-      </w:r>
-    </w:p>
-    <w:p>
-      <w:pPr/>
-      <w:r>
-        <w:rPr>
-          <w:lang w:val="zh_TW" w:bidi="zh_TW"/>
-        </w:rPr>
-      </w:r>
-      <w:r>
-        <w:rPr>
-          <w:lang w:val="zh_TW" w:bidi="zh_TW"/>
-        </w:rPr>
-        <w:t>耶穌將死亡比作睡眠（</w:t>
-      </w:r>
-      <w:hyperlink r:id="rId107">
-        <w:r>
-          <w:rPr>
-            <w:lang w:val="zh_TW" w:bidi="zh_TW"/>
-          </w:rPr>
-          <w:rPr>
-            <w:color w:val="0000EE"/>
-            <w:u w:val="single"/>
-          </w:rPr>
-          <w:t>太9:24</w:t>
-        </w:r>
-      </w:hyperlink>
-      <w:r>
-        <w:rPr>
-          <w:lang w:val="zh_TW" w:bidi="zh_TW"/>
-        </w:rPr>
-        <w:t>；</w:t>
-      </w:r>
-      <w:hyperlink r:id="rId108">
-        <w:r>
-          <w:rPr>
-            <w:lang w:val="zh_TW" w:bidi="zh_TW"/>
-          </w:rPr>
-          <w:rPr>
-            <w:color w:val="0000EE"/>
-            <w:u w:val="single"/>
-          </w:rPr>
-          <w:t>約11:11</w:t>
-        </w:r>
-      </w:hyperlink>
-      <w:r>
-        <w:rPr>
-          <w:lang w:val="zh_TW" w:bidi="zh_TW"/>
-        </w:rPr>
-        <w:t>），使徒保羅也是如此（</w:t>
-      </w:r>
-      <w:hyperlink r:id="rId109">
-        <w:r>
-          <w:rPr>
-            <w:lang w:val="zh_TW" w:bidi="zh_TW"/>
-          </w:rPr>
-          <w:rPr>
-            <w:color w:val="0000EE"/>
-            <w:u w:val="single"/>
-          </w:rPr>
-          <w:t>林前11:30</w:t>
-        </w:r>
-      </w:hyperlink>
-      <w:r>
-        <w:rPr>
-          <w:lang w:val="zh_TW" w:bidi="zh_TW"/>
-        </w:rPr>
-        <w:t>，</w:t>
-      </w:r>
-      <w:hyperlink r:id="rId110">
-        <w:r>
-          <w:rPr>
-            <w:lang w:val="zh_TW" w:bidi="zh_TW"/>
-          </w:rPr>
-          <w:rPr>
-            <w:color w:val="0000EE"/>
-            <w:u w:val="single"/>
-          </w:rPr>
-          <w:t>15:20、51</w:t>
-        </w:r>
-      </w:hyperlink>
-      <w:r>
-        <w:rPr>
-          <w:lang w:val="zh_TW" w:bidi="zh_TW"/>
-        </w:rPr>
-        <w:t>；</w:t>
-      </w:r>
-      <w:hyperlink r:id="rId111">
-        <w:r>
-          <w:rPr>
-            <w:lang w:val="zh_TW" w:bidi="zh_TW"/>
-          </w:rPr>
-          <w:rPr>
-            <w:color w:val="0000EE"/>
-            <w:u w:val="single"/>
-          </w:rPr>
-          <w:t>帖前4:13–14</w:t>
-        </w:r>
-      </w:hyperlink>
-      <w:r>
-        <w:rPr>
-          <w:lang w:val="zh_TW" w:bidi="zh_TW"/>
-        </w:rPr>
-        <w:t>）。這些陳述中顯示了死亡的暫時性，因此它被稱為睡眠。甚至</w:t>
-      </w:r>
-      <w:hyperlink r:id="rId112">
-        <w:r>
-          <w:rPr>
-            <w:lang w:val="zh_TW" w:bidi="zh_TW"/>
-          </w:rPr>
-          <w:rPr>
-            <w:color w:val="0000EE"/>
-            <w:u w:val="single"/>
-          </w:rPr>
-          <w:t>但以理書十二章二節</w:t>
-        </w:r>
-      </w:hyperlink>
-      <w:r>
-        <w:rPr>
-          <w:lang w:val="zh_TW" w:bidi="zh_TW"/>
-        </w:rPr>
-        <w:t>也說死亡是睡眠，「</w:t>
-      </w:r>
-      <w:r>
-        <w:rPr>
-          <w:lang w:val="zh_TW" w:bidi="zh_TW"/>
-        </w:rPr>
-        <w:t>睡在塵埃中的，必有多人復醒。其中有得永生的，有受羞辱永遠被憎惡的。</w:t>
-      </w:r>
-      <w:r>
-        <w:rPr>
-          <w:lang w:val="zh_TW" w:bidi="zh_TW"/>
-        </w:rPr>
-        <w:t>」</w:t>
-      </w:r>
-    </w:p>
-    <w:p>
-      <w:pPr/>
-      <w:r>
-        <w:rPr>
-          <w:lang w:val="zh_TW" w:bidi="zh_TW"/>
-        </w:rPr>
-      </w:r>
-      <w:r>
-        <w:rPr>
-          <w:lang w:val="zh_TW" w:bidi="zh_TW"/>
-        </w:rPr>
-        <w:t>新約聖經中的其他段落更為具體，包括</w:t>
-      </w:r>
-      <w:hyperlink r:id="rId113">
-        <w:r>
-          <w:rPr>
-            <w:lang w:val="zh_TW" w:bidi="zh_TW"/>
-          </w:rPr>
-          <w:rPr>
-            <w:color w:val="0000EE"/>
-            <w:u w:val="single"/>
-          </w:rPr>
-          <w:t>路加福音二十三章43節</w:t>
-        </w:r>
-      </w:hyperlink>
-      <w:r>
-        <w:rPr>
-          <w:lang w:val="zh_TW" w:bidi="zh_TW"/>
-        </w:rPr>
-        <w:t>；</w:t>
-      </w:r>
-      <w:hyperlink r:id="rId114">
-        <w:r>
-          <w:rPr>
-            <w:lang w:val="zh_TW" w:bidi="zh_TW"/>
-          </w:rPr>
-          <w:rPr>
-            <w:color w:val="0000EE"/>
-            <w:u w:val="single"/>
-          </w:rPr>
-          <w:t>哥林多後書五章8節</w:t>
-        </w:r>
-      </w:hyperlink>
-      <w:r>
-        <w:rPr>
-          <w:lang w:val="zh_TW" w:bidi="zh_TW"/>
-        </w:rPr>
-        <w:t>；</w:t>
-      </w:r>
-      <w:hyperlink r:id="rId115">
-        <w:r>
-          <w:rPr>
-            <w:lang w:val="zh_TW" w:bidi="zh_TW"/>
-          </w:rPr>
-          <w:rPr>
-            <w:color w:val="0000EE"/>
-            <w:u w:val="single"/>
-          </w:rPr>
-          <w:t>腓利比書一章23節</w:t>
-        </w:r>
-      </w:hyperlink>
-      <w:r>
-        <w:rPr>
-          <w:lang w:val="zh_TW" w:bidi="zh_TW"/>
-        </w:rPr>
-        <w:t>和</w:t>
-      </w:r>
-      <w:hyperlink r:id="rId116">
-        <w:r>
-          <w:rPr>
-            <w:lang w:val="zh_TW" w:bidi="zh_TW"/>
-          </w:rPr>
-          <w:rPr>
-            <w:color w:val="0000EE"/>
-            <w:u w:val="single"/>
-          </w:rPr>
-          <w:t>帖撒羅尼迦前書五章13至14節</w:t>
-        </w:r>
-      </w:hyperlink>
-      <w:r>
-        <w:rPr>
-          <w:lang w:val="zh_TW" w:bidi="zh_TW"/>
-        </w:rPr>
-        <w:t>，其上下文的語境對我們理解聖經中死亡的意義，也十分重要。在上述路加福音的經文中，耶穌釘十字架時，曾對垂死的強盗說：「</w:t>
-      </w:r>
-      <w:r>
-        <w:rPr>
-          <w:lang w:val="zh_TW" w:bidi="zh_TW"/>
-        </w:rPr>
-        <w:t>今日你要同我在樂園裏了。</w:t>
-      </w:r>
-      <w:r>
-        <w:rPr>
-          <w:lang w:val="zh_TW" w:bidi="zh_TW"/>
-        </w:rPr>
-        <w:t>」在上述哥林多後書的例子中，保羅談到死亡對他來說是去「與主同住」。</w:t>
       </w:r>
       <w:r>
         <w:rPr>
@@ -5600,12 +2757,6 @@
   </w:num>
   <w:num w:numId="13" w16cid:durableId="592781308">
     <w:abstractNumId w:val="11"/>
-  </w:num>
-  <w:num w:numId="14">
-    <w:abstractNumId w:val="3"/>
-    <w:lvlOverride w:ilvl="0">
-      <w:startOverride w:val="1"/>
-    </w:lvlOverride>
   </w:num>
   <w:numIdMacAtCleanup w:val="10"/>
 </w:numbering>

--- a/zht/docx/105.content.docx
+++ b/zht/docx/105.content.docx
@@ -19,7 +19,7 @@
         <w:rPr>
           <w:lang w:val="zh_TW" w:bidi="zh_TW"/>
         </w:rPr>
-        <w:t>Resource: 聖經詞典 (Tyndale)</w:t>
+        <w:t>Resource: Tyndale Open Bible Dictionary</w:t>
       </w:r>
       <w:r>
         <w:rPr>
@@ -112,7 +112,7 @@
         <w:rPr>
           <w:lang w:val="zh_TW" w:bidi="zh_TW"/>
         </w:rPr>
-        <w:t>聖經詞典 (Tyndale)</w:t>
+        <w:t>Tyndale Open Bible Dictionary</w:t>
       </w:r>
     </w:p>
     <w:p>
@@ -149,7 +149,7 @@
         <w:rPr>
           <w:lang w:val="zh_TW" w:bidi="zh_TW"/>
         </w:rPr>
-        <w:t>qu</w:t>
+        <w:t>pu</w:t>
       </w:r>
       <w:r>
         <w:rPr>
@@ -212,7 +212,7 @@
         <w:rPr>
           <w:lang w:val="zh_TW" w:bidi="zh_TW"/>
         </w:rPr>
-        <w:t>屈膝</w:t>
+        <w:t>葡萄樹與葡萄園</w:t>
       </w:r>
       <w:r>
         <w:rPr>
@@ -231,115 +231,7 @@
         <w:rPr>
           <w:lang w:val="zh_TW" w:bidi="zh_TW"/>
         </w:rPr>
-        <w:t>通常表示崇拜、尊敬或順服的姿勢。強壯的膝象徵著一個人有堅定的信心和目標，因此屈膝表示對上級的順服。人在君王、統治者、長官或神面前屈膝。</w:t>
-      </w:r>
-      <w:hyperlink r:id="rId13">
-        <w:r>
-          <w:rPr>
-            <w:lang w:val="zh_TW" w:bidi="zh_TW"/>
-          </w:rPr>
-          <w:rPr>
-            <w:color w:val="0000EE"/>
-            <w:u w:val="single"/>
-          </w:rPr>
-          <w:t>創41:43</w:t>
-        </w:r>
-      </w:hyperlink>
-      <w:r>
-        <w:rPr>
-          <w:lang w:val="zh_TW" w:bidi="zh_TW"/>
-        </w:rPr>
-        <w:t>描述在法老和約瑟面前跪下的人。人在主面前敬畏地跪下是很常見的（</w:t>
-      </w:r>
-      <w:hyperlink r:id="rId14">
-        <w:r>
-          <w:rPr>
-            <w:lang w:val="zh_TW" w:bidi="zh_TW"/>
-          </w:rPr>
-          <w:rPr>
-            <w:color w:val="0000EE"/>
-            <w:u w:val="single"/>
-          </w:rPr>
-          <w:t>賽45:23</w:t>
-        </w:r>
-      </w:hyperlink>
-      <w:r>
-        <w:rPr>
-          <w:lang w:val="zh_TW" w:bidi="zh_TW"/>
-        </w:rPr>
-        <w:t>；</w:t>
-      </w:r>
-      <w:hyperlink r:id="rId15">
-        <w:r>
-          <w:rPr>
-            <w:lang w:val="zh_TW" w:bidi="zh_TW"/>
-          </w:rPr>
-          <w:rPr>
-            <w:color w:val="0000EE"/>
-            <w:u w:val="single"/>
-          </w:rPr>
-          <w:t>羅14:11</w:t>
-        </w:r>
-      </w:hyperlink>
-      <w:r>
-        <w:rPr>
-          <w:lang w:val="zh_TW" w:bidi="zh_TW"/>
-        </w:rPr>
-        <w:t>；</w:t>
-      </w:r>
-      <w:hyperlink r:id="rId16">
-        <w:r>
-          <w:rPr>
-            <w:lang w:val="zh_TW" w:bidi="zh_TW"/>
-          </w:rPr>
-          <w:rPr>
-            <w:color w:val="0000EE"/>
-            <w:u w:val="single"/>
-          </w:rPr>
-          <w:t>腓2:10</w:t>
-        </w:r>
-      </w:hyperlink>
-      <w:r>
-        <w:rPr>
-          <w:lang w:val="zh_TW" w:bidi="zh_TW"/>
-        </w:rPr>
-        <w:t>）。發生饑荒時，以色列人偏離了主，那些保持忠心的人被描述為「未曾向巴力屈膝的」（</w:t>
-      </w:r>
-      <w:hyperlink r:id="rId17">
-        <w:r>
-          <w:rPr>
-            <w:lang w:val="zh_TW" w:bidi="zh_TW"/>
-          </w:rPr>
-          <w:rPr>
-            <w:color w:val="0000EE"/>
-            <w:u w:val="single"/>
-          </w:rPr>
-          <w:t>王上19:18</w:t>
-        </w:r>
-      </w:hyperlink>
-      <w:r>
-        <w:rPr>
-          <w:lang w:val="zh_TW" w:bidi="zh_TW"/>
-        </w:rPr>
-        <w:t>；見</w:t>
-      </w:r>
-      <w:hyperlink r:id="rId18">
-        <w:r>
-          <w:rPr>
-            <w:lang w:val="zh_TW" w:bidi="zh_TW"/>
-          </w:rPr>
-          <w:rPr>
-            <w:color w:val="0000EE"/>
-            <w:u w:val="single"/>
-          </w:rPr>
-          <w:t>羅11:4</w:t>
-        </w:r>
-      </w:hyperlink>
-      <w:r>
-        <w:rPr>
-          <w:lang w:val="zh_TW" w:bidi="zh_TW"/>
-        </w:rPr>
-        <w:t>）。</w:t>
+        <w:t>葡萄藤或葡萄樹可產出葡萄、葡萄乾和葡萄酒。葡萄園是種植葡萄樹的園子。</w:t>
       </w:r>
     </w:p>
     <w:p>
@@ -353,132 +245,54 @@
         <w:rPr>
           <w:lang w:val="zh_TW" w:bidi="zh_TW"/>
         </w:rPr>
-        <w:t>穩固的膝代表力量，雙膝被擊打則代表力量被毀（</w:t>
-      </w:r>
-      <w:hyperlink r:id="rId19">
-        <w:r>
-          <w:rPr>
-            <w:lang w:val="zh_TW" w:bidi="zh_TW"/>
-          </w:rPr>
-          <w:rPr>
-            <w:color w:val="0000EE"/>
-            <w:u w:val="single"/>
-          </w:rPr>
-          <w:t>申28:35</w:t>
-        </w:r>
-      </w:hyperlink>
-      <w:r>
-        <w:rPr>
-          <w:lang w:val="zh_TW" w:bidi="zh_TW"/>
-        </w:rPr>
-        <w:t>）。以賽亞求主使無力的膝穩固（</w:t>
-      </w:r>
-      <w:hyperlink r:id="rId20">
-        <w:r>
-          <w:rPr>
-            <w:lang w:val="zh_TW" w:bidi="zh_TW"/>
-          </w:rPr>
-          <w:rPr>
-            <w:color w:val="0000EE"/>
-            <w:u w:val="single"/>
-          </w:rPr>
-          <w:t>賽35:3</w:t>
-        </w:r>
-      </w:hyperlink>
-      <w:r>
-        <w:rPr>
-          <w:lang w:val="zh_TW" w:bidi="zh_TW"/>
-        </w:rPr>
-        <w:t>）。經文提到軟弱或無力的膝時一般指信心的不穩固（</w:t>
-      </w:r>
-      <w:hyperlink r:id="rId21">
-        <w:r>
-          <w:rPr>
-            <w:lang w:val="zh_TW" w:bidi="zh_TW"/>
-          </w:rPr>
-          <w:rPr>
-            <w:color w:val="0000EE"/>
-            <w:u w:val="single"/>
-          </w:rPr>
-          <w:t>伯4:4</w:t>
-        </w:r>
-      </w:hyperlink>
-      <w:r>
-        <w:rPr>
-          <w:lang w:val="zh_TW" w:bidi="zh_TW"/>
-        </w:rPr>
-        <w:t>；</w:t>
-      </w:r>
-      <w:hyperlink r:id="rId22">
-        <w:r>
-          <w:rPr>
-            <w:lang w:val="zh_TW" w:bidi="zh_TW"/>
-          </w:rPr>
-          <w:rPr>
-            <w:color w:val="0000EE"/>
-            <w:u w:val="single"/>
-          </w:rPr>
-          <w:t>來12:12</w:t>
-        </w:r>
-      </w:hyperlink>
-      <w:r>
-        <w:rPr>
-          <w:lang w:val="zh_TW" w:bidi="zh_TW"/>
-        </w:rPr>
-        <w:t>），但有時也指健康的衰退（</w:t>
-      </w:r>
-      <w:hyperlink r:id="rId23">
-        <w:r>
-          <w:rPr>
-            <w:lang w:val="zh_TW" w:bidi="zh_TW"/>
-          </w:rPr>
-          <w:rPr>
-            <w:color w:val="0000EE"/>
-            <w:u w:val="single"/>
-          </w:rPr>
-          <w:t>詩109:24</w:t>
-        </w:r>
-      </w:hyperlink>
-      <w:r>
-        <w:rPr>
-          <w:lang w:val="zh_TW" w:bidi="zh_TW"/>
-        </w:rPr>
-        <w:t>）。以西結提到那些膝「弱如水」的人（</w:t>
-      </w:r>
-      <w:hyperlink r:id="rId24">
-        <w:r>
-          <w:rPr>
-            <w:lang w:val="zh_TW" w:bidi="zh_TW"/>
-          </w:rPr>
-          <w:rPr>
-            <w:color w:val="0000EE"/>
-            <w:u w:val="single"/>
-          </w:rPr>
-          <w:t>結7:17</w:t>
-        </w:r>
-      </w:hyperlink>
-      <w:hyperlink r:id="rId24">
-        <w:r>
-          <w:rPr>
-            <w:lang w:val="zh_TW" w:bidi="zh_TW"/>
-          </w:rPr>
-          <w:rPr>
-            <w:color w:val="0000EE"/>
-            <w:u w:val="single"/>
-          </w:rPr>
-          <w:t>，</w:t>
-        </w:r>
-      </w:hyperlink>
-      <w:hyperlink r:id="rId25">
-        <w:r>
-          <w:rPr>
-            <w:lang w:val="zh_TW" w:bidi="zh_TW"/>
-          </w:rPr>
-          <w:rPr>
-            <w:color w:val="0000EE"/>
-            <w:u w:val="single"/>
-          </w:rPr>
-          <w:t>21:7</w:t>
+        <w:t>聖經提到的葡萄樹，既有字面上的意義，也有比喻的意義。葡萄樹可能起源於亞拉臘地區（</w:t>
+      </w:r>
+      <w:hyperlink r:id="rId13">
+        <w:r>
+          <w:rPr>
+            <w:lang w:val="zh_TW" w:bidi="zh_TW"/>
+          </w:rPr>
+          <w:rPr>
+            <w:color w:val="0000EE"/>
+            <w:u w:val="single"/>
+          </w:rPr>
+          <w:t>創9:20</w:t>
+        </w:r>
+      </w:hyperlink>
+      <w:r>
+        <w:rPr>
+          <w:lang w:val="zh_TW" w:bidi="zh_TW"/>
+        </w:rPr>
+        <w:t>）。古埃及人也有種植葡萄樹，墓葬壁畫亦有描繪酒的製作過程。迦南人曾以酒迎接亞伯拉罕（</w:t>
+      </w:r>
+      <w:hyperlink r:id="rId14">
+        <w:r>
+          <w:rPr>
+            <w:lang w:val="zh_TW" w:bidi="zh_TW"/>
+          </w:rPr>
+          <w:rPr>
+            <w:color w:val="0000EE"/>
+            <w:u w:val="single"/>
+          </w:rPr>
+          <w:t>創14:18</w:t>
+        </w:r>
+      </w:hyperlink>
+      <w:r>
+        <w:rPr>
+          <w:lang w:val="zh_TW" w:bidi="zh_TW"/>
+        </w:rPr>
+        <w:t>）。摩西曾描述應許之地的葡萄園（</w:t>
+      </w:r>
+      <w:hyperlink r:id="rId15">
+        <w:r>
+          <w:rPr>
+            <w:lang w:val="zh_TW" w:bidi="zh_TW"/>
+          </w:rPr>
+          <w:rPr>
+            <w:color w:val="0000EE"/>
+            <w:u w:val="single"/>
+          </w:rPr>
+          <w:t>申6:11</w:t>
         </w:r>
       </w:hyperlink>
       <w:r>
@@ -486,6 +300,17 @@
           <w:lang w:val="zh_TW" w:bidi="zh_TW"/>
         </w:rPr>
         <w:t>）。</w:t>
+      </w:r>
+    </w:p>
+    <w:p>
+      <w:pPr>
+        <w:pStyle w:val="Heading3"/>
+      </w:pPr>
+      <w:r>
+        <w:rPr>
+          <w:lang w:val="zh_TW" w:bidi="zh_TW"/>
+        </w:rPr>
+        <w:t>為什麼葡萄藤在聖經時代如此重要？</w:t>
       </w:r>
     </w:p>
     <w:p>
@@ -499,180 +324,90 @@
         <w:rPr>
           <w:lang w:val="zh_TW" w:bidi="zh_TW"/>
         </w:rPr>
-        <w:t>在主面前雙膝跪下是一種表示敬拜（</w:t>
-      </w:r>
-      <w:hyperlink r:id="rId26">
-        <w:r>
-          <w:rPr>
-            <w:lang w:val="zh_TW" w:bidi="zh_TW"/>
-          </w:rPr>
-          <w:rPr>
-            <w:color w:val="0000EE"/>
-            <w:u w:val="single"/>
-          </w:rPr>
-          <w:t>詩95:6</w:t>
-        </w:r>
-      </w:hyperlink>
-      <w:r>
-        <w:rPr>
-          <w:lang w:val="zh_TW" w:bidi="zh_TW"/>
-        </w:rPr>
-        <w:t>）和禱告的姿勢（</w:t>
-      </w:r>
-      <w:hyperlink r:id="rId27">
-        <w:r>
-          <w:rPr>
-            <w:lang w:val="zh_TW" w:bidi="zh_TW"/>
-          </w:rPr>
-          <w:rPr>
-            <w:color w:val="0000EE"/>
-            <w:u w:val="single"/>
-          </w:rPr>
-          <w:t>但6:10</w:t>
-        </w:r>
-      </w:hyperlink>
-      <w:r>
-        <w:rPr>
-          <w:lang w:val="zh_TW" w:bidi="zh_TW"/>
-        </w:rPr>
-        <w:t>）。基督自己在客西馬尼園跪下禱告（</w:t>
-      </w:r>
-      <w:hyperlink r:id="rId28">
-        <w:r>
-          <w:rPr>
-            <w:lang w:val="zh_TW" w:bidi="zh_TW"/>
-          </w:rPr>
-          <w:rPr>
-            <w:color w:val="0000EE"/>
-            <w:u w:val="single"/>
-          </w:rPr>
-          <w:t>路22:41</w:t>
-        </w:r>
-      </w:hyperlink>
-      <w:r>
-        <w:rPr>
-          <w:lang w:val="zh_TW" w:bidi="zh_TW"/>
-        </w:rPr>
-        <w:t>），彼得、保羅和司提反也曾如此（</w:t>
-      </w:r>
-      <w:hyperlink r:id="rId29">
-        <w:r>
-          <w:rPr>
-            <w:lang w:val="zh_TW" w:bidi="zh_TW"/>
-          </w:rPr>
-          <w:rPr>
-            <w:color w:val="0000EE"/>
-            <w:u w:val="single"/>
-          </w:rPr>
-          <w:t>徒7:60</w:t>
-        </w:r>
-      </w:hyperlink>
-      <w:hyperlink r:id="rId29">
-        <w:r>
-          <w:rPr>
-            <w:lang w:val="zh_TW" w:bidi="zh_TW"/>
-          </w:rPr>
-          <w:rPr>
-            <w:color w:val="0000EE"/>
-            <w:u w:val="single"/>
-          </w:rPr>
-          <w:t>，</w:t>
-        </w:r>
-      </w:hyperlink>
-      <w:hyperlink r:id="rId30">
-        <w:r>
-          <w:rPr>
-            <w:lang w:val="zh_TW" w:bidi="zh_TW"/>
-          </w:rPr>
-          <w:rPr>
-            <w:color w:val="0000EE"/>
-            <w:u w:val="single"/>
-          </w:rPr>
-          <w:t>9:40</w:t>
-        </w:r>
-      </w:hyperlink>
-      <w:hyperlink r:id="rId30">
-        <w:r>
-          <w:rPr>
-            <w:lang w:val="zh_TW" w:bidi="zh_TW"/>
-          </w:rPr>
-          <w:rPr>
-            <w:color w:val="0000EE"/>
-            <w:u w:val="single"/>
-          </w:rPr>
-          <w:t>，</w:t>
-        </w:r>
-      </w:hyperlink>
-      <w:hyperlink r:id="rId31">
-        <w:r>
-          <w:rPr>
-            <w:lang w:val="zh_TW" w:bidi="zh_TW"/>
-          </w:rPr>
-          <w:rPr>
-            <w:color w:val="0000EE"/>
-            <w:u w:val="single"/>
-          </w:rPr>
-          <w:t>20:36</w:t>
-        </w:r>
-      </w:hyperlink>
-      <w:hyperlink r:id="rId31">
-        <w:r>
-          <w:rPr>
-            <w:lang w:val="zh_TW" w:bidi="zh_TW"/>
-          </w:rPr>
-          <w:rPr>
-            <w:color w:val="0000EE"/>
-            <w:u w:val="single"/>
-          </w:rPr>
-          <w:t>，</w:t>
-        </w:r>
-      </w:hyperlink>
-      <w:hyperlink r:id="rId32">
-        <w:r>
-          <w:rPr>
-            <w:lang w:val="zh_TW" w:bidi="zh_TW"/>
-          </w:rPr>
-          <w:rPr>
-            <w:color w:val="0000EE"/>
-            <w:u w:val="single"/>
-          </w:rPr>
-          <w:t>21:5</w:t>
-        </w:r>
-      </w:hyperlink>
-      <w:r>
-        <w:rPr>
-          <w:lang w:val="zh_TW" w:bidi="zh_TW"/>
-        </w:rPr>
-        <w:t>）。所羅門在主面前屈膝禱告和祈求（</w:t>
-      </w:r>
-      <w:hyperlink r:id="rId33">
-        <w:r>
-          <w:rPr>
-            <w:lang w:val="zh_TW" w:bidi="zh_TW"/>
-          </w:rPr>
-          <w:rPr>
-            <w:color w:val="0000EE"/>
-            <w:u w:val="single"/>
-          </w:rPr>
-          <w:t>王上8:54</w:t>
-        </w:r>
-      </w:hyperlink>
-      <w:r>
-        <w:rPr>
-          <w:lang w:val="zh_TW" w:bidi="zh_TW"/>
-        </w:rPr>
-        <w:t>），甚至有一次他造了一個方便他能站上去的銅臺，當著以色列的會眾在主面前跪下（</w:t>
-      </w:r>
-      <w:hyperlink r:id="rId34">
-        <w:r>
-          <w:rPr>
-            <w:lang w:val="zh_TW" w:bidi="zh_TW"/>
-          </w:rPr>
-          <w:rPr>
-            <w:color w:val="0000EE"/>
-            <w:u w:val="single"/>
-          </w:rPr>
-          <w:t>代下6:13</w:t>
+        <w:t>優質的葡萄來自山谷和平原，為希伯來人提供水果和酒，豐富他們清淡的飲食（</w:t>
+      </w:r>
+      <w:hyperlink r:id="rId16">
+        <w:r>
+          <w:rPr>
+            <w:lang w:val="zh_TW" w:bidi="zh_TW"/>
+          </w:rPr>
+          <w:rPr>
+            <w:color w:val="0000EE"/>
+            <w:u w:val="single"/>
+          </w:rPr>
+          <w:t>民13:20、24</w:t>
+        </w:r>
+      </w:hyperlink>
+      <w:r>
+        <w:rPr>
+          <w:lang w:val="zh_TW" w:bidi="zh_TW"/>
+        </w:rPr>
+        <w:t>；</w:t>
+      </w:r>
+      <w:hyperlink r:id="rId17">
+        <w:r>
+          <w:rPr>
+            <w:lang w:val="zh_TW" w:bidi="zh_TW"/>
+          </w:rPr>
+          <w:rPr>
+            <w:color w:val="0000EE"/>
+            <w:u w:val="single"/>
+          </w:rPr>
+          <w:t>士14:5</w:t>
+        </w:r>
+      </w:hyperlink>
+      <w:r>
+        <w:rPr>
+          <w:lang w:val="zh_TW" w:bidi="zh_TW"/>
+        </w:rPr>
+        <w:t>，</w:t>
+      </w:r>
+      <w:hyperlink r:id="rId18">
+        <w:r>
+          <w:rPr>
+            <w:lang w:val="zh_TW" w:bidi="zh_TW"/>
+          </w:rPr>
+          <w:rPr>
+            <w:color w:val="0000EE"/>
+            <w:u w:val="single"/>
+          </w:rPr>
+          <w:t>15:5</w:t>
+        </w:r>
+      </w:hyperlink>
+      <w:r>
+        <w:rPr>
+          <w:lang w:val="zh_TW" w:bidi="zh_TW"/>
+        </w:rPr>
+        <w:t>）。酒是他們文化的重要一環，買賣相當流行，而在以色列最後幾位國王執政期間，酒的貿易非常活躍（參</w:t>
+      </w:r>
+      <w:hyperlink r:id="rId19">
+        <w:r>
+          <w:rPr>
+            <w:lang w:val="zh_TW" w:bidi="zh_TW"/>
+          </w:rPr>
+          <w:rPr>
+            <w:color w:val="0000EE"/>
+            <w:u w:val="single"/>
+          </w:rPr>
+          <w:t>結27:18</w:t>
+        </w:r>
+      </w:hyperlink>
+      <w:r>
+        <w:rPr>
+          <w:lang w:val="zh_TW" w:bidi="zh_TW"/>
+        </w:rPr>
+        <w:t>）。到希臘人和羅馬人統治時，這種貿易仍然流行。對於希伯來人來說，理想生活的景象是安靜地待在一處，耕種自己的土地，坐在自己的葡萄樹下（</w:t>
+      </w:r>
+      <w:hyperlink r:id="rId20">
+        <w:r>
+          <w:rPr>
+            <w:lang w:val="zh_TW" w:bidi="zh_TW"/>
+          </w:rPr>
+          <w:rPr>
+            <w:color w:val="0000EE"/>
+            <w:u w:val="single"/>
+          </w:rPr>
+          <w:t>王上4:25</w:t>
         </w:r>
       </w:hyperlink>
       <w:r>
@@ -680,6 +415,17 @@
           <w:lang w:val="zh_TW" w:bidi="zh_TW"/>
         </w:rPr>
         <w:t>）。</w:t>
+      </w:r>
+    </w:p>
+    <w:p>
+      <w:pPr>
+        <w:pStyle w:val="Heading3"/>
+      </w:pPr>
+      <w:r>
+        <w:rPr>
+          <w:lang w:val="zh_TW" w:bidi="zh_TW"/>
+        </w:rPr>
+        <w:t>葡萄的種植與收成</w:t>
       </w:r>
     </w:p>
     <w:p>
@@ -693,7 +439,284 @@
         <w:rPr>
           <w:lang w:val="zh_TW" w:bidi="zh_TW"/>
         </w:rPr>
-        <w:t>有些人跪下痛悔，好像以斯拉在獻晚祭時那樣（</w:t>
+        <w:t>典型的葡萄園周圍有保護園子的籬笆或圍欄。在收成的季節，守衛會待在瞭望塔看守，防止小偷偷竊農作物（</w:t>
+      </w:r>
+      <w:hyperlink r:id="rId21">
+        <w:r>
+          <w:rPr>
+            <w:lang w:val="zh_TW" w:bidi="zh_TW"/>
+          </w:rPr>
+          <w:rPr>
+            <w:color w:val="0000EE"/>
+            <w:u w:val="single"/>
+          </w:rPr>
+          <w:t>伯24:18</w:t>
+        </w:r>
+      </w:hyperlink>
+      <w:r>
+        <w:rPr>
+          <w:lang w:val="zh_TW" w:bidi="zh_TW"/>
+        </w:rPr>
+        <w:t>；</w:t>
+      </w:r>
+      <w:hyperlink r:id="rId22">
+        <w:r>
+          <w:rPr>
+            <w:lang w:val="zh_TW" w:bidi="zh_TW"/>
+          </w:rPr>
+          <w:rPr>
+            <w:color w:val="0000EE"/>
+            <w:u w:val="single"/>
+          </w:rPr>
+          <w:t>賽1:8</w:t>
+        </w:r>
+      </w:hyperlink>
+      <w:r>
+        <w:rPr>
+          <w:lang w:val="zh_TW" w:bidi="zh_TW"/>
+        </w:rPr>
+        <w:t>；</w:t>
+      </w:r>
+      <w:hyperlink r:id="rId23">
+        <w:r>
+          <w:rPr>
+            <w:lang w:val="zh_TW" w:bidi="zh_TW"/>
+          </w:rPr>
+          <w:rPr>
+            <w:color w:val="0000EE"/>
+            <w:u w:val="single"/>
+          </w:rPr>
+          <w:t>可12:1</w:t>
+        </w:r>
+      </w:hyperlink>
+      <w:r>
+        <w:rPr>
+          <w:lang w:val="zh_TW" w:bidi="zh_TW"/>
+        </w:rPr>
+        <w:t>）。葡萄藤則一行行種植在封閉的區域裡，隨著植物生長，葡萄藤沿著支架，以將結果的枝條從地面上抬起來（</w:t>
+      </w:r>
+      <w:hyperlink r:id="rId24">
+        <w:r>
+          <w:rPr>
+            <w:lang w:val="zh_TW" w:bidi="zh_TW"/>
+          </w:rPr>
+          <w:rPr>
+            <w:color w:val="0000EE"/>
+            <w:u w:val="single"/>
+          </w:rPr>
+          <w:t>結17:6</w:t>
+        </w:r>
+      </w:hyperlink>
+      <w:r>
+        <w:rPr>
+          <w:lang w:val="zh_TW" w:bidi="zh_TW"/>
+        </w:rPr>
+        <w:t>）。葡萄園工人修剪並照料葡萄藤（</w:t>
+      </w:r>
+      <w:hyperlink r:id="rId25">
+        <w:r>
+          <w:rPr>
+            <w:lang w:val="zh_TW" w:bidi="zh_TW"/>
+          </w:rPr>
+          <w:rPr>
+            <w:color w:val="0000EE"/>
+            <w:u w:val="single"/>
+          </w:rPr>
+          <w:t>利25:3</w:t>
+        </w:r>
+      </w:hyperlink>
+      <w:r>
+        <w:rPr>
+          <w:lang w:val="zh_TW" w:bidi="zh_TW"/>
+        </w:rPr>
+        <w:t>；</w:t>
+      </w:r>
+      <w:hyperlink r:id="rId26">
+        <w:r>
+          <w:rPr>
+            <w:lang w:val="zh_TW" w:bidi="zh_TW"/>
+          </w:rPr>
+          <w:rPr>
+            <w:color w:val="0000EE"/>
+            <w:u w:val="single"/>
+          </w:rPr>
+          <w:t>賽61:5</w:t>
+        </w:r>
+      </w:hyperlink>
+      <w:r>
+        <w:rPr>
+          <w:lang w:val="zh_TW" w:bidi="zh_TW"/>
+        </w:rPr>
+        <w:t>；</w:t>
+      </w:r>
+      <w:hyperlink r:id="rId27">
+        <w:r>
+          <w:rPr>
+            <w:lang w:val="zh_TW" w:bidi="zh_TW"/>
+          </w:rPr>
+          <w:rPr>
+            <w:color w:val="0000EE"/>
+            <w:u w:val="single"/>
+          </w:rPr>
+          <w:t>珥3:10</w:t>
+        </w:r>
+      </w:hyperlink>
+      <w:r>
+        <w:rPr>
+          <w:lang w:val="zh_TW" w:bidi="zh_TW"/>
+        </w:rPr>
+        <w:t>；</w:t>
+      </w:r>
+      <w:hyperlink r:id="rId28">
+        <w:r>
+          <w:rPr>
+            <w:lang w:val="zh_TW" w:bidi="zh_TW"/>
+          </w:rPr>
+          <w:rPr>
+            <w:color w:val="0000EE"/>
+            <w:u w:val="single"/>
+          </w:rPr>
+          <w:t>約15:2</w:t>
+        </w:r>
+      </w:hyperlink>
+      <w:r>
+        <w:rPr>
+          <w:lang w:val="zh_TW" w:bidi="zh_TW"/>
+        </w:rPr>
+        <w:t>），又採摘成熟的果實並送往榨酒池（</w:t>
+      </w:r>
+      <w:hyperlink r:id="rId29">
+        <w:r>
+          <w:rPr>
+            <w:lang w:val="zh_TW" w:bidi="zh_TW"/>
+          </w:rPr>
+          <w:rPr>
+            <w:color w:val="0000EE"/>
+            <w:u w:val="single"/>
+          </w:rPr>
+          <w:t>何9:2</w:t>
+        </w:r>
+      </w:hyperlink>
+      <w:r>
+        <w:rPr>
+          <w:lang w:val="zh_TW" w:bidi="zh_TW"/>
+        </w:rPr>
+        <w:t>）。踹葡萄是一個慶祝的場合（</w:t>
+      </w:r>
+      <w:hyperlink r:id="rId30">
+        <w:r>
+          <w:rPr>
+            <w:lang w:val="zh_TW" w:bidi="zh_TW"/>
+          </w:rPr>
+          <w:rPr>
+            <w:color w:val="0000EE"/>
+            <w:u w:val="single"/>
+          </w:rPr>
+          <w:t>賽16:10</w:t>
+        </w:r>
+      </w:hyperlink>
+      <w:r>
+        <w:rPr>
+          <w:lang w:val="zh_TW" w:bidi="zh_TW"/>
+        </w:rPr>
+        <w:t>；</w:t>
+      </w:r>
+      <w:hyperlink r:id="rId31">
+        <w:r>
+          <w:rPr>
+            <w:lang w:val="zh_TW" w:bidi="zh_TW"/>
+          </w:rPr>
+          <w:rPr>
+            <w:color w:val="0000EE"/>
+            <w:u w:val="single"/>
+          </w:rPr>
+          <w:t>耶25:30</w:t>
+        </w:r>
+      </w:hyperlink>
+      <w:r>
+        <w:rPr>
+          <w:lang w:val="zh_TW" w:bidi="zh_TW"/>
+        </w:rPr>
+        <w:t>）。發酵的汁液會收集在新的羊皮袋和大型陶罐中（</w:t>
+      </w:r>
+      <w:hyperlink r:id="rId32">
+        <w:r>
+          <w:rPr>
+            <w:lang w:val="zh_TW" w:bidi="zh_TW"/>
+          </w:rPr>
+          <w:rPr>
+            <w:color w:val="0000EE"/>
+            <w:u w:val="single"/>
+          </w:rPr>
+          <w:t>太9:17</w:t>
+        </w:r>
+      </w:hyperlink>
+      <w:r>
+        <w:rPr>
+          <w:lang w:val="zh_TW" w:bidi="zh_TW"/>
+        </w:rPr>
+        <w:t>）。</w:t>
+      </w:r>
+    </w:p>
+    <w:p>
+      <w:pPr>
+        <w:pStyle w:val="Heading3"/>
+      </w:pPr>
+      <w:r>
+        <w:rPr>
+          <w:lang w:val="zh_TW" w:bidi="zh_TW"/>
+        </w:rPr>
+        <w:t>葡萄園在日常生活中的角色</w:t>
+      </w:r>
+    </w:p>
+    <w:p>
+      <w:pPr/>
+      <w:r>
+        <w:rPr>
+          <w:lang w:val="zh_TW" w:bidi="zh_TW"/>
+        </w:rPr>
+      </w:r>
+      <w:r>
+        <w:rPr>
+          <w:lang w:val="zh_TW" w:bidi="zh_TW"/>
+        </w:rPr>
+        <w:t>收成葡萄的工人可以免除兵役，這點顯示葡萄對以色列經濟的重要性。稅務和債務通常以酒而非金錢支付。法律規定，窮人可以在葡萄園中，拾取遺留園中沒有被收成的葡萄，就像在麥田中拾取遺留的穀物一樣（</w:t>
+      </w:r>
+      <w:hyperlink r:id="rId33">
+        <w:r>
+          <w:rPr>
+            <w:lang w:val="zh_TW" w:bidi="zh_TW"/>
+          </w:rPr>
+          <w:rPr>
+            <w:color w:val="0000EE"/>
+            <w:u w:val="single"/>
+          </w:rPr>
+          <w:t>利19:9–10</w:t>
+        </w:r>
+      </w:hyperlink>
+      <w:r>
+        <w:rPr>
+          <w:lang w:val="zh_TW" w:bidi="zh_TW"/>
+        </w:rPr>
+        <w:t>）。不結果的葡萄藤被用來製作木炭（</w:t>
+      </w:r>
+      <w:hyperlink r:id="rId34">
+        <w:r>
+          <w:rPr>
+            <w:lang w:val="zh_TW" w:bidi="zh_TW"/>
+          </w:rPr>
+          <w:rPr>
+            <w:color w:val="0000EE"/>
+            <w:u w:val="single"/>
+          </w:rPr>
+          <w:t>結15:4</w:t>
+        </w:r>
+      </w:hyperlink>
+      <w:r>
+        <w:rPr>
+          <w:lang w:val="zh_TW" w:bidi="zh_TW"/>
+        </w:rPr>
+        <w:t>；</w:t>
       </w:r>
       <w:hyperlink r:id="rId35">
         <w:r>
@@ -704,14 +727,39 @@
             <w:color w:val="0000EE"/>
             <w:u w:val="single"/>
           </w:rPr>
-          <w:t>拉9:5</w:t>
-        </w:r>
-      </w:hyperlink>
-      <w:r>
-        <w:rPr>
-          <w:lang w:val="zh_TW" w:bidi="zh_TW"/>
-        </w:rPr>
-        <w:t>），又像彼得求主赦免他的信心和信靠不足時那樣（</w:t>
+          <w:t>約15:6</w:t>
+        </w:r>
+      </w:hyperlink>
+      <w:r>
+        <w:rPr>
+          <w:lang w:val="zh_TW" w:bidi="zh_TW"/>
+        </w:rPr>
+        <w:t>）。</w:t>
+      </w:r>
+    </w:p>
+    <w:p>
+      <w:pPr>
+        <w:pStyle w:val="Heading3"/>
+      </w:pPr>
+      <w:r>
+        <w:rPr>
+          <w:lang w:val="zh_TW" w:bidi="zh_TW"/>
+        </w:rPr>
+        <w:t>耶穌關於葡萄樹與酒的教導</w:t>
+      </w:r>
+    </w:p>
+    <w:p>
+      <w:pPr/>
+      <w:r>
+        <w:rPr>
+          <w:lang w:val="zh_TW" w:bidi="zh_TW"/>
+        </w:rPr>
+      </w:r>
+      <w:r>
+        <w:rPr>
+          <w:lang w:val="zh_TW" w:bidi="zh_TW"/>
+        </w:rPr>
+        <w:t>耶穌經常使用葡萄園作為所講比喻的背景（</w:t>
       </w:r>
       <w:hyperlink r:id="rId36">
         <w:r>
@@ -722,14 +770,14 @@
             <w:color w:val="0000EE"/>
             <w:u w:val="single"/>
           </w:rPr>
-          <w:t>路5:8</w:t>
-        </w:r>
-      </w:hyperlink>
-      <w:r>
-        <w:rPr>
-          <w:lang w:val="zh_TW" w:bidi="zh_TW"/>
-        </w:rPr>
-        <w:t>）。人在先知以利亞面前跪下哀求，視他為神的代表（</w:t>
+          <w:t>太20:1–16</w:t>
+        </w:r>
+      </w:hyperlink>
+      <w:r>
+        <w:rPr>
+          <w:lang w:val="zh_TW" w:bidi="zh_TW"/>
+        </w:rPr>
+        <w:t>，</w:t>
       </w:r>
       <w:hyperlink r:id="rId37">
         <w:r>
@@ -740,14 +788,14 @@
             <w:color w:val="0000EE"/>
             <w:u w:val="single"/>
           </w:rPr>
-          <w:t>王下1:13</w:t>
-        </w:r>
-      </w:hyperlink>
-      <w:r>
-        <w:rPr>
-          <w:lang w:val="zh_TW" w:bidi="zh_TW"/>
-        </w:rPr>
-        <w:t>），還有許多人在主面前跪下求醫治（</w:t>
+          <w:t>21:28–43</w:t>
+        </w:r>
+      </w:hyperlink>
+      <w:r>
+        <w:rPr>
+          <w:lang w:val="zh_TW" w:bidi="zh_TW"/>
+        </w:rPr>
+        <w:t>；</w:t>
       </w:r>
       <w:hyperlink r:id="rId38">
         <w:r>
@@ -758,7 +806,7 @@
             <w:color w:val="0000EE"/>
             <w:u w:val="single"/>
           </w:rPr>
-          <w:t>太17:14</w:t>
+          <w:t>可12:1–11</w:t>
         </w:r>
       </w:hyperlink>
       <w:r>
@@ -776,14 +824,14 @@
             <w:color w:val="0000EE"/>
             <w:u w:val="single"/>
           </w:rPr>
-          <w:t>可1:40</w:t>
-        </w:r>
-      </w:hyperlink>
-      <w:r>
-        <w:rPr>
-          <w:lang w:val="zh_TW" w:bidi="zh_TW"/>
-        </w:rPr>
-        <w:t>）。但以理在天使面前心存驚奇和敬畏地跪下（</w:t>
+          <w:t>路13:6–9</w:t>
+        </w:r>
+      </w:hyperlink>
+      <w:r>
+        <w:rPr>
+          <w:lang w:val="zh_TW" w:bidi="zh_TW"/>
+        </w:rPr>
+        <w:t>，</w:t>
       </w:r>
       <w:hyperlink r:id="rId40">
         <w:r>
@@ -794,14 +842,32 @@
             <w:color w:val="0000EE"/>
             <w:u w:val="single"/>
           </w:rPr>
-          <w:t>但10:10</w:t>
-        </w:r>
-      </w:hyperlink>
-      <w:r>
-        <w:rPr>
-          <w:lang w:val="zh_TW" w:bidi="zh_TW"/>
-        </w:rPr>
-        <w:t>），伯沙撒的驚惶從他「雙膝彼此相碰」看得出（</w:t>
+          <w:t>20:9–18</w:t>
+        </w:r>
+      </w:hyperlink>
+      <w:r>
+        <w:rPr>
+          <w:lang w:val="zh_TW" w:bidi="zh_TW"/>
+        </w:rPr>
+        <w:t>）。當時的人普遍都知道和理解釀酒的方法。耶穌將新酒放入舊皮袋的故事，對新約聖經的聽眾來說，很容易明白（</w:t>
+      </w:r>
+      <w:hyperlink r:id="rId32">
+        <w:r>
+          <w:rPr>
+            <w:lang w:val="zh_TW" w:bidi="zh_TW"/>
+          </w:rPr>
+          <w:rPr>
+            <w:color w:val="0000EE"/>
+            <w:u w:val="single"/>
+          </w:rPr>
+          <w:t>太9:17</w:t>
+        </w:r>
+      </w:hyperlink>
+      <w:r>
+        <w:rPr>
+          <w:lang w:val="zh_TW" w:bidi="zh_TW"/>
+        </w:rPr>
+        <w:t>）。在象徵意義上，基督將自己描述為真正的葡萄樹，祂的血成為象徵聖餐的聖禮之酒（</w:t>
       </w:r>
       <w:hyperlink r:id="rId41">
         <w:r>
@@ -812,14 +878,115 @@
             <w:color w:val="0000EE"/>
             <w:u w:val="single"/>
           </w:rPr>
-          <w:t>但5:6</w:t>
-        </w:r>
-      </w:hyperlink>
-      <w:r>
-        <w:rPr>
-          <w:lang w:val="zh_TW" w:bidi="zh_TW"/>
-        </w:rPr>
-        <w:t>）。在新約中，君尊卻寬容的基督遭受士兵們的嘲弄和譏誚，跪在祂面前嘲諷地喊道：「恭喜，猶太人的王啊！」（</w:t>
+          <w:t>約15:1–11</w:t>
+        </w:r>
+      </w:hyperlink>
+      <w:r>
+        <w:rPr>
+          <w:lang w:val="zh_TW" w:bidi="zh_TW"/>
+        </w:rPr>
+        <w:t>）。</w:t>
+      </w:r>
+    </w:p>
+    <w:p>
+      <w:pPr/>
+      <w:r>
+        <w:rPr>
+          <w:lang w:val="zh_TW" w:bidi="zh_TW"/>
+        </w:rPr>
+      </w:r>
+      <w:r>
+        <w:rPr>
+          <w:i/>
+          <w:lang w:val="zh_TW" w:bidi="zh_TW"/>
+        </w:rPr>
+        <w:t>另見</w:t>
+      </w:r>
+      <w:r>
+        <w:rPr>
+          <w:lang w:val="zh_TW" w:bidi="zh_TW"/>
+        </w:rPr>
+        <w:t xml:space="preserve"> </w:t>
+      </w:r>
+      <w:r>
+        <w:rPr>
+          <w:lang w:val="zh_TW" w:bidi="zh_TW"/>
+        </w:rPr>
+        <w:t>農業</w:t>
+      </w:r>
+      <w:r>
+        <w:rPr>
+          <w:lang w:val="zh_TW" w:bidi="zh_TW"/>
+        </w:rPr>
+        <w:t>、</w:t>
+      </w:r>
+      <w:r>
+        <w:rPr>
+          <w:lang w:val="zh_TW" w:bidi="zh_TW"/>
+        </w:rPr>
+        <w:t>植物（藤本植物）</w:t>
+      </w:r>
+      <w:r>
+        <w:rPr>
+          <w:lang w:val="zh_TW" w:bidi="zh_TW"/>
+        </w:rPr>
+        <w:t>。</w:t>
+      </w:r>
+      <w:r>
+        <w:rPr>
+          <w:lang w:val="zh_TW" w:bidi="zh_TW"/>
+        </w:rPr>
+      </w:r>
+      <w:r>
+        <w:rPr>
+          <w:lang w:val="zh_TW" w:bidi="zh_TW"/>
+        </w:rPr>
+      </w:r>
+    </w:p>
+    <w:p>
+      <w:pPr/>
+      <w:r>
+        <w:rPr>
+          <w:lang w:val="zh_TW" w:bidi="zh_TW"/>
+        </w:rPr>
+      </w:r>
+    </w:p>
+    <w:p>
+      <w:pPr>
+        <w:pStyle w:val="Heading2"/>
+      </w:pPr>
+      <w:r>
+        <w:rPr>
+          <w:lang w:val="zh_TW" w:bidi="zh_TW"/>
+        </w:rPr>
+        <w:t>蒲式耳</w:t>
+      </w:r>
+      <w:r>
+        <w:rPr>
+          <w:lang w:val="zh_TW" w:bidi="zh_TW"/>
+        </w:rPr>
+      </w:r>
+    </w:p>
+    <w:p>
+      <w:pPr>
+        <w:pStyle w:val="ListNumber"/>
+        <w:numPr>
+          <w:ilvl w:val="0"/>
+          <w:numId w:val="14"/>
+        </w:numPr>
+        <w:spacing w:line="240" w:lineRule="auto"/>
+        <w:ind w:left="720"/>
+      </w:pPr>
+      <w:r>
+        <w:rPr>
+          <w:lang w:val="zh_TW" w:bidi="zh_TW"/>
+        </w:rPr>
+      </w:r>
+      <w:r>
+        <w:rPr>
+          <w:lang w:val="zh_TW" w:bidi="zh_TW"/>
+        </w:rPr>
+        <w:t>一個小容器（「籃子」），可以用來罩住燈（</w:t>
       </w:r>
       <w:hyperlink r:id="rId42">
         <w:r>
@@ -830,7 +997,7 @@
             <w:color w:val="0000EE"/>
             <w:u w:val="single"/>
           </w:rPr>
-          <w:t>太27:29</w:t>
+          <w:t>太5:15</w:t>
         </w:r>
       </w:hyperlink>
       <w:r>
@@ -848,7 +1015,25 @@
             <w:color w:val="0000EE"/>
             <w:u w:val="single"/>
           </w:rPr>
-          <w:t>可15:19</w:t>
+          <w:t>可4:21</w:t>
+        </w:r>
+      </w:hyperlink>
+      <w:r>
+        <w:rPr>
+          <w:lang w:val="zh_TW" w:bidi="zh_TW"/>
+        </w:rPr>
+        <w:t>；</w:t>
+      </w:r>
+      <w:hyperlink r:id="rId44">
+        <w:r>
+          <w:rPr>
+            <w:lang w:val="zh_TW" w:bidi="zh_TW"/>
+          </w:rPr>
+          <w:rPr>
+            <w:color w:val="0000EE"/>
+            <w:u w:val="single"/>
+          </w:rPr>
+          <w:t>路11:33</w:t>
         </w:r>
       </w:hyperlink>
       <w:r>
@@ -856,6 +1041,1204 @@
           <w:lang w:val="zh_TW" w:bidi="zh_TW"/>
         </w:rPr>
         <w:t>）。</w:t>
+      </w:r>
+      <w:r>
+        <w:rPr>
+          <w:i/>
+          <w:lang w:val="zh_TW" w:bidi="zh_TW"/>
+        </w:rPr>
+        <w:t>見</w:t>
+      </w:r>
+      <w:r>
+        <w:rPr>
+          <w:lang w:val="zh_TW" w:bidi="zh_TW"/>
+        </w:rPr>
+        <w:t xml:space="preserve"> </w:t>
+      </w:r>
+      <w:r>
+        <w:rPr>
+          <w:lang w:val="zh_TW" w:bidi="zh_TW"/>
+        </w:rPr>
+        <w:t>度量衡</w:t>
+      </w:r>
+      <w:r>
+        <w:rPr>
+          <w:lang w:val="zh_TW" w:bidi="zh_TW"/>
+        </w:rPr>
+        <w:t>。</w:t>
+      </w:r>
+    </w:p>
+    <w:p>
+      <w:pPr>
+        <w:pStyle w:val="ListNumber"/>
+        <w:spacing w:line="240" w:lineRule="auto"/>
+        <w:ind w:left="720"/>
+      </w:pPr>
+      <w:r>
+        <w:rPr>
+          <w:lang w:val="zh_TW" w:bidi="zh_TW"/>
+        </w:rPr>
+      </w:r>
+      <w:r>
+        <w:rPr>
+          <w:lang w:val="zh_TW" w:bidi="zh_TW"/>
+        </w:rPr>
+        <w:t>一種測量單位，約等於19夸脫或18公升。在希伯來文中，這稱為「伊法」。</w:t>
+      </w:r>
+      <w:r>
+        <w:rPr>
+          <w:lang w:val="zh_TW" w:bidi="zh_TW"/>
+        </w:rPr>
+      </w:r>
+      <w:r>
+        <w:rPr>
+          <w:lang w:val="zh_TW" w:bidi="zh_TW"/>
+        </w:rPr>
+      </w:r>
+    </w:p>
+    <w:p>
+      <w:pPr/>
+      <w:r>
+        <w:rPr>
+          <w:lang w:val="zh_TW" w:bidi="zh_TW"/>
+        </w:rPr>
+      </w:r>
+    </w:p>
+    <w:p>
+      <w:pPr>
+        <w:pStyle w:val="Heading2"/>
+      </w:pPr>
+      <w:r>
+        <w:rPr>
+          <w:lang w:val="zh_TW" w:bidi="zh_TW"/>
+        </w:rPr>
+        <w:t>僕人</w:t>
+      </w:r>
+      <w:r>
+        <w:rPr>
+          <w:lang w:val="zh_TW" w:bidi="zh_TW"/>
+        </w:rPr>
+      </w:r>
+    </w:p>
+    <w:p>
+      <w:pPr/>
+      <w:r>
+        <w:rPr>
+          <w:lang w:val="zh_TW" w:bidi="zh_TW"/>
+        </w:rPr>
+      </w:r>
+      <w:r>
+        <w:rPr>
+          <w:lang w:val="zh_TW" w:bidi="zh_TW"/>
+        </w:rPr>
+        <w:t>一個有義務服事主人的人，而主人會提供一定程度的保護。有些僕人（servant）是法律上的奴隸（slave），另一些則是自願的僕人。很難明確區分「僕人（servant）」、「奴隸（slave）」、「男奴（bondman）」和「女奴（bondwoman）」。希伯來文和希臘文中有多個詞被翻譯為「僕人」，但在較新的譯本中，有時會使用其它詞語。</w:t>
+      </w:r>
+    </w:p>
+    <w:p>
+      <w:pPr/>
+      <w:r>
+        <w:rPr>
+          <w:lang w:val="zh_TW" w:bidi="zh_TW"/>
+        </w:rPr>
+      </w:r>
+      <w:r>
+        <w:rPr>
+          <w:lang w:val="zh_TW" w:bidi="zh_TW"/>
+        </w:rPr>
+        <w:t>在希伯來文中，表示「少年（lad）」、「少年人（youth）」或「童子（boy）」的詞語常常也指僕人（</w:t>
+      </w:r>
+      <w:hyperlink r:id="rId45">
+        <w:r>
+          <w:rPr>
+            <w:lang w:val="zh_TW" w:bidi="zh_TW"/>
+          </w:rPr>
+          <w:rPr>
+            <w:color w:val="0000EE"/>
+            <w:u w:val="single"/>
+          </w:rPr>
+          <w:t>出33:11</w:t>
+        </w:r>
+      </w:hyperlink>
+      <w:r>
+        <w:rPr>
+          <w:lang w:val="zh_TW" w:bidi="zh_TW"/>
+        </w:rPr>
+        <w:t>；</w:t>
+      </w:r>
+      <w:hyperlink r:id="rId46">
+        <w:r>
+          <w:rPr>
+            <w:lang w:val="zh_TW" w:bidi="zh_TW"/>
+          </w:rPr>
+          <w:rPr>
+            <w:color w:val="0000EE"/>
+            <w:u w:val="single"/>
+          </w:rPr>
+          <w:t>民22:22</w:t>
+        </w:r>
+      </w:hyperlink>
+      <w:r>
+        <w:rPr>
+          <w:lang w:val="zh_TW" w:bidi="zh_TW"/>
+        </w:rPr>
+        <w:t>；</w:t>
+      </w:r>
+      <w:hyperlink r:id="rId47">
+        <w:r>
+          <w:rPr>
+            <w:lang w:val="zh_TW" w:bidi="zh_TW"/>
+          </w:rPr>
+          <w:rPr>
+            <w:color w:val="0000EE"/>
+            <w:u w:val="single"/>
+          </w:rPr>
+          <w:t>王下4:12</w:t>
+        </w:r>
+      </w:hyperlink>
+      <w:r>
+        <w:rPr>
+          <w:lang w:val="zh_TW" w:bidi="zh_TW"/>
+        </w:rPr>
+        <w:t>）。表示「生來自由的僕人（free-born servant）」的詞語通常用來指稱耶和華的僕人，如利未人（</w:t>
+      </w:r>
+      <w:hyperlink r:id="rId48">
+        <w:r>
+          <w:rPr>
+            <w:lang w:val="zh_TW" w:bidi="zh_TW"/>
+          </w:rPr>
+          <w:rPr>
+            <w:color w:val="0000EE"/>
+            <w:u w:val="single"/>
+          </w:rPr>
+          <w:t>拉8:17</w:t>
+        </w:r>
+      </w:hyperlink>
+      <w:r>
+        <w:rPr>
+          <w:lang w:val="zh_TW" w:bidi="zh_TW"/>
+        </w:rPr>
+        <w:t>；</w:t>
+      </w:r>
+      <w:hyperlink r:id="rId49">
+        <w:r>
+          <w:rPr>
+            <w:lang w:val="zh_TW" w:bidi="zh_TW"/>
+          </w:rPr>
+          <w:rPr>
+            <w:color w:val="0000EE"/>
+            <w:u w:val="single"/>
+          </w:rPr>
+          <w:t>賽61:6</w:t>
+        </w:r>
+      </w:hyperlink>
+      <w:r>
+        <w:rPr>
+          <w:lang w:val="zh_TW" w:bidi="zh_TW"/>
+        </w:rPr>
+        <w:t>；</w:t>
+      </w:r>
+      <w:hyperlink r:id="rId50">
+        <w:r>
+          <w:rPr>
+            <w:lang w:val="zh_TW" w:bidi="zh_TW"/>
+          </w:rPr>
+          <w:rPr>
+            <w:color w:val="0000EE"/>
+            <w:u w:val="single"/>
+          </w:rPr>
+          <w:t>拉44:11</w:t>
+        </w:r>
+      </w:hyperlink>
+      <w:r>
+        <w:rPr>
+          <w:lang w:val="zh_TW" w:bidi="zh_TW"/>
+        </w:rPr>
+        <w:t>）或祭司（</w:t>
+      </w:r>
+      <w:hyperlink r:id="rId51">
+        <w:r>
+          <w:rPr>
+            <w:lang w:val="zh_TW" w:bidi="zh_TW"/>
+          </w:rPr>
+          <w:rPr>
+            <w:color w:val="0000EE"/>
+            <w:u w:val="single"/>
+          </w:rPr>
+          <w:t>出28:35</w:t>
+        </w:r>
+      </w:hyperlink>
+      <w:r>
+        <w:rPr>
+          <w:lang w:val="zh_TW" w:bidi="zh_TW"/>
+        </w:rPr>
+        <w:t>；</w:t>
+      </w:r>
+      <w:hyperlink r:id="rId52">
+        <w:r>
+          <w:rPr>
+            <w:lang w:val="zh_TW" w:bidi="zh_TW"/>
+          </w:rPr>
+          <w:rPr>
+            <w:color w:val="0000EE"/>
+            <w:u w:val="single"/>
+          </w:rPr>
+          <w:t>珥1:9</w:t>
+        </w:r>
+      </w:hyperlink>
+      <w:r>
+        <w:rPr>
+          <w:lang w:val="zh_TW" w:bidi="zh_TW"/>
+        </w:rPr>
+        <w:t>，</w:t>
+      </w:r>
+      <w:hyperlink r:id="rId53">
+        <w:r>
+          <w:rPr>
+            <w:lang w:val="zh_TW" w:bidi="zh_TW"/>
+          </w:rPr>
+          <w:rPr>
+            <w:color w:val="0000EE"/>
+            <w:u w:val="single"/>
+          </w:rPr>
+          <w:t>2:17</w:t>
+        </w:r>
+      </w:hyperlink>
+      <w:r>
+        <w:rPr>
+          <w:lang w:val="zh_TW" w:bidi="zh_TW"/>
+        </w:rPr>
+        <w:t>）。有時王的臣子被稱為臣僕（</w:t>
+      </w:r>
+      <w:hyperlink r:id="rId54">
+        <w:r>
+          <w:rPr>
+            <w:lang w:val="zh_TW" w:bidi="zh_TW"/>
+          </w:rPr>
+          <w:rPr>
+            <w:color w:val="0000EE"/>
+            <w:u w:val="single"/>
+          </w:rPr>
+          <w:t>代上27:1</w:t>
+        </w:r>
+      </w:hyperlink>
+      <w:r>
+        <w:rPr>
+          <w:lang w:val="zh_TW" w:bidi="zh_TW"/>
+        </w:rPr>
+        <w:t>；</w:t>
+      </w:r>
+      <w:hyperlink r:id="rId55">
+        <w:r>
+          <w:rPr>
+            <w:lang w:val="zh_TW" w:bidi="zh_TW"/>
+          </w:rPr>
+          <w:rPr>
+            <w:color w:val="0000EE"/>
+            <w:u w:val="single"/>
+          </w:rPr>
+          <w:t>箴29:12</w:t>
+        </w:r>
+      </w:hyperlink>
+      <w:r>
+        <w:rPr>
+          <w:lang w:val="zh_TW" w:bidi="zh_TW"/>
+        </w:rPr>
+        <w:t>），在耶和華面前侍奉的天使也被稱為僕役（</w:t>
+      </w:r>
+      <w:hyperlink r:id="rId56">
+        <w:r>
+          <w:rPr>
+            <w:lang w:val="zh_TW" w:bidi="zh_TW"/>
+          </w:rPr>
+          <w:rPr>
+            <w:color w:val="0000EE"/>
+            <w:u w:val="single"/>
+          </w:rPr>
+          <w:t>詩103:21</w:t>
+        </w:r>
+      </w:hyperlink>
+      <w:r>
+        <w:rPr>
+          <w:lang w:val="zh_TW" w:bidi="zh_TW"/>
+        </w:rPr>
+        <w:t>，</w:t>
+      </w:r>
+      <w:hyperlink r:id="rId57">
+        <w:r>
+          <w:rPr>
+            <w:lang w:val="zh_TW" w:bidi="zh_TW"/>
+          </w:rPr>
+          <w:rPr>
+            <w:color w:val="0000EE"/>
+            <w:u w:val="single"/>
+          </w:rPr>
+          <w:t>104:4</w:t>
+        </w:r>
+      </w:hyperlink>
+      <w:r>
+        <w:rPr>
+          <w:lang w:val="zh_TW" w:bidi="zh_TW"/>
+        </w:rPr>
+        <w:t>）。雇傭的僕人或雇工也被視為自由人（</w:t>
+      </w:r>
+      <w:hyperlink r:id="rId58">
+        <w:r>
+          <w:rPr>
+            <w:lang w:val="zh_TW" w:bidi="zh_TW"/>
+          </w:rPr>
+          <w:rPr>
+            <w:color w:val="0000EE"/>
+            <w:u w:val="single"/>
+          </w:rPr>
+          <w:t>出12:45</w:t>
+        </w:r>
+      </w:hyperlink>
+      <w:r>
+        <w:rPr>
+          <w:lang w:val="zh_TW" w:bidi="zh_TW"/>
+        </w:rPr>
+        <w:t>；</w:t>
+      </w:r>
+      <w:hyperlink r:id="rId59">
+        <w:r>
+          <w:rPr>
+            <w:lang w:val="zh_TW" w:bidi="zh_TW"/>
+          </w:rPr>
+          <w:rPr>
+            <w:color w:val="0000EE"/>
+            <w:u w:val="single"/>
+          </w:rPr>
+          <w:t>伯7:1</w:t>
+        </w:r>
+      </w:hyperlink>
+      <w:r>
+        <w:rPr>
+          <w:lang w:val="zh_TW" w:bidi="zh_TW"/>
+        </w:rPr>
+        <w:t>；</w:t>
+      </w:r>
+      <w:hyperlink r:id="rId60">
+        <w:r>
+          <w:rPr>
+            <w:lang w:val="zh_TW" w:bidi="zh_TW"/>
+          </w:rPr>
+          <w:rPr>
+            <w:color w:val="0000EE"/>
+            <w:u w:val="single"/>
+          </w:rPr>
+          <w:t>瑪3:5</w:t>
+        </w:r>
+      </w:hyperlink>
+      <w:r>
+        <w:rPr>
+          <w:lang w:val="zh_TW" w:bidi="zh_TW"/>
+        </w:rPr>
+        <w:t>）。</w:t>
+      </w:r>
+    </w:p>
+    <w:p>
+      <w:pPr/>
+      <w:r>
+        <w:rPr>
+          <w:lang w:val="zh_TW" w:bidi="zh_TW"/>
+        </w:rPr>
+      </w:r>
+      <w:r>
+        <w:rPr>
+          <w:lang w:val="zh_TW" w:bidi="zh_TW"/>
+        </w:rPr>
+        <w:t>最常見的希伯來詞語在舊約中出現近800次，代表被束縛的奴隸（</w:t>
+      </w:r>
+      <w:hyperlink r:id="rId61">
+        <w:r>
+          <w:rPr>
+            <w:lang w:val="zh_TW" w:bidi="zh_TW"/>
+          </w:rPr>
+          <w:rPr>
+            <w:color w:val="0000EE"/>
+            <w:u w:val="single"/>
+          </w:rPr>
+          <w:t>創9:25</w:t>
+        </w:r>
+      </w:hyperlink>
+      <w:r>
+        <w:rPr>
+          <w:lang w:val="zh_TW" w:bidi="zh_TW"/>
+        </w:rPr>
+        <w:t>，</w:t>
+      </w:r>
+      <w:hyperlink r:id="rId62">
+        <w:r>
+          <w:rPr>
+            <w:lang w:val="zh_TW" w:bidi="zh_TW"/>
+          </w:rPr>
+          <w:rPr>
+            <w:color w:val="0000EE"/>
+            <w:u w:val="single"/>
+          </w:rPr>
+          <w:t>12:16</w:t>
+        </w:r>
+      </w:hyperlink>
+      <w:r>
+        <w:rPr>
+          <w:lang w:val="zh_TW" w:bidi="zh_TW"/>
+        </w:rPr>
+        <w:t>；</w:t>
+      </w:r>
+      <w:hyperlink r:id="rId63">
+        <w:r>
+          <w:rPr>
+            <w:lang w:val="zh_TW" w:bidi="zh_TW"/>
+          </w:rPr>
+          <w:rPr>
+            <w:color w:val="0000EE"/>
+            <w:u w:val="single"/>
+          </w:rPr>
+          <w:t>出20:17</w:t>
+        </w:r>
+      </w:hyperlink>
+      <w:r>
+        <w:rPr>
+          <w:lang w:val="zh_TW" w:bidi="zh_TW"/>
+        </w:rPr>
+        <w:t>；</w:t>
+      </w:r>
+      <w:hyperlink r:id="rId64">
+        <w:r>
+          <w:rPr>
+            <w:lang w:val="zh_TW" w:bidi="zh_TW"/>
+          </w:rPr>
+          <w:rPr>
+            <w:color w:val="0000EE"/>
+            <w:u w:val="single"/>
+          </w:rPr>
+          <w:t>申5:15</w:t>
+        </w:r>
+      </w:hyperlink>
+      <w:r>
+        <w:rPr>
+          <w:lang w:val="zh_TW" w:bidi="zh_TW"/>
+        </w:rPr>
+        <w:t>，</w:t>
+      </w:r>
+      <w:hyperlink r:id="rId65">
+        <w:r>
+          <w:rPr>
+            <w:lang w:val="zh_TW" w:bidi="zh_TW"/>
+          </w:rPr>
+          <w:rPr>
+            <w:color w:val="0000EE"/>
+            <w:u w:val="single"/>
+          </w:rPr>
+          <w:t>15:17</w:t>
+        </w:r>
+      </w:hyperlink>
+      <w:r>
+        <w:rPr>
+          <w:lang w:val="zh_TW" w:bidi="zh_TW"/>
+        </w:rPr>
+        <w:t>）。然而，同一個詞也被用來指有貴族地位的人，如君王的臣僕或謀士（</w:t>
+      </w:r>
+      <w:hyperlink r:id="rId66">
+        <w:r>
+          <w:rPr>
+            <w:lang w:val="zh_TW" w:bidi="zh_TW"/>
+          </w:rPr>
+          <w:rPr>
+            <w:color w:val="0000EE"/>
+            <w:u w:val="single"/>
+          </w:rPr>
+          <w:t>王下22:12</w:t>
+        </w:r>
+      </w:hyperlink>
+      <w:r>
+        <w:rPr>
+          <w:lang w:val="zh_TW" w:bidi="zh_TW"/>
+        </w:rPr>
+        <w:t>；</w:t>
+      </w:r>
+      <w:hyperlink r:id="rId67">
+        <w:r>
+          <w:rPr>
+            <w:lang w:val="zh_TW" w:bidi="zh_TW"/>
+          </w:rPr>
+          <w:rPr>
+            <w:color w:val="0000EE"/>
+            <w:u w:val="single"/>
+          </w:rPr>
+          <w:t>代下34:20</w:t>
+        </w:r>
+      </w:hyperlink>
+      <w:r>
+        <w:rPr>
+          <w:lang w:val="zh_TW" w:bidi="zh_TW"/>
+        </w:rPr>
+        <w:t>；</w:t>
+      </w:r>
+      <w:hyperlink r:id="rId68">
+        <w:r>
+          <w:rPr>
+            <w:lang w:val="zh_TW" w:bidi="zh_TW"/>
+          </w:rPr>
+          <w:rPr>
+            <w:color w:val="0000EE"/>
+            <w:u w:val="single"/>
+          </w:rPr>
+          <w:t>尼2:10</w:t>
+        </w:r>
+      </w:hyperlink>
+      <w:r>
+        <w:rPr>
+          <w:lang w:val="zh_TW" w:bidi="zh_TW"/>
+        </w:rPr>
+        <w:t>）或神的僕人（</w:t>
+      </w:r>
+      <w:hyperlink r:id="rId69">
+        <w:r>
+          <w:rPr>
+            <w:lang w:val="zh_TW" w:bidi="zh_TW"/>
+          </w:rPr>
+          <w:rPr>
+            <w:color w:val="0000EE"/>
+            <w:u w:val="single"/>
+          </w:rPr>
+          <w:t>創24:14</w:t>
+        </w:r>
+      </w:hyperlink>
+      <w:r>
+        <w:rPr>
+          <w:lang w:val="zh_TW" w:bidi="zh_TW"/>
+        </w:rPr>
+        <w:t>；</w:t>
+      </w:r>
+      <w:hyperlink r:id="rId70">
+        <w:r>
+          <w:rPr>
+            <w:lang w:val="zh_TW" w:bidi="zh_TW"/>
+          </w:rPr>
+          <w:rPr>
+            <w:color w:val="0000EE"/>
+            <w:u w:val="single"/>
+          </w:rPr>
+          <w:t>民12:7</w:t>
+        </w:r>
+      </w:hyperlink>
+      <w:r>
+        <w:rPr>
+          <w:lang w:val="zh_TW" w:bidi="zh_TW"/>
+        </w:rPr>
+        <w:t>；</w:t>
+      </w:r>
+      <w:hyperlink r:id="rId71">
+        <w:r>
+          <w:rPr>
+            <w:lang w:val="zh_TW" w:bidi="zh_TW"/>
+          </w:rPr>
+          <w:rPr>
+            <w:color w:val="0000EE"/>
+            <w:u w:val="single"/>
+          </w:rPr>
+          <w:t>書1:7</w:t>
+        </w:r>
+      </w:hyperlink>
+      <w:r>
+        <w:rPr>
+          <w:lang w:val="zh_TW" w:bidi="zh_TW"/>
+        </w:rPr>
+        <w:t>；</w:t>
+      </w:r>
+      <w:hyperlink r:id="rId72">
+        <w:r>
+          <w:rPr>
+            <w:lang w:val="zh_TW" w:bidi="zh_TW"/>
+          </w:rPr>
+          <w:rPr>
+            <w:color w:val="0000EE"/>
+            <w:u w:val="single"/>
+          </w:rPr>
+          <w:t>王下21:8</w:t>
+        </w:r>
+      </w:hyperlink>
+      <w:r>
+        <w:rPr>
+          <w:lang w:val="zh_TW" w:bidi="zh_TW"/>
+        </w:rPr>
+        <w:t>），例如「我的僕人摩西」（或大衛、以賽亞、以色列、約伯等）。其中一個最崇高的表達是「耶和華的僕人」（</w:t>
+      </w:r>
+      <w:hyperlink r:id="rId73">
+        <w:r>
+          <w:rPr>
+            <w:lang w:val="zh_TW" w:bidi="zh_TW"/>
+          </w:rPr>
+          <w:rPr>
+            <w:color w:val="0000EE"/>
+            <w:u w:val="single"/>
+          </w:rPr>
+          <w:t>申34:5</w:t>
+        </w:r>
+      </w:hyperlink>
+      <w:r>
+        <w:rPr>
+          <w:lang w:val="zh_TW" w:bidi="zh_TW"/>
+        </w:rPr>
+        <w:t>；</w:t>
+      </w:r>
+      <w:hyperlink r:id="rId74">
+        <w:r>
+          <w:rPr>
+            <w:lang w:val="zh_TW" w:bidi="zh_TW"/>
+          </w:rPr>
+          <w:rPr>
+            <w:color w:val="0000EE"/>
+            <w:u w:val="single"/>
+          </w:rPr>
+          <w:t>書1:13</w:t>
+        </w:r>
+      </w:hyperlink>
+      <w:r>
+        <w:rPr>
+          <w:lang w:val="zh_TW" w:bidi="zh_TW"/>
+        </w:rPr>
+        <w:t>，</w:t>
+      </w:r>
+      <w:hyperlink r:id="rId75">
+        <w:r>
+          <w:rPr>
+            <w:lang w:val="zh_TW" w:bidi="zh_TW"/>
+          </w:rPr>
+          <w:rPr>
+            <w:color w:val="0000EE"/>
+            <w:u w:val="single"/>
+          </w:rPr>
+          <w:t>8:31–33</w:t>
+        </w:r>
+      </w:hyperlink>
+      <w:r>
+        <w:rPr>
+          <w:lang w:val="zh_TW" w:bidi="zh_TW"/>
+        </w:rPr>
+        <w:t>；</w:t>
+      </w:r>
+      <w:hyperlink r:id="rId76">
+        <w:r>
+          <w:rPr>
+            <w:lang w:val="zh_TW" w:bidi="zh_TW"/>
+          </w:rPr>
+          <w:rPr>
+            <w:color w:val="0000EE"/>
+            <w:u w:val="single"/>
+          </w:rPr>
+          <w:t>賽49:1</w:t>
+        </w:r>
+      </w:hyperlink>
+      <w:r>
+        <w:rPr>
+          <w:lang w:val="zh_TW" w:bidi="zh_TW"/>
+        </w:rPr>
+        <w:t>–</w:t>
+      </w:r>
+      <w:hyperlink r:id="rId76">
+        <w:r>
+          <w:rPr>
+            <w:lang w:val="zh_TW" w:bidi="zh_TW"/>
+          </w:rPr>
+          <w:rPr>
+            <w:color w:val="0000EE"/>
+            <w:u w:val="single"/>
+          </w:rPr>
+          <w:t>6</w:t>
+        </w:r>
+      </w:hyperlink>
+      <w:r>
+        <w:rPr>
+          <w:lang w:val="zh_TW" w:bidi="zh_TW"/>
+        </w:rPr>
+        <w:t>，</w:t>
+      </w:r>
+      <w:hyperlink r:id="rId77">
+        <w:r>
+          <w:rPr>
+            <w:lang w:val="zh_TW" w:bidi="zh_TW"/>
+          </w:rPr>
+          <w:rPr>
+            <w:color w:val="0000EE"/>
+            <w:u w:val="single"/>
+          </w:rPr>
+          <w:t>50:4</w:t>
+        </w:r>
+      </w:hyperlink>
+      <w:r>
+        <w:rPr>
+          <w:lang w:val="zh_TW" w:bidi="zh_TW"/>
+        </w:rPr>
+        <w:t>–</w:t>
+      </w:r>
+      <w:hyperlink r:id="rId77">
+        <w:r>
+          <w:rPr>
+            <w:lang w:val="zh_TW" w:bidi="zh_TW"/>
+          </w:rPr>
+          <w:rPr>
+            <w:color w:val="0000EE"/>
+            <w:u w:val="single"/>
+          </w:rPr>
+          <w:t>9</w:t>
+        </w:r>
+      </w:hyperlink>
+      <w:r>
+        <w:rPr>
+          <w:lang w:val="zh_TW" w:bidi="zh_TW"/>
+        </w:rPr>
+        <w:t>，</w:t>
+      </w:r>
+      <w:hyperlink r:id="rId78">
+        <w:r>
+          <w:rPr>
+            <w:lang w:val="zh_TW" w:bidi="zh_TW"/>
+          </w:rPr>
+          <w:rPr>
+            <w:color w:val="0000EE"/>
+            <w:u w:val="single"/>
+          </w:rPr>
+          <w:t>52:13–53:12</w:t>
+        </w:r>
+      </w:hyperlink>
+      <w:r>
+        <w:rPr>
+          <w:lang w:val="zh_TW" w:bidi="zh_TW"/>
+        </w:rPr>
+        <w:t>）。俄巴底亞這個專有名詞的意思是「耶和華的僕人」。</w:t>
+      </w:r>
+    </w:p>
+    <w:p>
+      <w:pPr/>
+      <w:r>
+        <w:rPr>
+          <w:lang w:val="zh_TW" w:bidi="zh_TW"/>
+        </w:rPr>
+      </w:r>
+      <w:r>
+        <w:rPr>
+          <w:lang w:val="zh_TW" w:bidi="zh_TW"/>
+        </w:rPr>
+        <w:t>新約中，「僕人」有多種定義，包括雇工或傭工（</w:t>
+      </w:r>
+      <w:hyperlink r:id="rId79">
+        <w:r>
+          <w:rPr>
+            <w:lang w:val="zh_TW" w:bidi="zh_TW"/>
+          </w:rPr>
+          <w:rPr>
+            <w:color w:val="0000EE"/>
+            <w:u w:val="single"/>
+          </w:rPr>
+          <w:t>可1:20</w:t>
+        </w:r>
+      </w:hyperlink>
+      <w:r>
+        <w:rPr>
+          <w:lang w:val="zh_TW" w:bidi="zh_TW"/>
+        </w:rPr>
+        <w:t>；</w:t>
+      </w:r>
+      <w:hyperlink r:id="rId80">
+        <w:r>
+          <w:rPr>
+            <w:lang w:val="zh_TW" w:bidi="zh_TW"/>
+          </w:rPr>
+          <w:rPr>
+            <w:color w:val="0000EE"/>
+            <w:u w:val="single"/>
+          </w:rPr>
+          <w:t>路15:17</w:t>
+        </w:r>
+      </w:hyperlink>
+      <w:r>
+        <w:rPr>
+          <w:lang w:val="zh_TW" w:bidi="zh_TW"/>
+        </w:rPr>
+        <w:t>–</w:t>
+      </w:r>
+      <w:hyperlink r:id="rId80">
+        <w:r>
+          <w:rPr>
+            <w:lang w:val="zh_TW" w:bidi="zh_TW"/>
+          </w:rPr>
+          <w:rPr>
+            <w:color w:val="0000EE"/>
+            <w:u w:val="single"/>
+          </w:rPr>
+          <w:t>19</w:t>
+        </w:r>
+      </w:hyperlink>
+      <w:r>
+        <w:rPr>
+          <w:lang w:val="zh_TW" w:bidi="zh_TW"/>
+        </w:rPr>
+        <w:t>；</w:t>
+      </w:r>
+      <w:hyperlink r:id="rId81">
+        <w:r>
+          <w:rPr>
+            <w:lang w:val="zh_TW" w:bidi="zh_TW"/>
+          </w:rPr>
+          <w:rPr>
+            <w:color w:val="0000EE"/>
+            <w:u w:val="single"/>
+          </w:rPr>
+          <w:t>約10:12</w:t>
+        </w:r>
+      </w:hyperlink>
+      <w:r>
+        <w:rPr>
+          <w:lang w:val="zh_TW" w:bidi="zh_TW"/>
+        </w:rPr>
+        <w:t>–</w:t>
+      </w:r>
+      <w:hyperlink r:id="rId81">
+        <w:r>
+          <w:rPr>
+            <w:lang w:val="zh_TW" w:bidi="zh_TW"/>
+          </w:rPr>
+          <w:rPr>
+            <w:color w:val="0000EE"/>
+            <w:u w:val="single"/>
+          </w:rPr>
+          <w:t>14</w:t>
+        </w:r>
+      </w:hyperlink>
+      <w:r>
+        <w:rPr>
+          <w:lang w:val="zh_TW" w:bidi="zh_TW"/>
+        </w:rPr>
+        <w:t>），更廣泛地指奴隸（</w:t>
+      </w:r>
+      <w:hyperlink r:id="rId82">
+        <w:r>
+          <w:rPr>
+            <w:lang w:val="zh_TW" w:bidi="zh_TW"/>
+          </w:rPr>
+          <w:rPr>
+            <w:color w:val="0000EE"/>
+            <w:u w:val="single"/>
+          </w:rPr>
+          <w:t>太8:9</w:t>
+        </w:r>
+      </w:hyperlink>
+      <w:r>
+        <w:rPr>
+          <w:lang w:val="zh_TW" w:bidi="zh_TW"/>
+        </w:rPr>
+        <w:t>，</w:t>
+      </w:r>
+      <w:hyperlink r:id="rId83">
+        <w:r>
+          <w:rPr>
+            <w:lang w:val="zh_TW" w:bidi="zh_TW"/>
+          </w:rPr>
+          <w:rPr>
+            <w:color w:val="0000EE"/>
+            <w:u w:val="single"/>
+          </w:rPr>
+          <w:t>10:24</w:t>
+        </w:r>
+      </w:hyperlink>
+      <w:r>
+        <w:rPr>
+          <w:lang w:val="zh_TW" w:bidi="zh_TW"/>
+        </w:rPr>
+        <w:t>–</w:t>
+      </w:r>
+      <w:hyperlink r:id="rId83">
+        <w:r>
+          <w:rPr>
+            <w:lang w:val="zh_TW" w:bidi="zh_TW"/>
+          </w:rPr>
+          <w:rPr>
+            <w:color w:val="0000EE"/>
+            <w:u w:val="single"/>
+          </w:rPr>
+          <w:t>25</w:t>
+        </w:r>
+      </w:hyperlink>
+      <w:r>
+        <w:rPr>
+          <w:lang w:val="zh_TW" w:bidi="zh_TW"/>
+        </w:rPr>
+        <w:t>，</w:t>
+      </w:r>
+      <w:hyperlink r:id="rId84">
+        <w:r>
+          <w:rPr>
+            <w:lang w:val="zh_TW" w:bidi="zh_TW"/>
+          </w:rPr>
+          <w:rPr>
+            <w:color w:val="0000EE"/>
+            <w:u w:val="single"/>
+          </w:rPr>
+          <w:t>13:27</w:t>
+        </w:r>
+      </w:hyperlink>
+      <w:r>
+        <w:rPr>
+          <w:lang w:val="zh_TW" w:bidi="zh_TW"/>
+        </w:rPr>
+        <w:t>–</w:t>
+      </w:r>
+      <w:hyperlink r:id="rId84">
+        <w:r>
+          <w:rPr>
+            <w:lang w:val="zh_TW" w:bidi="zh_TW"/>
+          </w:rPr>
+          <w:rPr>
+            <w:color w:val="0000EE"/>
+            <w:u w:val="single"/>
+          </w:rPr>
+          <w:t>28</w:t>
+        </w:r>
+      </w:hyperlink>
+      <w:r>
+        <w:rPr>
+          <w:lang w:val="zh_TW" w:bidi="zh_TW"/>
+        </w:rPr>
+        <w:t>；</w:t>
+      </w:r>
+      <w:hyperlink r:id="rId85">
+        <w:r>
+          <w:rPr>
+            <w:lang w:val="zh_TW" w:bidi="zh_TW"/>
+          </w:rPr>
+          <w:rPr>
+            <w:color w:val="0000EE"/>
+            <w:u w:val="single"/>
+          </w:rPr>
+          <w:t>可10:44</w:t>
+        </w:r>
+      </w:hyperlink>
+      <w:r>
+        <w:rPr>
+          <w:lang w:val="zh_TW" w:bidi="zh_TW"/>
+        </w:rPr>
+        <w:t>，</w:t>
+      </w:r>
+      <w:hyperlink r:id="rId86">
+        <w:r>
+          <w:rPr>
+            <w:lang w:val="zh_TW" w:bidi="zh_TW"/>
+          </w:rPr>
+          <w:rPr>
+            <w:color w:val="0000EE"/>
+            <w:u w:val="single"/>
+          </w:rPr>
+          <w:t>12:2</w:t>
+        </w:r>
+      </w:hyperlink>
+      <w:r>
+        <w:rPr>
+          <w:lang w:val="zh_TW" w:bidi="zh_TW"/>
+        </w:rPr>
+        <w:t>–</w:t>
+      </w:r>
+      <w:hyperlink r:id="rId86">
+        <w:r>
+          <w:rPr>
+            <w:lang w:val="zh_TW" w:bidi="zh_TW"/>
+          </w:rPr>
+          <w:rPr>
+            <w:color w:val="0000EE"/>
+            <w:u w:val="single"/>
+          </w:rPr>
+          <w:t>4</w:t>
+        </w:r>
+      </w:hyperlink>
+      <w:r>
+        <w:rPr>
+          <w:lang w:val="zh_TW" w:bidi="zh_TW"/>
+        </w:rPr>
+        <w:t>；</w:t>
+      </w:r>
+      <w:hyperlink r:id="rId87">
+        <w:r>
+          <w:rPr>
+            <w:lang w:val="zh_TW" w:bidi="zh_TW"/>
+          </w:rPr>
+          <w:rPr>
+            <w:color w:val="0000EE"/>
+            <w:u w:val="single"/>
+          </w:rPr>
+          <w:t>路7:2</w:t>
+        </w:r>
+      </w:hyperlink>
+      <w:r>
+        <w:rPr>
+          <w:lang w:val="zh_TW" w:bidi="zh_TW"/>
+        </w:rPr>
+        <w:t>–</w:t>
+      </w:r>
+      <w:hyperlink r:id="rId87">
+        <w:r>
+          <w:rPr>
+            <w:lang w:val="zh_TW" w:bidi="zh_TW"/>
+          </w:rPr>
+          <w:rPr>
+            <w:color w:val="0000EE"/>
+            <w:u w:val="single"/>
+          </w:rPr>
+          <w:t>3，8</w:t>
+        </w:r>
+      </w:hyperlink>
+      <w:r>
+        <w:rPr>
+          <w:lang w:val="zh_TW" w:bidi="zh_TW"/>
+        </w:rPr>
+        <w:t>–</w:t>
+      </w:r>
+      <w:hyperlink r:id="rId87">
+        <w:r>
+          <w:rPr>
+            <w:lang w:val="zh_TW" w:bidi="zh_TW"/>
+          </w:rPr>
+          <w:rPr>
+            <w:color w:val="0000EE"/>
+            <w:u w:val="single"/>
+          </w:rPr>
+          <w:t>10</w:t>
+        </w:r>
+      </w:hyperlink>
+      <w:r>
+        <w:rPr>
+          <w:lang w:val="zh_TW" w:bidi="zh_TW"/>
+        </w:rPr>
+        <w:t>；</w:t>
+      </w:r>
+      <w:hyperlink r:id="rId88">
+        <w:r>
+          <w:rPr>
+            <w:lang w:val="zh_TW" w:bidi="zh_TW"/>
+          </w:rPr>
+          <w:rPr>
+            <w:color w:val="0000EE"/>
+            <w:u w:val="single"/>
+          </w:rPr>
+          <w:t>約4:51</w:t>
+        </w:r>
+      </w:hyperlink>
+      <w:r>
+        <w:rPr>
+          <w:lang w:val="zh_TW" w:bidi="zh_TW"/>
+        </w:rPr>
+        <w:t>，</w:t>
+      </w:r>
+      <w:hyperlink r:id="rId89">
+        <w:r>
+          <w:rPr>
+            <w:lang w:val="zh_TW" w:bidi="zh_TW"/>
+          </w:rPr>
+          <w:rPr>
+            <w:color w:val="0000EE"/>
+            <w:u w:val="single"/>
+          </w:rPr>
+          <w:t>8:34，</w:t>
+        </w:r>
+      </w:hyperlink>
+      <w:hyperlink r:id="rId90">
+        <w:r>
+          <w:rPr>
+            <w:lang w:val="zh_TW" w:bidi="zh_TW"/>
+          </w:rPr>
+          <w:rPr>
+            <w:color w:val="0000EE"/>
+            <w:u w:val="single"/>
+          </w:rPr>
+          <w:t>13:16</w:t>
+        </w:r>
+      </w:hyperlink>
+      <w:r>
+        <w:rPr>
+          <w:lang w:val="zh_TW" w:bidi="zh_TW"/>
+        </w:rPr>
+        <w:t>；</w:t>
+      </w:r>
+      <w:hyperlink r:id="rId91">
+        <w:r>
+          <w:rPr>
+            <w:lang w:val="zh_TW" w:bidi="zh_TW"/>
+          </w:rPr>
+          <w:rPr>
+            <w:color w:val="0000EE"/>
+            <w:u w:val="single"/>
+          </w:rPr>
+          <w:t>弗6:5</w:t>
+        </w:r>
+      </w:hyperlink>
+      <w:r>
+        <w:rPr>
+          <w:lang w:val="zh_TW" w:bidi="zh_TW"/>
+        </w:rPr>
+        <w:t>；</w:t>
+      </w:r>
+      <w:hyperlink r:id="rId92">
+        <w:r>
+          <w:rPr>
+            <w:lang w:val="zh_TW" w:bidi="zh_TW"/>
+          </w:rPr>
+          <w:rPr>
+            <w:color w:val="0000EE"/>
+            <w:u w:val="single"/>
+          </w:rPr>
+          <w:t>西1:7</w:t>
+        </w:r>
+      </w:hyperlink>
+      <w:r>
+        <w:rPr>
+          <w:lang w:val="zh_TW" w:bidi="zh_TW"/>
+        </w:rPr>
+        <w:t>），也包括家僕（</w:t>
+      </w:r>
+      <w:hyperlink r:id="rId93">
+        <w:r>
+          <w:rPr>
+            <w:lang w:val="zh_TW" w:bidi="zh_TW"/>
+          </w:rPr>
+          <w:rPr>
+            <w:color w:val="0000EE"/>
+            <w:u w:val="single"/>
+          </w:rPr>
+          <w:t>路16:13</w:t>
+        </w:r>
+      </w:hyperlink>
+      <w:r>
+        <w:rPr>
+          <w:lang w:val="zh_TW" w:bidi="zh_TW"/>
+        </w:rPr>
+        <w:t>）。</w:t>
+      </w:r>
+    </w:p>
+    <w:p>
+      <w:pPr/>
+      <w:r>
+        <w:rPr>
+          <w:lang w:val="zh_TW" w:bidi="zh_TW"/>
+        </w:rPr>
+      </w:r>
+      <w:r>
+        <w:rPr>
+          <w:i/>
+          <w:lang w:val="zh_TW" w:bidi="zh_TW"/>
+        </w:rPr>
+        <w:t>另見</w:t>
+      </w:r>
+      <w:r>
+        <w:rPr>
+          <w:lang w:val="zh_TW" w:bidi="zh_TW"/>
+        </w:rPr>
+        <w:t>奴隸，為奴</w:t>
+      </w:r>
+      <w:r>
+        <w:rPr>
+          <w:lang w:val="zh_TW" w:bidi="zh_TW"/>
+        </w:rPr>
+        <w:t>。</w:t>
       </w:r>
       <w:r>
         <w:rPr>
@@ -2757,6 +4140,12 @@
   </w:num>
   <w:num w:numId="13" w16cid:durableId="592781308">
     <w:abstractNumId w:val="11"/>
+  </w:num>
+  <w:num w:numId="14">
+    <w:abstractNumId w:val="3"/>
+    <w:lvlOverride w:ilvl="0">
+      <w:startOverride w:val="1"/>
+    </w:lvlOverride>
   </w:num>
   <w:numIdMacAtCleanup w:val="10"/>
 </w:numbering>

--- a/zht/docx/105.content.docx
+++ b/zht/docx/105.content.docx
@@ -149,7 +149,7 @@
         <w:rPr>
           <w:lang w:val="zh_TW" w:bidi="zh_TW"/>
         </w:rPr>
-        <w:t>pu</w:t>
+        <w:t>nuo</w:t>
       </w:r>
       <w:r>
         <w:rPr>
@@ -212,7 +212,7 @@
         <w:rPr>
           <w:lang w:val="zh_TW" w:bidi="zh_TW"/>
         </w:rPr>
-        <w:t>葡萄樹與葡萄園</w:t>
+        <w:t>挪伯</w:t>
       </w:r>
       <w:r>
         <w:rPr>
@@ -231,21 +231,7 @@
         <w:rPr>
           <w:lang w:val="zh_TW" w:bidi="zh_TW"/>
         </w:rPr>
-        <w:t>葡萄藤或葡萄樹可產出葡萄、葡萄乾和葡萄酒。葡萄園是種植葡萄樹的園子。</w:t>
-      </w:r>
-    </w:p>
-    <w:p>
-      <w:pPr/>
-      <w:r>
-        <w:rPr>
-          <w:lang w:val="zh_TW" w:bidi="zh_TW"/>
-        </w:rPr>
-      </w:r>
-      <w:r>
-        <w:rPr>
-          <w:lang w:val="zh_TW" w:bidi="zh_TW"/>
-        </w:rPr>
-        <w:t>聖經提到的葡萄樹，既有字面上的意義，也有比喻的意義。葡萄樹可能起源於亞拉臘地區（</w:t>
+        <w:t>一座位於耶路撒冷東北方、橄欖山對面的斯科普斯山（Mount Scopus）上的城。挪伯是一個重要的宗教中心，有86位祭司住在那裡，並且有以弗得（</w:t>
       </w:r>
       <w:hyperlink r:id="rId13">
         <w:r>
@@ -256,14 +242,28 @@
             <w:color w:val="0000EE"/>
             <w:u w:val="single"/>
           </w:rPr>
-          <w:t>創9:20</w:t>
+          <w:t>撒上22:13–20</w:t>
         </w:r>
       </w:hyperlink>
       <w:r>
         <w:rPr>
           <w:lang w:val="zh_TW" w:bidi="zh_TW"/>
         </w:rPr>
-        <w:t>）。古埃及人也有種植葡萄樹，墓葬壁畫亦有描繪酒的製作過程。迦南人曾以酒迎接亞伯拉罕（</w:t>
+        <w:t>）。當非利士人摧毀示羅的聖所時，挪伯成為了那些從示羅逃離祭司的主要聖所。</w:t>
+      </w:r>
+    </w:p>
+    <w:p>
+      <w:pPr/>
+      <w:r>
+        <w:rPr>
+          <w:lang w:val="zh_TW" w:bidi="zh_TW"/>
+        </w:rPr>
+      </w:r>
+      <w:r>
+        <w:rPr>
+          <w:lang w:val="zh_TW" w:bidi="zh_TW"/>
+        </w:rPr>
+        <w:t>大衛前往挪伯的事件見證了古代關於桌子和陳設餅的習俗（</w:t>
       </w:r>
       <w:hyperlink r:id="rId14">
         <w:r>
@@ -274,14 +274,14 @@
             <w:color w:val="0000EE"/>
             <w:u w:val="single"/>
           </w:rPr>
-          <w:t>創14:18</w:t>
+          <w:t>出37:10–16</w:t>
         </w:r>
       </w:hyperlink>
       <w:r>
         <w:rPr>
           <w:lang w:val="zh_TW" w:bidi="zh_TW"/>
         </w:rPr>
-        <w:t>）。摩西曾描述應許之地的葡萄園（</w:t>
+        <w:t>；</w:t>
       </w:r>
       <w:hyperlink r:id="rId15">
         <w:r>
@@ -292,39 +292,14 @@
             <w:color w:val="0000EE"/>
             <w:u w:val="single"/>
           </w:rPr>
-          <w:t>申6:11</w:t>
+          <w:t>撒上21:2–7</w:t>
         </w:r>
       </w:hyperlink>
       <w:r>
         <w:rPr>
           <w:lang w:val="zh_TW" w:bidi="zh_TW"/>
         </w:rPr>
-        <w:t>）。</w:t>
-      </w:r>
-    </w:p>
-    <w:p>
-      <w:pPr>
-        <w:pStyle w:val="Heading3"/>
-      </w:pPr>
-      <w:r>
-        <w:rPr>
-          <w:lang w:val="zh_TW" w:bidi="zh_TW"/>
-        </w:rPr>
-        <w:t>為什麼葡萄藤在聖經時代如此重要？</w:t>
-      </w:r>
-    </w:p>
-    <w:p>
-      <w:pPr/>
-      <w:r>
-        <w:rPr>
-          <w:lang w:val="zh_TW" w:bidi="zh_TW"/>
-        </w:rPr>
-      </w:r>
-      <w:r>
-        <w:rPr>
-          <w:lang w:val="zh_TW" w:bidi="zh_TW"/>
-        </w:rPr>
-        <w:t>優質的葡萄來自山谷和平原，為希伯來人提供水果和酒，豐富他們清淡的飲食（</w:t>
+        <w:t>）。耶穌曾引用大衛因飢餓而打破安息日規矩的例子，作為行為合理的解釋（</w:t>
       </w:r>
       <w:hyperlink r:id="rId16">
         <w:r>
@@ -335,14 +310,28 @@
             <w:color w:val="0000EE"/>
             <w:u w:val="single"/>
           </w:rPr>
-          <w:t>民13:20、24</w:t>
+          <w:t>可2:23–28</w:t>
         </w:r>
       </w:hyperlink>
       <w:r>
         <w:rPr>
           <w:lang w:val="zh_TW" w:bidi="zh_TW"/>
         </w:rPr>
-        <w:t>；</w:t>
+        <w:t>）。當時，大衛因逃避掃羅的追捕而飢餓難耐，便進入挪伯的聖所，取走了每週安息日獻給神的陳設餅。</w:t>
+      </w:r>
+    </w:p>
+    <w:p>
+      <w:pPr/>
+      <w:r>
+        <w:rPr>
+          <w:lang w:val="zh_TW" w:bidi="zh_TW"/>
+        </w:rPr>
+      </w:r>
+      <w:r>
+        <w:rPr>
+          <w:lang w:val="zh_TW" w:bidi="zh_TW"/>
+        </w:rPr>
+        <w:t>亞希米勒是以利的後裔，也是挪伯祭司的領袖。他將陳設餅和曾殺死歌利亞的劍交給大衛。這使得掃羅非常憤怒，下令屠殺亞希米勒及所有挪伯的祭司和居民（</w:t>
       </w:r>
       <w:hyperlink r:id="rId17">
         <w:r>
@@ -353,14 +342,28 @@
             <w:color w:val="0000EE"/>
             <w:u w:val="single"/>
           </w:rPr>
-          <w:t>士14:5</w:t>
+          <w:t>撒上22:6–23</w:t>
         </w:r>
       </w:hyperlink>
       <w:r>
         <w:rPr>
           <w:lang w:val="zh_TW" w:bidi="zh_TW"/>
         </w:rPr>
-        <w:t>，</w:t>
+        <w:t>）。這一事件導致了掃羅的沒落。</w:t>
+      </w:r>
+    </w:p>
+    <w:p>
+      <w:pPr/>
+      <w:r>
+        <w:rPr>
+          <w:lang w:val="zh_TW" w:bidi="zh_TW"/>
+        </w:rPr>
+      </w:r>
+      <w:r>
+        <w:rPr>
+          <w:lang w:val="zh_TW" w:bidi="zh_TW"/>
+        </w:rPr>
+        <w:t>亞比亞他是唯一逃過屠殺的祭司，並在大衛統治期間發揮了重要作用，直到所羅門最終將他革除（</w:t>
       </w:r>
       <w:hyperlink r:id="rId18">
         <w:r>
@@ -371,14 +374,14 @@
             <w:color w:val="0000EE"/>
             <w:u w:val="single"/>
           </w:rPr>
-          <w:t>15:5</w:t>
+          <w:t>王上2:26–27</w:t>
         </w:r>
       </w:hyperlink>
       <w:r>
         <w:rPr>
           <w:lang w:val="zh_TW" w:bidi="zh_TW"/>
         </w:rPr>
-        <w:t>）。酒是他們文化的重要一環，買賣相當流行，而在以色列最後幾位國王執政期間，酒的貿易非常活躍（參</w:t>
+        <w:t>）。「敬拜神的地方」這個短語可能指的是挪伯的聖所（</w:t>
       </w:r>
       <w:hyperlink r:id="rId19">
         <w:r>
@@ -389,14 +392,62 @@
             <w:color w:val="0000EE"/>
             <w:u w:val="single"/>
           </w:rPr>
-          <w:t>結27:18</w:t>
+          <w:t>撒下15:32</w:t>
         </w:r>
       </w:hyperlink>
       <w:r>
         <w:rPr>
           <w:lang w:val="zh_TW" w:bidi="zh_TW"/>
         </w:rPr>
-        <w:t>）。到希臘人和羅馬人統治時，這種貿易仍然流行。對於希伯來人來說，理想生活的景象是安靜地待在一處，耕種自己的土地，坐在自己的葡萄樹下（</w:t>
+        <w:t>）。</w:t>
+      </w:r>
+      <w:r>
+        <w:rPr>
+          <w:lang w:val="zh_TW" w:bidi="zh_TW"/>
+        </w:rPr>
+      </w:r>
+      <w:r>
+        <w:rPr>
+          <w:lang w:val="zh_TW" w:bidi="zh_TW"/>
+        </w:rPr>
+      </w:r>
+    </w:p>
+    <w:p>
+      <w:pPr/>
+      <w:r>
+        <w:rPr>
+          <w:lang w:val="zh_TW" w:bidi="zh_TW"/>
+        </w:rPr>
+      </w:r>
+    </w:p>
+    <w:p>
+      <w:pPr>
+        <w:pStyle w:val="Heading2"/>
+      </w:pPr>
+      <w:r>
+        <w:rPr>
+          <w:lang w:val="zh_TW" w:bidi="zh_TW"/>
+        </w:rPr>
+        <w:t>挪答， 挪答人</w:t>
+      </w:r>
+      <w:r>
+        <w:rPr>
+          <w:lang w:val="zh_TW" w:bidi="zh_TW"/>
+        </w:rPr>
+      </w:r>
+    </w:p>
+    <w:p>
+      <w:pPr/>
+      <w:r>
+        <w:rPr>
+          <w:lang w:val="zh_TW" w:bidi="zh_TW"/>
+        </w:rPr>
+      </w:r>
+      <w:r>
+        <w:rPr>
+          <w:lang w:val="zh_TW" w:bidi="zh_TW"/>
+        </w:rPr>
+        <w:t>阿拉伯一個部族的祖先，這個部族曾與夏甲人聯合，與住在約旦河東的以色列支派爭戰（</w:t>
       </w:r>
       <w:hyperlink r:id="rId20">
         <w:r>
@@ -407,39 +458,14 @@
             <w:color w:val="0000EE"/>
             <w:u w:val="single"/>
           </w:rPr>
-          <w:t>王上4:25</w:t>
+          <w:t>代上5:19</w:t>
         </w:r>
       </w:hyperlink>
       <w:r>
         <w:rPr>
           <w:lang w:val="zh_TW" w:bidi="zh_TW"/>
         </w:rPr>
-        <w:t>）。</w:t>
-      </w:r>
-    </w:p>
-    <w:p>
-      <w:pPr>
-        <w:pStyle w:val="Heading3"/>
-      </w:pPr>
-      <w:r>
-        <w:rPr>
-          <w:lang w:val="zh_TW" w:bidi="zh_TW"/>
-        </w:rPr>
-        <w:t>葡萄的種植與收成</w:t>
-      </w:r>
-    </w:p>
-    <w:p>
-      <w:pPr/>
-      <w:r>
-        <w:rPr>
-          <w:lang w:val="zh_TW" w:bidi="zh_TW"/>
-        </w:rPr>
-      </w:r>
-      <w:r>
-        <w:rPr>
-          <w:lang w:val="zh_TW" w:bidi="zh_TW"/>
-        </w:rPr>
-        <w:t>典型的葡萄園周圍有保護園子的籬笆或圍欄。在收成的季節，守衛會待在瞭望塔看守，防止小偷偷竊農作物（</w:t>
+        <w:t>）。雖然以實瑪利眾子的名單之中沒有列出挪答（參</w:t>
       </w:r>
       <w:hyperlink r:id="rId21">
         <w:r>
@@ -450,14 +476,62 @@
             <w:color w:val="0000EE"/>
             <w:u w:val="single"/>
           </w:rPr>
-          <w:t>伯24:18</w:t>
+          <w:t>創25:13–15</w:t>
         </w:r>
       </w:hyperlink>
       <w:r>
         <w:rPr>
           <w:lang w:val="zh_TW" w:bidi="zh_TW"/>
         </w:rPr>
-        <w:t>；</w:t>
+        <w:t>），但他可能是以實瑪利家系的遠親。</w:t>
+      </w:r>
+      <w:r>
+        <w:rPr>
+          <w:lang w:val="zh_TW" w:bidi="zh_TW"/>
+        </w:rPr>
+      </w:r>
+      <w:r>
+        <w:rPr>
+          <w:lang w:val="zh_TW" w:bidi="zh_TW"/>
+        </w:rPr>
+      </w:r>
+    </w:p>
+    <w:p>
+      <w:pPr/>
+      <w:r>
+        <w:rPr>
+          <w:lang w:val="zh_TW" w:bidi="zh_TW"/>
+        </w:rPr>
+      </w:r>
+    </w:p>
+    <w:p>
+      <w:pPr>
+        <w:pStyle w:val="Heading2"/>
+      </w:pPr>
+      <w:r>
+        <w:rPr>
+          <w:lang w:val="zh_TW" w:bidi="zh_TW"/>
+        </w:rPr>
+        <w:t>挪得</w:t>
+      </w:r>
+      <w:r>
+        <w:rPr>
+          <w:lang w:val="zh_TW" w:bidi="zh_TW"/>
+        </w:rPr>
+      </w:r>
+    </w:p>
+    <w:p>
+      <w:pPr/>
+      <w:r>
+        <w:rPr>
+          <w:lang w:val="zh_TW" w:bidi="zh_TW"/>
+        </w:rPr>
+      </w:r>
+      <w:r>
+        <w:rPr>
+          <w:lang w:val="zh_TW" w:bidi="zh_TW"/>
+        </w:rPr>
+        <w:t>該隱殺了他的弟弟亞伯後，去到伊甸東方的土地名稱（</w:t>
       </w:r>
       <w:hyperlink r:id="rId22">
         <w:r>
@@ -468,14 +542,70 @@
             <w:color w:val="0000EE"/>
             <w:u w:val="single"/>
           </w:rPr>
-          <w:t>賽1:8</w:t>
+          <w:t>創4:16</w:t>
         </w:r>
       </w:hyperlink>
       <w:r>
         <w:rPr>
           <w:lang w:val="zh_TW" w:bidi="zh_TW"/>
         </w:rPr>
-        <w:t>；</w:t>
+        <w:t>）。</w:t>
+      </w:r>
+      <w:r>
+        <w:rPr>
+          <w:lang w:val="zh_TW" w:bidi="zh_TW"/>
+        </w:rPr>
+      </w:r>
+      <w:r>
+        <w:rPr>
+          <w:lang w:val="zh_TW" w:bidi="zh_TW"/>
+        </w:rPr>
+      </w:r>
+    </w:p>
+    <w:p>
+      <w:pPr/>
+      <w:r>
+        <w:rPr>
+          <w:lang w:val="zh_TW" w:bidi="zh_TW"/>
+        </w:rPr>
+      </w:r>
+    </w:p>
+    <w:p>
+      <w:pPr>
+        <w:pStyle w:val="Heading2"/>
+      </w:pPr>
+      <w:r>
+        <w:rPr>
+          <w:lang w:val="zh_TW" w:bidi="zh_TW"/>
+        </w:rPr>
+        <w:t>挪亞</w:t>
+      </w:r>
+      <w:r>
+        <w:rPr>
+          <w:lang w:val="zh_TW" w:bidi="zh_TW"/>
+        </w:rPr>
+      </w:r>
+    </w:p>
+    <w:p>
+      <w:pPr>
+        <w:pStyle w:val="ListNumber"/>
+        <w:numPr>
+          <w:ilvl w:val="0"/>
+          <w:numId w:val="14"/>
+        </w:numPr>
+        <w:spacing w:line="240" w:lineRule="auto"/>
+        <w:ind w:left="720"/>
+      </w:pPr>
+      <w:r>
+        <w:rPr>
+          <w:lang w:val="zh_TW" w:bidi="zh_TW"/>
+        </w:rPr>
+      </w:r>
+      <w:r>
+        <w:rPr>
+          <w:lang w:val="zh_TW" w:bidi="zh_TW"/>
+        </w:rPr>
+        <w:t>拉麥的兒子、瑪土撒拉的孫子，是亞當第三個兒子塞特的後裔（</w:t>
       </w:r>
       <w:hyperlink r:id="rId23">
         <w:r>
@@ -486,14 +616,14 @@
             <w:color w:val="0000EE"/>
             <w:u w:val="single"/>
           </w:rPr>
-          <w:t>可12:1</w:t>
+          <w:t>創5:3–20</w:t>
         </w:r>
       </w:hyperlink>
       <w:r>
         <w:rPr>
           <w:lang w:val="zh_TW" w:bidi="zh_TW"/>
         </w:rPr>
-        <w:t>）。葡萄藤則一行行種植在封閉的區域裡，隨著植物生長，葡萄藤沿著支架，以將結果的枝條從地面上抬起來（</w:t>
+        <w:t>）。拉麥給他的兒子取名為挪亞，這個聽起來像希伯來文單詞的名字，可以表示「安慰」或「慰藉」。當拉麥給他這個名字時，他說：「這個兒子必為我們的操作和手中的勞苦安慰我們；這操作勞苦是因為耶和華咒詛地」（</w:t>
       </w:r>
       <w:hyperlink r:id="rId24">
         <w:r>
@@ -504,14 +634,21 @@
             <w:color w:val="0000EE"/>
             <w:u w:val="single"/>
           </w:rPr>
-          <w:t>結17:6</w:t>
+          <w:t>創5:29</w:t>
         </w:r>
       </w:hyperlink>
       <w:r>
         <w:rPr>
           <w:lang w:val="zh_TW" w:bidi="zh_TW"/>
         </w:rPr>
-        <w:t>）。葡萄園工人修剪並照料葡萄藤（</w:t>
+        <w:t>）。</w:t>
+        <w:br/>
+      </w:r>
+      <w:r>
+        <w:rPr>
+          <w:lang w:val="zh_TW" w:bidi="zh_TW"/>
+        </w:rPr>
+        <w:t>由於不止息的邪惡，神定意要毀滅受造界（參</w:t>
       </w:r>
       <w:hyperlink r:id="rId25">
         <w:r>
@@ -522,7 +659,7 @@
             <w:color w:val="0000EE"/>
             <w:u w:val="single"/>
           </w:rPr>
-          <w:t>利25:3</w:t>
+          <w:t>太24:37–39</w:t>
         </w:r>
       </w:hyperlink>
       <w:r>
@@ -540,14 +677,14 @@
             <w:color w:val="0000EE"/>
             <w:u w:val="single"/>
           </w:rPr>
-          <w:t>賽61:5</w:t>
+          <w:t>路17:26–27</w:t>
         </w:r>
       </w:hyperlink>
       <w:r>
         <w:rPr>
           <w:lang w:val="zh_TW" w:bidi="zh_TW"/>
         </w:rPr>
-        <w:t>；</w:t>
+        <w:t>），但神特別保留了挪亞，因為他在神眼中是個義人，在人前也無可指責（</w:t>
       </w:r>
       <w:hyperlink r:id="rId27">
         <w:r>
@@ -558,14 +695,100 @@
             <w:color w:val="0000EE"/>
             <w:u w:val="single"/>
           </w:rPr>
-          <w:t>珥3:10</w:t>
+          <w:t>創6:3–9</w:t>
         </w:r>
       </w:hyperlink>
       <w:r>
         <w:rPr>
           <w:lang w:val="zh_TW" w:bidi="zh_TW"/>
         </w:rPr>
-        <w:t>；</w:t>
+        <w:t>）。挪亞按著神精準的指示，他建造了一艘方舟。只有八個人進入：</w:t>
+      </w:r>
+    </w:p>
+    <w:p>
+      <w:pPr>
+        <w:pStyle w:val="ListBullet"/>
+        <w:spacing w:line="240" w:lineRule="auto"/>
+        <w:ind w:left="1440"/>
+      </w:pPr>
+      <w:r>
+        <w:rPr>
+          <w:lang w:val="zh_TW" w:bidi="zh_TW"/>
+        </w:rPr>
+      </w:r>
+      <w:r>
+        <w:rPr>
+          <w:lang w:val="zh_TW" w:bidi="zh_TW"/>
+        </w:rPr>
+        <w:t>挪亞</w:t>
+      </w:r>
+    </w:p>
+    <w:p>
+      <w:pPr>
+        <w:pStyle w:val="ListBullet"/>
+        <w:spacing w:line="240" w:lineRule="auto"/>
+        <w:ind w:left="1440"/>
+      </w:pPr>
+      <w:r>
+        <w:rPr>
+          <w:lang w:val="zh_TW" w:bidi="zh_TW"/>
+        </w:rPr>
+      </w:r>
+      <w:r>
+        <w:rPr>
+          <w:lang w:val="zh_TW" w:bidi="zh_TW"/>
+        </w:rPr>
+        <w:t>他的妻子</w:t>
+      </w:r>
+    </w:p>
+    <w:p>
+      <w:pPr>
+        <w:pStyle w:val="ListBullet"/>
+        <w:spacing w:line="240" w:lineRule="auto"/>
+        <w:ind w:left="1440"/>
+      </w:pPr>
+      <w:r>
+        <w:rPr>
+          <w:lang w:val="zh_TW" w:bidi="zh_TW"/>
+        </w:rPr>
+      </w:r>
+      <w:r>
+        <w:rPr>
+          <w:lang w:val="zh_TW" w:bidi="zh_TW"/>
+        </w:rPr>
+        <w:t>他的三個兒子</w:t>
+      </w:r>
+    </w:p>
+    <w:p>
+      <w:pPr>
+        <w:pStyle w:val="ListBullet"/>
+        <w:spacing w:line="240" w:lineRule="auto"/>
+        <w:ind w:left="1440"/>
+      </w:pPr>
+      <w:r>
+        <w:rPr>
+          <w:lang w:val="zh_TW" w:bidi="zh_TW"/>
+        </w:rPr>
+      </w:r>
+      <w:r>
+        <w:rPr>
+          <w:lang w:val="zh_TW" w:bidi="zh_TW"/>
+        </w:rPr>
+        <w:t>他們的妻子</w:t>
+      </w:r>
+    </w:p>
+    <w:p>
+      <w:pPr/>
+      <w:r>
+        <w:rPr>
+          <w:lang w:val="zh_TW" w:bidi="zh_TW"/>
+        </w:rPr>
+      </w:r>
+      <w:r>
+        <w:rPr>
+          <w:lang w:val="zh_TW" w:bidi="zh_TW"/>
+        </w:rPr>
+        <w:t>各類生物都成對被帶入。如此，他們便從隨後的洪水中得以保護，而其他所有活物都滅亡了（</w:t>
       </w:r>
       <w:hyperlink r:id="rId28">
         <w:r>
@@ -576,14 +799,14 @@
             <w:color w:val="0000EE"/>
             <w:u w:val="single"/>
           </w:rPr>
-          <w:t>約15:2</w:t>
+          <w:t>創6:14–8:19</w:t>
         </w:r>
       </w:hyperlink>
       <w:r>
         <w:rPr>
           <w:lang w:val="zh_TW" w:bidi="zh_TW"/>
         </w:rPr>
-        <w:t>），又採摘成熟的果實並送往榨酒池（</w:t>
+        <w:t>）。當他們離開方舟後，挪亞築了一座壇。他獻上了使神喜悅的燔祭。神以應許作為回應：儘管人類有罪，祂不會再次降下洪水，或使季節混亂（</w:t>
       </w:r>
       <w:hyperlink r:id="rId29">
         <w:r>
@@ -594,14 +817,28 @@
             <w:color w:val="0000EE"/>
             <w:u w:val="single"/>
           </w:rPr>
-          <w:t>何9:2</w:t>
+          <w:t>創8:20–9:17</w:t>
         </w:r>
       </w:hyperlink>
       <w:r>
         <w:rPr>
           <w:lang w:val="zh_TW" w:bidi="zh_TW"/>
         </w:rPr>
-        <w:t>）。踹葡萄是一個慶祝的場合（</w:t>
+        <w:t>）。</w:t>
+      </w:r>
+    </w:p>
+    <w:p>
+      <w:pPr/>
+      <w:r>
+        <w:rPr>
+          <w:lang w:val="zh_TW" w:bidi="zh_TW"/>
+        </w:rPr>
+      </w:r>
+      <w:r>
+        <w:rPr>
+          <w:lang w:val="zh_TW" w:bidi="zh_TW"/>
+        </w:rPr>
+        <w:t>挪亞曾經抵禦強大的誘惑。然而，可能因疏忽或年老，他喝醉了。家人之間的反應各不相同，導致了不同的結局。閃和雅弗得了祝福。含沒有得到祝福，而他的兒子迦南則被咒詛（</w:t>
       </w:r>
       <w:hyperlink r:id="rId30">
         <w:r>
@@ -612,14 +849,22 @@
             <w:color w:val="0000EE"/>
             <w:u w:val="single"/>
           </w:rPr>
-          <w:t>賽16:10</w:t>
+          <w:t>創9:20–27</w:t>
         </w:r>
       </w:hyperlink>
       <w:r>
         <w:rPr>
           <w:lang w:val="zh_TW" w:bidi="zh_TW"/>
         </w:rPr>
-        <w:t>；</w:t>
+        <w:t>）。挪亞在洪水之後又活了350年，他活到950歲時便去世。</w:t>
+      </w:r>
+    </w:p>
+    <w:p>
+      <w:pPr/>
+      <w:r>
+        <w:rPr>
+          <w:lang w:val="zh_TW" w:bidi="zh_TW"/>
+        </w:rPr>
       </w:r>
       <w:hyperlink r:id="rId31">
         <w:r>
@@ -630,14 +875,32 @@
             <w:color w:val="0000EE"/>
             <w:u w:val="single"/>
           </w:rPr>
-          <w:t>耶25:30</w:t>
+          <w:t>以西結書十四章12至14節</w:t>
         </w:r>
       </w:hyperlink>
       <w:r>
         <w:rPr>
           <w:lang w:val="zh_TW" w:bidi="zh_TW"/>
         </w:rPr>
-        <w:t>）。發酵的汁液會收集在新的羊皮袋和大型陶罐中（</w:t>
+        <w:t>，</w:t>
+      </w:r>
+      <w:hyperlink r:id="rId31">
+        <w:r>
+          <w:rPr>
+            <w:lang w:val="zh_TW" w:bidi="zh_TW"/>
+          </w:rPr>
+          <w:rPr>
+            <w:color w:val="0000EE"/>
+            <w:u w:val="single"/>
+          </w:rPr>
+          <w:t>十九至二十章</w:t>
+        </w:r>
+      </w:hyperlink>
+      <w:r>
+        <w:rPr>
+          <w:lang w:val="zh_TW" w:bidi="zh_TW"/>
+        </w:rPr>
+        <w:t>提到挪亞、但以理和約伯因為「他們的義」。《希伯來書》稱讚挪亞，因著信心與聖潔的敬畏，他拒絕了世界，並成為公義的承受者（</w:t>
       </w:r>
       <w:hyperlink r:id="rId32">
         <w:r>
@@ -648,39 +911,14 @@
             <w:color w:val="0000EE"/>
             <w:u w:val="single"/>
           </w:rPr>
-          <w:t>太9:17</w:t>
+          <w:t>來11:7</w:t>
         </w:r>
       </w:hyperlink>
       <w:r>
         <w:rPr>
           <w:lang w:val="zh_TW" w:bidi="zh_TW"/>
         </w:rPr>
-        <w:t>）。</w:t>
-      </w:r>
-    </w:p>
-    <w:p>
-      <w:pPr>
-        <w:pStyle w:val="Heading3"/>
-      </w:pPr>
-      <w:r>
-        <w:rPr>
-          <w:lang w:val="zh_TW" w:bidi="zh_TW"/>
-        </w:rPr>
-        <w:t>葡萄園在日常生活中的角色</w:t>
-      </w:r>
-    </w:p>
-    <w:p>
-      <w:pPr/>
-      <w:r>
-        <w:rPr>
-          <w:lang w:val="zh_TW" w:bidi="zh_TW"/>
-        </w:rPr>
-      </w:r>
-      <w:r>
-        <w:rPr>
-          <w:lang w:val="zh_TW" w:bidi="zh_TW"/>
-        </w:rPr>
-        <w:t>收成葡萄的工人可以免除兵役，這點顯示葡萄對以色列經濟的重要性。稅務和債務通常以酒而非金錢支付。法律規定，窮人可以在葡萄園中，拾取遺留園中沒有被收成的葡萄，就像在麥田中拾取遺留的穀物一樣（</w:t>
+        <w:t>），而</w:t>
       </w:r>
       <w:hyperlink r:id="rId33">
         <w:r>
@@ -691,14 +929,75 @@
             <w:color w:val="0000EE"/>
             <w:u w:val="single"/>
           </w:rPr>
-          <w:t>利19:9–10</w:t>
+          <w:t>彼得後書二章5節</w:t>
         </w:r>
       </w:hyperlink>
       <w:r>
         <w:rPr>
           <w:lang w:val="zh_TW" w:bidi="zh_TW"/>
         </w:rPr>
-        <w:t>）。不結果的葡萄藤被用來製作木炭（</w:t>
+        <w:t>稱他為「傳義道的」。</w:t>
+      </w:r>
+    </w:p>
+    <w:p>
+      <w:pPr/>
+      <w:r>
+        <w:rPr>
+          <w:lang w:val="zh_TW" w:bidi="zh_TW"/>
+        </w:rPr>
+      </w:r>
+      <w:r>
+        <w:rPr>
+          <w:i/>
+          <w:lang w:val="zh_TW" w:bidi="zh_TW"/>
+        </w:rPr>
+        <w:t>另見</w:t>
+      </w:r>
+      <w:r>
+        <w:rPr>
+          <w:lang w:val="zh_TW" w:bidi="zh_TW"/>
+        </w:rPr>
+        <w:t>洪水</w:t>
+      </w:r>
+      <w:r>
+        <w:rPr>
+          <w:lang w:val="zh_TW" w:bidi="zh_TW"/>
+        </w:rPr>
+        <w:t>；</w:t>
+      </w:r>
+      <w:r>
+        <w:rPr>
+          <w:lang w:val="zh_TW" w:bidi="zh_TW"/>
+        </w:rPr>
+        <w:t>吉加墨詩史詩</w:t>
+      </w:r>
+      <w:r>
+        <w:rPr>
+          <w:lang w:val="zh_TW" w:bidi="zh_TW"/>
+        </w:rPr>
+        <w:t>。</w:t>
+      </w:r>
+    </w:p>
+    <w:p>
+      <w:pPr>
+        <w:pStyle w:val="ListNumber"/>
+        <w:numPr>
+          <w:ilvl w:val="0"/>
+          <w:numId w:val="15"/>
+        </w:numPr>
+        <w:spacing w:line="240" w:lineRule="auto"/>
+        <w:ind w:left="720"/>
+      </w:pPr>
+      <w:r>
+        <w:rPr>
+          <w:lang w:val="zh_TW" w:bidi="zh_TW"/>
+        </w:rPr>
+      </w:r>
+      <w:r>
+        <w:rPr>
+          <w:lang w:val="zh_TW" w:bidi="zh_TW"/>
+        </w:rPr>
+        <w:t>瑪拿西支派西羅非哈的女兒（</w:t>
       </w:r>
       <w:hyperlink r:id="rId34">
         <w:r>
@@ -709,14 +1008,14 @@
             <w:color w:val="0000EE"/>
             <w:u w:val="single"/>
           </w:rPr>
-          <w:t>結15:4</w:t>
+          <w:t>民26:33</w:t>
         </w:r>
       </w:hyperlink>
       <w:r>
         <w:rPr>
           <w:lang w:val="zh_TW" w:bidi="zh_TW"/>
         </w:rPr>
-        <w:t>；</w:t>
+        <w:t>）。當她們的父親死後沒有留下兒子時，她和她的四個姐妹請求制定律法，以保護她們的產業繼承權（</w:t>
       </w:r>
       <w:hyperlink r:id="rId35">
         <w:r>
@@ -727,39 +1026,14 @@
             <w:color w:val="0000EE"/>
             <w:u w:val="single"/>
           </w:rPr>
-          <w:t>約15:6</w:t>
+          <w:t>民27:1–11</w:t>
         </w:r>
       </w:hyperlink>
       <w:r>
         <w:rPr>
           <w:lang w:val="zh_TW" w:bidi="zh_TW"/>
         </w:rPr>
-        <w:t>）。</w:t>
-      </w:r>
-    </w:p>
-    <w:p>
-      <w:pPr>
-        <w:pStyle w:val="Heading3"/>
-      </w:pPr>
-      <w:r>
-        <w:rPr>
-          <w:lang w:val="zh_TW" w:bidi="zh_TW"/>
-        </w:rPr>
-        <w:t>耶穌關於葡萄樹與酒的教導</w:t>
-      </w:r>
-    </w:p>
-    <w:p>
-      <w:pPr/>
-      <w:r>
-        <w:rPr>
-          <w:lang w:val="zh_TW" w:bidi="zh_TW"/>
-        </w:rPr>
-      </w:r>
-      <w:r>
-        <w:rPr>
-          <w:lang w:val="zh_TW" w:bidi="zh_TW"/>
-        </w:rPr>
-        <w:t>耶穌經常使用葡萄園作為所講比喻的背景（</w:t>
+        <w:t>；參</w:t>
       </w:r>
       <w:hyperlink r:id="rId36">
         <w:r>
@@ -770,14 +1044,14 @@
             <w:color w:val="0000EE"/>
             <w:u w:val="single"/>
           </w:rPr>
-          <w:t>太20:1–16</w:t>
+          <w:t>書17:3–6</w:t>
         </w:r>
       </w:hyperlink>
       <w:r>
         <w:rPr>
           <w:lang w:val="zh_TW" w:bidi="zh_TW"/>
         </w:rPr>
-        <w:t>，</w:t>
+        <w:t>）。然而，她們被限制只能在自己的支派之內成婚（</w:t>
       </w:r>
       <w:hyperlink r:id="rId37">
         <w:r>
@@ -788,1457 +1062,14 @@
             <w:color w:val="0000EE"/>
             <w:u w:val="single"/>
           </w:rPr>
-          <w:t>21:28–43</w:t>
+          <w:t>民36:1–12</w:t>
         </w:r>
       </w:hyperlink>
       <w:r>
         <w:rPr>
           <w:lang w:val="zh_TW" w:bidi="zh_TW"/>
         </w:rPr>
-        <w:t>；</w:t>
-      </w:r>
-      <w:hyperlink r:id="rId38">
-        <w:r>
-          <w:rPr>
-            <w:lang w:val="zh_TW" w:bidi="zh_TW"/>
-          </w:rPr>
-          <w:rPr>
-            <w:color w:val="0000EE"/>
-            <w:u w:val="single"/>
-          </w:rPr>
-          <w:t>可12:1–11</w:t>
-        </w:r>
-      </w:hyperlink>
-      <w:r>
-        <w:rPr>
-          <w:lang w:val="zh_TW" w:bidi="zh_TW"/>
-        </w:rPr>
-        <w:t>；</w:t>
-      </w:r>
-      <w:hyperlink r:id="rId39">
-        <w:r>
-          <w:rPr>
-            <w:lang w:val="zh_TW" w:bidi="zh_TW"/>
-          </w:rPr>
-          <w:rPr>
-            <w:color w:val="0000EE"/>
-            <w:u w:val="single"/>
-          </w:rPr>
-          <w:t>路13:6–9</w:t>
-        </w:r>
-      </w:hyperlink>
-      <w:r>
-        <w:rPr>
-          <w:lang w:val="zh_TW" w:bidi="zh_TW"/>
-        </w:rPr>
-        <w:t>，</w:t>
-      </w:r>
-      <w:hyperlink r:id="rId40">
-        <w:r>
-          <w:rPr>
-            <w:lang w:val="zh_TW" w:bidi="zh_TW"/>
-          </w:rPr>
-          <w:rPr>
-            <w:color w:val="0000EE"/>
-            <w:u w:val="single"/>
-          </w:rPr>
-          <w:t>20:9–18</w:t>
-        </w:r>
-      </w:hyperlink>
-      <w:r>
-        <w:rPr>
-          <w:lang w:val="zh_TW" w:bidi="zh_TW"/>
-        </w:rPr>
-        <w:t>）。當時的人普遍都知道和理解釀酒的方法。耶穌將新酒放入舊皮袋的故事，對新約聖經的聽眾來說，很容易明白（</w:t>
-      </w:r>
-      <w:hyperlink r:id="rId32">
-        <w:r>
-          <w:rPr>
-            <w:lang w:val="zh_TW" w:bidi="zh_TW"/>
-          </w:rPr>
-          <w:rPr>
-            <w:color w:val="0000EE"/>
-            <w:u w:val="single"/>
-          </w:rPr>
-          <w:t>太9:17</w:t>
-        </w:r>
-      </w:hyperlink>
-      <w:r>
-        <w:rPr>
-          <w:lang w:val="zh_TW" w:bidi="zh_TW"/>
-        </w:rPr>
-        <w:t>）。在象徵意義上，基督將自己描述為真正的葡萄樹，祂的血成為象徵聖餐的聖禮之酒（</w:t>
-      </w:r>
-      <w:hyperlink r:id="rId41">
-        <w:r>
-          <w:rPr>
-            <w:lang w:val="zh_TW" w:bidi="zh_TW"/>
-          </w:rPr>
-          <w:rPr>
-            <w:color w:val="0000EE"/>
-            <w:u w:val="single"/>
-          </w:rPr>
-          <w:t>約15:1–11</w:t>
-        </w:r>
-      </w:hyperlink>
-      <w:r>
-        <w:rPr>
-          <w:lang w:val="zh_TW" w:bidi="zh_TW"/>
-        </w:rPr>
         <w:t>）。</w:t>
-      </w:r>
-    </w:p>
-    <w:p>
-      <w:pPr/>
-      <w:r>
-        <w:rPr>
-          <w:lang w:val="zh_TW" w:bidi="zh_TW"/>
-        </w:rPr>
-      </w:r>
-      <w:r>
-        <w:rPr>
-          <w:i/>
-          <w:lang w:val="zh_TW" w:bidi="zh_TW"/>
-        </w:rPr>
-        <w:t>另見</w:t>
-      </w:r>
-      <w:r>
-        <w:rPr>
-          <w:lang w:val="zh_TW" w:bidi="zh_TW"/>
-        </w:rPr>
-        <w:t xml:space="preserve"> </w:t>
-      </w:r>
-      <w:r>
-        <w:rPr>
-          <w:lang w:val="zh_TW" w:bidi="zh_TW"/>
-        </w:rPr>
-        <w:t>農業</w:t>
-      </w:r>
-      <w:r>
-        <w:rPr>
-          <w:lang w:val="zh_TW" w:bidi="zh_TW"/>
-        </w:rPr>
-        <w:t>、</w:t>
-      </w:r>
-      <w:r>
-        <w:rPr>
-          <w:lang w:val="zh_TW" w:bidi="zh_TW"/>
-        </w:rPr>
-        <w:t>植物（藤本植物）</w:t>
-      </w:r>
-      <w:r>
-        <w:rPr>
-          <w:lang w:val="zh_TW" w:bidi="zh_TW"/>
-        </w:rPr>
-        <w:t>。</w:t>
-      </w:r>
-      <w:r>
-        <w:rPr>
-          <w:lang w:val="zh_TW" w:bidi="zh_TW"/>
-        </w:rPr>
-      </w:r>
-      <w:r>
-        <w:rPr>
-          <w:lang w:val="zh_TW" w:bidi="zh_TW"/>
-        </w:rPr>
-      </w:r>
-    </w:p>
-    <w:p>
-      <w:pPr/>
-      <w:r>
-        <w:rPr>
-          <w:lang w:val="zh_TW" w:bidi="zh_TW"/>
-        </w:rPr>
-      </w:r>
-    </w:p>
-    <w:p>
-      <w:pPr>
-        <w:pStyle w:val="Heading2"/>
-      </w:pPr>
-      <w:r>
-        <w:rPr>
-          <w:lang w:val="zh_TW" w:bidi="zh_TW"/>
-        </w:rPr>
-        <w:t>蒲式耳</w:t>
-      </w:r>
-      <w:r>
-        <w:rPr>
-          <w:lang w:val="zh_TW" w:bidi="zh_TW"/>
-        </w:rPr>
-      </w:r>
-    </w:p>
-    <w:p>
-      <w:pPr>
-        <w:pStyle w:val="ListNumber"/>
-        <w:numPr>
-          <w:ilvl w:val="0"/>
-          <w:numId w:val="14"/>
-        </w:numPr>
-        <w:spacing w:line="240" w:lineRule="auto"/>
-        <w:ind w:left="720"/>
-      </w:pPr>
-      <w:r>
-        <w:rPr>
-          <w:lang w:val="zh_TW" w:bidi="zh_TW"/>
-        </w:rPr>
-      </w:r>
-      <w:r>
-        <w:rPr>
-          <w:lang w:val="zh_TW" w:bidi="zh_TW"/>
-        </w:rPr>
-        <w:t>一個小容器（「籃子」），可以用來罩住燈（</w:t>
-      </w:r>
-      <w:hyperlink r:id="rId42">
-        <w:r>
-          <w:rPr>
-            <w:lang w:val="zh_TW" w:bidi="zh_TW"/>
-          </w:rPr>
-          <w:rPr>
-            <w:color w:val="0000EE"/>
-            <w:u w:val="single"/>
-          </w:rPr>
-          <w:t>太5:15</w:t>
-        </w:r>
-      </w:hyperlink>
-      <w:r>
-        <w:rPr>
-          <w:lang w:val="zh_TW" w:bidi="zh_TW"/>
-        </w:rPr>
-        <w:t>；</w:t>
-      </w:r>
-      <w:hyperlink r:id="rId43">
-        <w:r>
-          <w:rPr>
-            <w:lang w:val="zh_TW" w:bidi="zh_TW"/>
-          </w:rPr>
-          <w:rPr>
-            <w:color w:val="0000EE"/>
-            <w:u w:val="single"/>
-          </w:rPr>
-          <w:t>可4:21</w:t>
-        </w:r>
-      </w:hyperlink>
-      <w:r>
-        <w:rPr>
-          <w:lang w:val="zh_TW" w:bidi="zh_TW"/>
-        </w:rPr>
-        <w:t>；</w:t>
-      </w:r>
-      <w:hyperlink r:id="rId44">
-        <w:r>
-          <w:rPr>
-            <w:lang w:val="zh_TW" w:bidi="zh_TW"/>
-          </w:rPr>
-          <w:rPr>
-            <w:color w:val="0000EE"/>
-            <w:u w:val="single"/>
-          </w:rPr>
-          <w:t>路11:33</w:t>
-        </w:r>
-      </w:hyperlink>
-      <w:r>
-        <w:rPr>
-          <w:lang w:val="zh_TW" w:bidi="zh_TW"/>
-        </w:rPr>
-        <w:t>）。</w:t>
-      </w:r>
-      <w:r>
-        <w:rPr>
-          <w:i/>
-          <w:lang w:val="zh_TW" w:bidi="zh_TW"/>
-        </w:rPr>
-        <w:t>見</w:t>
-      </w:r>
-      <w:r>
-        <w:rPr>
-          <w:lang w:val="zh_TW" w:bidi="zh_TW"/>
-        </w:rPr>
-        <w:t xml:space="preserve"> </w:t>
-      </w:r>
-      <w:r>
-        <w:rPr>
-          <w:lang w:val="zh_TW" w:bidi="zh_TW"/>
-        </w:rPr>
-        <w:t>度量衡</w:t>
-      </w:r>
-      <w:r>
-        <w:rPr>
-          <w:lang w:val="zh_TW" w:bidi="zh_TW"/>
-        </w:rPr>
-        <w:t>。</w:t>
-      </w:r>
-    </w:p>
-    <w:p>
-      <w:pPr>
-        <w:pStyle w:val="ListNumber"/>
-        <w:spacing w:line="240" w:lineRule="auto"/>
-        <w:ind w:left="720"/>
-      </w:pPr>
-      <w:r>
-        <w:rPr>
-          <w:lang w:val="zh_TW" w:bidi="zh_TW"/>
-        </w:rPr>
-      </w:r>
-      <w:r>
-        <w:rPr>
-          <w:lang w:val="zh_TW" w:bidi="zh_TW"/>
-        </w:rPr>
-        <w:t>一種測量單位，約等於19夸脫或18公升。在希伯來文中，這稱為「伊法」。</w:t>
-      </w:r>
-      <w:r>
-        <w:rPr>
-          <w:lang w:val="zh_TW" w:bidi="zh_TW"/>
-        </w:rPr>
-      </w:r>
-      <w:r>
-        <w:rPr>
-          <w:lang w:val="zh_TW" w:bidi="zh_TW"/>
-        </w:rPr>
-      </w:r>
-    </w:p>
-    <w:p>
-      <w:pPr/>
-      <w:r>
-        <w:rPr>
-          <w:lang w:val="zh_TW" w:bidi="zh_TW"/>
-        </w:rPr>
-      </w:r>
-    </w:p>
-    <w:p>
-      <w:pPr>
-        <w:pStyle w:val="Heading2"/>
-      </w:pPr>
-      <w:r>
-        <w:rPr>
-          <w:lang w:val="zh_TW" w:bidi="zh_TW"/>
-        </w:rPr>
-        <w:t>僕人</w:t>
-      </w:r>
-      <w:r>
-        <w:rPr>
-          <w:lang w:val="zh_TW" w:bidi="zh_TW"/>
-        </w:rPr>
-      </w:r>
-    </w:p>
-    <w:p>
-      <w:pPr/>
-      <w:r>
-        <w:rPr>
-          <w:lang w:val="zh_TW" w:bidi="zh_TW"/>
-        </w:rPr>
-      </w:r>
-      <w:r>
-        <w:rPr>
-          <w:lang w:val="zh_TW" w:bidi="zh_TW"/>
-        </w:rPr>
-        <w:t>一個有義務服事主人的人，而主人會提供一定程度的保護。有些僕人（servant）是法律上的奴隸（slave），另一些則是自願的僕人。很難明確區分「僕人（servant）」、「奴隸（slave）」、「男奴（bondman）」和「女奴（bondwoman）」。希伯來文和希臘文中有多個詞被翻譯為「僕人」，但在較新的譯本中，有時會使用其它詞語。</w:t>
-      </w:r>
-    </w:p>
-    <w:p>
-      <w:pPr/>
-      <w:r>
-        <w:rPr>
-          <w:lang w:val="zh_TW" w:bidi="zh_TW"/>
-        </w:rPr>
-      </w:r>
-      <w:r>
-        <w:rPr>
-          <w:lang w:val="zh_TW" w:bidi="zh_TW"/>
-        </w:rPr>
-        <w:t>在希伯來文中，表示「少年（lad）」、「少年人（youth）」或「童子（boy）」的詞語常常也指僕人（</w:t>
-      </w:r>
-      <w:hyperlink r:id="rId45">
-        <w:r>
-          <w:rPr>
-            <w:lang w:val="zh_TW" w:bidi="zh_TW"/>
-          </w:rPr>
-          <w:rPr>
-            <w:color w:val="0000EE"/>
-            <w:u w:val="single"/>
-          </w:rPr>
-          <w:t>出33:11</w:t>
-        </w:r>
-      </w:hyperlink>
-      <w:r>
-        <w:rPr>
-          <w:lang w:val="zh_TW" w:bidi="zh_TW"/>
-        </w:rPr>
-        <w:t>；</w:t>
-      </w:r>
-      <w:hyperlink r:id="rId46">
-        <w:r>
-          <w:rPr>
-            <w:lang w:val="zh_TW" w:bidi="zh_TW"/>
-          </w:rPr>
-          <w:rPr>
-            <w:color w:val="0000EE"/>
-            <w:u w:val="single"/>
-          </w:rPr>
-          <w:t>民22:22</w:t>
-        </w:r>
-      </w:hyperlink>
-      <w:r>
-        <w:rPr>
-          <w:lang w:val="zh_TW" w:bidi="zh_TW"/>
-        </w:rPr>
-        <w:t>；</w:t>
-      </w:r>
-      <w:hyperlink r:id="rId47">
-        <w:r>
-          <w:rPr>
-            <w:lang w:val="zh_TW" w:bidi="zh_TW"/>
-          </w:rPr>
-          <w:rPr>
-            <w:color w:val="0000EE"/>
-            <w:u w:val="single"/>
-          </w:rPr>
-          <w:t>王下4:12</w:t>
-        </w:r>
-      </w:hyperlink>
-      <w:r>
-        <w:rPr>
-          <w:lang w:val="zh_TW" w:bidi="zh_TW"/>
-        </w:rPr>
-        <w:t>）。表示「生來自由的僕人（free-born servant）」的詞語通常用來指稱耶和華的僕人，如利未人（</w:t>
-      </w:r>
-      <w:hyperlink r:id="rId48">
-        <w:r>
-          <w:rPr>
-            <w:lang w:val="zh_TW" w:bidi="zh_TW"/>
-          </w:rPr>
-          <w:rPr>
-            <w:color w:val="0000EE"/>
-            <w:u w:val="single"/>
-          </w:rPr>
-          <w:t>拉8:17</w:t>
-        </w:r>
-      </w:hyperlink>
-      <w:r>
-        <w:rPr>
-          <w:lang w:val="zh_TW" w:bidi="zh_TW"/>
-        </w:rPr>
-        <w:t>；</w:t>
-      </w:r>
-      <w:hyperlink r:id="rId49">
-        <w:r>
-          <w:rPr>
-            <w:lang w:val="zh_TW" w:bidi="zh_TW"/>
-          </w:rPr>
-          <w:rPr>
-            <w:color w:val="0000EE"/>
-            <w:u w:val="single"/>
-          </w:rPr>
-          <w:t>賽61:6</w:t>
-        </w:r>
-      </w:hyperlink>
-      <w:r>
-        <w:rPr>
-          <w:lang w:val="zh_TW" w:bidi="zh_TW"/>
-        </w:rPr>
-        <w:t>；</w:t>
-      </w:r>
-      <w:hyperlink r:id="rId50">
-        <w:r>
-          <w:rPr>
-            <w:lang w:val="zh_TW" w:bidi="zh_TW"/>
-          </w:rPr>
-          <w:rPr>
-            <w:color w:val="0000EE"/>
-            <w:u w:val="single"/>
-          </w:rPr>
-          <w:t>拉44:11</w:t>
-        </w:r>
-      </w:hyperlink>
-      <w:r>
-        <w:rPr>
-          <w:lang w:val="zh_TW" w:bidi="zh_TW"/>
-        </w:rPr>
-        <w:t>）或祭司（</w:t>
-      </w:r>
-      <w:hyperlink r:id="rId51">
-        <w:r>
-          <w:rPr>
-            <w:lang w:val="zh_TW" w:bidi="zh_TW"/>
-          </w:rPr>
-          <w:rPr>
-            <w:color w:val="0000EE"/>
-            <w:u w:val="single"/>
-          </w:rPr>
-          <w:t>出28:35</w:t>
-        </w:r>
-      </w:hyperlink>
-      <w:r>
-        <w:rPr>
-          <w:lang w:val="zh_TW" w:bidi="zh_TW"/>
-        </w:rPr>
-        <w:t>；</w:t>
-      </w:r>
-      <w:hyperlink r:id="rId52">
-        <w:r>
-          <w:rPr>
-            <w:lang w:val="zh_TW" w:bidi="zh_TW"/>
-          </w:rPr>
-          <w:rPr>
-            <w:color w:val="0000EE"/>
-            <w:u w:val="single"/>
-          </w:rPr>
-          <w:t>珥1:9</w:t>
-        </w:r>
-      </w:hyperlink>
-      <w:r>
-        <w:rPr>
-          <w:lang w:val="zh_TW" w:bidi="zh_TW"/>
-        </w:rPr>
-        <w:t>，</w:t>
-      </w:r>
-      <w:hyperlink r:id="rId53">
-        <w:r>
-          <w:rPr>
-            <w:lang w:val="zh_TW" w:bidi="zh_TW"/>
-          </w:rPr>
-          <w:rPr>
-            <w:color w:val="0000EE"/>
-            <w:u w:val="single"/>
-          </w:rPr>
-          <w:t>2:17</w:t>
-        </w:r>
-      </w:hyperlink>
-      <w:r>
-        <w:rPr>
-          <w:lang w:val="zh_TW" w:bidi="zh_TW"/>
-        </w:rPr>
-        <w:t>）。有時王的臣子被稱為臣僕（</w:t>
-      </w:r>
-      <w:hyperlink r:id="rId54">
-        <w:r>
-          <w:rPr>
-            <w:lang w:val="zh_TW" w:bidi="zh_TW"/>
-          </w:rPr>
-          <w:rPr>
-            <w:color w:val="0000EE"/>
-            <w:u w:val="single"/>
-          </w:rPr>
-          <w:t>代上27:1</w:t>
-        </w:r>
-      </w:hyperlink>
-      <w:r>
-        <w:rPr>
-          <w:lang w:val="zh_TW" w:bidi="zh_TW"/>
-        </w:rPr>
-        <w:t>；</w:t>
-      </w:r>
-      <w:hyperlink r:id="rId55">
-        <w:r>
-          <w:rPr>
-            <w:lang w:val="zh_TW" w:bidi="zh_TW"/>
-          </w:rPr>
-          <w:rPr>
-            <w:color w:val="0000EE"/>
-            <w:u w:val="single"/>
-          </w:rPr>
-          <w:t>箴29:12</w:t>
-        </w:r>
-      </w:hyperlink>
-      <w:r>
-        <w:rPr>
-          <w:lang w:val="zh_TW" w:bidi="zh_TW"/>
-        </w:rPr>
-        <w:t>），在耶和華面前侍奉的天使也被稱為僕役（</w:t>
-      </w:r>
-      <w:hyperlink r:id="rId56">
-        <w:r>
-          <w:rPr>
-            <w:lang w:val="zh_TW" w:bidi="zh_TW"/>
-          </w:rPr>
-          <w:rPr>
-            <w:color w:val="0000EE"/>
-            <w:u w:val="single"/>
-          </w:rPr>
-          <w:t>詩103:21</w:t>
-        </w:r>
-      </w:hyperlink>
-      <w:r>
-        <w:rPr>
-          <w:lang w:val="zh_TW" w:bidi="zh_TW"/>
-        </w:rPr>
-        <w:t>，</w:t>
-      </w:r>
-      <w:hyperlink r:id="rId57">
-        <w:r>
-          <w:rPr>
-            <w:lang w:val="zh_TW" w:bidi="zh_TW"/>
-          </w:rPr>
-          <w:rPr>
-            <w:color w:val="0000EE"/>
-            <w:u w:val="single"/>
-          </w:rPr>
-          <w:t>104:4</w:t>
-        </w:r>
-      </w:hyperlink>
-      <w:r>
-        <w:rPr>
-          <w:lang w:val="zh_TW" w:bidi="zh_TW"/>
-        </w:rPr>
-        <w:t>）。雇傭的僕人或雇工也被視為自由人（</w:t>
-      </w:r>
-      <w:hyperlink r:id="rId58">
-        <w:r>
-          <w:rPr>
-            <w:lang w:val="zh_TW" w:bidi="zh_TW"/>
-          </w:rPr>
-          <w:rPr>
-            <w:color w:val="0000EE"/>
-            <w:u w:val="single"/>
-          </w:rPr>
-          <w:t>出12:45</w:t>
-        </w:r>
-      </w:hyperlink>
-      <w:r>
-        <w:rPr>
-          <w:lang w:val="zh_TW" w:bidi="zh_TW"/>
-        </w:rPr>
-        <w:t>；</w:t>
-      </w:r>
-      <w:hyperlink r:id="rId59">
-        <w:r>
-          <w:rPr>
-            <w:lang w:val="zh_TW" w:bidi="zh_TW"/>
-          </w:rPr>
-          <w:rPr>
-            <w:color w:val="0000EE"/>
-            <w:u w:val="single"/>
-          </w:rPr>
-          <w:t>伯7:1</w:t>
-        </w:r>
-      </w:hyperlink>
-      <w:r>
-        <w:rPr>
-          <w:lang w:val="zh_TW" w:bidi="zh_TW"/>
-        </w:rPr>
-        <w:t>；</w:t>
-      </w:r>
-      <w:hyperlink r:id="rId60">
-        <w:r>
-          <w:rPr>
-            <w:lang w:val="zh_TW" w:bidi="zh_TW"/>
-          </w:rPr>
-          <w:rPr>
-            <w:color w:val="0000EE"/>
-            <w:u w:val="single"/>
-          </w:rPr>
-          <w:t>瑪3:5</w:t>
-        </w:r>
-      </w:hyperlink>
-      <w:r>
-        <w:rPr>
-          <w:lang w:val="zh_TW" w:bidi="zh_TW"/>
-        </w:rPr>
-        <w:t>）。</w:t>
-      </w:r>
-    </w:p>
-    <w:p>
-      <w:pPr/>
-      <w:r>
-        <w:rPr>
-          <w:lang w:val="zh_TW" w:bidi="zh_TW"/>
-        </w:rPr>
-      </w:r>
-      <w:r>
-        <w:rPr>
-          <w:lang w:val="zh_TW" w:bidi="zh_TW"/>
-        </w:rPr>
-        <w:t>最常見的希伯來詞語在舊約中出現近800次，代表被束縛的奴隸（</w:t>
-      </w:r>
-      <w:hyperlink r:id="rId61">
-        <w:r>
-          <w:rPr>
-            <w:lang w:val="zh_TW" w:bidi="zh_TW"/>
-          </w:rPr>
-          <w:rPr>
-            <w:color w:val="0000EE"/>
-            <w:u w:val="single"/>
-          </w:rPr>
-          <w:t>創9:25</w:t>
-        </w:r>
-      </w:hyperlink>
-      <w:r>
-        <w:rPr>
-          <w:lang w:val="zh_TW" w:bidi="zh_TW"/>
-        </w:rPr>
-        <w:t>，</w:t>
-      </w:r>
-      <w:hyperlink r:id="rId62">
-        <w:r>
-          <w:rPr>
-            <w:lang w:val="zh_TW" w:bidi="zh_TW"/>
-          </w:rPr>
-          <w:rPr>
-            <w:color w:val="0000EE"/>
-            <w:u w:val="single"/>
-          </w:rPr>
-          <w:t>12:16</w:t>
-        </w:r>
-      </w:hyperlink>
-      <w:r>
-        <w:rPr>
-          <w:lang w:val="zh_TW" w:bidi="zh_TW"/>
-        </w:rPr>
-        <w:t>；</w:t>
-      </w:r>
-      <w:hyperlink r:id="rId63">
-        <w:r>
-          <w:rPr>
-            <w:lang w:val="zh_TW" w:bidi="zh_TW"/>
-          </w:rPr>
-          <w:rPr>
-            <w:color w:val="0000EE"/>
-            <w:u w:val="single"/>
-          </w:rPr>
-          <w:t>出20:17</w:t>
-        </w:r>
-      </w:hyperlink>
-      <w:r>
-        <w:rPr>
-          <w:lang w:val="zh_TW" w:bidi="zh_TW"/>
-        </w:rPr>
-        <w:t>；</w:t>
-      </w:r>
-      <w:hyperlink r:id="rId64">
-        <w:r>
-          <w:rPr>
-            <w:lang w:val="zh_TW" w:bidi="zh_TW"/>
-          </w:rPr>
-          <w:rPr>
-            <w:color w:val="0000EE"/>
-            <w:u w:val="single"/>
-          </w:rPr>
-          <w:t>申5:15</w:t>
-        </w:r>
-      </w:hyperlink>
-      <w:r>
-        <w:rPr>
-          <w:lang w:val="zh_TW" w:bidi="zh_TW"/>
-        </w:rPr>
-        <w:t>，</w:t>
-      </w:r>
-      <w:hyperlink r:id="rId65">
-        <w:r>
-          <w:rPr>
-            <w:lang w:val="zh_TW" w:bidi="zh_TW"/>
-          </w:rPr>
-          <w:rPr>
-            <w:color w:val="0000EE"/>
-            <w:u w:val="single"/>
-          </w:rPr>
-          <w:t>15:17</w:t>
-        </w:r>
-      </w:hyperlink>
-      <w:r>
-        <w:rPr>
-          <w:lang w:val="zh_TW" w:bidi="zh_TW"/>
-        </w:rPr>
-        <w:t>）。然而，同一個詞也被用來指有貴族地位的人，如君王的臣僕或謀士（</w:t>
-      </w:r>
-      <w:hyperlink r:id="rId66">
-        <w:r>
-          <w:rPr>
-            <w:lang w:val="zh_TW" w:bidi="zh_TW"/>
-          </w:rPr>
-          <w:rPr>
-            <w:color w:val="0000EE"/>
-            <w:u w:val="single"/>
-          </w:rPr>
-          <w:t>王下22:12</w:t>
-        </w:r>
-      </w:hyperlink>
-      <w:r>
-        <w:rPr>
-          <w:lang w:val="zh_TW" w:bidi="zh_TW"/>
-        </w:rPr>
-        <w:t>；</w:t>
-      </w:r>
-      <w:hyperlink r:id="rId67">
-        <w:r>
-          <w:rPr>
-            <w:lang w:val="zh_TW" w:bidi="zh_TW"/>
-          </w:rPr>
-          <w:rPr>
-            <w:color w:val="0000EE"/>
-            <w:u w:val="single"/>
-          </w:rPr>
-          <w:t>代下34:20</w:t>
-        </w:r>
-      </w:hyperlink>
-      <w:r>
-        <w:rPr>
-          <w:lang w:val="zh_TW" w:bidi="zh_TW"/>
-        </w:rPr>
-        <w:t>；</w:t>
-      </w:r>
-      <w:hyperlink r:id="rId68">
-        <w:r>
-          <w:rPr>
-            <w:lang w:val="zh_TW" w:bidi="zh_TW"/>
-          </w:rPr>
-          <w:rPr>
-            <w:color w:val="0000EE"/>
-            <w:u w:val="single"/>
-          </w:rPr>
-          <w:t>尼2:10</w:t>
-        </w:r>
-      </w:hyperlink>
-      <w:r>
-        <w:rPr>
-          <w:lang w:val="zh_TW" w:bidi="zh_TW"/>
-        </w:rPr>
-        <w:t>）或神的僕人（</w:t>
-      </w:r>
-      <w:hyperlink r:id="rId69">
-        <w:r>
-          <w:rPr>
-            <w:lang w:val="zh_TW" w:bidi="zh_TW"/>
-          </w:rPr>
-          <w:rPr>
-            <w:color w:val="0000EE"/>
-            <w:u w:val="single"/>
-          </w:rPr>
-          <w:t>創24:14</w:t>
-        </w:r>
-      </w:hyperlink>
-      <w:r>
-        <w:rPr>
-          <w:lang w:val="zh_TW" w:bidi="zh_TW"/>
-        </w:rPr>
-        <w:t>；</w:t>
-      </w:r>
-      <w:hyperlink r:id="rId70">
-        <w:r>
-          <w:rPr>
-            <w:lang w:val="zh_TW" w:bidi="zh_TW"/>
-          </w:rPr>
-          <w:rPr>
-            <w:color w:val="0000EE"/>
-            <w:u w:val="single"/>
-          </w:rPr>
-          <w:t>民12:7</w:t>
-        </w:r>
-      </w:hyperlink>
-      <w:r>
-        <w:rPr>
-          <w:lang w:val="zh_TW" w:bidi="zh_TW"/>
-        </w:rPr>
-        <w:t>；</w:t>
-      </w:r>
-      <w:hyperlink r:id="rId71">
-        <w:r>
-          <w:rPr>
-            <w:lang w:val="zh_TW" w:bidi="zh_TW"/>
-          </w:rPr>
-          <w:rPr>
-            <w:color w:val="0000EE"/>
-            <w:u w:val="single"/>
-          </w:rPr>
-          <w:t>書1:7</w:t>
-        </w:r>
-      </w:hyperlink>
-      <w:r>
-        <w:rPr>
-          <w:lang w:val="zh_TW" w:bidi="zh_TW"/>
-        </w:rPr>
-        <w:t>；</w:t>
-      </w:r>
-      <w:hyperlink r:id="rId72">
-        <w:r>
-          <w:rPr>
-            <w:lang w:val="zh_TW" w:bidi="zh_TW"/>
-          </w:rPr>
-          <w:rPr>
-            <w:color w:val="0000EE"/>
-            <w:u w:val="single"/>
-          </w:rPr>
-          <w:t>王下21:8</w:t>
-        </w:r>
-      </w:hyperlink>
-      <w:r>
-        <w:rPr>
-          <w:lang w:val="zh_TW" w:bidi="zh_TW"/>
-        </w:rPr>
-        <w:t>），例如「我的僕人摩西」（或大衛、以賽亞、以色列、約伯等）。其中一個最崇高的表達是「耶和華的僕人」（</w:t>
-      </w:r>
-      <w:hyperlink r:id="rId73">
-        <w:r>
-          <w:rPr>
-            <w:lang w:val="zh_TW" w:bidi="zh_TW"/>
-          </w:rPr>
-          <w:rPr>
-            <w:color w:val="0000EE"/>
-            <w:u w:val="single"/>
-          </w:rPr>
-          <w:t>申34:5</w:t>
-        </w:r>
-      </w:hyperlink>
-      <w:r>
-        <w:rPr>
-          <w:lang w:val="zh_TW" w:bidi="zh_TW"/>
-        </w:rPr>
-        <w:t>；</w:t>
-      </w:r>
-      <w:hyperlink r:id="rId74">
-        <w:r>
-          <w:rPr>
-            <w:lang w:val="zh_TW" w:bidi="zh_TW"/>
-          </w:rPr>
-          <w:rPr>
-            <w:color w:val="0000EE"/>
-            <w:u w:val="single"/>
-          </w:rPr>
-          <w:t>書1:13</w:t>
-        </w:r>
-      </w:hyperlink>
-      <w:r>
-        <w:rPr>
-          <w:lang w:val="zh_TW" w:bidi="zh_TW"/>
-        </w:rPr>
-        <w:t>，</w:t>
-      </w:r>
-      <w:hyperlink r:id="rId75">
-        <w:r>
-          <w:rPr>
-            <w:lang w:val="zh_TW" w:bidi="zh_TW"/>
-          </w:rPr>
-          <w:rPr>
-            <w:color w:val="0000EE"/>
-            <w:u w:val="single"/>
-          </w:rPr>
-          <w:t>8:31–33</w:t>
-        </w:r>
-      </w:hyperlink>
-      <w:r>
-        <w:rPr>
-          <w:lang w:val="zh_TW" w:bidi="zh_TW"/>
-        </w:rPr>
-        <w:t>；</w:t>
-      </w:r>
-      <w:hyperlink r:id="rId76">
-        <w:r>
-          <w:rPr>
-            <w:lang w:val="zh_TW" w:bidi="zh_TW"/>
-          </w:rPr>
-          <w:rPr>
-            <w:color w:val="0000EE"/>
-            <w:u w:val="single"/>
-          </w:rPr>
-          <w:t>賽49:1</w:t>
-        </w:r>
-      </w:hyperlink>
-      <w:r>
-        <w:rPr>
-          <w:lang w:val="zh_TW" w:bidi="zh_TW"/>
-        </w:rPr>
-        <w:t>–</w:t>
-      </w:r>
-      <w:hyperlink r:id="rId76">
-        <w:r>
-          <w:rPr>
-            <w:lang w:val="zh_TW" w:bidi="zh_TW"/>
-          </w:rPr>
-          <w:rPr>
-            <w:color w:val="0000EE"/>
-            <w:u w:val="single"/>
-          </w:rPr>
-          <w:t>6</w:t>
-        </w:r>
-      </w:hyperlink>
-      <w:r>
-        <w:rPr>
-          <w:lang w:val="zh_TW" w:bidi="zh_TW"/>
-        </w:rPr>
-        <w:t>，</w:t>
-      </w:r>
-      <w:hyperlink r:id="rId77">
-        <w:r>
-          <w:rPr>
-            <w:lang w:val="zh_TW" w:bidi="zh_TW"/>
-          </w:rPr>
-          <w:rPr>
-            <w:color w:val="0000EE"/>
-            <w:u w:val="single"/>
-          </w:rPr>
-          <w:t>50:4</w:t>
-        </w:r>
-      </w:hyperlink>
-      <w:r>
-        <w:rPr>
-          <w:lang w:val="zh_TW" w:bidi="zh_TW"/>
-        </w:rPr>
-        <w:t>–</w:t>
-      </w:r>
-      <w:hyperlink r:id="rId77">
-        <w:r>
-          <w:rPr>
-            <w:lang w:val="zh_TW" w:bidi="zh_TW"/>
-          </w:rPr>
-          <w:rPr>
-            <w:color w:val="0000EE"/>
-            <w:u w:val="single"/>
-          </w:rPr>
-          <w:t>9</w:t>
-        </w:r>
-      </w:hyperlink>
-      <w:r>
-        <w:rPr>
-          <w:lang w:val="zh_TW" w:bidi="zh_TW"/>
-        </w:rPr>
-        <w:t>，</w:t>
-      </w:r>
-      <w:hyperlink r:id="rId78">
-        <w:r>
-          <w:rPr>
-            <w:lang w:val="zh_TW" w:bidi="zh_TW"/>
-          </w:rPr>
-          <w:rPr>
-            <w:color w:val="0000EE"/>
-            <w:u w:val="single"/>
-          </w:rPr>
-          <w:t>52:13–53:12</w:t>
-        </w:r>
-      </w:hyperlink>
-      <w:r>
-        <w:rPr>
-          <w:lang w:val="zh_TW" w:bidi="zh_TW"/>
-        </w:rPr>
-        <w:t>）。俄巴底亞這個專有名詞的意思是「耶和華的僕人」。</w:t>
-      </w:r>
-    </w:p>
-    <w:p>
-      <w:pPr/>
-      <w:r>
-        <w:rPr>
-          <w:lang w:val="zh_TW" w:bidi="zh_TW"/>
-        </w:rPr>
-      </w:r>
-      <w:r>
-        <w:rPr>
-          <w:lang w:val="zh_TW" w:bidi="zh_TW"/>
-        </w:rPr>
-        <w:t>新約中，「僕人」有多種定義，包括雇工或傭工（</w:t>
-      </w:r>
-      <w:hyperlink r:id="rId79">
-        <w:r>
-          <w:rPr>
-            <w:lang w:val="zh_TW" w:bidi="zh_TW"/>
-          </w:rPr>
-          <w:rPr>
-            <w:color w:val="0000EE"/>
-            <w:u w:val="single"/>
-          </w:rPr>
-          <w:t>可1:20</w:t>
-        </w:r>
-      </w:hyperlink>
-      <w:r>
-        <w:rPr>
-          <w:lang w:val="zh_TW" w:bidi="zh_TW"/>
-        </w:rPr>
-        <w:t>；</w:t>
-      </w:r>
-      <w:hyperlink r:id="rId80">
-        <w:r>
-          <w:rPr>
-            <w:lang w:val="zh_TW" w:bidi="zh_TW"/>
-          </w:rPr>
-          <w:rPr>
-            <w:color w:val="0000EE"/>
-            <w:u w:val="single"/>
-          </w:rPr>
-          <w:t>路15:17</w:t>
-        </w:r>
-      </w:hyperlink>
-      <w:r>
-        <w:rPr>
-          <w:lang w:val="zh_TW" w:bidi="zh_TW"/>
-        </w:rPr>
-        <w:t>–</w:t>
-      </w:r>
-      <w:hyperlink r:id="rId80">
-        <w:r>
-          <w:rPr>
-            <w:lang w:val="zh_TW" w:bidi="zh_TW"/>
-          </w:rPr>
-          <w:rPr>
-            <w:color w:val="0000EE"/>
-            <w:u w:val="single"/>
-          </w:rPr>
-          <w:t>19</w:t>
-        </w:r>
-      </w:hyperlink>
-      <w:r>
-        <w:rPr>
-          <w:lang w:val="zh_TW" w:bidi="zh_TW"/>
-        </w:rPr>
-        <w:t>；</w:t>
-      </w:r>
-      <w:hyperlink r:id="rId81">
-        <w:r>
-          <w:rPr>
-            <w:lang w:val="zh_TW" w:bidi="zh_TW"/>
-          </w:rPr>
-          <w:rPr>
-            <w:color w:val="0000EE"/>
-            <w:u w:val="single"/>
-          </w:rPr>
-          <w:t>約10:12</w:t>
-        </w:r>
-      </w:hyperlink>
-      <w:r>
-        <w:rPr>
-          <w:lang w:val="zh_TW" w:bidi="zh_TW"/>
-        </w:rPr>
-        <w:t>–</w:t>
-      </w:r>
-      <w:hyperlink r:id="rId81">
-        <w:r>
-          <w:rPr>
-            <w:lang w:val="zh_TW" w:bidi="zh_TW"/>
-          </w:rPr>
-          <w:rPr>
-            <w:color w:val="0000EE"/>
-            <w:u w:val="single"/>
-          </w:rPr>
-          <w:t>14</w:t>
-        </w:r>
-      </w:hyperlink>
-      <w:r>
-        <w:rPr>
-          <w:lang w:val="zh_TW" w:bidi="zh_TW"/>
-        </w:rPr>
-        <w:t>），更廣泛地指奴隸（</w:t>
-      </w:r>
-      <w:hyperlink r:id="rId82">
-        <w:r>
-          <w:rPr>
-            <w:lang w:val="zh_TW" w:bidi="zh_TW"/>
-          </w:rPr>
-          <w:rPr>
-            <w:color w:val="0000EE"/>
-            <w:u w:val="single"/>
-          </w:rPr>
-          <w:t>太8:9</w:t>
-        </w:r>
-      </w:hyperlink>
-      <w:r>
-        <w:rPr>
-          <w:lang w:val="zh_TW" w:bidi="zh_TW"/>
-        </w:rPr>
-        <w:t>，</w:t>
-      </w:r>
-      <w:hyperlink r:id="rId83">
-        <w:r>
-          <w:rPr>
-            <w:lang w:val="zh_TW" w:bidi="zh_TW"/>
-          </w:rPr>
-          <w:rPr>
-            <w:color w:val="0000EE"/>
-            <w:u w:val="single"/>
-          </w:rPr>
-          <w:t>10:24</w:t>
-        </w:r>
-      </w:hyperlink>
-      <w:r>
-        <w:rPr>
-          <w:lang w:val="zh_TW" w:bidi="zh_TW"/>
-        </w:rPr>
-        <w:t>–</w:t>
-      </w:r>
-      <w:hyperlink r:id="rId83">
-        <w:r>
-          <w:rPr>
-            <w:lang w:val="zh_TW" w:bidi="zh_TW"/>
-          </w:rPr>
-          <w:rPr>
-            <w:color w:val="0000EE"/>
-            <w:u w:val="single"/>
-          </w:rPr>
-          <w:t>25</w:t>
-        </w:r>
-      </w:hyperlink>
-      <w:r>
-        <w:rPr>
-          <w:lang w:val="zh_TW" w:bidi="zh_TW"/>
-        </w:rPr>
-        <w:t>，</w:t>
-      </w:r>
-      <w:hyperlink r:id="rId84">
-        <w:r>
-          <w:rPr>
-            <w:lang w:val="zh_TW" w:bidi="zh_TW"/>
-          </w:rPr>
-          <w:rPr>
-            <w:color w:val="0000EE"/>
-            <w:u w:val="single"/>
-          </w:rPr>
-          <w:t>13:27</w:t>
-        </w:r>
-      </w:hyperlink>
-      <w:r>
-        <w:rPr>
-          <w:lang w:val="zh_TW" w:bidi="zh_TW"/>
-        </w:rPr>
-        <w:t>–</w:t>
-      </w:r>
-      <w:hyperlink r:id="rId84">
-        <w:r>
-          <w:rPr>
-            <w:lang w:val="zh_TW" w:bidi="zh_TW"/>
-          </w:rPr>
-          <w:rPr>
-            <w:color w:val="0000EE"/>
-            <w:u w:val="single"/>
-          </w:rPr>
-          <w:t>28</w:t>
-        </w:r>
-      </w:hyperlink>
-      <w:r>
-        <w:rPr>
-          <w:lang w:val="zh_TW" w:bidi="zh_TW"/>
-        </w:rPr>
-        <w:t>；</w:t>
-      </w:r>
-      <w:hyperlink r:id="rId85">
-        <w:r>
-          <w:rPr>
-            <w:lang w:val="zh_TW" w:bidi="zh_TW"/>
-          </w:rPr>
-          <w:rPr>
-            <w:color w:val="0000EE"/>
-            <w:u w:val="single"/>
-          </w:rPr>
-          <w:t>可10:44</w:t>
-        </w:r>
-      </w:hyperlink>
-      <w:r>
-        <w:rPr>
-          <w:lang w:val="zh_TW" w:bidi="zh_TW"/>
-        </w:rPr>
-        <w:t>，</w:t>
-      </w:r>
-      <w:hyperlink r:id="rId86">
-        <w:r>
-          <w:rPr>
-            <w:lang w:val="zh_TW" w:bidi="zh_TW"/>
-          </w:rPr>
-          <w:rPr>
-            <w:color w:val="0000EE"/>
-            <w:u w:val="single"/>
-          </w:rPr>
-          <w:t>12:2</w:t>
-        </w:r>
-      </w:hyperlink>
-      <w:r>
-        <w:rPr>
-          <w:lang w:val="zh_TW" w:bidi="zh_TW"/>
-        </w:rPr>
-        <w:t>–</w:t>
-      </w:r>
-      <w:hyperlink r:id="rId86">
-        <w:r>
-          <w:rPr>
-            <w:lang w:val="zh_TW" w:bidi="zh_TW"/>
-          </w:rPr>
-          <w:rPr>
-            <w:color w:val="0000EE"/>
-            <w:u w:val="single"/>
-          </w:rPr>
-          <w:t>4</w:t>
-        </w:r>
-      </w:hyperlink>
-      <w:r>
-        <w:rPr>
-          <w:lang w:val="zh_TW" w:bidi="zh_TW"/>
-        </w:rPr>
-        <w:t>；</w:t>
-      </w:r>
-      <w:hyperlink r:id="rId87">
-        <w:r>
-          <w:rPr>
-            <w:lang w:val="zh_TW" w:bidi="zh_TW"/>
-          </w:rPr>
-          <w:rPr>
-            <w:color w:val="0000EE"/>
-            <w:u w:val="single"/>
-          </w:rPr>
-          <w:t>路7:2</w:t>
-        </w:r>
-      </w:hyperlink>
-      <w:r>
-        <w:rPr>
-          <w:lang w:val="zh_TW" w:bidi="zh_TW"/>
-        </w:rPr>
-        <w:t>–</w:t>
-      </w:r>
-      <w:hyperlink r:id="rId87">
-        <w:r>
-          <w:rPr>
-            <w:lang w:val="zh_TW" w:bidi="zh_TW"/>
-          </w:rPr>
-          <w:rPr>
-            <w:color w:val="0000EE"/>
-            <w:u w:val="single"/>
-          </w:rPr>
-          <w:t>3，8</w:t>
-        </w:r>
-      </w:hyperlink>
-      <w:r>
-        <w:rPr>
-          <w:lang w:val="zh_TW" w:bidi="zh_TW"/>
-        </w:rPr>
-        <w:t>–</w:t>
-      </w:r>
-      <w:hyperlink r:id="rId87">
-        <w:r>
-          <w:rPr>
-            <w:lang w:val="zh_TW" w:bidi="zh_TW"/>
-          </w:rPr>
-          <w:rPr>
-            <w:color w:val="0000EE"/>
-            <w:u w:val="single"/>
-          </w:rPr>
-          <w:t>10</w:t>
-        </w:r>
-      </w:hyperlink>
-      <w:r>
-        <w:rPr>
-          <w:lang w:val="zh_TW" w:bidi="zh_TW"/>
-        </w:rPr>
-        <w:t>；</w:t>
-      </w:r>
-      <w:hyperlink r:id="rId88">
-        <w:r>
-          <w:rPr>
-            <w:lang w:val="zh_TW" w:bidi="zh_TW"/>
-          </w:rPr>
-          <w:rPr>
-            <w:color w:val="0000EE"/>
-            <w:u w:val="single"/>
-          </w:rPr>
-          <w:t>約4:51</w:t>
-        </w:r>
-      </w:hyperlink>
-      <w:r>
-        <w:rPr>
-          <w:lang w:val="zh_TW" w:bidi="zh_TW"/>
-        </w:rPr>
-        <w:t>，</w:t>
-      </w:r>
-      <w:hyperlink r:id="rId89">
-        <w:r>
-          <w:rPr>
-            <w:lang w:val="zh_TW" w:bidi="zh_TW"/>
-          </w:rPr>
-          <w:rPr>
-            <w:color w:val="0000EE"/>
-            <w:u w:val="single"/>
-          </w:rPr>
-          <w:t>8:34，</w:t>
-        </w:r>
-      </w:hyperlink>
-      <w:hyperlink r:id="rId90">
-        <w:r>
-          <w:rPr>
-            <w:lang w:val="zh_TW" w:bidi="zh_TW"/>
-          </w:rPr>
-          <w:rPr>
-            <w:color w:val="0000EE"/>
-            <w:u w:val="single"/>
-          </w:rPr>
-          <w:t>13:16</w:t>
-        </w:r>
-      </w:hyperlink>
-      <w:r>
-        <w:rPr>
-          <w:lang w:val="zh_TW" w:bidi="zh_TW"/>
-        </w:rPr>
-        <w:t>；</w:t>
-      </w:r>
-      <w:hyperlink r:id="rId91">
-        <w:r>
-          <w:rPr>
-            <w:lang w:val="zh_TW" w:bidi="zh_TW"/>
-          </w:rPr>
-          <w:rPr>
-            <w:color w:val="0000EE"/>
-            <w:u w:val="single"/>
-          </w:rPr>
-          <w:t>弗6:5</w:t>
-        </w:r>
-      </w:hyperlink>
-      <w:r>
-        <w:rPr>
-          <w:lang w:val="zh_TW" w:bidi="zh_TW"/>
-        </w:rPr>
-        <w:t>；</w:t>
-      </w:r>
-      <w:hyperlink r:id="rId92">
-        <w:r>
-          <w:rPr>
-            <w:lang w:val="zh_TW" w:bidi="zh_TW"/>
-          </w:rPr>
-          <w:rPr>
-            <w:color w:val="0000EE"/>
-            <w:u w:val="single"/>
-          </w:rPr>
-          <w:t>西1:7</w:t>
-        </w:r>
-      </w:hyperlink>
-      <w:r>
-        <w:rPr>
-          <w:lang w:val="zh_TW" w:bidi="zh_TW"/>
-        </w:rPr>
-        <w:t>），也包括家僕（</w:t>
-      </w:r>
-      <w:hyperlink r:id="rId93">
-        <w:r>
-          <w:rPr>
-            <w:lang w:val="zh_TW" w:bidi="zh_TW"/>
-          </w:rPr>
-          <w:rPr>
-            <w:color w:val="0000EE"/>
-            <w:u w:val="single"/>
-          </w:rPr>
-          <w:t>路16:13</w:t>
-        </w:r>
-      </w:hyperlink>
-      <w:r>
-        <w:rPr>
-          <w:lang w:val="zh_TW" w:bidi="zh_TW"/>
-        </w:rPr>
-        <w:t>）。</w:t>
-      </w:r>
-    </w:p>
-    <w:p>
-      <w:pPr/>
-      <w:r>
-        <w:rPr>
-          <w:lang w:val="zh_TW" w:bidi="zh_TW"/>
-        </w:rPr>
-      </w:r>
-      <w:r>
-        <w:rPr>
-          <w:i/>
-          <w:lang w:val="zh_TW" w:bidi="zh_TW"/>
-        </w:rPr>
-        <w:t>另見</w:t>
-      </w:r>
-      <w:r>
-        <w:rPr>
-          <w:lang w:val="zh_TW" w:bidi="zh_TW"/>
-        </w:rPr>
-        <w:t>奴隸，為奴</w:t>
-      </w:r>
-      <w:r>
-        <w:rPr>
-          <w:lang w:val="zh_TW" w:bidi="zh_TW"/>
-        </w:rPr>
-        <w:t>。</w:t>
       </w:r>
       <w:r>
         <w:rPr>
@@ -4142,6 +2973,12 @@
     <w:abstractNumId w:val="11"/>
   </w:num>
   <w:num w:numId="14">
+    <w:abstractNumId w:val="3"/>
+    <w:lvlOverride w:ilvl="0">
+      <w:startOverride w:val="1"/>
+    </w:lvlOverride>
+  </w:num>
+  <w:num w:numId="15">
     <w:abstractNumId w:val="3"/>
     <w:lvlOverride w:ilvl="0">
       <w:startOverride w:val="1"/>

--- a/zht/docx/105.content.docx
+++ b/zht/docx/105.content.docx
@@ -149,7 +149,7 @@
         <w:rPr>
           <w:lang w:val="zh_TW" w:bidi="zh_TW"/>
         </w:rPr>
-        <w:t>nuo</w:t>
+        <w:t>mo</w:t>
       </w:r>
       <w:r>
         <w:rPr>
@@ -212,26 +212,26 @@
         <w:rPr>
           <w:lang w:val="zh_TW" w:bidi="zh_TW"/>
         </w:rPr>
-        <w:t>挪伯</w:t>
-      </w:r>
-      <w:r>
-        <w:rPr>
-          <w:lang w:val="zh_TW" w:bidi="zh_TW"/>
-        </w:rPr>
-      </w:r>
-    </w:p>
-    <w:p>
-      <w:pPr/>
-      <w:r>
-        <w:rPr>
-          <w:lang w:val="zh_TW" w:bidi="zh_TW"/>
-        </w:rPr>
-      </w:r>
-      <w:r>
-        <w:rPr>
-          <w:lang w:val="zh_TW" w:bidi="zh_TW"/>
-        </w:rPr>
-        <w:t>一座位於耶路撒冷東北方、橄欖山對面的斯科普斯山（Mount Scopus）上的城。挪伯是一個重要的宗教中心，有86位祭司住在那裡，並且有以弗得（</w:t>
+        <w:t>摩利橡樹</w:t>
+      </w:r>
+      <w:r>
+        <w:rPr>
+          <w:lang w:val="zh_TW" w:bidi="zh_TW"/>
+        </w:rPr>
+      </w:r>
+    </w:p>
+    <w:p>
+      <w:pPr/>
+      <w:r>
+        <w:rPr>
+          <w:lang w:val="zh_TW" w:bidi="zh_TW"/>
+        </w:rPr>
+      </w:r>
+      <w:r>
+        <w:rPr>
+          <w:lang w:val="zh_TW" w:bidi="zh_TW"/>
+        </w:rPr>
+        <w:t>亞伯拉罕離開美索不達米亞、進入迦南地後首次停留的地點。他在那裡為神築了一座壇（</w:t>
       </w:r>
       <w:hyperlink r:id="rId13">
         <w:r>
@@ -242,28 +242,14 @@
             <w:color w:val="0000EE"/>
             <w:u w:val="single"/>
           </w:rPr>
-          <w:t>撒上22:13–20</w:t>
-        </w:r>
-      </w:hyperlink>
-      <w:r>
-        <w:rPr>
-          <w:lang w:val="zh_TW" w:bidi="zh_TW"/>
-        </w:rPr>
-        <w:t>）。當非利士人摧毀示羅的聖所時，挪伯成為了那些從示羅逃離祭司的主要聖所。</w:t>
-      </w:r>
-    </w:p>
-    <w:p>
-      <w:pPr/>
-      <w:r>
-        <w:rPr>
-          <w:lang w:val="zh_TW" w:bidi="zh_TW"/>
-        </w:rPr>
-      </w:r>
-      <w:r>
-        <w:rPr>
-          <w:lang w:val="zh_TW" w:bidi="zh_TW"/>
-        </w:rPr>
-        <w:t>大衛前往挪伯的事件見證了古代關於桌子和陳設餅的習俗（</w:t>
+          <w:t>創12:6</w:t>
+        </w:r>
+      </w:hyperlink>
+      <w:r>
+        <w:rPr>
+          <w:lang w:val="zh_TW" w:bidi="zh_TW"/>
+        </w:rPr>
+        <w:t>）。後來，摩西提到這個地方作為地理標誌，以確定基利心山和以巴路山的位置（</w:t>
       </w:r>
       <w:hyperlink r:id="rId14">
         <w:r>
@@ -274,7 +260,150 @@
             <w:color w:val="0000EE"/>
             <w:u w:val="single"/>
           </w:rPr>
-          <w:t>出37:10–16</w:t>
+          <w:t>申11:30</w:t>
+        </w:r>
+      </w:hyperlink>
+      <w:r>
+        <w:rPr>
+          <w:lang w:val="zh_TW" w:bidi="zh_TW"/>
+        </w:rPr>
+        <w:t>）。一些譯本錯誤地將其讀作摩利「平原」。摩利橡樹位於示劍附近。</w:t>
+      </w:r>
+      <w:r>
+        <w:rPr>
+          <w:lang w:val="zh_TW" w:bidi="zh_TW"/>
+        </w:rPr>
+      </w:r>
+      <w:r>
+        <w:rPr>
+          <w:lang w:val="zh_TW" w:bidi="zh_TW"/>
+        </w:rPr>
+      </w:r>
+    </w:p>
+    <w:p>
+      <w:pPr/>
+      <w:r>
+        <w:rPr>
+          <w:lang w:val="zh_TW" w:bidi="zh_TW"/>
+        </w:rPr>
+      </w:r>
+    </w:p>
+    <w:p>
+      <w:pPr>
+        <w:pStyle w:val="Heading2"/>
+      </w:pPr>
+      <w:r>
+        <w:rPr>
+          <w:lang w:val="zh_TW" w:bidi="zh_TW"/>
+        </w:rPr>
+        <w:t>摩利亞</w:t>
+      </w:r>
+      <w:r>
+        <w:rPr>
+          <w:lang w:val="zh_TW" w:bidi="zh_TW"/>
+        </w:rPr>
+      </w:r>
+    </w:p>
+    <w:p>
+      <w:pPr/>
+      <w:r>
+        <w:rPr>
+          <w:lang w:val="zh_TW" w:bidi="zh_TW"/>
+        </w:rPr>
+      </w:r>
+      <w:r>
+        <w:rPr>
+          <w:lang w:val="zh_TW" w:bidi="zh_TW"/>
+        </w:rPr>
+        <w:t>摩利亞是舊約聖經裡出現過兩次的名字。</w:t>
+      </w:r>
+    </w:p>
+    <w:p>
+      <w:pPr/>
+      <w:r>
+        <w:rPr>
+          <w:lang w:val="zh_TW" w:bidi="zh_TW"/>
+        </w:rPr>
+      </w:r>
+      <w:r>
+        <w:rPr>
+          <w:lang w:val="zh_TW" w:bidi="zh_TW"/>
+        </w:rPr>
+        <w:t>此詞第一次出現在亞伯拉罕的故事裡。神差亞伯拉罕去「摩利亞地」將他的兒子以撒獻為燔祭（</w:t>
+      </w:r>
+      <w:hyperlink r:id="rId15">
+        <w:r>
+          <w:rPr>
+            <w:lang w:val="zh_TW" w:bidi="zh_TW"/>
+          </w:rPr>
+          <w:rPr>
+            <w:color w:val="0000EE"/>
+            <w:u w:val="single"/>
+          </w:rPr>
+          <w:t>創22:2</w:t>
+        </w:r>
+      </w:hyperlink>
+      <w:r>
+        <w:rPr>
+          <w:lang w:val="zh_TW" w:bidi="zh_TW"/>
+        </w:rPr>
+        <w:t>）。神在那個地方預備了一隻公羊代替以撒。這個故事也說神在那裡向亞伯拉罕「顯現」。有些人認為，「摩利亞」這個名字可能與希伯來文</w:t>
+      </w:r>
+      <w:r>
+        <w:rPr>
+          <w:i/>
+          <w:lang w:val="zh_TW" w:bidi="zh_TW"/>
+        </w:rPr>
+        <w:t>ra’ah</w:t>
+      </w:r>
+      <w:r>
+        <w:rPr>
+          <w:lang w:val="zh_TW" w:bidi="zh_TW"/>
+        </w:rPr>
+        <w:t>有關；這個詞可以解釋為「看見」、「預備」，或「顯現」。字尾-iah是「耶和華」聖名的簡寫，常見於許多希伯來名字裡。</w:t>
+      </w:r>
+    </w:p>
+    <w:p>
+      <w:pPr/>
+      <w:r>
+        <w:rPr>
+          <w:lang w:val="zh_TW" w:bidi="zh_TW"/>
+        </w:rPr>
+      </w:r>
+      <w:r>
+        <w:rPr>
+          <w:lang w:val="zh_TW" w:bidi="zh_TW"/>
+        </w:rPr>
+        <w:t>此詞第二次是出現在</w:t>
+      </w:r>
+      <w:hyperlink r:id="rId16">
+        <w:r>
+          <w:rPr>
+            <w:lang w:val="zh_TW" w:bidi="zh_TW"/>
+          </w:rPr>
+          <w:rPr>
+            <w:color w:val="0000EE"/>
+            <w:u w:val="single"/>
+          </w:rPr>
+          <w:t>歷代志下三章1節</w:t>
+        </w:r>
+      </w:hyperlink>
+      <w:r>
+        <w:rPr>
+          <w:lang w:val="zh_TW" w:bidi="zh_TW"/>
+        </w:rPr>
+        <w:t>。這節經文說，所羅門在摩利亞山上建造聖殿。經文也說，這是耶和華向大衛顯現的地方。它指出這座山就是耶布斯人阿珥楠的禾場那地方（參</w:t>
+      </w:r>
+      <w:hyperlink r:id="rId17">
+        <w:r>
+          <w:rPr>
+            <w:lang w:val="zh_TW" w:bidi="zh_TW"/>
+          </w:rPr>
+          <w:rPr>
+            <w:color w:val="0000EE"/>
+            <w:u w:val="single"/>
+          </w:rPr>
+          <w:t>撒下24章</w:t>
         </w:r>
       </w:hyperlink>
       <w:r>
@@ -283,88 +412,6 @@
         </w:rPr>
         <w:t>；</w:t>
       </w:r>
-      <w:hyperlink r:id="rId15">
-        <w:r>
-          <w:rPr>
-            <w:lang w:val="zh_TW" w:bidi="zh_TW"/>
-          </w:rPr>
-          <w:rPr>
-            <w:color w:val="0000EE"/>
-            <w:u w:val="single"/>
-          </w:rPr>
-          <w:t>撒上21:2–7</w:t>
-        </w:r>
-      </w:hyperlink>
-      <w:r>
-        <w:rPr>
-          <w:lang w:val="zh_TW" w:bidi="zh_TW"/>
-        </w:rPr>
-        <w:t>）。耶穌曾引用大衛因飢餓而打破安息日規矩的例子，作為行為合理的解釋（</w:t>
-      </w:r>
-      <w:hyperlink r:id="rId16">
-        <w:r>
-          <w:rPr>
-            <w:lang w:val="zh_TW" w:bidi="zh_TW"/>
-          </w:rPr>
-          <w:rPr>
-            <w:color w:val="0000EE"/>
-            <w:u w:val="single"/>
-          </w:rPr>
-          <w:t>可2:23–28</w:t>
-        </w:r>
-      </w:hyperlink>
-      <w:r>
-        <w:rPr>
-          <w:lang w:val="zh_TW" w:bidi="zh_TW"/>
-        </w:rPr>
-        <w:t>）。當時，大衛因逃避掃羅的追捕而飢餓難耐，便進入挪伯的聖所，取走了每週安息日獻給神的陳設餅。</w:t>
-      </w:r>
-    </w:p>
-    <w:p>
-      <w:pPr/>
-      <w:r>
-        <w:rPr>
-          <w:lang w:val="zh_TW" w:bidi="zh_TW"/>
-        </w:rPr>
-      </w:r>
-      <w:r>
-        <w:rPr>
-          <w:lang w:val="zh_TW" w:bidi="zh_TW"/>
-        </w:rPr>
-        <w:t>亞希米勒是以利的後裔，也是挪伯祭司的領袖。他將陳設餅和曾殺死歌利亞的劍交給大衛。這使得掃羅非常憤怒，下令屠殺亞希米勒及所有挪伯的祭司和居民（</w:t>
-      </w:r>
-      <w:hyperlink r:id="rId17">
-        <w:r>
-          <w:rPr>
-            <w:lang w:val="zh_TW" w:bidi="zh_TW"/>
-          </w:rPr>
-          <w:rPr>
-            <w:color w:val="0000EE"/>
-            <w:u w:val="single"/>
-          </w:rPr>
-          <w:t>撒上22:6–23</w:t>
-        </w:r>
-      </w:hyperlink>
-      <w:r>
-        <w:rPr>
-          <w:lang w:val="zh_TW" w:bidi="zh_TW"/>
-        </w:rPr>
-        <w:t>）。這一事件導致了掃羅的沒落。</w:t>
-      </w:r>
-    </w:p>
-    <w:p>
-      <w:pPr/>
-      <w:r>
-        <w:rPr>
-          <w:lang w:val="zh_TW" w:bidi="zh_TW"/>
-        </w:rPr>
-      </w:r>
-      <w:r>
-        <w:rPr>
-          <w:lang w:val="zh_TW" w:bidi="zh_TW"/>
-        </w:rPr>
-        <w:t>亞比亞他是唯一逃過屠殺的祭司，並在大衛統治期間發揮了重要作用，直到所羅門最終將他革除（</w:t>
-      </w:r>
       <w:hyperlink r:id="rId18">
         <w:r>
           <w:rPr>
@@ -374,14 +421,274 @@
             <w:color w:val="0000EE"/>
             <w:u w:val="single"/>
           </w:rPr>
-          <w:t>王上2:26–27</w:t>
-        </w:r>
-      </w:hyperlink>
-      <w:r>
-        <w:rPr>
-          <w:lang w:val="zh_TW" w:bidi="zh_TW"/>
-        </w:rPr>
-        <w:t>）。「敬拜神的地方」這個短語可能指的是挪伯的聖所（</w:t>
+          <w:t>代上21章</w:t>
+        </w:r>
+      </w:hyperlink>
+      <w:r>
+        <w:rPr>
+          <w:lang w:val="zh_TW" w:bidi="zh_TW"/>
+        </w:rPr>
+        <w:t>）。但聖經沒有直接說，這裡就是亞伯拉罕獻以撒的那個地方。</w:t>
+      </w:r>
+    </w:p>
+    <w:p>
+      <w:pPr/>
+      <w:r>
+        <w:rPr>
+          <w:lang w:val="zh_TW" w:bidi="zh_TW"/>
+        </w:rPr>
+      </w:r>
+      <w:r>
+        <w:rPr>
+          <w:lang w:val="zh_TW" w:bidi="zh_TW"/>
+        </w:rPr>
+        <w:t>有些人相信這兩個故事發生在同一個地方，因為兩者都提到耶和華顯現。猶太歷史學家約瑟夫（Josephus）（</w:t>
+      </w:r>
+      <w:r>
+        <w:rPr>
+          <w:i/>
+          <w:lang w:val="zh_TW" w:bidi="zh_TW"/>
+        </w:rPr>
+        <w:t>猶太古史記</w:t>
+      </w:r>
+      <w:r>
+        <w:rPr>
+          <w:lang w:val="zh_TW" w:bidi="zh_TW"/>
+        </w:rPr>
+        <w:t xml:space="preserve"> 1.13.2，7.13.4）記載，所羅門的聖殿建在獻以撒的同一個地方。禧年書（book of </w:t>
+      </w:r>
+      <w:r>
+        <w:rPr>
+          <w:i/>
+          <w:lang w:val="zh_TW" w:bidi="zh_TW"/>
+        </w:rPr>
+        <w:t>Jubilees</w:t>
+      </w:r>
+      <w:r>
+        <w:rPr>
+          <w:lang w:val="zh_TW" w:bidi="zh_TW"/>
+        </w:rPr>
+        <w:t>，寫於公元前100年間）也指這兩件事是發生在同一個地方（禧年書18:13）。</w:t>
+      </w:r>
+    </w:p>
+    <w:p>
+      <w:pPr/>
+      <w:r>
+        <w:rPr>
+          <w:lang w:val="zh_TW" w:bidi="zh_TW"/>
+        </w:rPr>
+      </w:r>
+      <w:r>
+        <w:rPr>
+          <w:lang w:val="zh_TW" w:bidi="zh_TW"/>
+        </w:rPr>
+        <w:t>也有其它傳統持不同看法。撒馬利亞人傳統認為摩利亞就是基利心山。伊斯蘭傳統則認為，耶路撒冷的圓頂清真寺（Dome of the Rock）標示著亞伯拉罕獻以撒的地方。有人認為圓頂之下那塊大岩石就是獻祭的地點。</w:t>
+      </w:r>
+      <w:r>
+        <w:rPr>
+          <w:lang w:val="zh_TW" w:bidi="zh_TW"/>
+        </w:rPr>
+      </w:r>
+      <w:r>
+        <w:rPr>
+          <w:lang w:val="zh_TW" w:bidi="zh_TW"/>
+        </w:rPr>
+      </w:r>
+    </w:p>
+    <w:p>
+      <w:pPr/>
+      <w:r>
+        <w:rPr>
+          <w:lang w:val="zh_TW" w:bidi="zh_TW"/>
+        </w:rPr>
+      </w:r>
+    </w:p>
+    <w:p>
+      <w:pPr>
+        <w:pStyle w:val="Heading2"/>
+      </w:pPr>
+      <w:r>
+        <w:rPr>
+          <w:lang w:val="zh_TW" w:bidi="zh_TW"/>
+        </w:rPr>
+        <w:t>摩西</w:t>
+      </w:r>
+      <w:r>
+        <w:rPr>
+          <w:lang w:val="zh_TW" w:bidi="zh_TW"/>
+        </w:rPr>
+      </w:r>
+    </w:p>
+    <w:p>
+      <w:pPr/>
+      <w:r>
+        <w:rPr>
+          <w:lang w:val="zh_TW" w:bidi="zh_TW"/>
+        </w:rPr>
+      </w:r>
+      <w:r>
+        <w:rPr>
+          <w:lang w:val="zh_TW" w:bidi="zh_TW"/>
+        </w:rPr>
+        <w:t>帶領希伯來人脫離埃及的奴役，前往應許之地迦南的偉大領袖。他在西奈山頒佈律法，成為他們宗教信仰數個世紀的基礎。摩西又擔任了多個角色，包括：</w:t>
+      </w:r>
+    </w:p>
+    <w:p>
+      <w:pPr>
+        <w:pStyle w:val="ListBullet"/>
+        <w:spacing w:line="240" w:lineRule="auto"/>
+        <w:ind w:left="720"/>
+      </w:pPr>
+      <w:r>
+        <w:rPr>
+          <w:lang w:val="zh_TW" w:bidi="zh_TW"/>
+        </w:rPr>
+      </w:r>
+      <w:r>
+        <w:rPr>
+          <w:lang w:val="zh_TW" w:bidi="zh_TW"/>
+        </w:rPr>
+        <w:t>先知</w:t>
+      </w:r>
+    </w:p>
+    <w:p>
+      <w:pPr>
+        <w:pStyle w:val="ListBullet"/>
+        <w:spacing w:line="240" w:lineRule="auto"/>
+        <w:ind w:left="720"/>
+      </w:pPr>
+      <w:r>
+        <w:rPr>
+          <w:lang w:val="zh_TW" w:bidi="zh_TW"/>
+        </w:rPr>
+      </w:r>
+      <w:r>
+        <w:rPr>
+          <w:lang w:val="zh_TW" w:bidi="zh_TW"/>
+        </w:rPr>
+        <w:t>祭司</w:t>
+      </w:r>
+    </w:p>
+    <w:p>
+      <w:pPr>
+        <w:pStyle w:val="ListBullet"/>
+        <w:spacing w:line="240" w:lineRule="auto"/>
+        <w:ind w:left="720"/>
+      </w:pPr>
+      <w:r>
+        <w:rPr>
+          <w:lang w:val="zh_TW" w:bidi="zh_TW"/>
+        </w:rPr>
+      </w:r>
+      <w:r>
+        <w:rPr>
+          <w:lang w:val="zh_TW" w:bidi="zh_TW"/>
+        </w:rPr>
+        <w:t>立法者</w:t>
+      </w:r>
+    </w:p>
+    <w:p>
+      <w:pPr>
+        <w:pStyle w:val="ListBullet"/>
+        <w:spacing w:line="240" w:lineRule="auto"/>
+        <w:ind w:left="720"/>
+      </w:pPr>
+      <w:r>
+        <w:rPr>
+          <w:lang w:val="zh_TW" w:bidi="zh_TW"/>
+        </w:rPr>
+      </w:r>
+      <w:r>
+        <w:rPr>
+          <w:lang w:val="zh_TW" w:bidi="zh_TW"/>
+        </w:rPr>
+        <w:t>法官</w:t>
+      </w:r>
+    </w:p>
+    <w:p>
+      <w:pPr>
+        <w:pStyle w:val="ListBullet"/>
+        <w:spacing w:line="240" w:lineRule="auto"/>
+        <w:ind w:left="720"/>
+      </w:pPr>
+      <w:r>
+        <w:rPr>
+          <w:lang w:val="zh_TW" w:bidi="zh_TW"/>
+        </w:rPr>
+      </w:r>
+      <w:r>
+        <w:rPr>
+          <w:lang w:val="zh_TW" w:bidi="zh_TW"/>
+        </w:rPr>
+        <w:t>代禱者</w:t>
+      </w:r>
+    </w:p>
+    <w:p>
+      <w:pPr>
+        <w:pStyle w:val="ListBullet"/>
+        <w:spacing w:line="240" w:lineRule="auto"/>
+        <w:ind w:left="720"/>
+      </w:pPr>
+      <w:r>
+        <w:rPr>
+          <w:lang w:val="zh_TW" w:bidi="zh_TW"/>
+        </w:rPr>
+      </w:r>
+      <w:r>
+        <w:rPr>
+          <w:lang w:val="zh_TW" w:bidi="zh_TW"/>
+        </w:rPr>
+        <w:t>牧羊人</w:t>
+      </w:r>
+    </w:p>
+    <w:p>
+      <w:pPr>
+        <w:pStyle w:val="ListBullet"/>
+        <w:spacing w:line="240" w:lineRule="auto"/>
+        <w:ind w:left="720"/>
+      </w:pPr>
+      <w:r>
+        <w:rPr>
+          <w:lang w:val="zh_TW" w:bidi="zh_TW"/>
+        </w:rPr>
+      </w:r>
+      <w:r>
+        <w:rPr>
+          <w:lang w:val="zh_TW" w:bidi="zh_TW"/>
+        </w:rPr>
+        <w:t>行神蹟者</w:t>
+      </w:r>
+    </w:p>
+    <w:p>
+      <w:pPr>
+        <w:pStyle w:val="ListBullet"/>
+        <w:spacing w:line="240" w:lineRule="auto"/>
+        <w:ind w:left="720"/>
+      </w:pPr>
+      <w:r>
+        <w:rPr>
+          <w:lang w:val="zh_TW" w:bidi="zh_TW"/>
+        </w:rPr>
+      </w:r>
+      <w:r>
+        <w:rPr>
+          <w:lang w:val="zh_TW" w:bidi="zh_TW"/>
+        </w:rPr>
+        <w:t>民族創立人</w:t>
+      </w:r>
+    </w:p>
+    <w:p>
+      <w:pPr/>
+      <w:r>
+        <w:rPr>
+          <w:lang w:val="zh_TW" w:bidi="zh_TW"/>
+        </w:rPr>
+      </w:r>
+      <w:r>
+        <w:rPr>
+          <w:lang w:val="zh_TW" w:bidi="zh_TW"/>
+        </w:rPr>
+        <w:t>他名字的意思並不確定。可能是一個希伯來文詞語，意思是「拉出來」（</w:t>
       </w:r>
       <w:hyperlink r:id="rId19">
         <w:r>
@@ -392,7 +699,99 @@
             <w:color w:val="0000EE"/>
             <w:u w:val="single"/>
           </w:rPr>
-          <w:t>撒下15:32</w:t>
+          <w:t>出2:10</w:t>
+        </w:r>
+      </w:hyperlink>
+      <w:r>
+        <w:rPr>
+          <w:lang w:val="zh_TW" w:bidi="zh_TW"/>
+        </w:rPr>
+        <w:t>；比較</w:t>
+      </w:r>
+      <w:hyperlink r:id="rId20">
+        <w:r>
+          <w:rPr>
+            <w:lang w:val="zh_TW" w:bidi="zh_TW"/>
+          </w:rPr>
+          <w:rPr>
+            <w:color w:val="0000EE"/>
+            <w:u w:val="single"/>
+          </w:rPr>
+          <w:t>撒下22:17</w:t>
+        </w:r>
+      </w:hyperlink>
+      <w:r>
+        <w:rPr>
+          <w:lang w:val="zh_TW" w:bidi="zh_TW"/>
+        </w:rPr>
+        <w:t>；</w:t>
+      </w:r>
+      <w:hyperlink r:id="rId21">
+        <w:r>
+          <w:rPr>
+            <w:lang w:val="zh_TW" w:bidi="zh_TW"/>
+          </w:rPr>
+          <w:rPr>
+            <w:color w:val="0000EE"/>
+            <w:u w:val="single"/>
+          </w:rPr>
+          <w:t>詩18:16</w:t>
+        </w:r>
+      </w:hyperlink>
+      <w:r>
+        <w:rPr>
+          <w:lang w:val="zh_TW" w:bidi="zh_TW"/>
+        </w:rPr>
+        <w:t>）。如果是在法老的女兒發現他後，幫他取的埃及名字，這個名字可能意味著「子」的意思，如同埃及名字中的亞摩斯（Ahmose）、</w:t>
+      </w:r>
+      <w:r>
+        <w:rPr>
+          <w:lang w:val="zh_TW" w:bidi="zh_TW"/>
+        </w:rPr>
+        <w:t>圖特摩斯</w:t>
+      </w:r>
+      <w:r>
+        <w:rPr>
+          <w:lang w:val="zh_TW" w:bidi="zh_TW"/>
+        </w:rPr>
+        <w:t>（Thutmose）和</w:t>
+      </w:r>
+      <w:r>
+        <w:rPr>
+          <w:lang w:val="zh_TW" w:bidi="zh_TW"/>
+        </w:rPr>
+        <w:t>蘭塞（</w:t>
+      </w:r>
+      <w:r>
+        <w:rPr>
+          <w:lang w:val="zh_TW" w:bidi="zh_TW"/>
+        </w:rPr>
+        <w:t>Ramses）。舊約聖經沒有其他人使用這個名字。</w:t>
+      </w:r>
+    </w:p>
+    <w:p>
+      <w:pPr/>
+      <w:r>
+        <w:rPr>
+          <w:lang w:val="zh_TW" w:bidi="zh_TW"/>
+        </w:rPr>
+      </w:r>
+      <w:r>
+        <w:rPr>
+          <w:lang w:val="zh_TW" w:bidi="zh_TW"/>
+        </w:rPr>
+        <w:t>摩西是舊約聖經中最偉大的人物，他的名字出現了767次。他的影響力延伸到新約聖經，出現了79次。他生命的最初四十年是在法老家中度過，他從中學到埃及人一切的智慧（</w:t>
+      </w:r>
+      <w:hyperlink r:id="rId22">
+        <w:r>
+          <w:rPr>
+            <w:lang w:val="zh_TW" w:bidi="zh_TW"/>
+          </w:rPr>
+          <w:rPr>
+            <w:color w:val="0000EE"/>
+            <w:u w:val="single"/>
+          </w:rPr>
+          <w:t>徒7:23</w:t>
         </w:r>
       </w:hyperlink>
       <w:r>
@@ -401,148 +800,416 @@
         </w:rPr>
         <w:t>）。</w:t>
       </w:r>
-      <w:r>
-        <w:rPr>
-          <w:lang w:val="zh_TW" w:bidi="zh_TW"/>
-        </w:rPr>
-      </w:r>
-      <w:r>
-        <w:rPr>
-          <w:lang w:val="zh_TW" w:bidi="zh_TW"/>
-        </w:rPr>
-      </w:r>
-    </w:p>
-    <w:p>
-      <w:pPr/>
-      <w:r>
-        <w:rPr>
-          <w:lang w:val="zh_TW" w:bidi="zh_TW"/>
-        </w:rPr>
-      </w:r>
-    </w:p>
-    <w:p>
-      <w:pPr>
-        <w:pStyle w:val="Heading2"/>
-      </w:pPr>
-      <w:r>
-        <w:rPr>
-          <w:lang w:val="zh_TW" w:bidi="zh_TW"/>
-        </w:rPr>
-        <w:t>挪答， 挪答人</w:t>
-      </w:r>
-      <w:r>
-        <w:rPr>
-          <w:lang w:val="zh_TW" w:bidi="zh_TW"/>
-        </w:rPr>
-      </w:r>
-    </w:p>
-    <w:p>
-      <w:pPr/>
-      <w:r>
-        <w:rPr>
-          <w:lang w:val="zh_TW" w:bidi="zh_TW"/>
-        </w:rPr>
-      </w:r>
-      <w:r>
-        <w:rPr>
-          <w:lang w:val="zh_TW" w:bidi="zh_TW"/>
-        </w:rPr>
-        <w:t>阿拉伯一個部族的祖先，這個部族曾與夏甲人聯合，與住在約旦河東的以色列支派爭戰（</w:t>
-      </w:r>
-      <w:hyperlink r:id="rId20">
-        <w:r>
-          <w:rPr>
-            <w:lang w:val="zh_TW" w:bidi="zh_TW"/>
-          </w:rPr>
-          <w:rPr>
-            <w:color w:val="0000EE"/>
-            <w:u w:val="single"/>
-          </w:rPr>
-          <w:t>代上5:19</w:t>
-        </w:r>
-      </w:hyperlink>
-      <w:r>
-        <w:rPr>
-          <w:lang w:val="zh_TW" w:bidi="zh_TW"/>
-        </w:rPr>
-        <w:t>）。雖然以實瑪利眾子的名單之中沒有列出挪答（參</w:t>
-      </w:r>
-      <w:hyperlink r:id="rId21">
-        <w:r>
-          <w:rPr>
-            <w:lang w:val="zh_TW" w:bidi="zh_TW"/>
-          </w:rPr>
-          <w:rPr>
-            <w:color w:val="0000EE"/>
-            <w:u w:val="single"/>
-          </w:rPr>
-          <w:t>創25:13–15</w:t>
-        </w:r>
-      </w:hyperlink>
-      <w:r>
-        <w:rPr>
-          <w:lang w:val="zh_TW" w:bidi="zh_TW"/>
-        </w:rPr>
-        <w:t>），但他可能是以實瑪利家系的遠親。</w:t>
-      </w:r>
-      <w:r>
-        <w:rPr>
-          <w:lang w:val="zh_TW" w:bidi="zh_TW"/>
-        </w:rPr>
-      </w:r>
-      <w:r>
-        <w:rPr>
-          <w:lang w:val="zh_TW" w:bidi="zh_TW"/>
-        </w:rPr>
-      </w:r>
-    </w:p>
-    <w:p>
-      <w:pPr/>
-      <w:r>
-        <w:rPr>
-          <w:lang w:val="zh_TW" w:bidi="zh_TW"/>
-        </w:rPr>
-      </w:r>
-    </w:p>
-    <w:p>
-      <w:pPr>
-        <w:pStyle w:val="Heading2"/>
-      </w:pPr>
-      <w:r>
-        <w:rPr>
-          <w:lang w:val="zh_TW" w:bidi="zh_TW"/>
-        </w:rPr>
-        <w:t>挪得</w:t>
-      </w:r>
-      <w:r>
-        <w:rPr>
-          <w:lang w:val="zh_TW" w:bidi="zh_TW"/>
-        </w:rPr>
-      </w:r>
-    </w:p>
-    <w:p>
-      <w:pPr/>
-      <w:r>
-        <w:rPr>
-          <w:lang w:val="zh_TW" w:bidi="zh_TW"/>
-        </w:rPr>
-      </w:r>
-      <w:r>
-        <w:rPr>
-          <w:lang w:val="zh_TW" w:bidi="zh_TW"/>
-        </w:rPr>
-        <w:t>該隱殺了他的弟弟亞伯後，去到伊甸東方的土地名稱（</w:t>
-      </w:r>
-      <w:hyperlink r:id="rId22">
-        <w:r>
-          <w:rPr>
-            <w:lang w:val="zh_TW" w:bidi="zh_TW"/>
-          </w:rPr>
-          <w:rPr>
-            <w:color w:val="0000EE"/>
-            <w:u w:val="single"/>
-          </w:rPr>
-          <w:t>創4:16</w:t>
+    </w:p>
+    <w:p>
+      <w:pPr/>
+      <w:r>
+        <w:rPr>
+          <w:lang w:val="zh_TW" w:bidi="zh_TW"/>
+        </w:rPr>
+      </w:r>
+      <w:r>
+        <w:rPr>
+          <w:lang w:val="zh_TW" w:bidi="zh_TW"/>
+        </w:rPr>
+        <w:t>在接下來的四十年中，他因為殺了一個虐待希伯來人的埃及人，成為逃犯，住在米甸。他最後的四十年致力帶領以色列人出埃及，前往神應許給亞伯拉罕和他後裔的土地（</w:t>
+      </w:r>
+      <w:hyperlink r:id="rId23">
+        <w:r>
+          <w:rPr>
+            <w:lang w:val="zh_TW" w:bidi="zh_TW"/>
+          </w:rPr>
+          <w:rPr>
+            <w:color w:val="0000EE"/>
+            <w:u w:val="single"/>
+          </w:rPr>
+          <w:t>創12:1–3</w:t>
+        </w:r>
+      </w:hyperlink>
+      <w:r>
+        <w:rPr>
+          <w:lang w:val="zh_TW" w:bidi="zh_TW"/>
+        </w:rPr>
+        <w:t>）。他帶領以色列人曠野漂流四十年後，在120歲去世。他把他們帶到約旦河東方應許之地的邊緣（</w:t>
+      </w:r>
+      <w:hyperlink r:id="rId24">
+        <w:r>
+          <w:rPr>
+            <w:lang w:val="zh_TW" w:bidi="zh_TW"/>
+          </w:rPr>
+          <w:rPr>
+            <w:color w:val="0000EE"/>
+            <w:u w:val="single"/>
+          </w:rPr>
+          <w:t>申34:7</w:t>
+        </w:r>
+      </w:hyperlink>
+      <w:r>
+        <w:rPr>
+          <w:lang w:val="zh_TW" w:bidi="zh_TW"/>
+        </w:rPr>
+        <w:t>）。摩西是歷史上舉足輕重的人物，將一群奴隸變成了一個對歷史進程有深遠影響的民族。</w:t>
+      </w:r>
+    </w:p>
+    <w:p>
+      <w:pPr>
+        <w:pStyle w:val="Heading3"/>
+      </w:pPr>
+      <w:r>
+        <w:rPr>
+          <w:lang w:val="zh_TW" w:bidi="zh_TW"/>
+        </w:rPr>
+        <w:t>概述</w:t>
+      </w:r>
+    </w:p>
+    <w:p>
+      <w:pPr/>
+      <w:r>
+        <w:rPr>
+          <w:lang w:val="zh_TW" w:bidi="zh_TW"/>
+        </w:rPr>
+      </w:r>
+      <w:r>
+        <w:rPr>
+          <w:lang w:val="zh_TW" w:bidi="zh_TW"/>
+        </w:rPr>
+        <w:t>• 背景</w:t>
+      </w:r>
+    </w:p>
+    <w:p>
+      <w:pPr/>
+      <w:r>
+        <w:rPr>
+          <w:lang w:val="zh_TW" w:bidi="zh_TW"/>
+        </w:rPr>
+      </w:r>
+      <w:r>
+        <w:rPr>
+          <w:lang w:val="zh_TW" w:bidi="zh_TW"/>
+        </w:rPr>
+        <w:t>• 在埃及的頭四十年</w:t>
+      </w:r>
+    </w:p>
+    <w:p>
+      <w:pPr/>
+      <w:r>
+        <w:rPr>
+          <w:lang w:val="zh_TW" w:bidi="zh_TW"/>
+        </w:rPr>
+      </w:r>
+      <w:r>
+        <w:rPr>
+          <w:lang w:val="zh_TW" w:bidi="zh_TW"/>
+        </w:rPr>
+        <w:t>• 在米甸的第二個四十年</w:t>
+      </w:r>
+    </w:p>
+    <w:p>
+      <w:pPr/>
+      <w:r>
+        <w:rPr>
+          <w:lang w:val="zh_TW" w:bidi="zh_TW"/>
+        </w:rPr>
+      </w:r>
+      <w:r>
+        <w:rPr>
+          <w:lang w:val="zh_TW" w:bidi="zh_TW"/>
+        </w:rPr>
+        <w:t>• 從埃及到迦南的第三個四十年</w:t>
+      </w:r>
+    </w:p>
+    <w:p>
+      <w:pPr/>
+      <w:r>
+        <w:rPr>
+          <w:lang w:val="zh_TW" w:bidi="zh_TW"/>
+        </w:rPr>
+      </w:r>
+      <w:r>
+        <w:rPr>
+          <w:lang w:val="zh_TW" w:bidi="zh_TW"/>
+        </w:rPr>
+        <w:t>• 新約聖經中的摩西</w:t>
+      </w:r>
+    </w:p>
+    <w:p>
+      <w:pPr>
+        <w:pStyle w:val="Heading3"/>
+      </w:pPr>
+      <w:r>
+        <w:rPr>
+          <w:lang w:val="zh_TW" w:bidi="zh_TW"/>
+        </w:rPr>
+        <w:t>背景</w:t>
+      </w:r>
+    </w:p>
+    <w:p>
+      <w:pPr/>
+      <w:r>
+        <w:rPr>
+          <w:lang w:val="zh_TW" w:bidi="zh_TW"/>
+        </w:rPr>
+      </w:r>
+      <w:r>
+        <w:rPr>
+          <w:lang w:val="zh_TW" w:bidi="zh_TW"/>
+        </w:rPr>
+        <w:t>我們只可以透過聖經來認識摩西的生平。考古學家確認了與摩西的事跡，但卻不知道他是否為虛構的角色，或他實際上做了什麼。他的故事始於雅各，就是他兒子們在迦南地饑荒期間抵達埃及。他們一家受約瑟邀請，又受到法老的愛戴，便定居在埃及東北部的歌珊，便在那裡住了430年（</w:t>
+      </w:r>
+      <w:hyperlink r:id="rId25">
+        <w:r>
+          <w:rPr>
+            <w:lang w:val="zh_TW" w:bidi="zh_TW"/>
+          </w:rPr>
+          <w:rPr>
+            <w:color w:val="0000EE"/>
+            <w:u w:val="single"/>
+          </w:rPr>
+          <w:t>出12:40</w:t>
+        </w:r>
+      </w:hyperlink>
+      <w:r>
+        <w:rPr>
+          <w:lang w:val="zh_TW" w:bidi="zh_TW"/>
+        </w:rPr>
+        <w:t>）。隨著時光流逝，他們落地生根，人口迅速增長，遍佈那地（</w:t>
+      </w:r>
+      <w:hyperlink r:id="rId26">
+        <w:r>
+          <w:rPr>
+            <w:lang w:val="zh_TW" w:bidi="zh_TW"/>
+          </w:rPr>
+          <w:rPr>
+            <w:color w:val="0000EE"/>
+            <w:u w:val="single"/>
+          </w:rPr>
+          <w:t>出1:7</w:t>
+        </w:r>
+      </w:hyperlink>
+      <w:r>
+        <w:rPr>
+          <w:lang w:val="zh_TW" w:bidi="zh_TW"/>
+        </w:rPr>
+        <w:t>）。一位不認識約瑟的新法老崛起，聖經沒有提到這位法老的名字，他的身份亦存在爭議。他通常被認為是：</w:t>
+      </w:r>
+    </w:p>
+    <w:p>
+      <w:pPr>
+        <w:pStyle w:val="ListBullet"/>
+        <w:spacing w:line="240" w:lineRule="auto"/>
+        <w:ind w:left="720"/>
+      </w:pPr>
+      <w:r>
+        <w:rPr>
+          <w:lang w:val="zh_TW" w:bidi="zh_TW"/>
+        </w:rPr>
+      </w:r>
+      <w:r>
+        <w:rPr>
+          <w:lang w:val="zh_TW" w:bidi="zh_TW"/>
+        </w:rPr>
+        <w:t>圖特摩斯三世（Thutmose III），公元前1504年到1451年的法老；</w:t>
+      </w:r>
+    </w:p>
+    <w:p>
+      <w:pPr>
+        <w:pStyle w:val="ListBullet"/>
+        <w:spacing w:line="240" w:lineRule="auto"/>
+        <w:ind w:left="720"/>
+      </w:pPr>
+      <w:r>
+        <w:rPr>
+          <w:lang w:val="zh_TW" w:bidi="zh_TW"/>
+        </w:rPr>
+      </w:r>
+      <w:r>
+        <w:rPr>
+          <w:lang w:val="zh_TW" w:bidi="zh_TW"/>
+        </w:rPr>
+        <w:t>塞提一世（Seti I），公元前1304年到1290年是法老；或</w:t>
+      </w:r>
+    </w:p>
+    <w:p>
+      <w:pPr>
+        <w:pStyle w:val="ListBullet"/>
+        <w:spacing w:line="240" w:lineRule="auto"/>
+        <w:ind w:left="720"/>
+      </w:pPr>
+      <w:r>
+        <w:rPr>
+          <w:lang w:val="zh_TW" w:bidi="zh_TW"/>
+        </w:rPr>
+      </w:r>
+      <w:r>
+        <w:rPr>
+          <w:lang w:val="zh_TW" w:bidi="zh_TW"/>
+        </w:rPr>
+        <w:t>蘭塞</w:t>
+      </w:r>
+      <w:r>
+        <w:rPr>
+          <w:lang w:val="zh_TW" w:bidi="zh_TW"/>
+        </w:rPr>
+        <w:t>二世（Ramses II），公元前1290年到1224年在位的法老。</w:t>
+      </w:r>
+    </w:p>
+    <w:p>
+      <w:pPr/>
+      <w:r>
+        <w:rPr>
+          <w:lang w:val="zh_TW" w:bidi="zh_TW"/>
+        </w:rPr>
+      </w:r>
+      <w:r>
+        <w:rPr>
+          <w:lang w:val="zh_TW" w:bidi="zh_TW"/>
+        </w:rPr>
+        <w:t>法老擔心以色列人變得強大，漸漸會對國家構成危險。因此，他試圖減少他們的人口，強迫他們工作，建造比東和蘭塞的儲藏城，但嚴酷的政策並沒有減少他們的數目。然後，他試圖讓收生婆殺死男嬰，但她們拒絕遵從他的命令。最後，他命令埃及人將男嬰溺死在尼羅河中。摩西就是在這個逼迫以色列人的背景下出生。</w:t>
+      </w:r>
+    </w:p>
+    <w:p>
+      <w:pPr>
+        <w:pStyle w:val="Heading3"/>
+      </w:pPr>
+      <w:r>
+        <w:rPr>
+          <w:lang w:val="zh_TW" w:bidi="zh_TW"/>
+        </w:rPr>
+        <w:t>在埃及的頭四十年</w:t>
+      </w:r>
+    </w:p>
+    <w:p>
+      <w:pPr>
+        <w:pStyle w:val="Heading4"/>
+      </w:pPr>
+      <w:r>
+        <w:rPr>
+          <w:lang w:val="zh_TW" w:bidi="zh_TW"/>
+        </w:rPr>
+        <w:t>出生和早期經歷</w:t>
+      </w:r>
+    </w:p>
+    <w:p>
+      <w:pPr/>
+      <w:r>
+        <w:rPr>
+          <w:lang w:val="zh_TW" w:bidi="zh_TW"/>
+        </w:rPr>
+      </w:r>
+      <w:r>
+        <w:rPr>
+          <w:lang w:val="zh_TW" w:bidi="zh_TW"/>
+        </w:rPr>
+        <w:t>一位來自利未家族的男子，名叫暗蘭，他娶了他父親的妹妹約基別（</w:t>
+      </w:r>
+      <w:hyperlink r:id="rId27">
+        <w:r>
+          <w:rPr>
+            <w:lang w:val="zh_TW" w:bidi="zh_TW"/>
+          </w:rPr>
+          <w:rPr>
+            <w:color w:val="0000EE"/>
+            <w:u w:val="single"/>
+          </w:rPr>
+          <w:t>出6:20</w:t>
+        </w:r>
+      </w:hyperlink>
+      <w:r>
+        <w:rPr>
+          <w:lang w:val="zh_TW" w:bidi="zh_TW"/>
+        </w:rPr>
+        <w:t>；參</w:t>
+      </w:r>
+      <w:hyperlink r:id="rId28">
+        <w:r>
+          <w:rPr>
+            <w:lang w:val="zh_TW" w:bidi="zh_TW"/>
+          </w:rPr>
+          <w:rPr>
+            <w:color w:val="0000EE"/>
+            <w:u w:val="single"/>
+          </w:rPr>
+          <w:t>2:1</w:t>
+        </w:r>
+      </w:hyperlink>
+      <w:r>
+        <w:rPr>
+          <w:lang w:val="zh_TW" w:bidi="zh_TW"/>
+        </w:rPr>
+        <w:t>）。他們的第一個兒子亞倫，比摩西大三年，且在淹死希伯來嬰兒的命令下達之前出生，所以他沒有生命危險。然而，當摩西出生時，這個殘酷的命令已經生效。摩西出生後三個月，他的母親再也無法匿藏他，於是用蘆葦做了一個籃子，並用瀝青和樹脂塗抹，然後將嬰兒放在裡面，再將籃子放在河岸的蘆葦中間。摩西的姐姐米利暗則在附近守候，察看會發生什麼事。</w:t>
+      </w:r>
+    </w:p>
+    <w:p>
+      <w:pPr/>
+      <w:r>
+        <w:rPr>
+          <w:lang w:val="zh_TW" w:bidi="zh_TW"/>
+        </w:rPr>
+      </w:r>
+      <w:r>
+        <w:rPr>
+          <w:lang w:val="zh_TW" w:bidi="zh_TW"/>
+        </w:rPr>
+        <w:t>不久，法老的女兒一如既往來到河邊洗澡。（約瑟夫稱她為</w:t>
+      </w:r>
+      <w:r>
+        <w:rPr>
+          <w:lang w:val="zh_TW" w:bidi="zh_TW"/>
+        </w:rPr>
+        <w:t>她母迪斯〔</w:t>
+      </w:r>
+      <w:r>
+        <w:rPr>
+          <w:lang w:val="zh_TW" w:bidi="zh_TW"/>
+        </w:rPr>
+        <w:t>Thermuthis</w:t>
+      </w:r>
+      <w:r>
+        <w:rPr>
+          <w:lang w:val="zh_TW" w:bidi="zh_TW"/>
+        </w:rPr>
+        <w:t>〕</w:t>
+      </w:r>
+      <w:r>
+        <w:rPr>
+          <w:lang w:val="zh_TW" w:bidi="zh_TW"/>
+        </w:rPr>
+        <w:t>，其他人稱她為哈特謝普蘇特</w:t>
+      </w:r>
+      <w:r>
+        <w:rPr>
+          <w:lang w:val="zh_TW" w:bidi="zh_TW"/>
+        </w:rPr>
+        <w:t>〔</w:t>
+      </w:r>
+      <w:r>
+        <w:rPr>
+          <w:lang w:val="zh_TW" w:bidi="zh_TW"/>
+        </w:rPr>
+        <w:t>Hatshepsut</w:t>
+      </w:r>
+      <w:r>
+        <w:rPr>
+          <w:lang w:val="zh_TW" w:bidi="zh_TW"/>
+        </w:rPr>
+        <w:t>〕</w:t>
+      </w:r>
+      <w:r>
+        <w:rPr>
+          <w:lang w:val="zh_TW" w:bidi="zh_TW"/>
+        </w:rPr>
+        <w:t>，但她實際名字不詳。）她發現這個嬰兒，認出他是希伯來人的孩子，決定將他養育成人，成為自己的孩子。米利暗隨後上前，提出找一位希伯來婦女來哺乳這個孩子。公主同意，米利暗把嬰兒帶回給他的母親哺乳，她可能持續為他哺乳，直到兒子兩三歲（比較</w:t>
+      </w:r>
+      <w:hyperlink r:id="rId29">
+        <w:r>
+          <w:rPr>
+            <w:lang w:val="zh_TW" w:bidi="zh_TW"/>
+          </w:rPr>
+          <w:rPr>
+            <w:color w:val="0000EE"/>
+            <w:u w:val="single"/>
+          </w:rPr>
+          <w:t>撒上1:19–24</w:t>
         </w:r>
       </w:hyperlink>
       <w:r>
@@ -551,39 +1218,464 @@
         </w:rPr>
         <w:t>）。</w:t>
       </w:r>
-      <w:r>
-        <w:rPr>
-          <w:lang w:val="zh_TW" w:bidi="zh_TW"/>
-        </w:rPr>
-      </w:r>
-      <w:r>
-        <w:rPr>
-          <w:lang w:val="zh_TW" w:bidi="zh_TW"/>
-        </w:rPr>
-      </w:r>
-    </w:p>
-    <w:p>
-      <w:pPr/>
-      <w:r>
-        <w:rPr>
-          <w:lang w:val="zh_TW" w:bidi="zh_TW"/>
-        </w:rPr>
-      </w:r>
-    </w:p>
-    <w:p>
-      <w:pPr>
-        <w:pStyle w:val="Heading2"/>
-      </w:pPr>
-      <w:r>
-        <w:rPr>
-          <w:lang w:val="zh_TW" w:bidi="zh_TW"/>
-        </w:rPr>
-        <w:t>挪亞</w:t>
-      </w:r>
-      <w:r>
-        <w:rPr>
-          <w:lang w:val="zh_TW" w:bidi="zh_TW"/>
-        </w:rPr>
+    </w:p>
+    <w:p>
+      <w:pPr/>
+      <w:r>
+        <w:rPr>
+          <w:lang w:val="zh_TW" w:bidi="zh_TW"/>
+        </w:rPr>
+      </w:r>
+      <w:r>
+        <w:rPr>
+          <w:lang w:val="zh_TW" w:bidi="zh_TW"/>
+        </w:rPr>
+        <w:t>然而，摩西早年並無其他記錄。我們不知道他的母親是否在他後來的童年和青年時期繼續照顧他，或者她有否讓他知道自己的真正身份，並教導他希伯來人的信仰。我們所知的是，摩西學習一切埃及人的智慧，接受為皇室成員而設的教育，使他</w:t>
+      </w:r>
+      <w:r>
+        <w:rPr>
+          <w:lang w:val="zh_TW" w:bidi="zh_TW"/>
+        </w:rPr>
+        <w:t>說話行事都有才能</w:t>
+      </w:r>
+      <w:r>
+        <w:rPr>
+          <w:lang w:val="zh_TW" w:bidi="zh_TW"/>
+        </w:rPr>
+        <w:t>（</w:t>
+      </w:r>
+      <w:hyperlink r:id="rId30">
+        <w:r>
+          <w:rPr>
+            <w:lang w:val="zh_TW" w:bidi="zh_TW"/>
+          </w:rPr>
+          <w:rPr>
+            <w:color w:val="0000EE"/>
+            <w:u w:val="single"/>
+          </w:rPr>
+          <w:t>徒7:22</w:t>
+        </w:r>
+      </w:hyperlink>
+      <w:r>
+        <w:rPr>
+          <w:lang w:val="zh_TW" w:bidi="zh_TW"/>
+        </w:rPr>
+        <w:t>）。</w:t>
+      </w:r>
+    </w:p>
+    <w:p>
+      <w:pPr>
+        <w:pStyle w:val="Heading4"/>
+      </w:pPr>
+      <w:r>
+        <w:rPr>
+          <w:lang w:val="zh_TW" w:bidi="zh_TW"/>
+        </w:rPr>
+        <w:t>與他自己民族的認同感</w:t>
+      </w:r>
+    </w:p>
+    <w:p>
+      <w:pPr/>
+      <w:r>
+        <w:rPr>
+          <w:lang w:val="zh_TW" w:bidi="zh_TW"/>
+        </w:rPr>
+      </w:r>
+      <w:r>
+        <w:rPr>
+          <w:lang w:val="zh_TW" w:bidi="zh_TW"/>
+        </w:rPr>
+        <w:t>我們並不清楚，摩西在何時知道自己是希伯來人而不是埃及人；但到他四十歲時，顯然已經知道。有一天，他出去探望他的同胞，看看他們受到甚麼樣的待遇。他出生時埃及人對他希伯來同胞的殘酷對待仍舊存在。當他看到一個埃及人正在毆打一個希伯來人時，摩西在忿怒中殺了那個埃及人，將他埋葬。他以為沒有人注意到，但其實有人看到了。第二天，當他試圖阻止兩個希伯來人打架時，他們轉向他並指責他謀殺：「</w:t>
+      </w:r>
+      <w:r>
+        <w:rPr>
+          <w:lang w:val="zh_TW" w:bidi="zh_TW"/>
+        </w:rPr>
+        <w:t>誰立你作我們的首領和審判官呢？難道你要殺我，像殺那埃及人嗎？</w:t>
+      </w:r>
+      <w:r>
+        <w:rPr>
+          <w:lang w:val="zh_TW" w:bidi="zh_TW"/>
+        </w:rPr>
+        <w:t>」（</w:t>
+      </w:r>
+      <w:hyperlink r:id="rId31">
+        <w:r>
+          <w:rPr>
+            <w:lang w:val="zh_TW" w:bidi="zh_TW"/>
+          </w:rPr>
+          <w:rPr>
+            <w:color w:val="0000EE"/>
+            <w:u w:val="single"/>
+          </w:rPr>
+          <w:t>出2:14</w:t>
+        </w:r>
+      </w:hyperlink>
+      <w:r>
+        <w:rPr>
+          <w:lang w:val="zh_TW" w:bidi="zh_TW"/>
+        </w:rPr>
+        <w:t>）。</w:t>
+      </w:r>
+      <w:hyperlink r:id="rId32">
+        <w:r>
+          <w:rPr>
+            <w:lang w:val="zh_TW" w:bidi="zh_TW"/>
+          </w:rPr>
+          <w:rPr>
+            <w:color w:val="0000EE"/>
+            <w:u w:val="single"/>
+          </w:rPr>
+          <w:t>使徒行傳七章25節</w:t>
+        </w:r>
+      </w:hyperlink>
+      <w:r>
+        <w:rPr>
+          <w:lang w:val="zh_TW" w:bidi="zh_TW"/>
+        </w:rPr>
+        <w:t>補充說：「</w:t>
+      </w:r>
+      <w:r>
+        <w:rPr>
+          <w:lang w:val="zh_TW" w:bidi="zh_TW"/>
+        </w:rPr>
+        <w:t>他以為弟兄必明白神是藉他的手搭救他們；他們卻不明白。</w:t>
+      </w:r>
+      <w:r>
+        <w:rPr>
+          <w:lang w:val="zh_TW" w:bidi="zh_TW"/>
+        </w:rPr>
+        <w:t>」摩西才意識到，他謀殺埃及人的事已經被人知道，並且法老家成員的身分也未能保護他，於是逃到米甸。</w:t>
+      </w:r>
+    </w:p>
+    <w:p>
+      <w:pPr>
+        <w:pStyle w:val="Heading3"/>
+      </w:pPr>
+      <w:r>
+        <w:rPr>
+          <w:lang w:val="zh_TW" w:bidi="zh_TW"/>
+        </w:rPr>
+        <w:t>在米甸的第二個四十年</w:t>
+      </w:r>
+    </w:p>
+    <w:p>
+      <w:pPr>
+        <w:pStyle w:val="Heading4"/>
+      </w:pPr>
+      <w:r>
+        <w:rPr>
+          <w:lang w:val="zh_TW" w:bidi="zh_TW"/>
+        </w:rPr>
+        <w:t>入贅</w:t>
+      </w:r>
+      <w:r>
+        <w:rPr>
+          <w:lang w:val="zh_TW" w:bidi="zh_TW"/>
+        </w:rPr>
+        <w:t>葉忒羅的家庭</w:t>
+      </w:r>
+    </w:p>
+    <w:p>
+      <w:pPr/>
+      <w:r>
+        <w:rPr>
+          <w:lang w:val="zh_TW" w:bidi="zh_TW"/>
+        </w:rPr>
+      </w:r>
+      <w:r>
+        <w:rPr>
+          <w:lang w:val="zh_TW" w:bidi="zh_TW"/>
+        </w:rPr>
+        <w:t>抵達米甸後，摩西獨自坐在井旁。他在那裡看到，米甸祭司的七個女兒正在為父親的羊群打水。當牧羊人試圖趕走她們時，摩西幫助她們給動物喝水。祭司葉忒羅便邀請摩西與他的家人同住，並將他的女兒西坡拉嫁給摩西為妻（</w:t>
+      </w:r>
+      <w:hyperlink r:id="rId33">
+        <w:r>
+          <w:rPr>
+            <w:lang w:val="zh_TW" w:bidi="zh_TW"/>
+          </w:rPr>
+          <w:rPr>
+            <w:color w:val="0000EE"/>
+            <w:u w:val="single"/>
+          </w:rPr>
+          <w:t>出3:1</w:t>
+        </w:r>
+      </w:hyperlink>
+      <w:r>
+        <w:rPr>
+          <w:lang w:val="zh_TW" w:bidi="zh_TW"/>
+        </w:rPr>
+        <w:t>；葉忒羅在</w:t>
+      </w:r>
+      <w:hyperlink r:id="rId34">
+        <w:r>
+          <w:rPr>
+            <w:lang w:val="zh_TW" w:bidi="zh_TW"/>
+          </w:rPr>
+          <w:rPr>
+            <w:color w:val="0000EE"/>
+            <w:u w:val="single"/>
+          </w:rPr>
+          <w:t>出埃及記二章18節</w:t>
+        </w:r>
+      </w:hyperlink>
+      <w:r>
+        <w:rPr>
+          <w:lang w:val="zh_TW" w:bidi="zh_TW"/>
+        </w:rPr>
+        <w:t>，被稱為流珥；或在</w:t>
+      </w:r>
+      <w:hyperlink r:id="rId35">
+        <w:r>
+          <w:rPr>
+            <w:lang w:val="zh_TW" w:bidi="zh_TW"/>
+          </w:rPr>
+          <w:rPr>
+            <w:color w:val="0000EE"/>
+            <w:u w:val="single"/>
+          </w:rPr>
+          <w:t>民數記十章29節</w:t>
+        </w:r>
+      </w:hyperlink>
+      <w:r>
+        <w:rPr>
+          <w:lang w:val="zh_TW" w:bidi="zh_TW"/>
+        </w:rPr>
+        <w:t>被稱為何巴）。學者們對於何巴在</w:t>
+      </w:r>
+      <w:hyperlink r:id="rId35">
+        <w:r>
+          <w:rPr>
+            <w:lang w:val="zh_TW" w:bidi="zh_TW"/>
+          </w:rPr>
+          <w:rPr>
+            <w:color w:val="0000EE"/>
+            <w:u w:val="single"/>
+          </w:rPr>
+          <w:t>民數記十章29節</w:t>
+        </w:r>
+      </w:hyperlink>
+      <w:r>
+        <w:rPr>
+          <w:lang w:val="zh_TW" w:bidi="zh_TW"/>
+        </w:rPr>
+        <w:t>的身份存在分歧。有些人認為他是摩西的岳父，另一些人則認為他是摩西的內兄（brother-in-law）。</w:t>
+      </w:r>
+    </w:p>
+    <w:p>
+      <w:pPr/>
+      <w:r>
+        <w:rPr>
+          <w:lang w:val="zh_TW" w:bidi="zh_TW"/>
+        </w:rPr>
+      </w:r>
+      <w:r>
+        <w:rPr>
+          <w:i/>
+          <w:lang w:val="zh_TW" w:bidi="zh_TW"/>
+        </w:rPr>
+        <w:t>另見</w:t>
+      </w:r>
+      <w:r>
+        <w:rPr>
+          <w:lang w:val="zh_TW" w:bidi="zh_TW"/>
+        </w:rPr>
+        <w:t xml:space="preserve"> </w:t>
+      </w:r>
+      <w:r>
+        <w:rPr>
+          <w:lang w:val="zh_TW" w:bidi="zh_TW"/>
+        </w:rPr>
+        <w:t>何巴</w:t>
+      </w:r>
+    </w:p>
+    <w:p>
+      <w:pPr/>
+      <w:r>
+        <w:rPr>
+          <w:lang w:val="zh_TW" w:bidi="zh_TW"/>
+        </w:rPr>
+      </w:r>
+      <w:r>
+        <w:rPr>
+          <w:lang w:val="zh_TW" w:bidi="zh_TW"/>
+        </w:rPr>
+        <w:t>在米甸，摩西和西坡拉有兩個兒子，革舜和以利以謝（</w:t>
+      </w:r>
+      <w:hyperlink r:id="rId36">
+        <w:r>
+          <w:rPr>
+            <w:lang w:val="zh_TW" w:bidi="zh_TW"/>
+          </w:rPr>
+          <w:rPr>
+            <w:color w:val="0000EE"/>
+            <w:u w:val="single"/>
+          </w:rPr>
+          <w:t>出2:22</w:t>
+        </w:r>
+      </w:hyperlink>
+      <w:hyperlink r:id="rId37">
+        <w:r>
+          <w:rPr>
+            <w:lang w:val="zh_TW" w:bidi="zh_TW"/>
+          </w:rPr>
+          <w:rPr>
+            <w:color w:val="0000EE"/>
+            <w:u w:val="single"/>
+          </w:rPr>
+          <w:t>，18:4</w:t>
+        </w:r>
+      </w:hyperlink>
+      <w:r>
+        <w:rPr>
+          <w:lang w:val="zh_TW" w:bidi="zh_TW"/>
+        </w:rPr>
+        <w:t>）。在米甸的四十年間，摩西可能已經淡忘過往埃及的生活。他無法預見神會很快就呼召他回到埃及，更要面對新的法老，要求他釋放希伯來人，脫離束縛。然而，神沒有忘記祂的子民，正準備拯救他們。</w:t>
+      </w:r>
+    </w:p>
+    <w:p>
+      <w:pPr>
+        <w:pStyle w:val="Heading4"/>
+      </w:pPr>
+      <w:r>
+        <w:rPr>
+          <w:lang w:val="zh_TW" w:bidi="zh_TW"/>
+        </w:rPr>
+        <w:t>在燃燒的荊棘中遇見神</w:t>
+      </w:r>
+    </w:p>
+    <w:p>
+      <w:pPr/>
+      <w:r>
+        <w:rPr>
+          <w:lang w:val="zh_TW" w:bidi="zh_TW"/>
+        </w:rPr>
+      </w:r>
+      <w:r>
+        <w:rPr>
+          <w:lang w:val="zh_TW" w:bidi="zh_TW"/>
+        </w:rPr>
+        <w:t>有一天，當摩西正在照顧他岳父的羊群時，他把羊群帶到了何烈山（也稱為西奈山）。神在一個燃燒但未被燒毀的荊棘中，以火焰的形式向他顯現。摩西走近觀察這個奇異的景象，並聽見神從荊棘中對他說話：「 摩西！ 摩西！」他說：「我在這裏。」神說：「不要近前來。當把你腳上的鞋脫下來，因為你所站之地是聖地」（</w:t>
+      </w:r>
+      <w:hyperlink r:id="rId38">
+        <w:r>
+          <w:rPr>
+            <w:lang w:val="zh_TW" w:bidi="zh_TW"/>
+          </w:rPr>
+          <w:rPr>
+            <w:color w:val="0000EE"/>
+            <w:u w:val="single"/>
+          </w:rPr>
+          <w:t>出3:4–5</w:t>
+        </w:r>
+      </w:hyperlink>
+      <w:r>
+        <w:rPr>
+          <w:lang w:val="zh_TW" w:bidi="zh_TW"/>
+        </w:rPr>
+        <w:t>）。</w:t>
+      </w:r>
+    </w:p>
+    <w:p>
+      <w:pPr/>
+      <w:r>
+        <w:rPr>
+          <w:lang w:val="zh_TW" w:bidi="zh_TW"/>
+        </w:rPr>
+      </w:r>
+      <w:r>
+        <w:rPr>
+          <w:lang w:val="zh_TW" w:bidi="zh_TW"/>
+        </w:rPr>
+        <w:t>神自稱為亞伯拉罕、以撒和雅各的神，並向摩西保證，祂已聽見祂子民的呼求，並知道他們的苦難。神揭示祂的計劃，就是要差遣摩西去埃及，解救祂的子民脫離奴役。</w:t>
+      </w:r>
+    </w:p>
+    <w:p>
+      <w:pPr/>
+      <w:r>
+        <w:rPr>
+          <w:lang w:val="zh_TW" w:bidi="zh_TW"/>
+        </w:rPr>
+      </w:r>
+      <w:r>
+        <w:rPr>
+          <w:lang w:val="zh_TW" w:bidi="zh_TW"/>
+        </w:rPr>
+        <w:t>摩西感到</w:t>
+      </w:r>
+      <w:r>
+        <w:rPr>
+          <w:lang w:val="zh_TW" w:bidi="zh_TW"/>
+        </w:rPr>
+        <w:t>力有未逮</w:t>
+      </w:r>
+      <w:r>
+        <w:rPr>
+          <w:lang w:val="zh_TW" w:bidi="zh_TW"/>
+        </w:rPr>
+        <w:t>，便開始找藉口。然而，神向摩西保證，祂會與他同在（</w:t>
+      </w:r>
+      <w:hyperlink r:id="rId39">
+        <w:r>
+          <w:rPr>
+            <w:lang w:val="zh_TW" w:bidi="zh_TW"/>
+          </w:rPr>
+          <w:rPr>
+            <w:color w:val="0000EE"/>
+            <w:u w:val="single"/>
+          </w:rPr>
+          <w:t>出3:11–12</w:t>
+        </w:r>
+      </w:hyperlink>
+      <w:r>
+        <w:rPr>
+          <w:lang w:val="zh_TW" w:bidi="zh_TW"/>
+        </w:rPr>
+        <w:t>）。當摩西擔心，如果其他人詢問神的名字該怎麼回答時，神便回答：</w:t>
+      </w:r>
+      <w:r>
+        <w:rPr>
+          <w:lang w:val="zh_TW" w:bidi="zh_TW"/>
+        </w:rPr>
+        <w:t>「我是自有永有的」；又說：「你要對以色列人這樣說：『那自有的打發我到你們這裏來。』」</w:t>
+      </w:r>
+      <w:r>
+        <w:rPr>
+          <w:lang w:val="zh_TW" w:bidi="zh_TW"/>
+        </w:rPr>
+        <w:t>（</w:t>
+      </w:r>
+      <w:hyperlink r:id="rId40">
+        <w:r>
+          <w:rPr>
+            <w:lang w:val="zh_TW" w:bidi="zh_TW"/>
+          </w:rPr>
+          <w:rPr>
+            <w:color w:val="0000EE"/>
+            <w:u w:val="single"/>
+          </w:rPr>
+          <w:t>出3:13–14</w:t>
+        </w:r>
+      </w:hyperlink>
+      <w:r>
+        <w:rPr>
+          <w:lang w:val="zh_TW" w:bidi="zh_TW"/>
+        </w:rPr>
+        <w:t>）。學者們對這個名字提出了許多解釋。可以確定的是，這個名字暗示神藉自己的力量永存自足。</w:t>
+      </w:r>
+    </w:p>
+    <w:p>
+      <w:pPr/>
+      <w:r>
+        <w:rPr>
+          <w:lang w:val="zh_TW" w:bidi="zh_TW"/>
+        </w:rPr>
+      </w:r>
+      <w:r>
+        <w:rPr>
+          <w:lang w:val="zh_TW" w:bidi="zh_TW"/>
+        </w:rPr>
+        <w:t>接著，摩西擔心百姓不會相信他。神便給他三個神跡：</w:t>
       </w:r>
     </w:p>
     <w:p>
@@ -605,36 +1697,54 @@
         <w:rPr>
           <w:lang w:val="zh_TW" w:bidi="zh_TW"/>
         </w:rPr>
-        <w:t>拉麥的兒子、瑪土撒拉的孫子，是亞當第三個兒子塞特的後裔（</w:t>
-      </w:r>
-      <w:hyperlink r:id="rId23">
-        <w:r>
-          <w:rPr>
-            <w:lang w:val="zh_TW" w:bidi="zh_TW"/>
-          </w:rPr>
-          <w:rPr>
-            <w:color w:val="0000EE"/>
-            <w:u w:val="single"/>
-          </w:rPr>
-          <w:t>創5:3–20</w:t>
-        </w:r>
-      </w:hyperlink>
-      <w:r>
-        <w:rPr>
-          <w:lang w:val="zh_TW" w:bidi="zh_TW"/>
-        </w:rPr>
-        <w:t>）。拉麥給他的兒子取名為挪亞，這個聽起來像希伯來文單詞的名字，可以表示「安慰」或「慰藉」。當拉麥給他這個名字時，他說：「這個兒子必為我們的操作和手中的勞苦安慰我們；這操作勞苦是因為耶和華咒詛地」（</w:t>
-      </w:r>
-      <w:hyperlink r:id="rId24">
-        <w:r>
-          <w:rPr>
-            <w:lang w:val="zh_TW" w:bidi="zh_TW"/>
-          </w:rPr>
-          <w:rPr>
-            <w:color w:val="0000EE"/>
-            <w:u w:val="single"/>
-          </w:rPr>
-          <w:t>創5:29</w:t>
+        <w:t>將他的杖變成蛇</w:t>
+      </w:r>
+    </w:p>
+    <w:p>
+      <w:pPr>
+        <w:pStyle w:val="ListNumber"/>
+        <w:spacing w:line="240" w:lineRule="auto"/>
+        <w:ind w:left="720"/>
+      </w:pPr>
+      <w:r>
+        <w:rPr>
+          <w:lang w:val="zh_TW" w:bidi="zh_TW"/>
+        </w:rPr>
+      </w:r>
+      <w:r>
+        <w:rPr>
+          <w:lang w:val="zh_TW" w:bidi="zh_TW"/>
+        </w:rPr>
+        <w:t>使他的手生大痲瘋</w:t>
+      </w:r>
+    </w:p>
+    <w:p>
+      <w:pPr>
+        <w:pStyle w:val="ListNumber"/>
+        <w:spacing w:line="240" w:lineRule="auto"/>
+        <w:ind w:left="720"/>
+      </w:pPr>
+      <w:r>
+        <w:rPr>
+          <w:lang w:val="zh_TW" w:bidi="zh_TW"/>
+        </w:rPr>
+      </w:r>
+      <w:r>
+        <w:rPr>
+          <w:lang w:val="zh_TW" w:bidi="zh_TW"/>
+        </w:rPr>
+        <w:t>將尼羅河的水變成血（</w:t>
+      </w:r>
+      <w:hyperlink r:id="rId41">
+        <w:r>
+          <w:rPr>
+            <w:lang w:val="zh_TW" w:bidi="zh_TW"/>
+          </w:rPr>
+          <w:rPr>
+            <w:color w:val="0000EE"/>
+            <w:u w:val="single"/>
+          </w:rPr>
+          <w:t>出4:1–9</w:t>
         </w:r>
       </w:hyperlink>
       <w:r>
@@ -642,182 +1752,216 @@
           <w:lang w:val="zh_TW" w:bidi="zh_TW"/>
         </w:rPr>
         <w:t>）。</w:t>
-        <w:br/>
-      </w:r>
-      <w:r>
-        <w:rPr>
-          <w:lang w:val="zh_TW" w:bidi="zh_TW"/>
-        </w:rPr>
-        <w:t>由於不止息的邪惡，神定意要毀滅受造界（參</w:t>
-      </w:r>
-      <w:hyperlink r:id="rId25">
-        <w:r>
-          <w:rPr>
-            <w:lang w:val="zh_TW" w:bidi="zh_TW"/>
-          </w:rPr>
-          <w:rPr>
-            <w:color w:val="0000EE"/>
-            <w:u w:val="single"/>
-          </w:rPr>
-          <w:t>太24:37–39</w:t>
-        </w:r>
-      </w:hyperlink>
-      <w:r>
-        <w:rPr>
-          <w:lang w:val="zh_TW" w:bidi="zh_TW"/>
-        </w:rPr>
-        <w:t>；</w:t>
-      </w:r>
-      <w:hyperlink r:id="rId26">
-        <w:r>
-          <w:rPr>
-            <w:lang w:val="zh_TW" w:bidi="zh_TW"/>
-          </w:rPr>
-          <w:rPr>
-            <w:color w:val="0000EE"/>
-            <w:u w:val="single"/>
-          </w:rPr>
-          <w:t>路17:26–27</w:t>
-        </w:r>
-      </w:hyperlink>
-      <w:r>
-        <w:rPr>
-          <w:lang w:val="zh_TW" w:bidi="zh_TW"/>
-        </w:rPr>
-        <w:t>），但神特別保留了挪亞，因為他在神眼中是個義人，在人前也無可指責（</w:t>
-      </w:r>
-      <w:hyperlink r:id="rId27">
-        <w:r>
-          <w:rPr>
-            <w:lang w:val="zh_TW" w:bidi="zh_TW"/>
-          </w:rPr>
-          <w:rPr>
-            <w:color w:val="0000EE"/>
-            <w:u w:val="single"/>
-          </w:rPr>
-          <w:t>創6:3–9</w:t>
-        </w:r>
-      </w:hyperlink>
-      <w:r>
-        <w:rPr>
-          <w:lang w:val="zh_TW" w:bidi="zh_TW"/>
-        </w:rPr>
-        <w:t>）。挪亞按著神精準的指示，他建造了一艘方舟。只有八個人進入：</w:t>
-      </w:r>
-    </w:p>
-    <w:p>
-      <w:pPr>
-        <w:pStyle w:val="ListBullet"/>
-        <w:spacing w:line="240" w:lineRule="auto"/>
-        <w:ind w:left="1440"/>
-      </w:pPr>
-      <w:r>
-        <w:rPr>
-          <w:lang w:val="zh_TW" w:bidi="zh_TW"/>
-        </w:rPr>
-      </w:r>
-      <w:r>
-        <w:rPr>
-          <w:lang w:val="zh_TW" w:bidi="zh_TW"/>
-        </w:rPr>
-        <w:t>挪亞</w:t>
-      </w:r>
-    </w:p>
-    <w:p>
-      <w:pPr>
-        <w:pStyle w:val="ListBullet"/>
-        <w:spacing w:line="240" w:lineRule="auto"/>
-        <w:ind w:left="1440"/>
-      </w:pPr>
-      <w:r>
-        <w:rPr>
-          <w:lang w:val="zh_TW" w:bidi="zh_TW"/>
-        </w:rPr>
-      </w:r>
-      <w:r>
-        <w:rPr>
-          <w:lang w:val="zh_TW" w:bidi="zh_TW"/>
-        </w:rPr>
-        <w:t>他的妻子</w:t>
-      </w:r>
-    </w:p>
-    <w:p>
-      <w:pPr>
-        <w:pStyle w:val="ListBullet"/>
-        <w:spacing w:line="240" w:lineRule="auto"/>
-        <w:ind w:left="1440"/>
-      </w:pPr>
-      <w:r>
-        <w:rPr>
-          <w:lang w:val="zh_TW" w:bidi="zh_TW"/>
-        </w:rPr>
-      </w:r>
-      <w:r>
-        <w:rPr>
-          <w:lang w:val="zh_TW" w:bidi="zh_TW"/>
-        </w:rPr>
-        <w:t>他的三個兒子</w:t>
-      </w:r>
-    </w:p>
-    <w:p>
-      <w:pPr>
-        <w:pStyle w:val="ListBullet"/>
-        <w:spacing w:line="240" w:lineRule="auto"/>
-        <w:ind w:left="1440"/>
-      </w:pPr>
-      <w:r>
-        <w:rPr>
-          <w:lang w:val="zh_TW" w:bidi="zh_TW"/>
-        </w:rPr>
-      </w:r>
-      <w:r>
-        <w:rPr>
-          <w:lang w:val="zh_TW" w:bidi="zh_TW"/>
-        </w:rPr>
-        <w:t>他們的妻子</w:t>
-      </w:r>
-    </w:p>
-    <w:p>
-      <w:pPr/>
-      <w:r>
-        <w:rPr>
-          <w:lang w:val="zh_TW" w:bidi="zh_TW"/>
-        </w:rPr>
-      </w:r>
-      <w:r>
-        <w:rPr>
-          <w:lang w:val="zh_TW" w:bidi="zh_TW"/>
-        </w:rPr>
-        <w:t>各類生物都成對被帶入。如此，他們便從隨後的洪水中得以保護，而其他所有活物都滅亡了（</w:t>
-      </w:r>
-      <w:hyperlink r:id="rId28">
-        <w:r>
-          <w:rPr>
-            <w:lang w:val="zh_TW" w:bidi="zh_TW"/>
-          </w:rPr>
-          <w:rPr>
-            <w:color w:val="0000EE"/>
-            <w:u w:val="single"/>
-          </w:rPr>
-          <w:t>創6:14–8:19</w:t>
-        </w:r>
-      </w:hyperlink>
-      <w:r>
-        <w:rPr>
-          <w:lang w:val="zh_TW" w:bidi="zh_TW"/>
-        </w:rPr>
-        <w:t>）。當他們離開方舟後，挪亞築了一座壇。他獻上了使神喜悅的燔祭。神以應許作為回應：儘管人類有罪，祂不會再次降下洪水，或使季節混亂（</w:t>
-      </w:r>
-      <w:hyperlink r:id="rId29">
-        <w:r>
-          <w:rPr>
-            <w:lang w:val="zh_TW" w:bidi="zh_TW"/>
-          </w:rPr>
-          <w:rPr>
-            <w:color w:val="0000EE"/>
-            <w:u w:val="single"/>
-          </w:rPr>
-          <w:t>創8:20–9:17</w:t>
+      </w:r>
+    </w:p>
+    <w:p>
+      <w:pPr/>
+      <w:r>
+        <w:rPr>
+          <w:lang w:val="zh_TW" w:bidi="zh_TW"/>
+        </w:rPr>
+      </w:r>
+      <w:r>
+        <w:rPr>
+          <w:lang w:val="zh_TW" w:bidi="zh_TW"/>
+        </w:rPr>
+        <w:t>儘管有這些神蹟，摩西仍然猶豫不決：</w:t>
+      </w:r>
+      <w:r>
+        <w:rPr>
+          <w:lang w:val="zh_TW" w:bidi="zh_TW"/>
+        </w:rPr>
+        <w:t>「主啊，我素日不是能言的人，就是從你對僕人說話以後，也是這樣。我本是拙口笨舌的。」</w:t>
+      </w:r>
+      <w:r>
+        <w:rPr>
+          <w:lang w:val="zh_TW" w:bidi="zh_TW"/>
+        </w:rPr>
+        <w:t>（</w:t>
+      </w:r>
+      <w:hyperlink r:id="rId42">
+        <w:r>
+          <w:rPr>
+            <w:lang w:val="zh_TW" w:bidi="zh_TW"/>
+          </w:rPr>
+          <w:rPr>
+            <w:color w:val="0000EE"/>
+            <w:u w:val="single"/>
+          </w:rPr>
+          <w:t>出埃及記4:10</w:t>
+        </w:r>
+      </w:hyperlink>
+      <w:r>
+        <w:rPr>
+          <w:lang w:val="zh_TW" w:bidi="zh_TW"/>
+        </w:rPr>
+        <w:t>）神告訴他，會讓他知道該說什麼。然而，摩西求神派遣其他人。神最終同意讓摩西的兄弟亞倫為他說話。神會將祂的指示告訴摩西，然後亞倫會將這些話傳給百姓。</w:t>
+      </w:r>
+    </w:p>
+    <w:p>
+      <w:pPr>
+        <w:pStyle w:val="Heading4"/>
+      </w:pPr>
+      <w:r>
+        <w:rPr>
+          <w:lang w:val="zh_TW" w:bidi="zh_TW"/>
+        </w:rPr>
+        <w:t>回到埃及</w:t>
+      </w:r>
+    </w:p>
+    <w:p>
+      <w:pPr/>
+      <w:r>
+        <w:rPr>
+          <w:lang w:val="zh_TW" w:bidi="zh_TW"/>
+        </w:rPr>
+      </w:r>
+      <w:r>
+        <w:rPr>
+          <w:lang w:val="zh_TW" w:bidi="zh_TW"/>
+        </w:rPr>
+        <w:t>摩西帶著他的妻子和兒子出發前往埃及，告訴他的岳父他想去那裡探望他的家人（</w:t>
+      </w:r>
+      <w:hyperlink r:id="rId43">
+        <w:r>
+          <w:rPr>
+            <w:lang w:val="zh_TW" w:bidi="zh_TW"/>
+          </w:rPr>
+          <w:rPr>
+            <w:color w:val="0000EE"/>
+            <w:u w:val="single"/>
+          </w:rPr>
+          <w:t>出4:18</w:t>
+        </w:r>
+      </w:hyperlink>
+      <w:r>
+        <w:rPr>
+          <w:lang w:val="zh_TW" w:bidi="zh_TW"/>
+        </w:rPr>
+        <w:t>）。根據聖經記載，他將妻子和兒子們放在驢上，啟程出發（</w:t>
+      </w:r>
+      <w:hyperlink r:id="rId44">
+        <w:r>
+          <w:rPr>
+            <w:lang w:val="zh_TW" w:bidi="zh_TW"/>
+          </w:rPr>
+          <w:rPr>
+            <w:color w:val="0000EE"/>
+            <w:u w:val="single"/>
+          </w:rPr>
+          <w:t>出4:20</w:t>
+        </w:r>
+      </w:hyperlink>
+      <w:r>
+        <w:rPr>
+          <w:lang w:val="zh_TW" w:bidi="zh_TW"/>
+        </w:rPr>
+        <w:t>）。這顯示兩個孩子都很年輕，並不是在摩西成婚之初出生的。</w:t>
+      </w:r>
+    </w:p>
+    <w:p>
+      <w:pPr/>
+      <w:r>
+        <w:rPr>
+          <w:lang w:val="zh_TW" w:bidi="zh_TW"/>
+        </w:rPr>
+      </w:r>
+      <w:r>
+        <w:rPr>
+          <w:lang w:val="zh_TW" w:bidi="zh_TW"/>
+        </w:rPr>
+        <w:t>在旅程中的一個休息停駐點，發生了一件令人詫異的事，就是耶和華遇見摩西並試圖殺死他，因為摩西在離開米甸之前，沒有為他的孩子行割禮（</w:t>
+      </w:r>
+      <w:hyperlink r:id="rId45">
+        <w:r>
+          <w:rPr>
+            <w:lang w:val="zh_TW" w:bidi="zh_TW"/>
+          </w:rPr>
+          <w:rPr>
+            <w:color w:val="0000EE"/>
+            <w:u w:val="single"/>
+          </w:rPr>
+          <w:t>出4:24</w:t>
+        </w:r>
+      </w:hyperlink>
+      <w:r>
+        <w:rPr>
+          <w:lang w:val="zh_TW" w:bidi="zh_TW"/>
+        </w:rPr>
+        <w:t>）。當西坡拉意識到摩西危在旦夕時，她親自執行割禮。然後她對丈夫說：「你真是我的血郎了」（</w:t>
+      </w:r>
+      <w:hyperlink r:id="rId46">
+        <w:r>
+          <w:rPr>
+            <w:lang w:val="zh_TW" w:bidi="zh_TW"/>
+          </w:rPr>
+          <w:rPr>
+            <w:color w:val="0000EE"/>
+            <w:u w:val="single"/>
+          </w:rPr>
+          <w:t>出4:25</w:t>
+        </w:r>
+      </w:hyperlink>
+      <w:r>
+        <w:rPr>
+          <w:lang w:val="zh_TW" w:bidi="zh_TW"/>
+        </w:rPr>
+        <w:t>）。這奇怪的事件提醒，盟約的領袖必須遵循盟約（</w:t>
+      </w:r>
+      <w:hyperlink r:id="rId47">
+        <w:r>
+          <w:rPr>
+            <w:lang w:val="zh_TW" w:bidi="zh_TW"/>
+          </w:rPr>
+          <w:rPr>
+            <w:color w:val="0000EE"/>
+            <w:u w:val="single"/>
+          </w:rPr>
+          <w:t>創17:10–14</w:t>
+        </w:r>
+      </w:hyperlink>
+      <w:r>
+        <w:rPr>
+          <w:lang w:val="zh_TW" w:bidi="zh_TW"/>
+        </w:rPr>
+        <w:t>）。（以色列是神盟約中的子民，因為神與他們立了盟約</w:t>
+      </w:r>
+      <w:r>
+        <w:rPr>
+          <w:lang w:val="zh_TW" w:bidi="zh_TW"/>
+        </w:rPr>
+        <w:t>，</w:t>
+      </w:r>
+      <w:r>
+        <w:rPr>
+          <w:lang w:val="zh_TW" w:bidi="zh_TW"/>
+        </w:rPr>
+        <w:t>即特別的協議，要求男性接受割禮。）</w:t>
+      </w:r>
+    </w:p>
+    <w:p>
+      <w:pPr/>
+      <w:r>
+        <w:rPr>
+          <w:lang w:val="zh_TW" w:bidi="zh_TW"/>
+        </w:rPr>
+      </w:r>
+      <w:r>
+        <w:rPr>
+          <w:lang w:val="zh_TW" w:bidi="zh_TW"/>
+        </w:rPr>
+        <w:t>當時亞倫還在埃及，神告訴他要去摩西在燃燒荊棘遇見神的山上，與他的兄弟會合。摩西告知亞倫所發生的一切，他們一起去了埃及，召集希伯來人的長老，告知他們這些事件。當摩西和亞倫在百姓面前展示神蹟時，這些領袖便相信摩西和亞倫是神派來拯救他們的（</w:t>
+      </w:r>
+      <w:hyperlink r:id="rId48">
+        <w:r>
+          <w:rPr>
+            <w:lang w:val="zh_TW" w:bidi="zh_TW"/>
+          </w:rPr>
+          <w:rPr>
+            <w:color w:val="0000EE"/>
+            <w:u w:val="single"/>
+          </w:rPr>
+          <w:t>出4:30–31</w:t>
         </w:r>
       </w:hyperlink>
       <w:r>
@@ -828,154 +1972,109 @@
       </w:r>
     </w:p>
     <w:p>
-      <w:pPr/>
-      <w:r>
-        <w:rPr>
-          <w:lang w:val="zh_TW" w:bidi="zh_TW"/>
-        </w:rPr>
-      </w:r>
-      <w:r>
-        <w:rPr>
-          <w:lang w:val="zh_TW" w:bidi="zh_TW"/>
-        </w:rPr>
-        <w:t>挪亞曾經抵禦強大的誘惑。然而，可能因疏忽或年老，他喝醉了。家人之間的反應各不相同，導致了不同的結局。閃和雅弗得了祝福。含沒有得到祝福，而他的兒子迦南則被咒詛（</w:t>
-      </w:r>
-      <w:hyperlink r:id="rId30">
-        <w:r>
-          <w:rPr>
-            <w:lang w:val="zh_TW" w:bidi="zh_TW"/>
-          </w:rPr>
-          <w:rPr>
-            <w:color w:val="0000EE"/>
-            <w:u w:val="single"/>
-          </w:rPr>
-          <w:t>創9:20–27</w:t>
-        </w:r>
-      </w:hyperlink>
-      <w:r>
-        <w:rPr>
-          <w:lang w:val="zh_TW" w:bidi="zh_TW"/>
-        </w:rPr>
-        <w:t>）。挪亞在洪水之後又活了350年，他活到950歲時便去世。</w:t>
-      </w:r>
-    </w:p>
-    <w:p>
-      <w:pPr/>
-      <w:r>
-        <w:rPr>
-          <w:lang w:val="zh_TW" w:bidi="zh_TW"/>
-        </w:rPr>
-      </w:r>
-      <w:hyperlink r:id="rId31">
-        <w:r>
-          <w:rPr>
-            <w:lang w:val="zh_TW" w:bidi="zh_TW"/>
-          </w:rPr>
-          <w:rPr>
-            <w:color w:val="0000EE"/>
-            <w:u w:val="single"/>
-          </w:rPr>
-          <w:t>以西結書十四章12至14節</w:t>
-        </w:r>
-      </w:hyperlink>
-      <w:r>
-        <w:rPr>
-          <w:lang w:val="zh_TW" w:bidi="zh_TW"/>
-        </w:rPr>
-        <w:t>，</w:t>
-      </w:r>
-      <w:hyperlink r:id="rId31">
-        <w:r>
-          <w:rPr>
-            <w:lang w:val="zh_TW" w:bidi="zh_TW"/>
-          </w:rPr>
-          <w:rPr>
-            <w:color w:val="0000EE"/>
-            <w:u w:val="single"/>
-          </w:rPr>
-          <w:t>十九至二十章</w:t>
-        </w:r>
-      </w:hyperlink>
-      <w:r>
-        <w:rPr>
-          <w:lang w:val="zh_TW" w:bidi="zh_TW"/>
-        </w:rPr>
-        <w:t>提到挪亞、但以理和約伯因為「他們的義」。《希伯來書》稱讚挪亞，因著信心與聖潔的敬畏，他拒絕了世界，並成為公義的承受者（</w:t>
-      </w:r>
-      <w:hyperlink r:id="rId32">
-        <w:r>
-          <w:rPr>
-            <w:lang w:val="zh_TW" w:bidi="zh_TW"/>
-          </w:rPr>
-          <w:rPr>
-            <w:color w:val="0000EE"/>
-            <w:u w:val="single"/>
-          </w:rPr>
-          <w:t>來11:7</w:t>
-        </w:r>
-      </w:hyperlink>
-      <w:r>
-        <w:rPr>
-          <w:lang w:val="zh_TW" w:bidi="zh_TW"/>
-        </w:rPr>
-        <w:t>），而</w:t>
-      </w:r>
-      <w:hyperlink r:id="rId33">
-        <w:r>
-          <w:rPr>
-            <w:lang w:val="zh_TW" w:bidi="zh_TW"/>
-          </w:rPr>
-          <w:rPr>
-            <w:color w:val="0000EE"/>
-            <w:u w:val="single"/>
-          </w:rPr>
-          <w:t>彼得後書二章5節</w:t>
-        </w:r>
-      </w:hyperlink>
-      <w:r>
-        <w:rPr>
-          <w:lang w:val="zh_TW" w:bidi="zh_TW"/>
-        </w:rPr>
-        <w:t>稱他為「傳義道的」。</w:t>
-      </w:r>
-    </w:p>
-    <w:p>
-      <w:pPr/>
-      <w:r>
-        <w:rPr>
-          <w:lang w:val="zh_TW" w:bidi="zh_TW"/>
-        </w:rPr>
-      </w:r>
-      <w:r>
-        <w:rPr>
-          <w:i/>
-          <w:lang w:val="zh_TW" w:bidi="zh_TW"/>
-        </w:rPr>
-        <w:t>另見</w:t>
-      </w:r>
-      <w:r>
-        <w:rPr>
-          <w:lang w:val="zh_TW" w:bidi="zh_TW"/>
-        </w:rPr>
-        <w:t>洪水</w:t>
-      </w:r>
-      <w:r>
-        <w:rPr>
-          <w:lang w:val="zh_TW" w:bidi="zh_TW"/>
-        </w:rPr>
-        <w:t>；</w:t>
-      </w:r>
-      <w:r>
-        <w:rPr>
-          <w:lang w:val="zh_TW" w:bidi="zh_TW"/>
-        </w:rPr>
-        <w:t>吉加墨詩史詩</w:t>
-      </w:r>
-      <w:r>
-        <w:rPr>
-          <w:lang w:val="zh_TW" w:bidi="zh_TW"/>
-        </w:rPr>
-        <w:t>。</w:t>
+      <w:pPr>
+        <w:pStyle w:val="Heading3"/>
+      </w:pPr>
+      <w:r>
+        <w:rPr>
+          <w:lang w:val="zh_TW" w:bidi="zh_TW"/>
+        </w:rPr>
+        <w:t>從埃及到迦南的第三個四十年</w:t>
+      </w:r>
+    </w:p>
+    <w:p>
+      <w:pPr>
+        <w:pStyle w:val="Heading4"/>
+      </w:pPr>
+      <w:r>
+        <w:rPr>
+          <w:lang w:val="zh_TW" w:bidi="zh_TW"/>
+        </w:rPr>
+        <w:t>與法老的相遇</w:t>
+      </w:r>
+    </w:p>
+    <w:p>
+      <w:pPr/>
+      <w:r>
+        <w:rPr>
+          <w:lang w:val="zh_TW" w:bidi="zh_TW"/>
+        </w:rPr>
+      </w:r>
+      <w:r>
+        <w:rPr>
+          <w:lang w:val="zh_TW" w:bidi="zh_TW"/>
+        </w:rPr>
+        <w:t>不久，摩西回到埃及，並和亞倫一起去見法老。摩西重申耶和華的要求：「</w:t>
+      </w:r>
+      <w:r>
+        <w:rPr>
+          <w:lang w:val="zh_TW" w:bidi="zh_TW"/>
+        </w:rPr>
+        <w:t>容我的百姓去，在曠野向我守節。</w:t>
+      </w:r>
+      <w:r>
+        <w:rPr>
+          <w:lang w:val="zh_TW" w:bidi="zh_TW"/>
+        </w:rPr>
+        <w:t>」（</w:t>
+      </w:r>
+      <w:hyperlink r:id="rId49">
+        <w:r>
+          <w:rPr>
+            <w:lang w:val="zh_TW" w:bidi="zh_TW"/>
+          </w:rPr>
+          <w:rPr>
+            <w:color w:val="0000EE"/>
+            <w:u w:val="single"/>
+          </w:rPr>
+          <w:t>出5:1</w:t>
+        </w:r>
+      </w:hyperlink>
+      <w:r>
+        <w:rPr>
+          <w:lang w:val="zh_TW" w:bidi="zh_TW"/>
+        </w:rPr>
+        <w:t>）。法老斷然拒絕，說他從未聽說過這個神；由於法老自認為是神，並感到非常受辱，他不僅拒絕了摩西的要求，還讓希伯來人的工作更加艱難。他們現在必須自己收集稻草來製磚，但仍須製作與先前要求同樣數目的磚。</w:t>
+      </w:r>
+    </w:p>
+    <w:p>
+      <w:pPr/>
+      <w:r>
+        <w:rPr>
+          <w:lang w:val="zh_TW" w:bidi="zh_TW"/>
+        </w:rPr>
+      </w:r>
+      <w:r>
+        <w:rPr>
+          <w:lang w:val="zh_TW" w:bidi="zh_TW"/>
+        </w:rPr>
+        <w:t>希伯來人感到無比難受，並責怪摩西，要他為他們的困境負責。摩西感到十分困惱，向神抱怨。神安慰摩西，是祂會將希伯來人從奴役中解救出來，並帶他們到應許給亞伯拉罕、以撒和雅各的土地。祂叫摩西回到法老那裡，重申</w:t>
+      </w:r>
+      <w:r>
+        <w:rPr>
+          <w:lang w:val="zh_TW" w:bidi="zh_TW"/>
+        </w:rPr>
+        <w:t>訴</w:t>
+      </w:r>
+      <w:r>
+        <w:rPr>
+          <w:lang w:val="zh_TW" w:bidi="zh_TW"/>
+        </w:rPr>
+        <w:t>求，並警告如果法老拒絕，會招致嚴重後果。</w:t>
+      </w:r>
+    </w:p>
+    <w:p>
+      <w:pPr/>
+      <w:r>
+        <w:rPr>
+          <w:lang w:val="zh_TW" w:bidi="zh_TW"/>
+        </w:rPr>
+      </w:r>
+      <w:r>
+        <w:rPr>
+          <w:lang w:val="zh_TW" w:bidi="zh_TW"/>
+        </w:rPr>
+        <w:t>當摩西和亞倫回到法老那裡時，摩西再次要求他讓以色列人離開。他向法老展示一個神蹟，將他的杖變成蛇；但埃及的術士用他們的邪術做到同樣的事，所以法老仍然拒絕聽從。然後，摩西為埃及帶來九災，以顯示神的力量，迫使法老服從。這些災難包括：</w:t>
       </w:r>
     </w:p>
     <w:p>
@@ -997,36 +2096,4911 @@
         <w:rPr>
           <w:lang w:val="zh_TW" w:bidi="zh_TW"/>
         </w:rPr>
-        <w:t>瑪拿西支派西羅非哈的女兒（</w:t>
-      </w:r>
-      <w:hyperlink r:id="rId34">
-        <w:r>
-          <w:rPr>
-            <w:lang w:val="zh_TW" w:bidi="zh_TW"/>
-          </w:rPr>
-          <w:rPr>
-            <w:color w:val="0000EE"/>
-            <w:u w:val="single"/>
-          </w:rPr>
-          <w:t>民26:33</w:t>
-        </w:r>
-      </w:hyperlink>
-      <w:r>
-        <w:rPr>
-          <w:lang w:val="zh_TW" w:bidi="zh_TW"/>
-        </w:rPr>
-        <w:t>）。當她們的父親死後沒有留下兒子時，她和她的四個姐妹請求制定律法，以保護她們的產業繼承權（</w:t>
-      </w:r>
-      <w:hyperlink r:id="rId35">
-        <w:r>
-          <w:rPr>
-            <w:lang w:val="zh_TW" w:bidi="zh_TW"/>
-          </w:rPr>
-          <w:rPr>
-            <w:color w:val="0000EE"/>
-            <w:u w:val="single"/>
-          </w:rPr>
-          <w:t>民27:1–11</w:t>
+        <w:t>將尼羅河的水變成血</w:t>
+      </w:r>
+    </w:p>
+    <w:p>
+      <w:pPr>
+        <w:pStyle w:val="ListNumber"/>
+        <w:spacing w:line="240" w:lineRule="auto"/>
+        <w:ind w:left="720"/>
+      </w:pPr>
+      <w:r>
+        <w:rPr>
+          <w:lang w:val="zh_TW" w:bidi="zh_TW"/>
+        </w:rPr>
+      </w:r>
+      <w:r>
+        <w:rPr>
+          <w:lang w:val="zh_TW" w:bidi="zh_TW"/>
+        </w:rPr>
+        <w:t>青蛙的瘟疫</w:t>
+      </w:r>
+    </w:p>
+    <w:p>
+      <w:pPr>
+        <w:pStyle w:val="ListNumber"/>
+        <w:spacing w:line="240" w:lineRule="auto"/>
+        <w:ind w:left="720"/>
+      </w:pPr>
+      <w:r>
+        <w:rPr>
+          <w:lang w:val="zh_TW" w:bidi="zh_TW"/>
+        </w:rPr>
+      </w:r>
+      <w:r>
+        <w:rPr>
+          <w:lang w:val="zh_TW" w:bidi="zh_TW"/>
+        </w:rPr>
+        <w:t>虱</w:t>
+      </w:r>
+    </w:p>
+    <w:p>
+      <w:pPr>
+        <w:pStyle w:val="ListNumber"/>
+        <w:spacing w:line="240" w:lineRule="auto"/>
+        <w:ind w:left="720"/>
+      </w:pPr>
+      <w:r>
+        <w:rPr>
+          <w:lang w:val="zh_TW" w:bidi="zh_TW"/>
+        </w:rPr>
+      </w:r>
+      <w:r>
+        <w:rPr>
+          <w:lang w:val="zh_TW" w:bidi="zh_TW"/>
+        </w:rPr>
+        <w:t>蒼蠅</w:t>
+      </w:r>
+    </w:p>
+    <w:p>
+      <w:pPr>
+        <w:pStyle w:val="ListNumber"/>
+        <w:spacing w:line="240" w:lineRule="auto"/>
+        <w:ind w:left="720"/>
+      </w:pPr>
+      <w:r>
+        <w:rPr>
+          <w:lang w:val="zh_TW" w:bidi="zh_TW"/>
+        </w:rPr>
+      </w:r>
+      <w:r>
+        <w:rPr>
+          <w:lang w:val="zh_TW" w:bidi="zh_TW"/>
+        </w:rPr>
+        <w:t>牲畜的災病</w:t>
+      </w:r>
+    </w:p>
+    <w:p>
+      <w:pPr>
+        <w:pStyle w:val="ListNumber"/>
+        <w:spacing w:line="240" w:lineRule="auto"/>
+        <w:ind w:left="720"/>
+      </w:pPr>
+      <w:r>
+        <w:rPr>
+          <w:lang w:val="zh_TW" w:bidi="zh_TW"/>
+        </w:rPr>
+      </w:r>
+      <w:r>
+        <w:rPr>
+          <w:lang w:val="zh_TW" w:bidi="zh_TW"/>
+        </w:rPr>
+        <w:t>瘡</w:t>
+      </w:r>
+    </w:p>
+    <w:p>
+      <w:pPr>
+        <w:pStyle w:val="ListNumber"/>
+        <w:spacing w:line="240" w:lineRule="auto"/>
+        <w:ind w:left="720"/>
+      </w:pPr>
+      <w:r>
+        <w:rPr>
+          <w:lang w:val="zh_TW" w:bidi="zh_TW"/>
+        </w:rPr>
+      </w:r>
+      <w:r>
+        <w:rPr>
+          <w:lang w:val="zh_TW" w:bidi="zh_TW"/>
+        </w:rPr>
+        <w:t>冰雹</w:t>
+      </w:r>
+    </w:p>
+    <w:p>
+      <w:pPr>
+        <w:pStyle w:val="ListNumber"/>
+        <w:spacing w:line="240" w:lineRule="auto"/>
+        <w:ind w:left="720"/>
+      </w:pPr>
+      <w:r>
+        <w:rPr>
+          <w:lang w:val="zh_TW" w:bidi="zh_TW"/>
+        </w:rPr>
+      </w:r>
+      <w:r>
+        <w:rPr>
+          <w:lang w:val="zh_TW" w:bidi="zh_TW"/>
+        </w:rPr>
+        <w:t>蝗蟲</w:t>
+      </w:r>
+    </w:p>
+    <w:p>
+      <w:pPr>
+        <w:pStyle w:val="ListNumber"/>
+        <w:spacing w:line="240" w:lineRule="auto"/>
+        <w:ind w:left="720"/>
+      </w:pPr>
+      <w:r>
+        <w:rPr>
+          <w:lang w:val="zh_TW" w:bidi="zh_TW"/>
+        </w:rPr>
+      </w:r>
+      <w:r>
+        <w:rPr>
+          <w:lang w:val="zh_TW" w:bidi="zh_TW"/>
+        </w:rPr>
+        <w:t>完全的黑暗</w:t>
+      </w:r>
+    </w:p>
+    <w:p>
+      <w:pPr/>
+      <w:r>
+        <w:rPr>
+          <w:lang w:val="zh_TW" w:bidi="zh_TW"/>
+        </w:rPr>
+      </w:r>
+      <w:r>
+        <w:rPr>
+          <w:lang w:val="zh_TW" w:bidi="zh_TW"/>
+        </w:rPr>
+        <w:t>在這些災中，法老有時會同意讓以色列人離開，但一旦災難結束，他又會改變主意，再次拒絕。前九災使埃及滿目瘡痍，但以色列人仍未重獲自由。然而，神還有最後一災要降下，將是最嚴重的一擊。</w:t>
+      </w:r>
+    </w:p>
+    <w:p>
+      <w:pPr>
+        <w:pStyle w:val="Heading4"/>
+      </w:pPr>
+      <w:r>
+        <w:rPr>
+          <w:lang w:val="zh_TW" w:bidi="zh_TW"/>
+        </w:rPr>
+        <w:t>第一個逾越節</w:t>
+      </w:r>
+    </w:p>
+    <w:p>
+      <w:pPr/>
+      <w:r>
+        <w:rPr>
+          <w:lang w:val="zh_TW" w:bidi="zh_TW"/>
+        </w:rPr>
+      </w:r>
+      <w:r>
+        <w:rPr>
+          <w:lang w:val="zh_TW" w:bidi="zh_TW"/>
+        </w:rPr>
+        <w:t>神告訴摩西，還有一災要降臨埃及：「</w:t>
+      </w:r>
+      <w:r>
+        <w:rPr>
+          <w:lang w:val="zh_TW" w:bidi="zh_TW"/>
+        </w:rPr>
+        <w:t>凡在埃及地，從坐寶座的法老直到磨子後的婢女所有的長子，以及一切頭生的牲畜，都必死</w:t>
+      </w:r>
+      <w:r>
+        <w:rPr>
+          <w:lang w:val="zh_TW" w:bidi="zh_TW"/>
+        </w:rPr>
+        <w:t>」（</w:t>
+      </w:r>
+      <w:hyperlink r:id="rId50">
+        <w:r>
+          <w:rPr>
+            <w:lang w:val="zh_TW" w:bidi="zh_TW"/>
+          </w:rPr>
+          <w:rPr>
+            <w:color w:val="0000EE"/>
+            <w:u w:val="single"/>
+          </w:rPr>
+          <w:t>出11:5</w:t>
+        </w:r>
+      </w:hyperlink>
+      <w:r>
+        <w:rPr>
+          <w:lang w:val="zh_TW" w:bidi="zh_TW"/>
+        </w:rPr>
+        <w:t>）。祂向摩西保證，這災不會影響希伯來人，「</w:t>
+      </w:r>
+      <w:r>
+        <w:rPr>
+          <w:lang w:val="zh_TW" w:bidi="zh_TW"/>
+        </w:rPr>
+        <w:t>好叫你們知道耶和華是將埃及人和以色列人分別出來</w:t>
+      </w:r>
+      <w:r>
+        <w:rPr>
+          <w:lang w:val="zh_TW" w:bidi="zh_TW"/>
+        </w:rPr>
+        <w:t>」（</w:t>
+      </w:r>
+      <w:hyperlink r:id="rId51">
+        <w:r>
+          <w:rPr>
+            <w:lang w:val="zh_TW" w:bidi="zh_TW"/>
+          </w:rPr>
+          <w:rPr>
+            <w:color w:val="0000EE"/>
+            <w:u w:val="single"/>
+          </w:rPr>
+          <w:t>出11:7</w:t>
+        </w:r>
+      </w:hyperlink>
+      <w:r>
+        <w:rPr>
+          <w:lang w:val="zh_TW" w:bidi="zh_TW"/>
+        </w:rPr>
+        <w:t>）。</w:t>
+      </w:r>
+    </w:p>
+    <w:p>
+      <w:pPr/>
+      <w:r>
+        <w:rPr>
+          <w:lang w:val="zh_TW" w:bidi="zh_TW"/>
+        </w:rPr>
+      </w:r>
+      <w:r>
+        <w:rPr>
+          <w:lang w:val="zh_TW" w:bidi="zh_TW"/>
+        </w:rPr>
+        <w:t>神透過摩西和亞倫，指示百姓迅速準備離開埃及。他們要向埃及人索取銀飾和金飾（</w:t>
+      </w:r>
+      <w:hyperlink r:id="rId52">
+        <w:r>
+          <w:rPr>
+            <w:lang w:val="zh_TW" w:bidi="zh_TW"/>
+          </w:rPr>
+          <w:rPr>
+            <w:color w:val="0000EE"/>
+            <w:u w:val="single"/>
+          </w:rPr>
+          <w:t>出11:2–3</w:t>
+        </w:r>
+      </w:hyperlink>
+      <w:r>
+        <w:rPr>
+          <w:lang w:val="zh_TW" w:bidi="zh_TW"/>
+        </w:rPr>
+        <w:t>）。埃及人同意，可能是出於恐懼，並希望這些禮物能阻止災難發生。希伯來人也要為每個家庭準備一隻羊羔，作為他們在埃及的最後晚餐。這便成為後來猶太人過逾越節的傳統。他們要將羊羔的血塗在房屋的門框和門楣上，那夜逾越節的晚餐將會在其中享用。凡是門上有血的地方，那戶人家就不會遭受傷害。他們還要準備無酵餅（就是未經發酵的餅）。</w:t>
+      </w:r>
+    </w:p>
+    <w:p>
+      <w:pPr/>
+      <w:r>
+        <w:rPr>
+          <w:lang w:val="zh_TW" w:bidi="zh_TW"/>
+        </w:rPr>
+      </w:r>
+      <w:r>
+        <w:rPr>
+          <w:lang w:val="zh_TW" w:bidi="zh_TW"/>
+        </w:rPr>
+        <w:t>在半夜，耶和華擊殺埃及所有的長子，從法老的長子到階下囚，無一倖免。當法老看到這悲劇時，他命令摩西和以色列人立即離開（</w:t>
+      </w:r>
+      <w:hyperlink r:id="rId53">
+        <w:r>
+          <w:rPr>
+            <w:lang w:val="zh_TW" w:bidi="zh_TW"/>
+          </w:rPr>
+          <w:rPr>
+            <w:color w:val="0000EE"/>
+            <w:u w:val="single"/>
+          </w:rPr>
+          <w:t>出12:31–32</w:t>
+        </w:r>
+      </w:hyperlink>
+      <w:r>
+        <w:rPr>
+          <w:lang w:val="zh_TW" w:bidi="zh_TW"/>
+        </w:rPr>
+        <w:t>）。聖經說約有六十萬希伯來男人離開埃及。加上婦女和兒童，總數超過二百萬人。</w:t>
+      </w:r>
+    </w:p>
+    <w:p>
+      <w:pPr>
+        <w:pStyle w:val="Heading4"/>
+      </w:pPr>
+      <w:r>
+        <w:rPr>
+          <w:lang w:val="zh_TW" w:bidi="zh_TW"/>
+        </w:rPr>
+        <w:t>出埃及</w:t>
+      </w:r>
+    </w:p>
+    <w:p>
+      <w:pPr/>
+      <w:r>
+        <w:rPr>
+          <w:lang w:val="zh_TW" w:bidi="zh_TW"/>
+        </w:rPr>
+      </w:r>
+      <w:r>
+        <w:rPr>
+          <w:lang w:val="zh_TW" w:bidi="zh_TW"/>
+        </w:rPr>
+        <w:t>出埃及是舊約聖經的核心事件，標誌以色列作為民族的誕生。猶太人仍然將這事件視為神拯救祂子民偉大作為，就像基督徒將「十字架」視為信仰的關鍵作為。</w:t>
+      </w:r>
+    </w:p>
+    <w:p>
+      <w:pPr/>
+      <w:r>
+        <w:rPr>
+          <w:lang w:val="zh_TW" w:bidi="zh_TW"/>
+        </w:rPr>
+      </w:r>
+      <w:r>
+        <w:rPr>
+          <w:lang w:val="zh_TW" w:bidi="zh_TW"/>
+        </w:rPr>
+        <w:t>神學家提出許多想法，但我們仍然無法確定希伯來人離開埃及的實際路線。他們沒有選擇最接近迦南的路線，這條路線沿著地中海海岸，大約只需短短10天腳程。相反，他們前往西奈山，那是摩西早前在燃燒荊棘中遇見神的地方。神告訴摩西，祂會帶領人到達同一地點，作為摩西被派來拯救他們的記號（</w:t>
+      </w:r>
+      <w:hyperlink r:id="rId54">
+        <w:r>
+          <w:rPr>
+            <w:lang w:val="zh_TW" w:bidi="zh_TW"/>
+          </w:rPr>
+          <w:rPr>
+            <w:color w:val="0000EE"/>
+            <w:u w:val="single"/>
+          </w:rPr>
+          <w:t>出3:12</w:t>
+        </w:r>
+      </w:hyperlink>
+      <w:r>
+        <w:rPr>
+          <w:lang w:val="zh_TW" w:bidi="zh_TW"/>
+        </w:rPr>
+        <w:t>）。希伯來人也記得約瑟要求他們在返回自己的土地時，要帶著他的骨頭（</w:t>
+      </w:r>
+      <w:hyperlink r:id="rId55">
+        <w:r>
+          <w:rPr>
+            <w:lang w:val="zh_TW" w:bidi="zh_TW"/>
+          </w:rPr>
+          <w:rPr>
+            <w:color w:val="0000EE"/>
+            <w:u w:val="single"/>
+          </w:rPr>
+          <w:t>創50:25</w:t>
+        </w:r>
+      </w:hyperlink>
+      <w:r>
+        <w:rPr>
+          <w:lang w:val="zh_TW" w:bidi="zh_TW"/>
+        </w:rPr>
+        <w:t>；</w:t>
+      </w:r>
+      <w:hyperlink r:id="rId56">
+        <w:r>
+          <w:rPr>
+            <w:lang w:val="zh_TW" w:bidi="zh_TW"/>
+          </w:rPr>
+          <w:rPr>
+            <w:color w:val="0000EE"/>
+            <w:u w:val="single"/>
+          </w:rPr>
+          <w:t>出13:19</w:t>
+        </w:r>
+      </w:hyperlink>
+      <w:r>
+        <w:rPr>
+          <w:lang w:val="zh_TW" w:bidi="zh_TW"/>
+        </w:rPr>
+        <w:t>）。</w:t>
+      </w:r>
+    </w:p>
+    <w:p>
+      <w:pPr/>
+      <w:r>
+        <w:rPr>
+          <w:lang w:val="zh_TW" w:bidi="zh_TW"/>
+        </w:rPr>
+      </w:r>
+      <w:r>
+        <w:rPr>
+          <w:lang w:val="zh_TW" w:bidi="zh_TW"/>
+        </w:rPr>
+        <w:t>以色列人在曠野期間，白天有雲柱、晚上有火柱為他們引路。雲柱、火柱代表神的同在，引導他們沿著神所安排的路線前進。</w:t>
+      </w:r>
+    </w:p>
+    <w:p>
+      <w:pPr/>
+      <w:r>
+        <w:rPr>
+          <w:lang w:val="zh_TW" w:bidi="zh_TW"/>
+        </w:rPr>
+      </w:r>
+      <w:r>
+        <w:rPr>
+          <w:lang w:val="zh_TW" w:bidi="zh_TW"/>
+        </w:rPr>
+        <w:t>與此同時，身在埃及的法老後悔讓希伯來人離開，決定帶著他的軍隊追趕他們。希伯來人看到埃及軍隊逼近時，感到非常恐懼。海就在他們前面，埃及人在他們後面，前無退路，後有追兵；於是他們責怪摩西把他們帶出埃及。神向他們保證，他們不需要害怕或做任何事情來保衛自己，因祂承諾為他們爭戰，賜給他們勝利（</w:t>
+      </w:r>
+      <w:hyperlink r:id="rId57">
+        <w:r>
+          <w:rPr>
+            <w:lang w:val="zh_TW" w:bidi="zh_TW"/>
+          </w:rPr>
+          <w:rPr>
+            <w:color w:val="0000EE"/>
+            <w:u w:val="single"/>
+          </w:rPr>
+          <w:t>出14:14</w:t>
+        </w:r>
+      </w:hyperlink>
+      <w:r>
+        <w:rPr>
+          <w:lang w:val="zh_TW" w:bidi="zh_TW"/>
+        </w:rPr>
+        <w:t>）。</w:t>
+      </w:r>
+    </w:p>
+    <w:p>
+      <w:pPr/>
+      <w:r>
+        <w:rPr>
+          <w:lang w:val="zh_TW" w:bidi="zh_TW"/>
+        </w:rPr>
+      </w:r>
+      <w:r>
+        <w:rPr>
+          <w:lang w:val="zh_TW" w:bidi="zh_TW"/>
+        </w:rPr>
+        <w:t>耶和華用強烈的東風分開蘆葦海（常被錯誤地稱為紅海）的水，使以色列人走過乾地。埃及人緊隨其後，進入海中，但是，分開的海水卻湧下淹沒了埃及軍隊。以色列人在海的另一邊安全無恙，他們在歌聲中慶祝神的拯救（</w:t>
+      </w:r>
+      <w:hyperlink r:id="rId58">
+        <w:r>
+          <w:rPr>
+            <w:lang w:val="zh_TW" w:bidi="zh_TW"/>
+          </w:rPr>
+          <w:rPr>
+            <w:color w:val="0000EE"/>
+            <w:u w:val="single"/>
+          </w:rPr>
+          <w:t>出15章</w:t>
+        </w:r>
+      </w:hyperlink>
+      <w:r>
+        <w:rPr>
+          <w:lang w:val="zh_TW" w:bidi="zh_TW"/>
+        </w:rPr>
+        <w:t>），並繼續他們的旅程。接下來的敘述，描述以色列人在曠野掙扎求存：</w:t>
+      </w:r>
+    </w:p>
+    <w:p>
+      <w:pPr>
+        <w:pStyle w:val="ListBullet"/>
+        <w:spacing w:line="240" w:lineRule="auto"/>
+        <w:ind w:left="720"/>
+      </w:pPr>
+      <w:r>
+        <w:rPr>
+          <w:lang w:val="zh_TW" w:bidi="zh_TW"/>
+        </w:rPr>
+      </w:r>
+      <w:r>
+        <w:rPr>
+          <w:lang w:val="zh_TW" w:bidi="zh_TW"/>
+        </w:rPr>
+        <w:t>以色列人遇到食物和水的問題。</w:t>
+      </w:r>
+    </w:p>
+    <w:p>
+      <w:pPr>
+        <w:pStyle w:val="ListBullet"/>
+        <w:spacing w:line="240" w:lineRule="auto"/>
+        <w:ind w:left="720"/>
+      </w:pPr>
+      <w:r>
+        <w:rPr>
+          <w:lang w:val="zh_TW" w:bidi="zh_TW"/>
+        </w:rPr>
+      </w:r>
+      <w:r>
+        <w:rPr>
+          <w:lang w:val="zh_TW" w:bidi="zh_TW"/>
+        </w:rPr>
+        <w:t>以色列人彼此爭論。</w:t>
+      </w:r>
+    </w:p>
+    <w:p>
+      <w:pPr>
+        <w:pStyle w:val="ListBullet"/>
+        <w:spacing w:line="240" w:lineRule="auto"/>
+        <w:ind w:left="720"/>
+      </w:pPr>
+      <w:r>
+        <w:rPr>
+          <w:lang w:val="zh_TW" w:bidi="zh_TW"/>
+        </w:rPr>
+      </w:r>
+      <w:r>
+        <w:rPr>
+          <w:lang w:val="zh_TW" w:bidi="zh_TW"/>
+        </w:rPr>
+        <w:t>以色列人埋怨摩西。</w:t>
+      </w:r>
+    </w:p>
+    <w:p>
+      <w:pPr>
+        <w:pStyle w:val="ListBullet"/>
+        <w:spacing w:line="240" w:lineRule="auto"/>
+        <w:ind w:left="720"/>
+      </w:pPr>
+      <w:r>
+        <w:rPr>
+          <w:lang w:val="zh_TW" w:bidi="zh_TW"/>
+        </w:rPr>
+      </w:r>
+      <w:r>
+        <w:rPr>
+          <w:lang w:val="zh_TW" w:bidi="zh_TW"/>
+        </w:rPr>
+        <w:t>以色列人與敵人戰爭。</w:t>
+      </w:r>
+    </w:p>
+    <w:p>
+      <w:pPr/>
+      <w:r>
+        <w:rPr>
+          <w:lang w:val="zh_TW" w:bidi="zh_TW"/>
+        </w:rPr>
+      </w:r>
+      <w:r>
+        <w:rPr>
+          <w:lang w:val="zh_TW" w:bidi="zh_TW"/>
+        </w:rPr>
+        <w:t>在他們所有經歷中，摩西成為他們合一的力量和偉大的屬靈領袖。</w:t>
+      </w:r>
+    </w:p>
+    <w:p>
+      <w:pPr/>
+      <w:r>
+        <w:rPr>
+          <w:lang w:val="zh_TW" w:bidi="zh_TW"/>
+        </w:rPr>
+      </w:r>
+      <w:r>
+        <w:rPr>
+          <w:lang w:val="zh_TW" w:bidi="zh_TW"/>
+        </w:rPr>
+        <w:t>儘管以色列人見證過神偉大的拯救，其信心卻仍然薄弱。三天後，他們發現水無法飲用，便向摩西埋怨。耶和華指示摩西淨化食水，滿足了他們的需求（</w:t>
+      </w:r>
+      <w:hyperlink r:id="rId59">
+        <w:r>
+          <w:rPr>
+            <w:lang w:val="zh_TW" w:bidi="zh_TW"/>
+          </w:rPr>
+          <w:rPr>
+            <w:color w:val="0000EE"/>
+            <w:u w:val="single"/>
+          </w:rPr>
+          <w:t>出15:22–25</w:t>
+        </w:r>
+      </w:hyperlink>
+      <w:r>
+        <w:rPr>
+          <w:lang w:val="zh_TW" w:bidi="zh_TW"/>
+        </w:rPr>
+        <w:t>）。當他們到達汛的曠野時，由於缺乏食物，於是再次抱怨。神便提供嗎哪，嗎哪是一種類似餅的物質，供養他們直到迦南（</w:t>
+      </w:r>
+      <w:hyperlink r:id="rId60">
+        <w:r>
+          <w:rPr>
+            <w:lang w:val="zh_TW" w:bidi="zh_TW"/>
+          </w:rPr>
+          <w:rPr>
+            <w:color w:val="0000EE"/>
+            <w:u w:val="single"/>
+          </w:rPr>
+          <w:t>出16:1–21</w:t>
+        </w:r>
+      </w:hyperlink>
+      <w:r>
+        <w:rPr>
+          <w:lang w:val="zh_TW" w:bidi="zh_TW"/>
+        </w:rPr>
+        <w:t>）。後來，當他們在利非訂安營時，人們再次抱怨缺水，神便從何烈的磐石供應水（</w:t>
+      </w:r>
+      <w:hyperlink r:id="rId61">
+        <w:r>
+          <w:rPr>
+            <w:lang w:val="zh_TW" w:bidi="zh_TW"/>
+          </w:rPr>
+          <w:rPr>
+            <w:color w:val="0000EE"/>
+            <w:u w:val="single"/>
+          </w:rPr>
+          <w:t>出17:1–7</w:t>
+        </w:r>
+      </w:hyperlink>
+      <w:r>
+        <w:rPr>
+          <w:lang w:val="zh_TW" w:bidi="zh_TW"/>
+        </w:rPr>
+        <w:t>）。亞瑪力人在利非訂攻擊他們時，神又賜給以色列人大大得勝（</w:t>
+      </w:r>
+      <w:hyperlink r:id="rId62">
+        <w:r>
+          <w:rPr>
+            <w:lang w:val="zh_TW" w:bidi="zh_TW"/>
+          </w:rPr>
+          <w:rPr>
+            <w:color w:val="0000EE"/>
+            <w:u w:val="single"/>
+          </w:rPr>
+          <w:t>出17:8–13</w:t>
+        </w:r>
+      </w:hyperlink>
+      <w:r>
+        <w:rPr>
+          <w:lang w:val="zh_TW" w:bidi="zh_TW"/>
+        </w:rPr>
+        <w:t>）。</w:t>
+      </w:r>
+    </w:p>
+    <w:p>
+      <w:pPr/>
+      <w:r>
+        <w:rPr>
+          <w:lang w:val="zh_TW" w:bidi="zh_TW"/>
+        </w:rPr>
+      </w:r>
+      <w:r>
+        <w:rPr>
+          <w:lang w:val="zh_TW" w:bidi="zh_TW"/>
+        </w:rPr>
+        <w:t>摩西和百姓到達西奈，在那裡安營。摩西的岳父葉忒羅來訪，帶來摩西的妻子和兒子。顯然西坡拉先前決定留在她的父親那裡，而不是和摩西一起去埃及。所以，這是一個歡樂的重聚，葉忒羅向神獻上燔祭和祭物。當時摩西正感苦惱，他無法獨自解決希伯來人所有的爭端，因此，葉忒羅建議摩西將部分任務，分配給百姓中負責任的人。摩西同意，葉忒羅返回家鄉，沒有留在西奈參與神的盟約（</w:t>
+      </w:r>
+      <w:hyperlink r:id="rId63">
+        <w:r>
+          <w:rPr>
+            <w:lang w:val="zh_TW" w:bidi="zh_TW"/>
+          </w:rPr>
+          <w:rPr>
+            <w:color w:val="0000EE"/>
+            <w:u w:val="single"/>
+          </w:rPr>
+          <w:t>出18:13–27</w:t>
+        </w:r>
+      </w:hyperlink>
+      <w:r>
+        <w:rPr>
+          <w:lang w:val="zh_TW" w:bidi="zh_TW"/>
+        </w:rPr>
+        <w:t>）。</w:t>
+      </w:r>
+    </w:p>
+    <w:p>
+      <w:pPr>
+        <w:pStyle w:val="Heading4"/>
+      </w:pPr>
+      <w:r>
+        <w:rPr>
+          <w:lang w:val="zh_TW" w:bidi="zh_TW"/>
+        </w:rPr>
+        <w:t>在西奈山頒佈律法</w:t>
+      </w:r>
+    </w:p>
+    <w:p>
+      <w:pPr/>
+      <w:r>
+        <w:rPr>
+          <w:lang w:val="zh_TW" w:bidi="zh_TW"/>
+        </w:rPr>
+      </w:r>
+      <w:r>
+        <w:rPr>
+          <w:lang w:val="zh_TW" w:bidi="zh_TW"/>
+        </w:rPr>
+        <w:t>神信守對摩西的承諾，帶領希伯來人脫離奴役，並帶領他們到西奈山，就是祂最初呼召摩西的地方，神在那裡與以色列立約。神再次降臨在西奈山上，呼召摩西上山頂，那裡有閃電、雷聲、濃雲、火、煙和地震壯觀的自然景象。摩西在那裡停留四十天，領受作為盟約基礎的律法。</w:t>
+      </w:r>
+    </w:p>
+    <w:p>
+      <w:pPr/>
+      <w:r>
+        <w:rPr>
+          <w:lang w:val="zh_TW" w:bidi="zh_TW"/>
+        </w:rPr>
+      </w:r>
+      <w:r>
+        <w:rPr>
+          <w:lang w:val="zh_TW" w:bidi="zh_TW"/>
+        </w:rPr>
+        <w:t>在西奈山上，神顯示自己是一個要求祂的子民，在生命所有方面敬拜祂的神，又是希望與他們建立關係的神。</w:t>
+      </w:r>
+    </w:p>
+    <w:p>
+      <w:pPr>
+        <w:pStyle w:val="Heading4"/>
+      </w:pPr>
+      <w:r>
+        <w:rPr>
+          <w:lang w:val="zh_TW" w:bidi="zh_TW"/>
+        </w:rPr>
+        <w:t>神的子民背棄信仰</w:t>
+      </w:r>
+    </w:p>
+    <w:p>
+      <w:pPr/>
+      <w:r>
+        <w:rPr>
+          <w:lang w:val="zh_TW" w:bidi="zh_TW"/>
+        </w:rPr>
+      </w:r>
+      <w:r>
+        <w:rPr>
+          <w:lang w:val="zh_TW" w:bidi="zh_TW"/>
+        </w:rPr>
+        <w:t>因摩西長時間留在西奈山，百姓開始不耐煩，懷疑他會否回來，所以，們要求亞倫製造偶像給他們崇拜。亞倫收集了百姓的金耳環，將它們熔化，製成一隻金牛犢。</w:t>
+      </w:r>
+      <w:r>
+        <w:rPr>
+          <w:lang w:val="zh_TW" w:bidi="zh_TW"/>
+        </w:rPr>
+        <w:t>亞倫從他們手裏接過來，鑄了一隻牛犢，用雕刻的器具做成。他們就說：「 以色列啊，這是領你出埃及地的神。」（</w:t>
+      </w:r>
+      <w:hyperlink r:id="rId64">
+        <w:r>
+          <w:rPr>
+            <w:lang w:val="zh_TW" w:bidi="zh_TW"/>
+          </w:rPr>
+          <w:rPr>
+            <w:color w:val="0000EE"/>
+            <w:u w:val="single"/>
+          </w:rPr>
+          <w:t>出32:4</w:t>
+        </w:r>
+      </w:hyperlink>
+      <w:r>
+        <w:rPr>
+          <w:lang w:val="zh_TW" w:bidi="zh_TW"/>
+        </w:rPr>
+        <w:t>）。</w:t>
+      </w:r>
+    </w:p>
+    <w:p>
+      <w:pPr/>
+      <w:r>
+        <w:rPr>
+          <w:lang w:val="zh_TW" w:bidi="zh_TW"/>
+        </w:rPr>
+      </w:r>
+      <w:r>
+        <w:rPr>
+          <w:lang w:val="zh_TW" w:bidi="zh_TW"/>
+        </w:rPr>
+        <w:t>第二天，他們以獻祭和慶祝來崇拜偶像。神告知摩西百姓的行為，並打算毀滅他們，更提議從摩西的後裔中建立一個大國。摩西立即為百姓代求，神的忿怒才得止息。摩西帶著刻有律法的石版下山，看到偶像崇拜後，他義憤填膺，摔碎石版，將金牛磨成粉末，混入水中，讓百姓喝下。摩西又要求亞倫解釋，但他卻嘗試淡化自己在其中的角色，說：「</w:t>
+      </w:r>
+      <w:r>
+        <w:rPr>
+          <w:lang w:val="zh_TW" w:bidi="zh_TW"/>
+        </w:rPr>
+        <w:t>我把金環扔在火中，這牛犢便出來了</w:t>
+      </w:r>
+      <w:r>
+        <w:rPr>
+          <w:lang w:val="zh_TW" w:bidi="zh_TW"/>
+        </w:rPr>
+        <w:t>」（</w:t>
+      </w:r>
+      <w:hyperlink r:id="rId65">
+        <w:r>
+          <w:rPr>
+            <w:lang w:val="zh_TW" w:bidi="zh_TW"/>
+          </w:rPr>
+          <w:rPr>
+            <w:color w:val="0000EE"/>
+            <w:u w:val="single"/>
+          </w:rPr>
+          <w:t>出32:24</w:t>
+        </w:r>
+      </w:hyperlink>
+      <w:r>
+        <w:rPr>
+          <w:lang w:val="zh_TW" w:bidi="zh_TW"/>
+        </w:rPr>
+        <w:t>）。</w:t>
+      </w:r>
+    </w:p>
+    <w:p>
+      <w:pPr/>
+      <w:r>
+        <w:rPr>
+          <w:lang w:val="zh_TW" w:bidi="zh_TW"/>
+        </w:rPr>
+      </w:r>
+      <w:r>
+        <w:rPr>
+          <w:lang w:val="zh_TW" w:bidi="zh_TW"/>
+        </w:rPr>
+        <w:t>摩西召集志願者在百姓身上執行神的審判。利未人回應並殺了約三千人，後來得到讚賞和獎勵（</w:t>
+      </w:r>
+      <w:hyperlink r:id="rId66">
+        <w:r>
+          <w:rPr>
+            <w:lang w:val="zh_TW" w:bidi="zh_TW"/>
+          </w:rPr>
+          <w:rPr>
+            <w:color w:val="0000EE"/>
+            <w:u w:val="single"/>
+          </w:rPr>
+          <w:t>申33:9–10</w:t>
+        </w:r>
+      </w:hyperlink>
+      <w:r>
+        <w:rPr>
+          <w:lang w:val="zh_TW" w:bidi="zh_TW"/>
+        </w:rPr>
+        <w:t>）。摩西再次為百姓代求，請求若神不能赦免他們，就毀滅他們。神發憐憫，並應許祂的使者會依舊陪伴他們（</w:t>
+      </w:r>
+      <w:hyperlink r:id="rId67">
+        <w:r>
+          <w:rPr>
+            <w:lang w:val="zh_TW" w:bidi="zh_TW"/>
+          </w:rPr>
+          <w:rPr>
+            <w:color w:val="0000EE"/>
+            <w:u w:val="single"/>
+          </w:rPr>
+          <w:t>出32:34</w:t>
+        </w:r>
+      </w:hyperlink>
+      <w:r>
+        <w:rPr>
+          <w:lang w:val="zh_TW" w:bidi="zh_TW"/>
+        </w:rPr>
+        <w:t>）。</w:t>
+      </w:r>
+    </w:p>
+    <w:p>
+      <w:pPr/>
+      <w:r>
+        <w:rPr>
+          <w:lang w:val="zh_TW" w:bidi="zh_TW"/>
+        </w:rPr>
+      </w:r>
+      <w:r>
+        <w:rPr>
+          <w:lang w:val="zh_TW" w:bidi="zh_TW"/>
+        </w:rPr>
+        <w:t>其後，摩西求神讓他再次看見祂的榮耀。神指示他再雕刻兩塊石版，並返回山上。神在那裡宣告祂的名字：「</w:t>
+      </w:r>
+      <w:r>
+        <w:rPr>
+          <w:lang w:val="zh_TW" w:bidi="zh_TW"/>
+        </w:rPr>
+        <w:t>耶和華，耶和華，是有憐憫有恩典的神，不輕易發怒，並有豐盛的慈愛和誠實</w:t>
+      </w:r>
+      <w:r>
+        <w:rPr>
+          <w:lang w:val="zh_TW" w:bidi="zh_TW"/>
+        </w:rPr>
+        <w:t>」（</w:t>
+      </w:r>
+      <w:hyperlink r:id="rId68">
+        <w:r>
+          <w:rPr>
+            <w:lang w:val="zh_TW" w:bidi="zh_TW"/>
+          </w:rPr>
+          <w:rPr>
+            <w:color w:val="0000EE"/>
+            <w:u w:val="single"/>
+          </w:rPr>
+          <w:t>出34:6</w:t>
+        </w:r>
+      </w:hyperlink>
+      <w:r>
+        <w:rPr>
+          <w:lang w:val="zh_TW" w:bidi="zh_TW"/>
+        </w:rPr>
+        <w:t>）。摩西又在山上待了四十天，神警告他偶像崇拜的事。摩西接受教導後，獲得十誡的另一份副本。當他下山時，他的臉因與神交談而發光，人們便害怕他。所以，摩西將</w:t>
+      </w:r>
+      <w:r>
+        <w:rPr>
+          <w:lang w:val="zh_TW" w:bidi="zh_TW"/>
+        </w:rPr>
+        <w:t>帕子蒙在臉上，而</w:t>
+      </w:r>
+      <w:r>
+        <w:rPr>
+          <w:lang w:val="zh_TW" w:bidi="zh_TW"/>
+        </w:rPr>
+        <w:t>他在神面前時會拿掉它。保羅解釋說，這層帕子是為了讓以色列人看不到摩西臉上的天光消退（</w:t>
+      </w:r>
+      <w:hyperlink r:id="rId69">
+        <w:r>
+          <w:rPr>
+            <w:lang w:val="zh_TW" w:bidi="zh_TW"/>
+          </w:rPr>
+          <w:rPr>
+            <w:color w:val="0000EE"/>
+            <w:u w:val="single"/>
+          </w:rPr>
+          <w:t>林後3:13</w:t>
+        </w:r>
+      </w:hyperlink>
+      <w:r>
+        <w:rPr>
+          <w:lang w:val="zh_TW" w:bidi="zh_TW"/>
+        </w:rPr>
+        <w:t>）。</w:t>
+      </w:r>
+    </w:p>
+    <w:p>
+      <w:pPr>
+        <w:pStyle w:val="Heading4"/>
+      </w:pPr>
+      <w:r>
+        <w:rPr>
+          <w:lang w:val="zh_TW" w:bidi="zh_TW"/>
+        </w:rPr>
+        <w:t>會幕與祭司職份的建立</w:t>
+      </w:r>
+    </w:p>
+    <w:p>
+      <w:pPr/>
+      <w:r>
+        <w:rPr>
+          <w:lang w:val="zh_TW" w:bidi="zh_TW"/>
+        </w:rPr>
+      </w:r>
+      <w:r>
+        <w:rPr>
+          <w:lang w:val="zh_TW" w:bidi="zh_TW"/>
+        </w:rPr>
+        <w:t>摩西第一次上山領受律法時，神叫他收集各種物料來建造會幕。會幕是用來敬拜的可移動聖所。用來建造會幕的物料包括：</w:t>
+      </w:r>
+    </w:p>
+    <w:p>
+      <w:pPr>
+        <w:pStyle w:val="ListBullet"/>
+        <w:spacing w:line="240" w:lineRule="auto"/>
+        <w:ind w:left="720"/>
+      </w:pPr>
+      <w:r>
+        <w:rPr>
+          <w:lang w:val="zh_TW" w:bidi="zh_TW"/>
+        </w:rPr>
+      </w:r>
+      <w:r>
+        <w:rPr>
+          <w:lang w:val="zh_TW" w:bidi="zh_TW"/>
+        </w:rPr>
+        <w:t>黃金</w:t>
+      </w:r>
+    </w:p>
+    <w:p>
+      <w:pPr>
+        <w:pStyle w:val="ListBullet"/>
+        <w:spacing w:line="240" w:lineRule="auto"/>
+        <w:ind w:left="720"/>
+      </w:pPr>
+      <w:r>
+        <w:rPr>
+          <w:lang w:val="zh_TW" w:bidi="zh_TW"/>
+        </w:rPr>
+      </w:r>
+      <w:r>
+        <w:rPr>
+          <w:lang w:val="zh_TW" w:bidi="zh_TW"/>
+        </w:rPr>
+        <w:t>銀</w:t>
+      </w:r>
+    </w:p>
+    <w:p>
+      <w:pPr>
+        <w:pStyle w:val="ListBullet"/>
+        <w:spacing w:line="240" w:lineRule="auto"/>
+        <w:ind w:left="720"/>
+      </w:pPr>
+      <w:r>
+        <w:rPr>
+          <w:lang w:val="zh_TW" w:bidi="zh_TW"/>
+        </w:rPr>
+      </w:r>
+      <w:r>
+        <w:rPr>
+          <w:lang w:val="zh_TW" w:bidi="zh_TW"/>
+        </w:rPr>
+        <w:t>青銅</w:t>
+      </w:r>
+    </w:p>
+    <w:p>
+      <w:pPr>
+        <w:pStyle w:val="ListBullet"/>
+        <w:spacing w:line="240" w:lineRule="auto"/>
+        <w:ind w:left="720"/>
+      </w:pPr>
+      <w:r>
+        <w:rPr>
+          <w:lang w:val="zh_TW" w:bidi="zh_TW"/>
+        </w:rPr>
+      </w:r>
+      <w:r>
+        <w:rPr>
+          <w:lang w:val="zh_TW" w:bidi="zh_TW"/>
+        </w:rPr>
+        <w:t>各種顏色的紗線</w:t>
+      </w:r>
+    </w:p>
+    <w:p>
+      <w:pPr>
+        <w:pStyle w:val="ListBullet"/>
+        <w:spacing w:line="240" w:lineRule="auto"/>
+        <w:ind w:left="720"/>
+      </w:pPr>
+      <w:r>
+        <w:rPr>
+          <w:lang w:val="zh_TW" w:bidi="zh_TW"/>
+        </w:rPr>
+      </w:r>
+      <w:r>
+        <w:rPr>
+          <w:lang w:val="zh_TW" w:bidi="zh_TW"/>
+        </w:rPr>
+        <w:t>細麻布</w:t>
+      </w:r>
+    </w:p>
+    <w:p>
+      <w:pPr>
+        <w:pStyle w:val="ListBullet"/>
+        <w:spacing w:line="240" w:lineRule="auto"/>
+        <w:ind w:left="720"/>
+      </w:pPr>
+      <w:r>
+        <w:rPr>
+          <w:lang w:val="zh_TW" w:bidi="zh_TW"/>
+        </w:rPr>
+      </w:r>
+      <w:r>
+        <w:rPr>
+          <w:lang w:val="zh_TW" w:bidi="zh_TW"/>
+        </w:rPr>
+        <w:t>山羊的毛髮</w:t>
+      </w:r>
+    </w:p>
+    <w:p>
+      <w:pPr>
+        <w:pStyle w:val="ListBullet"/>
+        <w:spacing w:line="240" w:lineRule="auto"/>
+        <w:ind w:left="720"/>
+      </w:pPr>
+      <w:r>
+        <w:rPr>
+          <w:lang w:val="zh_TW" w:bidi="zh_TW"/>
+        </w:rPr>
+      </w:r>
+      <w:r>
+        <w:rPr>
+          <w:lang w:val="zh_TW" w:bidi="zh_TW"/>
+        </w:rPr>
+        <w:t>羊皮</w:t>
+      </w:r>
+    </w:p>
+    <w:p>
+      <w:pPr>
+        <w:pStyle w:val="ListBullet"/>
+        <w:spacing w:line="240" w:lineRule="auto"/>
+        <w:ind w:left="720"/>
+      </w:pPr>
+      <w:r>
+        <w:rPr>
+          <w:lang w:val="zh_TW" w:bidi="zh_TW"/>
+        </w:rPr>
+      </w:r>
+      <w:r>
+        <w:rPr>
+          <w:lang w:val="zh_TW" w:bidi="zh_TW"/>
+        </w:rPr>
+        <w:t>皂莢木</w:t>
+      </w:r>
+    </w:p>
+    <w:p>
+      <w:pPr>
+        <w:pStyle w:val="ListBullet"/>
+        <w:spacing w:line="240" w:lineRule="auto"/>
+        <w:ind w:left="720"/>
+      </w:pPr>
+      <w:r>
+        <w:rPr>
+          <w:lang w:val="zh_TW" w:bidi="zh_TW"/>
+        </w:rPr>
+      </w:r>
+      <w:r>
+        <w:rPr>
+          <w:lang w:val="zh_TW" w:bidi="zh_TW"/>
+        </w:rPr>
+        <w:t>燈油</w:t>
+      </w:r>
+    </w:p>
+    <w:p>
+      <w:pPr>
+        <w:pStyle w:val="ListBullet"/>
+        <w:spacing w:line="240" w:lineRule="auto"/>
+        <w:ind w:left="720"/>
+      </w:pPr>
+      <w:r>
+        <w:rPr>
+          <w:lang w:val="zh_TW" w:bidi="zh_TW"/>
+        </w:rPr>
+      </w:r>
+      <w:r>
+        <w:rPr>
+          <w:lang w:val="zh_TW" w:bidi="zh_TW"/>
+        </w:rPr>
+        <w:t>用於膏油的香料和香</w:t>
+      </w:r>
+    </w:p>
+    <w:p>
+      <w:pPr>
+        <w:pStyle w:val="ListBullet"/>
+        <w:spacing w:line="240" w:lineRule="auto"/>
+        <w:ind w:left="720"/>
+      </w:pPr>
+      <w:r>
+        <w:rPr>
+          <w:lang w:val="zh_TW" w:bidi="zh_TW"/>
+        </w:rPr>
+      </w:r>
+      <w:r>
+        <w:rPr>
+          <w:lang w:val="zh_TW" w:bidi="zh_TW"/>
+        </w:rPr>
+        <w:t>寶石（</w:t>
+      </w:r>
+      <w:hyperlink r:id="rId70">
+        <w:r>
+          <w:rPr>
+            <w:lang w:val="zh_TW" w:bidi="zh_TW"/>
+          </w:rPr>
+          <w:rPr>
+            <w:color w:val="0000EE"/>
+            <w:u w:val="single"/>
+          </w:rPr>
+          <w:t>出25:3–7</w:t>
+        </w:r>
+      </w:hyperlink>
+      <w:r>
+        <w:rPr>
+          <w:lang w:val="zh_TW" w:bidi="zh_TW"/>
+        </w:rPr>
+        <w:t>）</w:t>
+      </w:r>
+    </w:p>
+    <w:p>
+      <w:pPr/>
+      <w:r>
+        <w:rPr>
+          <w:lang w:val="zh_TW" w:bidi="zh_TW"/>
+        </w:rPr>
+      </w:r>
+      <w:r>
+        <w:rPr>
+          <w:lang w:val="zh_TW" w:bidi="zh_TW"/>
+        </w:rPr>
+        <w:t>神給他具體的藍圖和獻祭儀式，讓祭司進行獻祭。在比撒列在亞何利亞伯的協助下，摩西被任命負責建造會幕（</w:t>
+      </w:r>
+      <w:hyperlink r:id="rId71">
+        <w:r>
+          <w:rPr>
+            <w:lang w:val="zh_TW" w:bidi="zh_TW"/>
+          </w:rPr>
+          <w:rPr>
+            <w:color w:val="0000EE"/>
+            <w:u w:val="single"/>
+          </w:rPr>
+          <w:t>出31:1–6</w:t>
+        </w:r>
+      </w:hyperlink>
+      <w:r>
+        <w:rPr>
+          <w:lang w:val="zh_TW" w:bidi="zh_TW"/>
+        </w:rPr>
+        <w:t>）。會幕是可移動的，就像帳篷一樣，隨著希伯來人繼續他們前往迦南的旅程，會幕可以拆卸，並從一個地方移動到另一個地方。</w:t>
+      </w:r>
+    </w:p>
+    <w:p>
+      <w:pPr/>
+      <w:r>
+        <w:rPr>
+          <w:lang w:val="zh_TW" w:bidi="zh_TW"/>
+        </w:rPr>
+      </w:r>
+      <w:r>
+        <w:rPr>
+          <w:lang w:val="zh_TW" w:bidi="zh_TW"/>
+        </w:rPr>
+        <w:t>神也給摩西關於燔祭、素祭、平安祭、罪祭和贖愆祭等的指示（</w:t>
+      </w:r>
+      <w:hyperlink r:id="rId72">
+        <w:r>
+          <w:rPr>
+            <w:lang w:val="zh_TW" w:bidi="zh_TW"/>
+          </w:rPr>
+          <w:rPr>
+            <w:color w:val="0000EE"/>
+            <w:u w:val="single"/>
+          </w:rPr>
+          <w:t>利1–7章</w:t>
+        </w:r>
+      </w:hyperlink>
+      <w:r>
+        <w:rPr>
+          <w:lang w:val="zh_TW" w:bidi="zh_TW"/>
+        </w:rPr>
+        <w:t>）。</w:t>
+      </w:r>
+    </w:p>
+    <w:p>
+      <w:pPr/>
+      <w:r>
+        <w:rPr>
+          <w:lang w:val="zh_TW" w:bidi="zh_TW"/>
+        </w:rPr>
+      </w:r>
+      <w:r>
+        <w:rPr>
+          <w:lang w:val="zh_TW" w:bidi="zh_TW"/>
+        </w:rPr>
+        <w:t>摩西舉行莊嚴的儀式，任命亞倫和他的兒子為祭司，並開始崇拜儀式（</w:t>
+      </w:r>
+      <w:hyperlink r:id="rId73">
+        <w:r>
+          <w:rPr>
+            <w:lang w:val="zh_TW" w:bidi="zh_TW"/>
+          </w:rPr>
+          <w:rPr>
+            <w:color w:val="0000EE"/>
+            <w:u w:val="single"/>
+          </w:rPr>
+          <w:t>利8–9章</w:t>
+        </w:r>
+      </w:hyperlink>
+      <w:r>
+        <w:rPr>
+          <w:lang w:val="zh_TW" w:bidi="zh_TW"/>
+        </w:rPr>
+        <w:t>）。</w:t>
+      </w:r>
+    </w:p>
+    <w:p>
+      <w:pPr/>
+      <w:r>
+        <w:rPr>
+          <w:lang w:val="zh_TW" w:bidi="zh_TW"/>
+        </w:rPr>
+      </w:r>
+      <w:r>
+        <w:rPr>
+          <w:lang w:val="zh_TW" w:bidi="zh_TW"/>
+        </w:rPr>
+        <w:t>在第一次儀式之後，亞倫的兒子拿答與亞比戶，在主面前獻上凡火，就是未經授權獻祭的火。因為他們這樣做，就被神的火吞滅。摩西阻止亞倫和他其餘的兒子哀悼，因為他想強調神無可侵犯的聖潔（</w:t>
+      </w:r>
+      <w:hyperlink r:id="rId74">
+        <w:r>
+          <w:rPr>
+            <w:lang w:val="zh_TW" w:bidi="zh_TW"/>
+          </w:rPr>
+          <w:rPr>
+            <w:color w:val="0000EE"/>
+            <w:u w:val="single"/>
+          </w:rPr>
+          <w:t>利10:1–7</w:t>
+        </w:r>
+      </w:hyperlink>
+      <w:r>
+        <w:rPr>
+          <w:lang w:val="zh_TW" w:bidi="zh_TW"/>
+        </w:rPr>
+        <w:t>）。這件事突顯了聖潔生活的重要性，利未記其他的章節細說了應有的規範。</w:t>
+      </w:r>
+    </w:p>
+    <w:p>
+      <w:pPr>
+        <w:pStyle w:val="Heading4"/>
+      </w:pPr>
+      <w:r>
+        <w:rPr>
+          <w:lang w:val="zh_TW" w:bidi="zh_TW"/>
+        </w:rPr>
+        <w:t>從西奈到加低斯</w:t>
+      </w:r>
+    </w:p>
+    <w:p>
+      <w:pPr/>
+      <w:r>
+        <w:rPr>
+          <w:lang w:val="zh_TW" w:bidi="zh_TW"/>
+        </w:rPr>
+      </w:r>
+      <w:r>
+        <w:rPr>
+          <w:lang w:val="zh_TW" w:bidi="zh_TW"/>
+        </w:rPr>
+        <w:t>出埃及後約一年，以色列人進行了一次人口普查（</w:t>
+      </w:r>
+      <w:hyperlink r:id="rId75">
+        <w:r>
+          <w:rPr>
+            <w:lang w:val="zh_TW" w:bidi="zh_TW"/>
+          </w:rPr>
+          <w:rPr>
+            <w:color w:val="0000EE"/>
+            <w:u w:val="single"/>
+          </w:rPr>
+          <w:t>民9:1</w:t>
+        </w:r>
+      </w:hyperlink>
+      <w:r>
+        <w:rPr>
+          <w:lang w:val="zh_TW" w:bidi="zh_TW"/>
+        </w:rPr>
+        <w:t>）。神提醒他們要守逾越節。一個月後，他們從西奈出發，抱怨嗎哪的單調乏味，渴望埃及的食物，如：</w:t>
+      </w:r>
+    </w:p>
+    <w:p>
+      <w:pPr>
+        <w:pStyle w:val="ListBullet"/>
+        <w:spacing w:line="240" w:lineRule="auto"/>
+        <w:ind w:left="720"/>
+      </w:pPr>
+      <w:r>
+        <w:rPr>
+          <w:lang w:val="zh_TW" w:bidi="zh_TW"/>
+        </w:rPr>
+      </w:r>
+      <w:r>
+        <w:rPr>
+          <w:lang w:val="zh_TW" w:bidi="zh_TW"/>
+        </w:rPr>
+        <w:t>魚</w:t>
+      </w:r>
+    </w:p>
+    <w:p>
+      <w:pPr>
+        <w:pStyle w:val="ListBullet"/>
+        <w:spacing w:line="240" w:lineRule="auto"/>
+        <w:ind w:left="720"/>
+      </w:pPr>
+      <w:r>
+        <w:rPr>
+          <w:lang w:val="zh_TW" w:bidi="zh_TW"/>
+        </w:rPr>
+      </w:r>
+      <w:r>
+        <w:rPr>
+          <w:lang w:val="zh_TW" w:bidi="zh_TW"/>
+        </w:rPr>
+        <w:t>青瓜</w:t>
+      </w:r>
+    </w:p>
+    <w:p>
+      <w:pPr>
+        <w:pStyle w:val="ListBullet"/>
+        <w:spacing w:line="240" w:lineRule="auto"/>
+        <w:ind w:left="720"/>
+      </w:pPr>
+      <w:r>
+        <w:rPr>
+          <w:lang w:val="zh_TW" w:bidi="zh_TW"/>
+        </w:rPr>
+      </w:r>
+      <w:r>
+        <w:rPr>
+          <w:lang w:val="zh_TW" w:bidi="zh_TW"/>
+        </w:rPr>
+        <w:t>蜜瓜</w:t>
+      </w:r>
+    </w:p>
+    <w:p>
+      <w:pPr>
+        <w:pStyle w:val="ListBullet"/>
+        <w:spacing w:line="240" w:lineRule="auto"/>
+        <w:ind w:left="720"/>
+      </w:pPr>
+      <w:r>
+        <w:rPr>
+          <w:lang w:val="zh_TW" w:bidi="zh_TW"/>
+        </w:rPr>
+      </w:r>
+      <w:r>
+        <w:rPr>
+          <w:lang w:val="zh_TW" w:bidi="zh_TW"/>
+        </w:rPr>
+        <w:t>韭蔥</w:t>
+      </w:r>
+    </w:p>
+    <w:p>
+      <w:pPr>
+        <w:pStyle w:val="ListBullet"/>
+        <w:spacing w:line="240" w:lineRule="auto"/>
+        <w:ind w:left="720"/>
+      </w:pPr>
+      <w:r>
+        <w:rPr>
+          <w:lang w:val="zh_TW" w:bidi="zh_TW"/>
+        </w:rPr>
+      </w:r>
+      <w:r>
+        <w:rPr>
+          <w:lang w:val="zh_TW" w:bidi="zh_TW"/>
+        </w:rPr>
+        <w:t>洋蔥</w:t>
+      </w:r>
+    </w:p>
+    <w:p>
+      <w:pPr>
+        <w:pStyle w:val="ListBullet"/>
+        <w:spacing w:line="240" w:lineRule="auto"/>
+        <w:ind w:left="720"/>
+      </w:pPr>
+      <w:r>
+        <w:rPr>
+          <w:lang w:val="zh_TW" w:bidi="zh_TW"/>
+        </w:rPr>
+      </w:r>
+      <w:r>
+        <w:rPr>
+          <w:lang w:val="zh_TW" w:bidi="zh_TW"/>
+        </w:rPr>
+        <w:t>大蒜（</w:t>
+      </w:r>
+      <w:hyperlink r:id="rId76">
+        <w:r>
+          <w:rPr>
+            <w:lang w:val="zh_TW" w:bidi="zh_TW"/>
+          </w:rPr>
+          <w:rPr>
+            <w:color w:val="0000EE"/>
+            <w:u w:val="single"/>
+          </w:rPr>
+          <w:t>民11:4–6</w:t>
+        </w:r>
+      </w:hyperlink>
+      <w:r>
+        <w:rPr>
+          <w:lang w:val="zh_TW" w:bidi="zh_TW"/>
+        </w:rPr>
+        <w:t>）</w:t>
+      </w:r>
+    </w:p>
+    <w:p>
+      <w:pPr/>
+      <w:r>
+        <w:rPr>
+          <w:lang w:val="zh_TW" w:bidi="zh_TW"/>
+        </w:rPr>
+      </w:r>
+      <w:r>
+        <w:rPr>
+          <w:lang w:val="zh_TW" w:bidi="zh_TW"/>
+        </w:rPr>
+        <w:t>神在忿怒中賜下鵪鶉，但他們在吃肉時便死於瘟疫。</w:t>
+      </w:r>
+    </w:p>
+    <w:p>
+      <w:pPr/>
+      <w:r>
+        <w:rPr>
+          <w:lang w:val="zh_TW" w:bidi="zh_TW"/>
+        </w:rPr>
+      </w:r>
+      <w:r>
+        <w:rPr>
+          <w:lang w:val="zh_TW" w:bidi="zh_TW"/>
+        </w:rPr>
+        <w:t>米利暗和亞倫也埋怨摩西，特別是他的古實妻子（</w:t>
+      </w:r>
+      <w:hyperlink r:id="rId77">
+        <w:r>
+          <w:rPr>
+            <w:lang w:val="zh_TW" w:bidi="zh_TW"/>
+          </w:rPr>
+          <w:rPr>
+            <w:color w:val="0000EE"/>
+            <w:u w:val="single"/>
+          </w:rPr>
+          <w:t>民12:1–2</w:t>
+        </w:r>
+      </w:hyperlink>
+      <w:r>
+        <w:rPr>
+          <w:lang w:val="zh_TW" w:bidi="zh_TW"/>
+        </w:rPr>
+        <w:t>）。神學家尚不清楚古實人是否指一個衣索比亞人，或是另一個對西坡拉的稱呼。如果摩西確實再婚，舊約聖經中並沒再提及。摩西保持緘默，神就為他辯護，擊打米利暗使她患上痲瘋病。亞倫就承認他們的罪，而摩西為米利暗代求，使她在七天後痊癒。</w:t>
+      </w:r>
+    </w:p>
+    <w:p>
+      <w:pPr/>
+      <w:r>
+        <w:rPr>
+          <w:lang w:val="zh_TW" w:bidi="zh_TW"/>
+        </w:rPr>
+      </w:r>
+      <w:r>
+        <w:rPr>
+          <w:lang w:val="zh_TW" w:bidi="zh_TW"/>
+        </w:rPr>
+        <w:t>當百姓在加低斯時（在</w:t>
+      </w:r>
+      <w:hyperlink r:id="rId78">
+        <w:r>
+          <w:rPr>
+            <w:lang w:val="zh_TW" w:bidi="zh_TW"/>
+          </w:rPr>
+          <w:rPr>
+            <w:color w:val="0000EE"/>
+            <w:u w:val="single"/>
+          </w:rPr>
+          <w:t>民32:8</w:t>
+        </w:r>
+      </w:hyperlink>
+      <w:r>
+        <w:rPr>
+          <w:lang w:val="zh_TW" w:bidi="zh_TW"/>
+        </w:rPr>
+        <w:t>中也稱為加低斯‧巴尼亞），摩西派遣了十二個男子進入迦南。每個支派各派一人去窺探那地，為以色列的得地為業作好準備。經過四十天，探子回來，他們一致認為那地肥沃誘人，但其中十人害怕迦南人，建議不要進入那地。只有約書亞和迦勒，敦促以色列人信靠神並進入迦南，突顯他們獨特的勇氣和對神忠心。</w:t>
+      </w:r>
+    </w:p>
+    <w:p>
+      <w:pPr/>
+      <w:r>
+        <w:rPr>
+          <w:lang w:val="zh_TW" w:bidi="zh_TW"/>
+        </w:rPr>
+      </w:r>
+      <w:r>
+        <w:rPr>
+          <w:lang w:val="zh_TW" w:bidi="zh_TW"/>
+        </w:rPr>
+        <w:t>儘管以色列人受到鼓勵，卻因恐懼和缺乏信心而拒絕這個計劃。相反，他們密謀折返埃及，任命新領袖帶領他們。他們的叛逆達到頂峰，甚至威脅要用石頭打死摩西和亞倫。這場危機引發神的干預，神因他們持續的不順服而憤怒，準備毀滅那些人。然而，摩西為他們禱告神（</w:t>
+      </w:r>
+      <w:hyperlink r:id="rId79">
+        <w:r>
+          <w:rPr>
+            <w:lang w:val="zh_TW" w:bidi="zh_TW"/>
+          </w:rPr>
+          <w:rPr>
+            <w:color w:val="0000EE"/>
+            <w:u w:val="single"/>
+          </w:rPr>
+          <w:t>民13:1–14:19</w:t>
+        </w:r>
+      </w:hyperlink>
+      <w:r>
+        <w:rPr>
+          <w:lang w:val="zh_TW" w:bidi="zh_TW"/>
+        </w:rPr>
+        <w:t>）。他說，如果神不將以色列人帶入迦南美地，列國將相信以色列人的神無法將他們帶入那地。</w:t>
+      </w:r>
+    </w:p>
+    <w:p>
+      <w:pPr/>
+      <w:r>
+        <w:rPr>
+          <w:lang w:val="zh_TW" w:bidi="zh_TW"/>
+        </w:rPr>
+      </w:r>
+      <w:r>
+        <w:rPr>
+          <w:lang w:val="zh_TW" w:bidi="zh_TW"/>
+        </w:rPr>
+        <w:t>神聽了摩西的話，並下令凡是二十歲及以上發怨言的男人，都不得進入應許之地。這一決定意味著他們必須在曠野中漂流四十年，直到那一代人死去，而他們的下一代將進入迦南地（</w:t>
+      </w:r>
+      <w:hyperlink r:id="rId80">
+        <w:r>
+          <w:rPr>
+            <w:lang w:val="zh_TW" w:bidi="zh_TW"/>
+          </w:rPr>
+          <w:rPr>
+            <w:color w:val="0000EE"/>
+            <w:u w:val="single"/>
+          </w:rPr>
+          <w:t>民14:29–33</w:t>
+        </w:r>
+      </w:hyperlink>
+      <w:r>
+        <w:rPr>
+          <w:lang w:val="zh_TW" w:bidi="zh_TW"/>
+        </w:rPr>
+        <w:t>）。聽到這個審判後，以色列人試圖扭轉命運，決定立即進入那地。然而，這個行動並沒有神的祝福，導致被亞瑪力人和迦南人打敗。</w:t>
+      </w:r>
+    </w:p>
+    <w:p>
+      <w:pPr>
+        <w:pStyle w:val="Heading4"/>
+      </w:pPr>
+      <w:r>
+        <w:rPr>
+          <w:lang w:val="zh_TW" w:bidi="zh_TW"/>
+        </w:rPr>
+        <w:t>在曠野中的四十年</w:t>
+      </w:r>
+    </w:p>
+    <w:p>
+      <w:pPr/>
+      <w:r>
+        <w:rPr>
+          <w:lang w:val="zh_TW" w:bidi="zh_TW"/>
+        </w:rPr>
+      </w:r>
+      <w:r>
+        <w:rPr>
+          <w:lang w:val="zh_TW" w:bidi="zh_TW"/>
+        </w:rPr>
+        <w:t>關於曠野四十年的事件，學者所知甚少。以色列人多次顯示他們缺乏信心和順服，即使他們曾親眼見證神蹟和懲罰。一個名叫可拉的人，再次叛逆摩西和亞倫的權柄。摩西和亞倫懇求神不要因其悖逆而懲罰整個群體（</w:t>
+      </w:r>
+      <w:hyperlink r:id="rId81">
+        <w:r>
+          <w:rPr>
+            <w:lang w:val="zh_TW" w:bidi="zh_TW"/>
+          </w:rPr>
+          <w:rPr>
+            <w:color w:val="0000EE"/>
+            <w:u w:val="single"/>
+          </w:rPr>
+          <w:t>民16:22–24</w:t>
+        </w:r>
+      </w:hyperlink>
+      <w:r>
+        <w:rPr>
+          <w:lang w:val="zh_TW" w:bidi="zh_TW"/>
+        </w:rPr>
+        <w:t>），神將以色列人與叛徒分開。當百姓觀看時，地就裂開，吞噬了他們及其家人和財物。儘管看到這種懲罰，以色列人仍然埋怨摩西和亞倫。這便引發了一場瘟疫，造成14,700人死亡，直到摩西制止這場瘟疫。</w:t>
+      </w:r>
+    </w:p>
+    <w:p>
+      <w:pPr/>
+      <w:r>
+        <w:rPr>
+          <w:lang w:val="zh_TW" w:bidi="zh_TW"/>
+        </w:rPr>
+      </w:r>
+      <w:r>
+        <w:rPr>
+          <w:lang w:val="zh_TW" w:bidi="zh_TW"/>
+        </w:rPr>
+        <w:t>為了確認亞倫的領導地位，神指示摩西從每個支派收集一根杖，然後將它們放在會幕中。而只有亞倫的杖發芽、開花並結出杏仁，顯示神選擇了他。然而，百姓仍然怨聲載道。</w:t>
+      </w:r>
+    </w:p>
+    <w:p>
+      <w:pPr/>
+      <w:r>
+        <w:rPr>
+          <w:lang w:val="zh_TW" w:bidi="zh_TW"/>
+        </w:rPr>
+      </w:r>
+      <w:r>
+        <w:rPr>
+          <w:lang w:val="zh_TW" w:bidi="zh_TW"/>
+        </w:rPr>
+        <w:t>當以色列人流浪曠野的結束前，米利暗死了，並被埋葬在加低斯（</w:t>
+      </w:r>
+      <w:hyperlink r:id="rId82">
+        <w:r>
+          <w:rPr>
+            <w:lang w:val="zh_TW" w:bidi="zh_TW"/>
+          </w:rPr>
+          <w:rPr>
+            <w:color w:val="0000EE"/>
+            <w:u w:val="single"/>
+          </w:rPr>
+          <w:t>民20:1</w:t>
+        </w:r>
+      </w:hyperlink>
+      <w:r>
+        <w:rPr>
+          <w:lang w:val="zh_TW" w:bidi="zh_TW"/>
+        </w:rPr>
+        <w:t>）。不久，百姓因缺水而再次埋怨。神告訴摩西命令磐石出水，但摩西在一時挫折中，用他的杖擊打磐石兩次。雖然水流出來了，神卻責備摩西和亞倫：「</w:t>
+      </w:r>
+      <w:r>
+        <w:rPr>
+          <w:lang w:val="zh_TW" w:bidi="zh_TW"/>
+        </w:rPr>
+        <w:t>因為你們不信我，不在以色列人眼前尊我為聖，所以你們必不得領這會眾進我所賜給他們的地去。</w:t>
+      </w:r>
+      <w:r>
+        <w:rPr>
+          <w:lang w:val="zh_TW" w:bidi="zh_TW"/>
+        </w:rPr>
+        <w:t>」（</w:t>
+      </w:r>
+      <w:hyperlink r:id="rId83">
+        <w:r>
+          <w:rPr>
+            <w:lang w:val="zh_TW" w:bidi="zh_TW"/>
+          </w:rPr>
+          <w:rPr>
+            <w:color w:val="0000EE"/>
+            <w:u w:val="single"/>
+          </w:rPr>
+          <w:t>民 20:12</w:t>
+        </w:r>
+      </w:hyperlink>
+      <w:r>
+        <w:rPr>
+          <w:lang w:val="zh_TW" w:bidi="zh_TW"/>
+        </w:rPr>
+        <w:t>）。在這次事件中，摩西和亞倫將自己置於神的命令之上。因為這個罪，神不許他們帶領以色列人進入應許之地。這嚴厲的懲罰顯示，摩西和亞倫的領導權是上帝所賜的特權，同時承擔重大的責任。</w:t>
+      </w:r>
+    </w:p>
+    <w:p>
+      <w:pPr/>
+      <w:r>
+        <w:rPr>
+          <w:lang w:val="zh_TW" w:bidi="zh_TW"/>
+        </w:rPr>
+      </w:r>
+      <w:r>
+        <w:rPr>
+          <w:lang w:val="zh_TW" w:bidi="zh_TW"/>
+        </w:rPr>
+        <w:t>以色列人離開加低斯後，便前往何珥山。此時，亞倫在何珥山去世，他將祭司袍交給他的兒子以利亞撒（</w:t>
+      </w:r>
+      <w:hyperlink r:id="rId84">
+        <w:r>
+          <w:rPr>
+            <w:lang w:val="zh_TW" w:bidi="zh_TW"/>
+          </w:rPr>
+          <w:rPr>
+            <w:color w:val="0000EE"/>
+            <w:u w:val="single"/>
+          </w:rPr>
+          <w:t>民20:28</w:t>
+        </w:r>
+      </w:hyperlink>
+      <w:r>
+        <w:rPr>
+          <w:lang w:val="zh_TW" w:bidi="zh_TW"/>
+        </w:rPr>
+        <w:t>）。</w:t>
+      </w:r>
+    </w:p>
+    <w:p>
+      <w:pPr/>
+      <w:r>
+        <w:rPr>
+          <w:lang w:val="zh_TW" w:bidi="zh_TW"/>
+        </w:rPr>
+      </w:r>
+      <w:r>
+        <w:rPr>
+          <w:lang w:val="zh_TW" w:bidi="zh_TW"/>
+        </w:rPr>
+        <w:t>當他們繼續旅程時，遇到各種形式的抵抗。他們在何珥瑪戰勝了亞拉得王（</w:t>
+      </w:r>
+      <w:hyperlink r:id="rId85">
+        <w:r>
+          <w:rPr>
+            <w:lang w:val="zh_TW" w:bidi="zh_TW"/>
+          </w:rPr>
+          <w:rPr>
+            <w:color w:val="0000EE"/>
+            <w:u w:val="single"/>
+          </w:rPr>
+          <w:t>民21:1–3</w:t>
+        </w:r>
+      </w:hyperlink>
+      <w:r>
+        <w:rPr>
+          <w:lang w:val="zh_TW" w:bidi="zh_TW"/>
+        </w:rPr>
+        <w:t>）。然而，在繞過以東人的途中，百姓再次埋怨缺乏食物和水。神這次派遣毒蛇到他們中間，很多人因蛇咬而死。然而，那些尚未被咬的人急忙來到摩西面前，承認他們的罪，請求將蛇除去。神便指示摩西製造一條銅蛇，並掛在柱子上。被蛇咬的人仰望銅蛇，便能得到醫治。</w:t>
+      </w:r>
+    </w:p>
+    <w:p>
+      <w:pPr/>
+      <w:r>
+        <w:rPr>
+          <w:lang w:val="zh_TW" w:bidi="zh_TW"/>
+        </w:rPr>
+      </w:r>
+      <w:r>
+        <w:rPr>
+          <w:lang w:val="zh_TW" w:bidi="zh_TW"/>
+        </w:rPr>
+        <w:t>當他們接近亞摩利人王西宏的領土時，以色列人向王請求和平通行，但遭遇敵視。在隨後的戰爭中，以色列人擊敗西宏，佔領他的土地和城市，從而繼續邁向應許之地（</w:t>
+      </w:r>
+      <w:hyperlink r:id="rId86">
+        <w:r>
+          <w:rPr>
+            <w:lang w:val="zh_TW" w:bidi="zh_TW"/>
+          </w:rPr>
+          <w:rPr>
+            <w:color w:val="0000EE"/>
+            <w:u w:val="single"/>
+          </w:rPr>
+          <w:t>民21:21–25</w:t>
+        </w:r>
+      </w:hyperlink>
+      <w:r>
+        <w:rPr>
+          <w:lang w:val="zh_TW" w:bidi="zh_TW"/>
+        </w:rPr>
+        <w:t>）。</w:t>
+      </w:r>
+    </w:p>
+    <w:p>
+      <w:pPr>
+        <w:pStyle w:val="Heading4"/>
+      </w:pPr>
+      <w:r>
+        <w:rPr>
+          <w:lang w:val="zh_TW" w:bidi="zh_TW"/>
+        </w:rPr>
+        <w:t>抵達約旦河</w:t>
+      </w:r>
+    </w:p>
+    <w:p>
+      <w:pPr/>
+      <w:r>
+        <w:rPr>
+          <w:lang w:val="zh_TW" w:bidi="zh_TW"/>
+        </w:rPr>
+      </w:r>
+      <w:r>
+        <w:rPr>
+          <w:lang w:val="zh_TW" w:bidi="zh_TW"/>
+        </w:rPr>
+        <w:t>以色列人打敗西宏後，他們在摩押平原安營，對面就是耶利哥，他們可以從那裡看到應許之地。摩押人因以色列人的勝利而驚惶。為了打敗以色列人，摩押的王巴勒雇用了魔法師巴蘭來詛咒他們。然而，神將巴蘭三次對以色列人的詛咒都化成祝福（</w:t>
+      </w:r>
+      <w:hyperlink r:id="rId87">
+        <w:r>
+          <w:rPr>
+            <w:lang w:val="zh_TW" w:bidi="zh_TW"/>
+          </w:rPr>
+          <w:rPr>
+            <w:color w:val="0000EE"/>
+            <w:u w:val="single"/>
+          </w:rPr>
+          <w:t>民22–24章</w:t>
+        </w:r>
+      </w:hyperlink>
+      <w:r>
+        <w:rPr>
+          <w:lang w:val="zh_TW" w:bidi="zh_TW"/>
+        </w:rPr>
+        <w:t>）。</w:t>
+      </w:r>
+    </w:p>
+    <w:p>
+      <w:pPr/>
+      <w:r>
+        <w:rPr>
+          <w:lang w:val="zh_TW" w:bidi="zh_TW"/>
+        </w:rPr>
+      </w:r>
+      <w:r>
+        <w:rPr>
+          <w:lang w:val="zh_TW" w:bidi="zh_TW"/>
+        </w:rPr>
+        <w:t>雖然巴蘭無法詛咒以色列，他卻建議摩押人引誘以色列人陷入偶像崇拜和不道德的行為，使他們偏離神的心意（</w:t>
+      </w:r>
+      <w:hyperlink r:id="rId88">
+        <w:r>
+          <w:rPr>
+            <w:lang w:val="zh_TW" w:bidi="zh_TW"/>
+          </w:rPr>
+          <w:rPr>
+            <w:color w:val="0000EE"/>
+            <w:u w:val="single"/>
+          </w:rPr>
+          <w:t>民25:1–3</w:t>
+        </w:r>
+      </w:hyperlink>
+      <w:r>
+        <w:rPr>
+          <w:lang w:val="zh_TW" w:bidi="zh_TW"/>
+        </w:rPr>
+        <w:t>，</w:t>
+      </w:r>
+      <w:hyperlink r:id="rId89">
+        <w:r>
+          <w:rPr>
+            <w:lang w:val="zh_TW" w:bidi="zh_TW"/>
+          </w:rPr>
+          <w:rPr>
+            <w:color w:val="0000EE"/>
+            <w:u w:val="single"/>
+          </w:rPr>
+          <w:t>31:16</w:t>
+        </w:r>
+      </w:hyperlink>
+      <w:r>
+        <w:rPr>
+          <w:lang w:val="zh_TW" w:bidi="zh_TW"/>
+        </w:rPr>
+        <w:t>；</w:t>
+      </w:r>
+      <w:hyperlink r:id="rId90">
+        <w:r>
+          <w:rPr>
+            <w:lang w:val="zh_TW" w:bidi="zh_TW"/>
+          </w:rPr>
+          <w:rPr>
+            <w:color w:val="0000EE"/>
+            <w:u w:val="single"/>
+          </w:rPr>
+          <w:t>彼後2:15</w:t>
+        </w:r>
+      </w:hyperlink>
+      <w:r>
+        <w:rPr>
+          <w:lang w:val="zh_TW" w:bidi="zh_TW"/>
+        </w:rPr>
+        <w:t>；</w:t>
+      </w:r>
+      <w:hyperlink r:id="rId91">
+        <w:r>
+          <w:rPr>
+            <w:lang w:val="zh_TW" w:bidi="zh_TW"/>
+          </w:rPr>
+          <w:rPr>
+            <w:color w:val="0000EE"/>
+            <w:u w:val="single"/>
+          </w:rPr>
+          <w:t>啟2:14</w:t>
+        </w:r>
+      </w:hyperlink>
+      <w:r>
+        <w:rPr>
+          <w:lang w:val="zh_TW" w:bidi="zh_TW"/>
+        </w:rPr>
+        <w:t>）。以色列人聽從這個建議，向摩押的神獻祭，又參與異教崇拜，觸怒了神。神便降下一場瘟疫，殺死了24,000名以色列人（</w:t>
+      </w:r>
+      <w:hyperlink r:id="rId92">
+        <w:r>
+          <w:rPr>
+            <w:lang w:val="zh_TW" w:bidi="zh_TW"/>
+          </w:rPr>
+          <w:rPr>
+            <w:color w:val="0000EE"/>
+            <w:u w:val="single"/>
+          </w:rPr>
+          <w:t>民25:9</w:t>
+        </w:r>
+      </w:hyperlink>
+      <w:r>
+        <w:rPr>
+          <w:lang w:val="zh_TW" w:bidi="zh_TW"/>
+        </w:rPr>
+        <w:t>）。這次事件標誌著以色列首次面臨偶像崇拜的誘惑，預示著他們在迦南將面臨偶像崇拜的問題，他們持續偶像崇拜，最終導致他們的滅亡。</w:t>
+      </w:r>
+    </w:p>
+    <w:p>
+      <w:pPr/>
+      <w:r>
+        <w:rPr>
+          <w:lang w:val="zh_TW" w:bidi="zh_TW"/>
+        </w:rPr>
+      </w:r>
+      <w:r>
+        <w:rPr>
+          <w:lang w:val="zh_TW" w:bidi="zh_TW"/>
+        </w:rPr>
+        <w:t>在瘟疫之後，神指示摩西和以利亞撒進行一次類似四十年前的人口普查。雖然整整一代人在曠野中死去，除了迦勒和約書亞，第一次普查中的所有人都已經死去，但新一代已經成長，新人口普查所得的人口數目幾乎相同。這次普查顯示以色列人有601,730名年齡在20歲或以上適合戰爭的男子（</w:t>
+      </w:r>
+      <w:hyperlink r:id="rId93">
+        <w:r>
+          <w:rPr>
+            <w:lang w:val="zh_TW" w:bidi="zh_TW"/>
+          </w:rPr>
+          <w:rPr>
+            <w:color w:val="0000EE"/>
+            <w:u w:val="single"/>
+          </w:rPr>
+          <w:t>民26:51</w:t>
+        </w:r>
+      </w:hyperlink>
+      <w:r>
+        <w:rPr>
+          <w:lang w:val="zh_TW" w:bidi="zh_TW"/>
+        </w:rPr>
+        <w:t>）。</w:t>
+      </w:r>
+    </w:p>
+    <w:p>
+      <w:pPr/>
+      <w:r>
+        <w:rPr>
+          <w:lang w:val="zh_TW" w:bidi="zh_TW"/>
+        </w:rPr>
+      </w:r>
+      <w:r>
+        <w:rPr>
+          <w:lang w:val="zh_TW" w:bidi="zh_TW"/>
+        </w:rPr>
+        <w:t>神其後命令摩西在以利亞撒、祭司和會眾的見證下，公開任命約書亞為他的繼承者（</w:t>
+      </w:r>
+      <w:hyperlink r:id="rId94">
+        <w:r>
+          <w:rPr>
+            <w:lang w:val="zh_TW" w:bidi="zh_TW"/>
+          </w:rPr>
+          <w:rPr>
+            <w:color w:val="0000EE"/>
+            <w:u w:val="single"/>
+          </w:rPr>
+          <w:t>民27:12–23</w:t>
+        </w:r>
+      </w:hyperlink>
+      <w:r>
+        <w:rPr>
+          <w:lang w:val="zh_TW" w:bidi="zh_TW"/>
+        </w:rPr>
+        <w:t>）。摩西也接到關於節期、獻祭和起誓的指示（</w:t>
+      </w:r>
+      <w:hyperlink r:id="rId95">
+        <w:r>
+          <w:rPr>
+            <w:lang w:val="zh_TW" w:bidi="zh_TW"/>
+          </w:rPr>
+          <w:rPr>
+            <w:color w:val="0000EE"/>
+            <w:u w:val="single"/>
+          </w:rPr>
+          <w:t>民28–30章</w:t>
+        </w:r>
+      </w:hyperlink>
+      <w:r>
+        <w:rPr>
+          <w:lang w:val="zh_TW" w:bidi="zh_TW"/>
+        </w:rPr>
+        <w:t>）。神命令摩西為以色列向米甸人報仇，是他領導的最後一項任務。在這次戰役中，以色列人取得決定性的勝利，殺死了米甸王和巴蘭。</w:t>
+      </w:r>
+    </w:p>
+    <w:p>
+      <w:pPr/>
+      <w:r>
+        <w:rPr>
+          <w:lang w:val="zh_TW" w:bidi="zh_TW"/>
+        </w:rPr>
+      </w:r>
+      <w:r>
+        <w:rPr>
+          <w:lang w:val="zh_TW" w:bidi="zh_TW"/>
+        </w:rPr>
+        <w:t>耶和華又賜給摩西詳細的指示，關於應許之地的邊界，並指定將土地分給各支派的領袖（</w:t>
+      </w:r>
+      <w:hyperlink r:id="rId96">
+        <w:r>
+          <w:rPr>
+            <w:lang w:val="zh_TW" w:bidi="zh_TW"/>
+          </w:rPr>
+          <w:rPr>
+            <w:color w:val="0000EE"/>
+            <w:u w:val="single"/>
+          </w:rPr>
+          <w:t>民34章</w:t>
+        </w:r>
+      </w:hyperlink>
+      <w:r>
+        <w:rPr>
+          <w:lang w:val="zh_TW" w:bidi="zh_TW"/>
+        </w:rPr>
+        <w:t>）。神也給了利未人48座城市，包括六座逃城。這些城市是為了保護那些被控誤殺的人，確保他們在人面前得到公平公正的審訊，而不是遭到報復的傷害（</w:t>
+      </w:r>
+      <w:hyperlink r:id="rId97">
+        <w:r>
+          <w:rPr>
+            <w:lang w:val="zh_TW" w:bidi="zh_TW"/>
+          </w:rPr>
+          <w:rPr>
+            <w:color w:val="0000EE"/>
+            <w:u w:val="single"/>
+          </w:rPr>
+          <w:t>民35章</w:t>
+        </w:r>
+      </w:hyperlink>
+      <w:r>
+        <w:rPr>
+          <w:lang w:val="zh_TW" w:bidi="zh_TW"/>
+        </w:rPr>
+        <w:t>）。</w:t>
+      </w:r>
+    </w:p>
+    <w:p>
+      <w:pPr>
+        <w:pStyle w:val="Heading4"/>
+      </w:pPr>
+      <w:r>
+        <w:rPr>
+          <w:lang w:val="zh_TW" w:bidi="zh_TW"/>
+        </w:rPr>
+        <w:t>摩西之死</w:t>
+      </w:r>
+    </w:p>
+    <w:p>
+      <w:pPr/>
+      <w:r>
+        <w:rPr>
+          <w:lang w:val="zh_TW" w:bidi="zh_TW"/>
+        </w:rPr>
+      </w:r>
+      <w:r>
+        <w:rPr>
+          <w:lang w:val="zh_TW" w:bidi="zh_TW"/>
+        </w:rPr>
+        <w:t>申命記是摩西對以色列人的告別之言，講述他在去世前的最後指示和反思。摩西是這本書中的唯一講者，向聚集的會眾說話，回顧他們在西奈山以來的旅程。他回顧他們過去的失敗，包括38年前拒絕進入應許之地（</w:t>
+      </w:r>
+      <w:hyperlink r:id="rId98">
+        <w:r>
+          <w:rPr>
+            <w:lang w:val="zh_TW" w:bidi="zh_TW"/>
+          </w:rPr>
+          <w:rPr>
+            <w:color w:val="0000EE"/>
+            <w:u w:val="single"/>
+          </w:rPr>
+          <w:t>申2:14</w:t>
+        </w:r>
+      </w:hyperlink>
+      <w:r>
+        <w:rPr>
+          <w:lang w:val="zh_TW" w:bidi="zh_TW"/>
+        </w:rPr>
+        <w:t>）。他憶起他要求過約旦河看那片應許之地。神只允許摩西從毗斯迦山頂觀看應許之地，但不允許他進入。</w:t>
+      </w:r>
+    </w:p>
+    <w:p>
+      <w:pPr/>
+      <w:r>
+        <w:rPr>
+          <w:lang w:val="zh_TW" w:bidi="zh_TW"/>
+        </w:rPr>
+      </w:r>
+      <w:r>
+        <w:rPr>
+          <w:lang w:val="zh_TW" w:bidi="zh_TW"/>
+        </w:rPr>
+        <w:t>摩西利用這個機會，敦促百姓順服神的律法和誡命，強調他們的順服，將為即將進入的應許之地帶來祝福。</w:t>
+      </w:r>
+    </w:p>
+    <w:p>
+      <w:pPr/>
+      <w:r>
+        <w:rPr>
+          <w:lang w:val="zh_TW" w:bidi="zh_TW"/>
+        </w:rPr>
+      </w:r>
+      <w:r>
+        <w:rPr>
+          <w:lang w:val="zh_TW" w:bidi="zh_TW"/>
+        </w:rPr>
+        <w:t>當摩西生命的接近終結時，神指示他和約書亞在會幕見面，約書亞在那裡被正式任命，成為以色列的新領袖（</w:t>
+      </w:r>
+      <w:hyperlink r:id="rId99">
+        <w:r>
+          <w:rPr>
+            <w:lang w:val="zh_TW" w:bidi="zh_TW"/>
+          </w:rPr>
+          <w:rPr>
+            <w:color w:val="0000EE"/>
+            <w:u w:val="single"/>
+          </w:rPr>
+          <w:t>申31:14–23</w:t>
+        </w:r>
+      </w:hyperlink>
+      <w:r>
+        <w:rPr>
+          <w:lang w:val="zh_TW" w:bidi="zh_TW"/>
+        </w:rPr>
+        <w:t>）。在摩西去世之前，他祝福以色列人（</w:t>
+      </w:r>
+      <w:hyperlink r:id="rId100">
+        <w:r>
+          <w:rPr>
+            <w:lang w:val="zh_TW" w:bidi="zh_TW"/>
+          </w:rPr>
+          <w:rPr>
+            <w:color w:val="0000EE"/>
+            <w:u w:val="single"/>
+          </w:rPr>
+          <w:t>申33</w:t>
+        </w:r>
+      </w:hyperlink>
+      <w:r>
+        <w:rPr>
+          <w:lang w:val="zh_TW" w:bidi="zh_TW"/>
+        </w:rPr>
+        <w:t>）。</w:t>
+      </w:r>
+    </w:p>
+    <w:p>
+      <w:pPr/>
+      <w:r>
+        <w:rPr>
+          <w:lang w:val="zh_TW" w:bidi="zh_TW"/>
+        </w:rPr>
+      </w:r>
+      <w:r>
+        <w:rPr>
+          <w:lang w:val="zh_TW" w:bidi="zh_TW"/>
+        </w:rPr>
+        <w:t>然後，摩西登上尼波山，特別是到達毗斯迦的山頂，神向他展示應許之地，雖然神不允許他進入其中。摩西死在那裡，神親自將他埋葬在摩押的一個山谷中，對面就是伯‧毗珥（</w:t>
+      </w:r>
+      <w:hyperlink r:id="rId101">
+        <w:r>
+          <w:rPr>
+            <w:lang w:val="zh_TW" w:bidi="zh_TW"/>
+          </w:rPr>
+          <w:rPr>
+            <w:color w:val="0000EE"/>
+            <w:u w:val="single"/>
+          </w:rPr>
+          <w:t>申34:6</w:t>
+        </w:r>
+      </w:hyperlink>
+      <w:r>
+        <w:rPr>
+          <w:lang w:val="zh_TW" w:bidi="zh_TW"/>
+        </w:rPr>
+        <w:t>）。</w:t>
+      </w:r>
+    </w:p>
+    <w:p>
+      <w:pPr/>
+      <w:r>
+        <w:rPr>
+          <w:lang w:val="zh_TW" w:bidi="zh_TW"/>
+        </w:rPr>
+      </w:r>
+      <w:r>
+        <w:rPr>
+          <w:lang w:val="zh_TW" w:bidi="zh_TW"/>
+        </w:rPr>
+        <w:t>摩西去世時年120歲，以色列人為他的去世哀悼30天。對摩西最後的致敬，反映了他與神獨特的關係：「</w:t>
+      </w:r>
+      <w:r>
+        <w:rPr>
+          <w:lang w:val="zh_TW" w:bidi="zh_TW"/>
+        </w:rPr>
+        <w:t>以後以色列中再沒有興起先知像摩西的。他是耶和華面對面所認識的</w:t>
+      </w:r>
+      <w:r>
+        <w:rPr>
+          <w:lang w:val="zh_TW" w:bidi="zh_TW"/>
+        </w:rPr>
+        <w:t>」（</w:t>
+      </w:r>
+      <w:hyperlink r:id="rId102">
+        <w:r>
+          <w:rPr>
+            <w:lang w:val="zh_TW" w:bidi="zh_TW"/>
+          </w:rPr>
+          <w:rPr>
+            <w:color w:val="0000EE"/>
+            <w:u w:val="single"/>
+          </w:rPr>
+          <w:t>申34:10</w:t>
+        </w:r>
+      </w:hyperlink>
+      <w:r>
+        <w:rPr>
+          <w:lang w:val="zh_TW" w:bidi="zh_TW"/>
+        </w:rPr>
+        <w:t>）。</w:t>
+      </w:r>
+    </w:p>
+    <w:p>
+      <w:pPr>
+        <w:pStyle w:val="Heading3"/>
+      </w:pPr>
+      <w:r>
+        <w:rPr>
+          <w:lang w:val="zh_TW" w:bidi="zh_TW"/>
+        </w:rPr>
+        <w:t>在新約聖經中的摩西</w:t>
+      </w:r>
+    </w:p>
+    <w:p>
+      <w:pPr/>
+      <w:r>
+        <w:rPr>
+          <w:lang w:val="zh_TW" w:bidi="zh_TW"/>
+        </w:rPr>
+      </w:r>
+      <w:r>
+        <w:rPr>
+          <w:lang w:val="zh_TW" w:bidi="zh_TW"/>
+        </w:rPr>
+        <w:t>在新約聖經時代中，所有猶太人和基督徒都認為摩西是摩西五經的作者。一些片語顯示他與聖經的首五本書有關，例如：</w:t>
+      </w:r>
+    </w:p>
+    <w:p>
+      <w:pPr>
+        <w:pStyle w:val="ListBullet"/>
+        <w:spacing w:line="240" w:lineRule="auto"/>
+        <w:ind w:left="720"/>
+      </w:pPr>
+      <w:r>
+        <w:rPr>
+          <w:lang w:val="zh_TW" w:bidi="zh_TW"/>
+        </w:rPr>
+      </w:r>
+      <w:r>
+        <w:rPr>
+          <w:lang w:val="zh_TW" w:bidi="zh_TW"/>
+        </w:rPr>
+        <w:t>「摩西律法」（</w:t>
+      </w:r>
+      <w:hyperlink r:id="rId103">
+        <w:r>
+          <w:rPr>
+            <w:lang w:val="zh_TW" w:bidi="zh_TW"/>
+          </w:rPr>
+          <w:rPr>
+            <w:color w:val="0000EE"/>
+            <w:u w:val="single"/>
+          </w:rPr>
+          <w:t>路2:22</w:t>
+        </w:r>
+      </w:hyperlink>
+      <w:r>
+        <w:rPr>
+          <w:lang w:val="zh_TW" w:bidi="zh_TW"/>
+        </w:rPr>
+        <w:t>）</w:t>
+      </w:r>
+    </w:p>
+    <w:p>
+      <w:pPr>
+        <w:pStyle w:val="ListBullet"/>
+        <w:spacing w:line="240" w:lineRule="auto"/>
+        <w:ind w:left="720"/>
+      </w:pPr>
+      <w:r>
+        <w:rPr>
+          <w:lang w:val="zh_TW" w:bidi="zh_TW"/>
+        </w:rPr>
+      </w:r>
+      <w:r>
+        <w:rPr>
+          <w:lang w:val="zh_TW" w:bidi="zh_TW"/>
+        </w:rPr>
+        <w:t>「</w:t>
+      </w:r>
+      <w:r>
+        <w:rPr>
+          <w:lang w:val="zh_TW" w:bidi="zh_TW"/>
+        </w:rPr>
+        <w:t>摩西為甚麼吩咐</w:t>
+      </w:r>
+      <w:r>
+        <w:rPr>
+          <w:lang w:val="zh_TW" w:bidi="zh_TW"/>
+        </w:rPr>
+        <w:t>」（</w:t>
+      </w:r>
+      <w:hyperlink r:id="rId104">
+        <w:r>
+          <w:rPr>
+            <w:lang w:val="zh_TW" w:bidi="zh_TW"/>
+          </w:rPr>
+          <w:rPr>
+            <w:color w:val="0000EE"/>
+            <w:u w:val="single"/>
+          </w:rPr>
+          <w:t>太19:7</w:t>
+        </w:r>
+      </w:hyperlink>
+      <w:r>
+        <w:rPr>
+          <w:lang w:val="zh_TW" w:bidi="zh_TW"/>
+        </w:rPr>
+        <w:t>）</w:t>
+      </w:r>
+    </w:p>
+    <w:p>
+      <w:pPr>
+        <w:pStyle w:val="ListBullet"/>
+        <w:spacing w:line="240" w:lineRule="auto"/>
+        <w:ind w:left="720"/>
+      </w:pPr>
+      <w:r>
+        <w:rPr>
+          <w:lang w:val="zh_TW" w:bidi="zh_TW"/>
+        </w:rPr>
+      </w:r>
+      <w:r>
+        <w:rPr>
+          <w:lang w:val="zh_TW" w:bidi="zh_TW"/>
+        </w:rPr>
+        <w:t>「摩西說」（</w:t>
+      </w:r>
+      <w:hyperlink r:id="rId105">
+        <w:r>
+          <w:rPr>
+            <w:lang w:val="zh_TW" w:bidi="zh_TW"/>
+          </w:rPr>
+          <w:rPr>
+            <w:color w:val="0000EE"/>
+            <w:u w:val="single"/>
+          </w:rPr>
+          <w:t>可7:10</w:t>
+        </w:r>
+      </w:hyperlink>
+      <w:r>
+        <w:rPr>
+          <w:lang w:val="zh_TW" w:bidi="zh_TW"/>
+        </w:rPr>
+        <w:t>）</w:t>
+      </w:r>
+    </w:p>
+    <w:p>
+      <w:pPr>
+        <w:pStyle w:val="ListBullet"/>
+        <w:spacing w:line="240" w:lineRule="auto"/>
+        <w:ind w:left="720"/>
+      </w:pPr>
+      <w:r>
+        <w:rPr>
+          <w:lang w:val="zh_TW" w:bidi="zh_TW"/>
+        </w:rPr>
+      </w:r>
+      <w:r>
+        <w:rPr>
+          <w:lang w:val="zh_TW" w:bidi="zh_TW"/>
+        </w:rPr>
+        <w:t>「</w:t>
+      </w:r>
+      <w:r>
+        <w:rPr>
+          <w:lang w:val="zh_TW" w:bidi="zh_TW"/>
+        </w:rPr>
+        <w:t>摩西為我們寫着說</w:t>
+      </w:r>
+      <w:r>
+        <w:rPr>
+          <w:lang w:val="zh_TW" w:bidi="zh_TW"/>
+        </w:rPr>
+        <w:t>」 （</w:t>
+      </w:r>
+      <w:hyperlink r:id="rId106">
+        <w:r>
+          <w:rPr>
+            <w:lang w:val="zh_TW" w:bidi="zh_TW"/>
+          </w:rPr>
+          <w:rPr>
+            <w:color w:val="0000EE"/>
+            <w:u w:val="single"/>
+          </w:rPr>
+          <w:t>可12:19</w:t>
+        </w:r>
+      </w:hyperlink>
+      <w:r>
+        <w:rPr>
+          <w:lang w:val="zh_TW" w:bidi="zh_TW"/>
+        </w:rPr>
+        <w:t>）</w:t>
+      </w:r>
+    </w:p>
+    <w:p>
+      <w:pPr/>
+      <w:r>
+        <w:rPr>
+          <w:lang w:val="zh_TW" w:bidi="zh_TW"/>
+        </w:rPr>
+      </w:r>
+      <w:r>
+        <w:rPr>
+          <w:lang w:val="zh_TW" w:bidi="zh_TW"/>
+        </w:rPr>
+        <w:t>他在新約聖經中出現的次數，比其他舊約聖經人物都要多，總共79次。他主要被描述為律法的頒佈者（</w:t>
+      </w:r>
+      <w:hyperlink r:id="rId107">
+        <w:r>
+          <w:rPr>
+            <w:lang w:val="zh_TW" w:bidi="zh_TW"/>
+          </w:rPr>
+          <w:rPr>
+            <w:color w:val="0000EE"/>
+            <w:u w:val="single"/>
+          </w:rPr>
+          <w:t>太8:4</w:t>
+        </w:r>
+      </w:hyperlink>
+      <w:r>
+        <w:rPr>
+          <w:lang w:val="zh_TW" w:bidi="zh_TW"/>
+        </w:rPr>
+        <w:t>；</w:t>
+      </w:r>
+      <w:hyperlink r:id="rId105">
+        <w:r>
+          <w:rPr>
+            <w:lang w:val="zh_TW" w:bidi="zh_TW"/>
+          </w:rPr>
+          <w:rPr>
+            <w:color w:val="0000EE"/>
+            <w:u w:val="single"/>
+          </w:rPr>
+          <w:t>可7:10</w:t>
+        </w:r>
+      </w:hyperlink>
+      <w:r>
+        <w:rPr>
+          <w:lang w:val="zh_TW" w:bidi="zh_TW"/>
+        </w:rPr>
+        <w:t>；</w:t>
+      </w:r>
+      <w:hyperlink r:id="rId108">
+        <w:r>
+          <w:rPr>
+            <w:lang w:val="zh_TW" w:bidi="zh_TW"/>
+          </w:rPr>
+          <w:rPr>
+            <w:color w:val="0000EE"/>
+            <w:u w:val="single"/>
+          </w:rPr>
+          <w:t>約1:17</w:t>
+        </w:r>
+      </w:hyperlink>
+      <w:r>
+        <w:rPr>
+          <w:lang w:val="zh_TW" w:bidi="zh_TW"/>
+        </w:rPr>
+        <w:t>；</w:t>
+      </w:r>
+      <w:hyperlink r:id="rId109">
+        <w:r>
+          <w:rPr>
+            <w:lang w:val="zh_TW" w:bidi="zh_TW"/>
+          </w:rPr>
+          <w:rPr>
+            <w:color w:val="0000EE"/>
+            <w:u w:val="single"/>
+          </w:rPr>
+          <w:t>徒15:1</w:t>
+        </w:r>
+      </w:hyperlink>
+      <w:r>
+        <w:rPr>
+          <w:lang w:val="zh_TW" w:bidi="zh_TW"/>
+        </w:rPr>
+        <w:t>）。他在耶穌的登山變象時出現，代表舊約聖經的律法。以利亞也出現了，代表舊約聖經的先知（</w:t>
+      </w:r>
+      <w:hyperlink r:id="rId110">
+        <w:r>
+          <w:rPr>
+            <w:lang w:val="zh_TW" w:bidi="zh_TW"/>
+          </w:rPr>
+          <w:rPr>
+            <w:color w:val="0000EE"/>
+            <w:u w:val="single"/>
+          </w:rPr>
+          <w:t>太17:1–3</w:t>
+        </w:r>
+      </w:hyperlink>
+      <w:r>
+        <w:rPr>
+          <w:lang w:val="zh_TW" w:bidi="zh_TW"/>
+        </w:rPr>
+        <w:t>）。</w:t>
+      </w:r>
+    </w:p>
+    <w:p>
+      <w:pPr/>
+      <w:r>
+        <w:rPr>
+          <w:lang w:val="zh_TW" w:bidi="zh_TW"/>
+        </w:rPr>
+      </w:r>
+      <w:r>
+        <w:rPr>
+          <w:lang w:val="zh_TW" w:bidi="zh_TW"/>
+        </w:rPr>
+        <w:t>摩西在新約聖經中也被描繪為一位先知。作為先知，他談到了即將來臨的彌賽亞和祂的受苦（</w:t>
+      </w:r>
+      <w:hyperlink r:id="rId111">
+        <w:r>
+          <w:rPr>
+            <w:lang w:val="zh_TW" w:bidi="zh_TW"/>
+          </w:rPr>
+          <w:rPr>
+            <w:color w:val="0000EE"/>
+            <w:u w:val="single"/>
+          </w:rPr>
+          <w:t>路24:25–27</w:t>
+        </w:r>
+      </w:hyperlink>
+      <w:r>
+        <w:rPr>
+          <w:lang w:val="zh_TW" w:bidi="zh_TW"/>
+        </w:rPr>
+        <w:t>；</w:t>
+      </w:r>
+      <w:hyperlink r:id="rId112">
+        <w:r>
+          <w:rPr>
+            <w:lang w:val="zh_TW" w:bidi="zh_TW"/>
+          </w:rPr>
+          <w:rPr>
+            <w:color w:val="0000EE"/>
+            <w:u w:val="single"/>
+          </w:rPr>
+          <w:t>徒3:22</w:t>
+        </w:r>
+      </w:hyperlink>
+      <w:r>
+        <w:rPr>
+          <w:lang w:val="zh_TW" w:bidi="zh_TW"/>
+        </w:rPr>
+        <w:t>）。新約聖經將摩西和耶穌聯繫起來，以展示在新約和舊約之間連貫性。例如：</w:t>
+      </w:r>
+    </w:p>
+    <w:p>
+      <w:pPr>
+        <w:pStyle w:val="ListBullet"/>
+        <w:spacing w:line="240" w:lineRule="auto"/>
+        <w:ind w:left="720"/>
+      </w:pPr>
+      <w:r>
+        <w:rPr>
+          <w:lang w:val="zh_TW" w:bidi="zh_TW"/>
+        </w:rPr>
+      </w:r>
+      <w:r>
+        <w:rPr>
+          <w:lang w:val="zh_TW" w:bidi="zh_TW"/>
+        </w:rPr>
+        <w:t>耶穌誕生的故事與摩西的故事並列，都是神拯救作為嬰兒的他們，逃脫地上統治者的謀殺陰謀（</w:t>
+      </w:r>
+      <w:hyperlink r:id="rId113">
+        <w:r>
+          <w:rPr>
+            <w:lang w:val="zh_TW" w:bidi="zh_TW"/>
+          </w:rPr>
+          <w:rPr>
+            <w:color w:val="0000EE"/>
+            <w:u w:val="single"/>
+          </w:rPr>
+          <w:t>太2:13–18</w:t>
+        </w:r>
+      </w:hyperlink>
+      <w:r>
+        <w:rPr>
+          <w:lang w:val="zh_TW" w:bidi="zh_TW"/>
+        </w:rPr>
+        <w:t>）。</w:t>
+      </w:r>
+    </w:p>
+    <w:p>
+      <w:pPr>
+        <w:pStyle w:val="ListBullet"/>
+        <w:spacing w:line="240" w:lineRule="auto"/>
+        <w:ind w:left="720"/>
+      </w:pPr>
+      <w:r>
+        <w:rPr>
+          <w:lang w:val="zh_TW" w:bidi="zh_TW"/>
+        </w:rPr>
+      </w:r>
+      <w:r>
+        <w:rPr>
+          <w:lang w:val="zh_TW" w:bidi="zh_TW"/>
+        </w:rPr>
+        <w:t>耶穌的登山寶訓反映在西奈山頒佈律法的情景，將祂呈現為神旨意，帶有權威的詮釋者（</w:t>
+      </w:r>
+      <w:hyperlink r:id="rId114">
+        <w:r>
+          <w:rPr>
+            <w:lang w:val="zh_TW" w:bidi="zh_TW"/>
+          </w:rPr>
+          <w:rPr>
+            <w:color w:val="0000EE"/>
+            <w:u w:val="single"/>
+          </w:rPr>
+          <w:t>太5–7章</w:t>
+        </w:r>
+      </w:hyperlink>
+      <w:r>
+        <w:rPr>
+          <w:lang w:val="zh_TW" w:bidi="zh_TW"/>
+        </w:rPr>
+        <w:t>）。</w:t>
+      </w:r>
+    </w:p>
+    <w:p>
+      <w:pPr>
+        <w:pStyle w:val="ListBullet"/>
+        <w:spacing w:line="240" w:lineRule="auto"/>
+        <w:ind w:left="720"/>
+      </w:pPr>
+      <w:r>
+        <w:rPr>
+          <w:lang w:val="zh_TW" w:bidi="zh_TW"/>
+        </w:rPr>
+      </w:r>
+      <w:r>
+        <w:rPr>
+          <w:lang w:val="zh_TW" w:bidi="zh_TW"/>
+        </w:rPr>
+        <w:t>保羅將舊律法，對比加拉太書中與神的新關係。希伯來書的作者，認為摩西頒佈的律法，是為了現在在基督裡使信徒稱義的信心作好準備（</w:t>
+      </w:r>
+      <w:hyperlink r:id="rId115">
+        <w:r>
+          <w:rPr>
+            <w:lang w:val="zh_TW" w:bidi="zh_TW"/>
+          </w:rPr>
+          <w:rPr>
+            <w:color w:val="0000EE"/>
+            <w:u w:val="single"/>
+          </w:rPr>
+          <w:t>希3:5–6</w:t>
+        </w:r>
+      </w:hyperlink>
+      <w:r>
+        <w:rPr>
+          <w:lang w:val="zh_TW" w:bidi="zh_TW"/>
+        </w:rPr>
+        <w:t>；</w:t>
+      </w:r>
+      <w:hyperlink r:id="rId116">
+        <w:r>
+          <w:rPr>
+            <w:lang w:val="zh_TW" w:bidi="zh_TW"/>
+          </w:rPr>
+          <w:rPr>
+            <w:color w:val="0000EE"/>
+            <w:u w:val="single"/>
+          </w:rPr>
+          <w:t>9:11–22</w:t>
+        </w:r>
+      </w:hyperlink>
+      <w:r>
+        <w:rPr>
+          <w:lang w:val="zh_TW" w:bidi="zh_TW"/>
+        </w:rPr>
+        <w:t>）。</w:t>
+      </w:r>
+    </w:p>
+    <w:p>
+      <w:pPr>
+        <w:pStyle w:val="ListBullet"/>
+        <w:spacing w:line="240" w:lineRule="auto"/>
+        <w:ind w:left="720"/>
+      </w:pPr>
+      <w:r>
+        <w:rPr>
+          <w:lang w:val="zh_TW" w:bidi="zh_TW"/>
+        </w:rPr>
+      </w:r>
+      <w:r>
+        <w:rPr>
+          <w:lang w:val="zh_TW" w:bidi="zh_TW"/>
+        </w:rPr>
+        <w:t>約翰福音將藉摩西所給的律法，對比通過耶穌基督而來的恩典和真理（</w:t>
+      </w:r>
+      <w:hyperlink r:id="rId108">
+        <w:r>
+          <w:rPr>
+            <w:lang w:val="zh_TW" w:bidi="zh_TW"/>
+          </w:rPr>
+          <w:rPr>
+            <w:color w:val="0000EE"/>
+            <w:u w:val="single"/>
+          </w:rPr>
+          <w:t>約1:17</w:t>
+        </w:r>
+      </w:hyperlink>
+      <w:r>
+        <w:rPr>
+          <w:lang w:val="zh_TW" w:bidi="zh_TW"/>
+        </w:rPr>
+        <w:t>）。</w:t>
+      </w:r>
+    </w:p>
+    <w:p>
+      <w:pPr>
+        <w:pStyle w:val="ListBullet"/>
+        <w:spacing w:line="240" w:lineRule="auto"/>
+        <w:ind w:left="720"/>
+      </w:pPr>
+      <w:r>
+        <w:rPr>
+          <w:lang w:val="zh_TW" w:bidi="zh_TW"/>
+        </w:rPr>
+      </w:r>
+      <w:r>
+        <w:rPr>
+          <w:lang w:val="zh_TW" w:bidi="zh_TW"/>
+        </w:rPr>
+        <w:t>約翰將曠野中的嗎哪比作耶穌是「生命的糧」（</w:t>
+      </w:r>
+      <w:hyperlink r:id="rId117">
+        <w:r>
+          <w:rPr>
+            <w:lang w:val="zh_TW" w:bidi="zh_TW"/>
+          </w:rPr>
+          <w:rPr>
+            <w:color w:val="0000EE"/>
+            <w:u w:val="single"/>
+          </w:rPr>
+          <w:t>約6:30–35</w:t>
+        </w:r>
+      </w:hyperlink>
+      <w:r>
+        <w:rPr>
+          <w:lang w:val="zh_TW" w:bidi="zh_TW"/>
+        </w:rPr>
+        <w:t>）。</w:t>
+      </w:r>
+    </w:p>
+    <w:p>
+      <w:pPr/>
+      <w:r>
+        <w:rPr>
+          <w:lang w:val="zh_TW" w:bidi="zh_TW"/>
+        </w:rPr>
+      </w:r>
+      <w:r>
+        <w:rPr>
+          <w:lang w:val="zh_TW" w:bidi="zh_TW"/>
+        </w:rPr>
+        <w:t>其它提到摩西或與相關事件的地方包括：</w:t>
+      </w:r>
+    </w:p>
+    <w:p>
+      <w:pPr>
+        <w:pStyle w:val="ListBullet"/>
+        <w:spacing w:line="240" w:lineRule="auto"/>
+        <w:ind w:left="720"/>
+      </w:pPr>
+      <w:r>
+        <w:rPr>
+          <w:lang w:val="zh_TW" w:bidi="zh_TW"/>
+        </w:rPr>
+      </w:r>
+      <w:r>
+        <w:rPr>
+          <w:lang w:val="zh_TW" w:bidi="zh_TW"/>
+        </w:rPr>
+        <w:t>摩西出生（</w:t>
+      </w:r>
+      <w:hyperlink r:id="rId118">
+        <w:r>
+          <w:rPr>
+            <w:lang w:val="zh_TW" w:bidi="zh_TW"/>
+          </w:rPr>
+          <w:rPr>
+            <w:color w:val="0000EE"/>
+            <w:u w:val="single"/>
+          </w:rPr>
+          <w:t>徒7:20</w:t>
+        </w:r>
+      </w:hyperlink>
+      <w:r>
+        <w:rPr>
+          <w:lang w:val="zh_TW" w:bidi="zh_TW"/>
+        </w:rPr>
+        <w:t>；</w:t>
+      </w:r>
+      <w:hyperlink r:id="rId119">
+        <w:r>
+          <w:rPr>
+            <w:lang w:val="zh_TW" w:bidi="zh_TW"/>
+          </w:rPr>
+          <w:rPr>
+            <w:color w:val="0000EE"/>
+            <w:u w:val="single"/>
+          </w:rPr>
+          <w:t>來11:23</w:t>
+        </w:r>
+      </w:hyperlink>
+      <w:r>
+        <w:rPr>
+          <w:lang w:val="zh_TW" w:bidi="zh_TW"/>
+        </w:rPr>
+        <w:t>）</w:t>
+      </w:r>
+    </w:p>
+    <w:p>
+      <w:pPr>
+        <w:pStyle w:val="ListBullet"/>
+        <w:spacing w:line="240" w:lineRule="auto"/>
+        <w:ind w:left="720"/>
+      </w:pPr>
+      <w:r>
+        <w:rPr>
+          <w:lang w:val="zh_TW" w:bidi="zh_TW"/>
+        </w:rPr>
+      </w:r>
+      <w:r>
+        <w:rPr>
+          <w:lang w:val="zh_TW" w:bidi="zh_TW"/>
+        </w:rPr>
+        <w:t>燃燒的荊棘（</w:t>
+      </w:r>
+      <w:hyperlink r:id="rId120">
+        <w:r>
+          <w:rPr>
+            <w:lang w:val="zh_TW" w:bidi="zh_TW"/>
+          </w:rPr>
+          <w:rPr>
+            <w:color w:val="0000EE"/>
+            <w:u w:val="single"/>
+          </w:rPr>
+          <w:t>路20:37</w:t>
+        </w:r>
+      </w:hyperlink>
+      <w:r>
+        <w:rPr>
+          <w:lang w:val="zh_TW" w:bidi="zh_TW"/>
+        </w:rPr>
+        <w:t>）</w:t>
+      </w:r>
+    </w:p>
+    <w:p>
+      <w:pPr>
+        <w:pStyle w:val="ListBullet"/>
+        <w:spacing w:line="240" w:lineRule="auto"/>
+        <w:ind w:left="720"/>
+      </w:pPr>
+      <w:r>
+        <w:rPr>
+          <w:lang w:val="zh_TW" w:bidi="zh_TW"/>
+        </w:rPr>
+      </w:r>
+      <w:r>
+        <w:rPr>
+          <w:lang w:val="zh_TW" w:bidi="zh_TW"/>
+        </w:rPr>
+        <w:t>埃及的術士和假教師（</w:t>
+      </w:r>
+      <w:hyperlink r:id="rId121">
+        <w:r>
+          <w:rPr>
+            <w:lang w:val="zh_TW" w:bidi="zh_TW"/>
+          </w:rPr>
+          <w:rPr>
+            <w:color w:val="0000EE"/>
+            <w:u w:val="single"/>
+          </w:rPr>
+          <w:t>提後3:8</w:t>
+        </w:r>
+      </w:hyperlink>
+      <w:r>
+        <w:rPr>
+          <w:lang w:val="zh_TW" w:bidi="zh_TW"/>
+        </w:rPr>
+        <w:t>）</w:t>
+      </w:r>
+    </w:p>
+    <w:p>
+      <w:pPr>
+        <w:pStyle w:val="ListBullet"/>
+        <w:spacing w:line="240" w:lineRule="auto"/>
+        <w:ind w:left="720"/>
+      </w:pPr>
+      <w:r>
+        <w:rPr>
+          <w:lang w:val="zh_TW" w:bidi="zh_TW"/>
+        </w:rPr>
+      </w:r>
+      <w:r>
+        <w:rPr>
+          <w:lang w:val="zh_TW" w:bidi="zh_TW"/>
+        </w:rPr>
+        <w:t>逾越節（</w:t>
+      </w:r>
+      <w:hyperlink r:id="rId122">
+        <w:r>
+          <w:rPr>
+            <w:lang w:val="zh_TW" w:bidi="zh_TW"/>
+          </w:rPr>
+          <w:rPr>
+            <w:color w:val="0000EE"/>
+            <w:u w:val="single"/>
+          </w:rPr>
+          <w:t>來11:28</w:t>
+        </w:r>
+      </w:hyperlink>
+      <w:r>
+        <w:rPr>
+          <w:lang w:val="zh_TW" w:bidi="zh_TW"/>
+        </w:rPr>
+        <w:t>）</w:t>
+      </w:r>
+    </w:p>
+    <w:p>
+      <w:pPr>
+        <w:pStyle w:val="ListBullet"/>
+        <w:spacing w:line="240" w:lineRule="auto"/>
+        <w:ind w:left="720"/>
+      </w:pPr>
+      <w:r>
+        <w:rPr>
+          <w:lang w:val="zh_TW" w:bidi="zh_TW"/>
+        </w:rPr>
+      </w:r>
+      <w:r>
+        <w:rPr>
+          <w:lang w:val="zh_TW" w:bidi="zh_TW"/>
+        </w:rPr>
+        <w:t>出埃及（</w:t>
+      </w:r>
+      <w:hyperlink r:id="rId123">
+        <w:r>
+          <w:rPr>
+            <w:lang w:val="zh_TW" w:bidi="zh_TW"/>
+          </w:rPr>
+          <w:rPr>
+            <w:color w:val="0000EE"/>
+            <w:u w:val="single"/>
+          </w:rPr>
+          <w:t>來3:16</w:t>
+        </w:r>
+      </w:hyperlink>
+      <w:r>
+        <w:rPr>
+          <w:lang w:val="zh_TW" w:bidi="zh_TW"/>
+        </w:rPr>
+        <w:t>）</w:t>
+      </w:r>
+    </w:p>
+    <w:p>
+      <w:pPr>
+        <w:pStyle w:val="ListBullet"/>
+        <w:spacing w:line="240" w:lineRule="auto"/>
+        <w:ind w:left="720"/>
+      </w:pPr>
+      <w:r>
+        <w:rPr>
+          <w:lang w:val="zh_TW" w:bidi="zh_TW"/>
+        </w:rPr>
+      </w:r>
+      <w:r>
+        <w:rPr>
+          <w:lang w:val="zh_TW" w:bidi="zh_TW"/>
+        </w:rPr>
+        <w:t>過紅海（</w:t>
+      </w:r>
+      <w:hyperlink r:id="rId124">
+        <w:r>
+          <w:rPr>
+            <w:lang w:val="zh_TW" w:bidi="zh_TW"/>
+          </w:rPr>
+          <w:rPr>
+            <w:color w:val="0000EE"/>
+            <w:u w:val="single"/>
+          </w:rPr>
+          <w:t>林前10:2</w:t>
+        </w:r>
+      </w:hyperlink>
+      <w:r>
+        <w:rPr>
+          <w:lang w:val="zh_TW" w:bidi="zh_TW"/>
+        </w:rPr>
+        <w:t>）</w:t>
+      </w:r>
+    </w:p>
+    <w:p>
+      <w:pPr>
+        <w:pStyle w:val="ListBullet"/>
+        <w:spacing w:line="240" w:lineRule="auto"/>
+        <w:ind w:left="720"/>
+      </w:pPr>
+      <w:r>
+        <w:rPr>
+          <w:lang w:val="zh_TW" w:bidi="zh_TW"/>
+        </w:rPr>
+      </w:r>
+      <w:r>
+        <w:rPr>
+          <w:lang w:val="zh_TW" w:bidi="zh_TW"/>
+        </w:rPr>
+        <w:t>西奈盟約中的贖罪祭和耶穌獻上的寶血（</w:t>
+      </w:r>
+      <w:hyperlink r:id="rId125">
+        <w:r>
+          <w:rPr>
+            <w:lang w:val="zh_TW" w:bidi="zh_TW"/>
+          </w:rPr>
+          <w:rPr>
+            <w:color w:val="0000EE"/>
+            <w:u w:val="single"/>
+          </w:rPr>
+          <w:t>太26:28</w:t>
+        </w:r>
+      </w:hyperlink>
+      <w:r>
+        <w:rPr>
+          <w:lang w:val="zh_TW" w:bidi="zh_TW"/>
+        </w:rPr>
+        <w:t>）</w:t>
+      </w:r>
+    </w:p>
+    <w:p>
+      <w:pPr>
+        <w:pStyle w:val="ListBullet"/>
+        <w:spacing w:line="240" w:lineRule="auto"/>
+        <w:ind w:left="720"/>
+      </w:pPr>
+      <w:r>
+        <w:rPr>
+          <w:lang w:val="zh_TW" w:bidi="zh_TW"/>
+        </w:rPr>
+      </w:r>
+      <w:r>
+        <w:rPr>
+          <w:lang w:val="zh_TW" w:bidi="zh_TW"/>
+        </w:rPr>
+        <w:t>嗎哪與靈食（</w:t>
+      </w:r>
+      <w:hyperlink r:id="rId126">
+        <w:r>
+          <w:rPr>
+            <w:lang w:val="zh_TW" w:bidi="zh_TW"/>
+          </w:rPr>
+          <w:rPr>
+            <w:color w:val="0000EE"/>
+            <w:u w:val="single"/>
+          </w:rPr>
+          <w:t>林前10:3</w:t>
+        </w:r>
+      </w:hyperlink>
+      <w:r>
+        <w:rPr>
+          <w:lang w:val="zh_TW" w:bidi="zh_TW"/>
+        </w:rPr>
+        <w:t>）</w:t>
+      </w:r>
+    </w:p>
+    <w:p>
+      <w:pPr>
+        <w:pStyle w:val="ListBullet"/>
+        <w:spacing w:line="240" w:lineRule="auto"/>
+        <w:ind w:left="720"/>
+      </w:pPr>
+      <w:r>
+        <w:rPr>
+          <w:lang w:val="zh_TW" w:bidi="zh_TW"/>
+        </w:rPr>
+      </w:r>
+      <w:r>
+        <w:rPr>
+          <w:lang w:val="zh_TW" w:bidi="zh_TW"/>
+        </w:rPr>
+        <w:t>摩西臉上的榮光（</w:t>
+      </w:r>
+      <w:hyperlink r:id="rId127">
+        <w:r>
+          <w:rPr>
+            <w:lang w:val="zh_TW" w:bidi="zh_TW"/>
+          </w:rPr>
+          <w:rPr>
+            <w:color w:val="0000EE"/>
+            <w:u w:val="single"/>
+          </w:rPr>
+          <w:t>林後3:7–18</w:t>
+        </w:r>
+      </w:hyperlink>
+      <w:r>
+        <w:rPr>
+          <w:lang w:val="zh_TW" w:bidi="zh_TW"/>
+        </w:rPr>
+        <w:t>）</w:t>
+      </w:r>
+    </w:p>
+    <w:p>
+      <w:pPr>
+        <w:pStyle w:val="ListBullet"/>
+        <w:spacing w:line="240" w:lineRule="auto"/>
+        <w:ind w:left="720"/>
+      </w:pPr>
+      <w:r>
+        <w:rPr>
+          <w:lang w:val="zh_TW" w:bidi="zh_TW"/>
+        </w:rPr>
+      </w:r>
+      <w:r>
+        <w:rPr>
+          <w:lang w:val="zh_TW" w:bidi="zh_TW"/>
+        </w:rPr>
+        <w:t>從磐石流出的水與靈水（</w:t>
+      </w:r>
+      <w:hyperlink r:id="rId128">
+        <w:r>
+          <w:rPr>
+            <w:lang w:val="zh_TW" w:bidi="zh_TW"/>
+          </w:rPr>
+          <w:rPr>
+            <w:color w:val="0000EE"/>
+            <w:u w:val="single"/>
+          </w:rPr>
+          <w:t>林前10:4</w:t>
+        </w:r>
+      </w:hyperlink>
+      <w:r>
+        <w:rPr>
+          <w:lang w:val="zh_TW" w:bidi="zh_TW"/>
+        </w:rPr>
+        <w:t>）</w:t>
+      </w:r>
+    </w:p>
+    <w:p>
+      <w:pPr>
+        <w:pStyle w:val="ListBullet"/>
+        <w:spacing w:line="240" w:lineRule="auto"/>
+        <w:ind w:left="720"/>
+      </w:pPr>
+      <w:r>
+        <w:rPr>
+          <w:lang w:val="zh_TW" w:bidi="zh_TW"/>
+        </w:rPr>
+      </w:r>
+      <w:r>
+        <w:rPr>
+          <w:lang w:val="zh_TW" w:bidi="zh_TW"/>
+        </w:rPr>
+        <w:t>銅蛇與人子被舉起（</w:t>
+      </w:r>
+      <w:hyperlink r:id="rId129">
+        <w:r>
+          <w:rPr>
+            <w:lang w:val="zh_TW" w:bidi="zh_TW"/>
+          </w:rPr>
+          <w:rPr>
+            <w:color w:val="0000EE"/>
+            <w:u w:val="single"/>
+          </w:rPr>
+          <w:t>約3:14</w:t>
+        </w:r>
+      </w:hyperlink>
+      <w:r>
+        <w:rPr>
+          <w:lang w:val="zh_TW" w:bidi="zh_TW"/>
+        </w:rPr>
+        <w:t>）</w:t>
+      </w:r>
+    </w:p>
+    <w:p>
+      <w:pPr>
+        <w:pStyle w:val="ListBullet"/>
+        <w:spacing w:line="240" w:lineRule="auto"/>
+        <w:ind w:left="720"/>
+      </w:pPr>
+      <w:r>
+        <w:rPr>
+          <w:lang w:val="zh_TW" w:bidi="zh_TW"/>
+        </w:rPr>
+      </w:r>
+      <w:r>
+        <w:rPr>
+          <w:lang w:val="zh_TW" w:bidi="zh_TW"/>
+        </w:rPr>
+        <w:t>摩西之歌和</w:t>
+      </w:r>
+      <w:r>
+        <w:rPr>
+          <w:lang w:val="zh_TW" w:bidi="zh_TW"/>
+        </w:rPr>
+        <w:t>羔羊之歌</w:t>
+      </w:r>
+      <w:r>
+        <w:rPr>
+          <w:lang w:val="zh_TW" w:bidi="zh_TW"/>
+        </w:rPr>
+        <w:t>（</w:t>
+      </w:r>
+      <w:hyperlink r:id="rId130">
+        <w:r>
+          <w:rPr>
+            <w:lang w:val="zh_TW" w:bidi="zh_TW"/>
+          </w:rPr>
+          <w:rPr>
+            <w:color w:val="0000EE"/>
+            <w:u w:val="single"/>
+          </w:rPr>
+          <w:t>啟15:3</w:t>
+        </w:r>
+      </w:hyperlink>
+      <w:r>
+        <w:rPr>
+          <w:lang w:val="zh_TW" w:bidi="zh_TW"/>
+        </w:rPr>
+        <w:t>）</w:t>
+      </w:r>
+    </w:p>
+    <w:p>
+      <w:pPr/>
+      <w:r>
+        <w:rPr>
+          <w:lang w:val="zh_TW" w:bidi="zh_TW"/>
+        </w:rPr>
+      </w:r>
+      <w:r>
+        <w:rPr>
+          <w:i/>
+          <w:lang w:val="zh_TW" w:bidi="zh_TW"/>
+        </w:rPr>
+        <w:t>另見</w:t>
+      </w:r>
+      <w:r>
+        <w:rPr>
+          <w:lang w:val="zh_TW" w:bidi="zh_TW"/>
+        </w:rPr>
+        <w:t xml:space="preserve"> </w:t>
+      </w:r>
+      <w:r>
+        <w:rPr>
+          <w:lang w:val="zh_TW" w:bidi="zh_TW"/>
+        </w:rPr>
+        <w:t>埃及、埃及人</w:t>
+      </w:r>
+      <w:r>
+        <w:rPr>
+          <w:lang w:val="zh_TW" w:bidi="zh_TW"/>
+        </w:rPr>
+        <w:t>；</w:t>
+      </w:r>
+      <w:r>
+        <w:rPr>
+          <w:lang w:val="zh_TW" w:bidi="zh_TW"/>
+        </w:rPr>
+        <w:t>出埃及</w:t>
+      </w:r>
+      <w:r>
+        <w:rPr>
+          <w:lang w:val="zh_TW" w:bidi="zh_TW"/>
+        </w:rPr>
+        <w:t>；</w:t>
+      </w:r>
+      <w:r>
+        <w:rPr>
+          <w:lang w:val="zh_TW" w:bidi="zh_TW"/>
+        </w:rPr>
+        <w:t>以色列的歷史</w:t>
+      </w:r>
+      <w:r>
+        <w:rPr>
+          <w:lang w:val="zh_TW" w:bidi="zh_TW"/>
+        </w:rPr>
+        <w:t>；</w:t>
+      </w:r>
+      <w:r>
+        <w:rPr>
+          <w:lang w:val="zh_TW" w:bidi="zh_TW"/>
+        </w:rPr>
+        <w:t>埃及十災</w:t>
+      </w:r>
+      <w:r>
+        <w:rPr>
+          <w:lang w:val="zh_TW" w:bidi="zh_TW"/>
+        </w:rPr>
+        <w:t>；</w:t>
+      </w:r>
+      <w:r>
+        <w:rPr>
+          <w:lang w:val="zh_TW" w:bidi="zh_TW"/>
+        </w:rPr>
+        <w:t>祭司與利未人</w:t>
+      </w:r>
+      <w:r>
+        <w:rPr>
+          <w:lang w:val="zh_TW" w:bidi="zh_TW"/>
+        </w:rPr>
+        <w:t>；</w:t>
+      </w:r>
+      <w:r>
+        <w:rPr>
+          <w:lang w:val="zh_TW" w:bidi="zh_TW"/>
+        </w:rPr>
+        <w:t>會幕</w:t>
+      </w:r>
+      <w:r>
+        <w:rPr>
+          <w:lang w:val="zh_TW" w:bidi="zh_TW"/>
+        </w:rPr>
+        <w:t>；</w:t>
+      </w:r>
+      <w:r>
+        <w:rPr>
+          <w:lang w:val="zh_TW" w:bidi="zh_TW"/>
+        </w:rPr>
+        <w:t>聖殿</w:t>
+      </w:r>
+      <w:r>
+        <w:rPr>
+          <w:lang w:val="zh_TW" w:bidi="zh_TW"/>
+        </w:rPr>
+        <w:t>；</w:t>
+      </w:r>
+      <w:r>
+        <w:rPr>
+          <w:lang w:val="zh_TW" w:bidi="zh_TW"/>
+        </w:rPr>
+        <w:t>十誡</w:t>
+      </w:r>
+      <w:r>
+        <w:rPr>
+          <w:lang w:val="zh_TW" w:bidi="zh_TW"/>
+        </w:rPr>
+        <w:t>；</w:t>
+      </w:r>
+      <w:r>
+        <w:rPr>
+          <w:lang w:val="zh_TW" w:bidi="zh_TW"/>
+        </w:rPr>
+        <w:t>曠野漂流</w:t>
+      </w:r>
+      <w:r>
+        <w:rPr>
+          <w:lang w:val="zh_TW" w:bidi="zh_TW"/>
+        </w:rPr>
+        <w:t>。</w:t>
+      </w:r>
+      <w:r>
+        <w:rPr>
+          <w:lang w:val="zh_TW" w:bidi="zh_TW"/>
+        </w:rPr>
+      </w:r>
+      <w:r>
+        <w:rPr>
+          <w:lang w:val="zh_TW" w:bidi="zh_TW"/>
+        </w:rPr>
+      </w:r>
+    </w:p>
+    <w:p>
+      <w:pPr/>
+      <w:r>
+        <w:rPr>
+          <w:lang w:val="zh_TW" w:bidi="zh_TW"/>
+        </w:rPr>
+      </w:r>
+    </w:p>
+    <w:p>
+      <w:pPr>
+        <w:pStyle w:val="Heading2"/>
+      </w:pPr>
+      <w:r>
+        <w:rPr>
+          <w:lang w:val="zh_TW" w:bidi="zh_TW"/>
+        </w:rPr>
+        <w:t>摩押，摩押人</w:t>
+      </w:r>
+      <w:r>
+        <w:rPr>
+          <w:lang w:val="zh_TW" w:bidi="zh_TW"/>
+        </w:rPr>
+      </w:r>
+    </w:p>
+    <w:p>
+      <w:pPr/>
+      <w:r>
+        <w:rPr>
+          <w:lang w:val="zh_TW" w:bidi="zh_TW"/>
+        </w:rPr>
+      </w:r>
+      <w:r>
+        <w:rPr>
+          <w:lang w:val="zh_TW" w:bidi="zh_TW"/>
+        </w:rPr>
+        <w:t>摩押是外約旦（Transjordan，約旦河以東）中部的一個小國。摩押人是住在摩押地的人。摩押地位於一個高地（plateau）上。約旦河谷的陡峭懸崖在西邊形成一道天然的邊界，將摩押和猶大分隔開來。</w:t>
+      </w:r>
+    </w:p>
+    <w:p>
+      <w:pPr/>
+      <w:r>
+        <w:rPr>
+          <w:lang w:val="zh_TW" w:bidi="zh_TW"/>
+        </w:rPr>
+      </w:r>
+      <w:r>
+        <w:rPr>
+          <w:lang w:val="zh_TW" w:bidi="zh_TW"/>
+        </w:rPr>
+        <w:t>摩押的北部邊界會隨著這個國在不同時期的強弱而改變。摩押強盛的時候，它的版圖會向北延伸到希實本一帶。摩押較弱的時候，亞嫩河（現代的穆吉卜谷〔Wadiel-Mojib〕）就成為它的北界。</w:t>
+      </w:r>
+    </w:p>
+    <w:p>
+      <w:pPr/>
+      <w:r>
+        <w:rPr>
+          <w:lang w:val="zh_TW" w:bidi="zh_TW"/>
+        </w:rPr>
+      </w:r>
+      <w:r>
+        <w:rPr>
+          <w:lang w:val="zh_TW" w:bidi="zh_TW"/>
+        </w:rPr>
+        <w:t>這個國的東界由敘利亞曠野的邊緣構成。這是因為東界標示著可耕種土地的界限。南邊的撒烈河（現代的希薩谷〔Wadiel-Hesa〕）將摩押與鄰近的以東王國分隔開來。</w:t>
+      </w:r>
+    </w:p>
+    <w:p>
+      <w:pPr/>
+      <w:r>
+        <w:rPr>
+          <w:lang w:val="zh_TW" w:bidi="zh_TW"/>
+        </w:rPr>
+      </w:r>
+      <w:r>
+        <w:rPr>
+          <w:lang w:val="zh_TW" w:bidi="zh_TW"/>
+        </w:rPr>
+        <w:t>即使在版圖最大的時候，古代的摩押仍然是一塊相對較小的領土。它南北只有長約96.5公里（60英里），東西只有寬約32.2公里（20英里）。</w:t>
+      </w:r>
+    </w:p>
+    <w:p>
+      <w:pPr>
+        <w:pStyle w:val="Heading3"/>
+      </w:pPr>
+      <w:r>
+        <w:rPr>
+          <w:lang w:val="zh_TW" w:bidi="zh_TW"/>
+        </w:rPr>
+        <w:t>摩押的地形特徵</w:t>
+      </w:r>
+    </w:p>
+    <w:p>
+      <w:pPr/>
+      <w:r>
+        <w:rPr>
+          <w:lang w:val="zh_TW" w:bidi="zh_TW"/>
+        </w:rPr>
+      </w:r>
+      <w:r>
+        <w:rPr>
+          <w:lang w:val="zh_TW" w:bidi="zh_TW"/>
+        </w:rPr>
+        <w:t>摩押大部分地方是起伏平緩的平原（tableland），其間有許多山谷切割而成的深谷。君王大道（King's Highway）是一條重要的古代道路，穿過摩押的中部。這條路線很可能在這地區的歷史中，對軍隊調動與貿易往來都非常重要（</w:t>
+      </w:r>
+      <w:hyperlink r:id="rId131">
+        <w:r>
+          <w:rPr>
+            <w:lang w:val="zh_TW" w:bidi="zh_TW"/>
+          </w:rPr>
+          <w:rPr>
+            <w:color w:val="0000EE"/>
+            <w:u w:val="single"/>
+          </w:rPr>
+          <w:t>民21:21–22</w:t>
+        </w:r>
+      </w:hyperlink>
+      <w:r>
+        <w:rPr>
+          <w:lang w:val="zh_TW" w:bidi="zh_TW"/>
+        </w:rPr>
+        <w:t>；</w:t>
+      </w:r>
+      <w:hyperlink r:id="rId132">
+        <w:r>
+          <w:rPr>
+            <w:lang w:val="zh_TW" w:bidi="zh_TW"/>
+          </w:rPr>
+          <w:rPr>
+            <w:color w:val="0000EE"/>
+            <w:u w:val="single"/>
+          </w:rPr>
+          <w:t>士11:17</w:t>
+        </w:r>
+      </w:hyperlink>
+      <w:r>
+        <w:rPr>
+          <w:lang w:val="zh_TW" w:bidi="zh_TW"/>
+        </w:rPr>
+        <w:t>）。</w:t>
+      </w:r>
+    </w:p>
+    <w:p>
+      <w:pPr/>
+      <w:r>
+        <w:rPr>
+          <w:lang w:val="zh_TW" w:bidi="zh_TW"/>
+        </w:rPr>
+      </w:r>
+      <w:r>
+        <w:rPr>
+          <w:lang w:val="zh_TW" w:bidi="zh_TW"/>
+        </w:rPr>
+        <w:t>摩押的高地一直以優良的牧場聞名，適合放牧牲畜（</w:t>
+      </w:r>
+      <w:hyperlink r:id="rId133">
+        <w:r>
+          <w:rPr>
+            <w:lang w:val="zh_TW" w:bidi="zh_TW"/>
+          </w:rPr>
+          <w:rPr>
+            <w:color w:val="0000EE"/>
+            <w:u w:val="single"/>
+          </w:rPr>
+          <w:t>王下3:4</w:t>
+        </w:r>
+      </w:hyperlink>
+      <w:r>
+        <w:rPr>
+          <w:lang w:val="zh_TW" w:bidi="zh_TW"/>
+        </w:rPr>
+        <w:t>）。摩押的土壤與氣候也很適合種植小麥和大麥等農作物。</w:t>
+      </w:r>
+    </w:p>
+    <w:p>
+      <w:pPr>
+        <w:pStyle w:val="Heading3"/>
+      </w:pPr>
+      <w:r>
+        <w:rPr>
+          <w:lang w:val="zh_TW" w:bidi="zh_TW"/>
+        </w:rPr>
+        <w:t>摩押的起源</w:t>
+      </w:r>
+    </w:p>
+    <w:p>
+      <w:pPr/>
+      <w:r>
+        <w:rPr>
+          <w:lang w:val="zh_TW" w:bidi="zh_TW"/>
+        </w:rPr>
+      </w:r>
+      <w:r>
+        <w:rPr>
+          <w:lang w:val="zh_TW" w:bidi="zh_TW"/>
+        </w:rPr>
+        <w:t>根據</w:t>
+      </w:r>
+      <w:hyperlink r:id="rId134">
+        <w:r>
+          <w:rPr>
+            <w:lang w:val="zh_TW" w:bidi="zh_TW"/>
+          </w:rPr>
+          <w:rPr>
+            <w:color w:val="0000EE"/>
+            <w:u w:val="single"/>
+          </w:rPr>
+          <w:t>創世記十九章37節</w:t>
+        </w:r>
+      </w:hyperlink>
+      <w:r>
+        <w:rPr>
+          <w:lang w:val="zh_TW" w:bidi="zh_TW"/>
+        </w:rPr>
+        <w:t>，摩押人是摩押的後裔。摩押則是羅得和他的大女兒所生的兒子。</w:t>
+      </w:r>
+      <w:hyperlink r:id="rId135">
+        <w:r>
+          <w:rPr>
+            <w:lang w:val="zh_TW" w:bidi="zh_TW"/>
+          </w:rPr>
+          <w:rPr>
+            <w:color w:val="0000EE"/>
+            <w:u w:val="single"/>
+          </w:rPr>
+          <w:t>申命記二章10至11節</w:t>
+        </w:r>
+      </w:hyperlink>
+      <w:r>
+        <w:rPr>
+          <w:lang w:val="zh_TW" w:bidi="zh_TW"/>
+        </w:rPr>
+        <w:t>記載，在摩押人住在這地區以前，有一名叫以米人的族群住在那裡。這些資料與希伯來人預備進入那地的時期有關。然而，聖經並沒有解釋羅得的後裔、以米人，以及希伯來人入侵時期住在摩押地的人之間有什麼關聯。</w:t>
+      </w:r>
+    </w:p>
+    <w:p>
+      <w:pPr/>
+      <w:r>
+        <w:rPr>
+          <w:lang w:val="zh_TW" w:bidi="zh_TW"/>
+        </w:rPr>
+      </w:r>
+      <w:r>
+        <w:rPr>
+          <w:lang w:val="zh_TW" w:bidi="zh_TW"/>
+        </w:rPr>
+        <w:t>到目前為止，歷史學家還沒有找到關於摩押國如何開始的具體資料。這個國大約存在於公元前1300年至公元前600年間。我們對這段時期摩押的歷史與文化所知道的內容，主要來自考古發現與古代文獻，包括埃及、亞述的記載，以及舊約聖經的記述。</w:t>
+      </w:r>
+    </w:p>
+    <w:p>
+      <w:pPr>
+        <w:pStyle w:val="Heading3"/>
+      </w:pPr>
+      <w:r>
+        <w:rPr>
+          <w:lang w:val="zh_TW" w:bidi="zh_TW"/>
+        </w:rPr>
+        <w:t>摩押與以色列的早期關係</w:t>
+      </w:r>
+    </w:p>
+    <w:p>
+      <w:pPr/>
+      <w:r>
+        <w:rPr>
+          <w:lang w:val="zh_TW" w:bidi="zh_TW"/>
+        </w:rPr>
+      </w:r>
+      <w:r>
+        <w:rPr>
+          <w:lang w:val="zh_TW" w:bidi="zh_TW"/>
+        </w:rPr>
+        <w:t>在以色列人穿過約但河以東的土地之前，摩押人已經失去對亞嫩河以北領土的控制。那一帶由亞摩利王西宏統治，他以希實本為都城掌權（</w:t>
+      </w:r>
+      <w:hyperlink r:id="rId136">
+        <w:r>
+          <w:rPr>
+            <w:lang w:val="zh_TW" w:bidi="zh_TW"/>
+          </w:rPr>
+          <w:rPr>
+            <w:color w:val="0000EE"/>
+            <w:u w:val="single"/>
+          </w:rPr>
+          <w:t>民21:13</w:t>
+        </w:r>
+      </w:hyperlink>
+      <w:r>
+        <w:rPr>
+          <w:lang w:val="zh_TW" w:bidi="zh_TW"/>
+        </w:rPr>
+        <w:t>、</w:t>
+      </w:r>
+      <w:hyperlink r:id="rId136">
+        <w:r>
+          <w:rPr>
+            <w:lang w:val="zh_TW" w:bidi="zh_TW"/>
+          </w:rPr>
+          <w:rPr>
+            <w:color w:val="0000EE"/>
+            <w:u w:val="single"/>
+          </w:rPr>
+          <w:t>26</w:t>
+        </w:r>
+      </w:hyperlink>
+      <w:r>
+        <w:rPr>
+          <w:lang w:val="zh_TW" w:bidi="zh_TW"/>
+        </w:rPr>
+        <w:t>）。</w:t>
+      </w:r>
+    </w:p>
+    <w:p>
+      <w:pPr/>
+      <w:r>
+        <w:rPr>
+          <w:lang w:val="zh_TW" w:bidi="zh_TW"/>
+        </w:rPr>
+      </w:r>
+      <w:r>
+        <w:rPr>
+          <w:lang w:val="zh_TW" w:bidi="zh_TW"/>
+        </w:rPr>
+        <w:t>以色列人曾請求准許沿著君王大道穿過以東和摩押，但遭到拒絕。於是他們與西宏爭戰，並在其中一場最著名的戰役中得勝。摩押王巴勒因懼怕以色列可能會攻取他的地，就與以色列人爭戰（</w:t>
+      </w:r>
+      <w:hyperlink r:id="rId137">
+        <w:r>
+          <w:rPr>
+            <w:lang w:val="zh_TW" w:bidi="zh_TW"/>
+          </w:rPr>
+          <w:rPr>
+            <w:color w:val="0000EE"/>
+            <w:u w:val="single"/>
+          </w:rPr>
+          <w:t>民22:6</w:t>
+        </w:r>
+      </w:hyperlink>
+      <w:r>
+        <w:rPr>
+          <w:lang w:val="zh_TW" w:bidi="zh_TW"/>
+        </w:rPr>
+        <w:t>；</w:t>
+      </w:r>
+      <w:hyperlink r:id="rId138">
+        <w:r>
+          <w:rPr>
+            <w:lang w:val="zh_TW" w:bidi="zh_TW"/>
+          </w:rPr>
+          <w:rPr>
+            <w:color w:val="0000EE"/>
+            <w:u w:val="single"/>
+          </w:rPr>
+          <w:t>書24:9</w:t>
+        </w:r>
+      </w:hyperlink>
+      <w:r>
+        <w:rPr>
+          <w:lang w:val="zh_TW" w:bidi="zh_TW"/>
+        </w:rPr>
+        <w:t>）。他又雇用美索不達米亞的占卜者巴蘭，咒詛以色列人（</w:t>
+      </w:r>
+      <w:hyperlink r:id="rId87">
+        <w:r>
+          <w:rPr>
+            <w:lang w:val="zh_TW" w:bidi="zh_TW"/>
+          </w:rPr>
+          <w:rPr>
+            <w:color w:val="0000EE"/>
+            <w:u w:val="single"/>
+          </w:rPr>
+          <w:t>民22–24章</w:t>
+        </w:r>
+      </w:hyperlink>
+      <w:r>
+        <w:rPr>
+          <w:lang w:val="zh_TW" w:bidi="zh_TW"/>
+        </w:rPr>
+        <w:t>）。</w:t>
+      </w:r>
+    </w:p>
+    <w:p>
+      <w:pPr/>
+      <w:r>
+        <w:rPr>
+          <w:lang w:val="zh_TW" w:bidi="zh_TW"/>
+        </w:rPr>
+      </w:r>
+      <w:r>
+        <w:rPr>
+          <w:lang w:val="zh_TW" w:bidi="zh_TW"/>
+        </w:rPr>
+        <w:t>呂便支派和迦得支派定居在西宏的地界裡。亞嫩河成為以色列和摩押之間的邊界（</w:t>
+      </w:r>
+      <w:hyperlink r:id="rId139">
+        <w:r>
+          <w:rPr>
+            <w:lang w:val="zh_TW" w:bidi="zh_TW"/>
+          </w:rPr>
+          <w:rPr>
+            <w:color w:val="0000EE"/>
+            <w:u w:val="single"/>
+          </w:rPr>
+          <w:t>32</w:t>
+        </w:r>
+      </w:hyperlink>
+      <w:r>
+        <w:rPr>
+          <w:lang w:val="zh_TW" w:bidi="zh_TW"/>
+        </w:rPr>
+        <w:t>章）。亞嫩河以北的土地從前曾由摩押控制。以色列人從西宏王手中奪取那地之後，這一帶就成為衝突的來源。後來，以色列人在什亭這地方拜偶像（</w:t>
+      </w:r>
+      <w:hyperlink r:id="rId140">
+        <w:r>
+          <w:rPr>
+            <w:lang w:val="zh_TW" w:bidi="zh_TW"/>
+          </w:rPr>
+          <w:rPr>
+            <w:color w:val="0000EE"/>
+            <w:u w:val="single"/>
+          </w:rPr>
+          <w:t>25</w:t>
+        </w:r>
+      </w:hyperlink>
+      <w:r>
+        <w:rPr>
+          <w:lang w:val="zh_TW" w:bidi="zh_TW"/>
+        </w:rPr>
+        <w:t>章）。</w:t>
+      </w:r>
+    </w:p>
+    <w:p>
+      <w:pPr>
+        <w:pStyle w:val="Heading3"/>
+      </w:pPr>
+      <w:r>
+        <w:rPr>
+          <w:lang w:val="zh_TW" w:bidi="zh_TW"/>
+        </w:rPr>
+        <w:t>士師時期與路得記</w:t>
+      </w:r>
+    </w:p>
+    <w:p>
+      <w:pPr/>
+      <w:r>
+        <w:rPr>
+          <w:lang w:val="zh_TW" w:bidi="zh_TW"/>
+        </w:rPr>
+      </w:r>
+      <w:r>
+        <w:rPr>
+          <w:lang w:val="zh_TW" w:bidi="zh_TW"/>
+        </w:rPr>
+        <w:t>有一段時期，摩押王伊磯倫管轄了約旦河兩岸的希伯來各支派，直到以笏將他殺死（</w:t>
+      </w:r>
+      <w:hyperlink r:id="rId141">
+        <w:r>
+          <w:rPr>
+            <w:lang w:val="zh_TW" w:bidi="zh_TW"/>
+          </w:rPr>
+          <w:rPr>
+            <w:color w:val="0000EE"/>
+            <w:u w:val="single"/>
+          </w:rPr>
+          <w:t>士3:12–30</w:t>
+        </w:r>
+      </w:hyperlink>
+      <w:r>
+        <w:rPr>
+          <w:lang w:val="zh_TW" w:bidi="zh_TW"/>
+        </w:rPr>
+        <w:t>）。到了耶弗他作士師的時候，以色列人已經重新控制摩押北部（</w:t>
+      </w:r>
+      <w:hyperlink r:id="rId142">
+        <w:r>
+          <w:rPr>
+            <w:lang w:val="zh_TW" w:bidi="zh_TW"/>
+          </w:rPr>
+          <w:rPr>
+            <w:color w:val="0000EE"/>
+            <w:u w:val="single"/>
+          </w:rPr>
+          <w:t>11:26</w:t>
+        </w:r>
+      </w:hyperlink>
+      <w:r>
+        <w:rPr>
+          <w:lang w:val="zh_TW" w:bidi="zh_TW"/>
+        </w:rPr>
+        <w:t>）。路得記顯示，摩押與以色列也曾有一些時期彼此和平相處。</w:t>
+      </w:r>
+    </w:p>
+    <w:p>
+      <w:pPr>
+        <w:pStyle w:val="Heading3"/>
+      </w:pPr>
+      <w:r>
+        <w:rPr>
+          <w:lang w:val="zh_TW" w:bidi="zh_TW"/>
+        </w:rPr>
+        <w:t>從王國時期到巴比倫征服時期</w:t>
+      </w:r>
+    </w:p>
+    <w:p>
+      <w:pPr/>
+      <w:r>
+        <w:rPr>
+          <w:lang w:val="zh_TW" w:bidi="zh_TW"/>
+        </w:rPr>
+      </w:r>
+      <w:r>
+        <w:rPr>
+          <w:lang w:val="zh_TW" w:bidi="zh_TW"/>
+        </w:rPr>
+        <w:t>在掃羅和大衛作王的時候（公元前11世紀末到10世紀中期），摩押與以色列一直交戰。以色列在這些衝突中通常佔上風（</w:t>
+      </w:r>
+      <w:hyperlink r:id="rId143">
+        <w:r>
+          <w:rPr>
+            <w:lang w:val="zh_TW" w:bidi="zh_TW"/>
+          </w:rPr>
+          <w:rPr>
+            <w:color w:val="0000EE"/>
+            <w:u w:val="single"/>
+          </w:rPr>
+          <w:t>撒上14:47</w:t>
+        </w:r>
+      </w:hyperlink>
+      <w:r>
+        <w:rPr>
+          <w:lang w:val="zh_TW" w:bidi="zh_TW"/>
+        </w:rPr>
+        <w:t>；</w:t>
+      </w:r>
+      <w:hyperlink r:id="rId144">
+        <w:r>
+          <w:rPr>
+            <w:lang w:val="zh_TW" w:bidi="zh_TW"/>
+          </w:rPr>
+          <w:rPr>
+            <w:color w:val="0000EE"/>
+            <w:u w:val="single"/>
+          </w:rPr>
+          <w:t>撒下8:2</w:t>
+        </w:r>
+      </w:hyperlink>
+      <w:r>
+        <w:rPr>
+          <w:lang w:val="zh_TW" w:bidi="zh_TW"/>
+        </w:rPr>
+        <w:t>）。羅門王的後宮裡有摩押女子。他也為摩押人的主要的神基抹築了一座丘壇（</w:t>
+      </w:r>
+      <w:hyperlink r:id="rId145">
+        <w:r>
+          <w:rPr>
+            <w:lang w:val="zh_TW" w:bidi="zh_TW"/>
+          </w:rPr>
+          <w:rPr>
+            <w:color w:val="0000EE"/>
+            <w:u w:val="single"/>
+          </w:rPr>
+          <w:t>王上11:1</w:t>
+        </w:r>
+      </w:hyperlink>
+      <w:r>
+        <w:rPr>
+          <w:lang w:val="zh_TW" w:bidi="zh_TW"/>
+        </w:rPr>
+        <w:t>、</w:t>
+      </w:r>
+      <w:hyperlink r:id="rId145">
+        <w:r>
+          <w:rPr>
+            <w:lang w:val="zh_TW" w:bidi="zh_TW"/>
+          </w:rPr>
+          <w:rPr>
+            <w:color w:val="0000EE"/>
+            <w:u w:val="single"/>
+          </w:rPr>
+          <w:t>7</w:t>
+        </w:r>
+      </w:hyperlink>
+      <w:r>
+        <w:rPr>
+          <w:lang w:val="zh_TW" w:bidi="zh_TW"/>
+        </w:rPr>
+        <w:t>）。</w:t>
+      </w:r>
+    </w:p>
+    <w:p>
+      <w:pPr/>
+      <w:r>
+        <w:rPr>
+          <w:lang w:val="zh_TW" w:bidi="zh_TW"/>
+        </w:rPr>
+      </w:r>
+      <w:r>
+        <w:rPr>
+          <w:lang w:val="zh_TW" w:bidi="zh_TW"/>
+        </w:rPr>
+        <w:t>以色列國在公元前930年分裂之後，摩押曾短暫享有一段獨立時期。到了公元前九世紀，以色列王暗利和亞哈控制了摩押以及摩押王米沙，這段獨立時期就結束了。著名的摩押石碑（Moabite Stone）記載了米沙與暗利王朝之間的衝突。這塊石碑以及其它較短的文獻顯示，摩押文與舊約聖經的希伯來文非常相近。</w:t>
+      </w:r>
+    </w:p>
+    <w:p>
+      <w:pPr/>
+      <w:r>
+        <w:rPr>
+          <w:lang w:val="zh_TW" w:bidi="zh_TW"/>
+        </w:rPr>
+      </w:r>
+      <w:r>
+        <w:rPr>
+          <w:lang w:val="zh_TW" w:bidi="zh_TW"/>
+        </w:rPr>
+        <w:t>摩押繼續與鄰國（以色列、猶大、以東，尤其是亞述）爭戰。這些爭戰一直持續到公元前六世紀初，巴比倫王尼布甲尼撒毀滅了摩押國（</w:t>
+      </w:r>
+      <w:hyperlink r:id="rId146">
+        <w:r>
+          <w:rPr>
+            <w:lang w:val="zh_TW" w:bidi="zh_TW"/>
+          </w:rPr>
+          <w:rPr>
+            <w:color w:val="0000EE"/>
+            <w:u w:val="single"/>
+          </w:rPr>
+          <w:t>結25:8–11</w:t>
+        </w:r>
+      </w:hyperlink>
+      <w:r>
+        <w:rPr>
+          <w:lang w:val="zh_TW" w:bidi="zh_TW"/>
+        </w:rPr>
+        <w:t>）。這些衝突也記在亞述的文獻裡，讓我們知道摩押在公元前八世紀末成為亞述的附庸國。這些衝突也記在舊約聖經裡（</w:t>
+      </w:r>
+      <w:hyperlink r:id="rId147">
+        <w:r>
+          <w:rPr>
+            <w:lang w:val="zh_TW" w:bidi="zh_TW"/>
+          </w:rPr>
+          <w:rPr>
+            <w:color w:val="0000EE"/>
+            <w:u w:val="single"/>
+          </w:rPr>
+          <w:t>王下3章</w:t>
+        </w:r>
+      </w:hyperlink>
+      <w:r>
+        <w:rPr>
+          <w:lang w:val="zh_TW" w:bidi="zh_TW"/>
+        </w:rPr>
+        <w:t>，</w:t>
+      </w:r>
+      <w:hyperlink r:id="rId148">
+        <w:r>
+          <w:rPr>
+            <w:lang w:val="zh_TW" w:bidi="zh_TW"/>
+          </w:rPr>
+          <w:rPr>
+            <w:color w:val="0000EE"/>
+            <w:u w:val="single"/>
+          </w:rPr>
+          <w:t>10:32–33</w:t>
+        </w:r>
+      </w:hyperlink>
+      <w:r>
+        <w:rPr>
+          <w:lang w:val="zh_TW" w:bidi="zh_TW"/>
+        </w:rPr>
+        <w:t>，</w:t>
+      </w:r>
+      <w:hyperlink r:id="rId149">
+        <w:r>
+          <w:rPr>
+            <w:lang w:val="zh_TW" w:bidi="zh_TW"/>
+          </w:rPr>
+          <w:rPr>
+            <w:color w:val="0000EE"/>
+            <w:u w:val="single"/>
+          </w:rPr>
+          <w:t>13:20</w:t>
+        </w:r>
+      </w:hyperlink>
+      <w:r>
+        <w:rPr>
+          <w:lang w:val="zh_TW" w:bidi="zh_TW"/>
+        </w:rPr>
+        <w:t>，</w:t>
+      </w:r>
+      <w:hyperlink r:id="rId150">
+        <w:r>
+          <w:rPr>
+            <w:lang w:val="zh_TW" w:bidi="zh_TW"/>
+          </w:rPr>
+          <w:rPr>
+            <w:color w:val="0000EE"/>
+            <w:u w:val="single"/>
+          </w:rPr>
+          <w:t>24:2</w:t>
+        </w:r>
+      </w:hyperlink>
+      <w:r>
+        <w:rPr>
+          <w:lang w:val="zh_TW" w:bidi="zh_TW"/>
+        </w:rPr>
+        <w:t>）。</w:t>
+      </w:r>
+    </w:p>
+    <w:p>
+      <w:pPr/>
+      <w:r>
+        <w:rPr>
+          <w:lang w:val="zh_TW" w:bidi="zh_TW"/>
+        </w:rPr>
+      </w:r>
+      <w:r>
+        <w:rPr>
+          <w:lang w:val="zh_TW" w:bidi="zh_TW"/>
+        </w:rPr>
+        <w:t>摩押、以色列、猶大之間的仇恨，在幾段針對摩押人的預言裡尤其清楚可見（</w:t>
+      </w:r>
+      <w:hyperlink r:id="rId151">
+        <w:r>
+          <w:rPr>
+            <w:lang w:val="zh_TW" w:bidi="zh_TW"/>
+          </w:rPr>
+          <w:rPr>
+            <w:color w:val="0000EE"/>
+            <w:u w:val="single"/>
+          </w:rPr>
+          <w:t>賽15–16章</w:t>
+        </w:r>
+      </w:hyperlink>
+      <w:r>
+        <w:rPr>
+          <w:lang w:val="zh_TW" w:bidi="zh_TW"/>
+        </w:rPr>
+        <w:t>；</w:t>
+      </w:r>
+      <w:hyperlink r:id="rId152">
+        <w:r>
+          <w:rPr>
+            <w:lang w:val="zh_TW" w:bidi="zh_TW"/>
+          </w:rPr>
+          <w:rPr>
+            <w:color w:val="0000EE"/>
+            <w:u w:val="single"/>
+          </w:rPr>
+          <w:t>耶9:25–26</w:t>
+        </w:r>
+      </w:hyperlink>
+      <w:r>
+        <w:rPr>
+          <w:lang w:val="zh_TW" w:bidi="zh_TW"/>
+        </w:rPr>
+        <w:t>，</w:t>
+      </w:r>
+      <w:hyperlink r:id="rId153">
+        <w:r>
+          <w:rPr>
+            <w:lang w:val="zh_TW" w:bidi="zh_TW"/>
+          </w:rPr>
+          <w:rPr>
+            <w:color w:val="0000EE"/>
+            <w:u w:val="single"/>
+          </w:rPr>
+          <w:t>48章</w:t>
+        </w:r>
+      </w:hyperlink>
+      <w:r>
+        <w:rPr>
+          <w:lang w:val="zh_TW" w:bidi="zh_TW"/>
+        </w:rPr>
+        <w:t>；</w:t>
+      </w:r>
+      <w:hyperlink r:id="rId154">
+        <w:r>
+          <w:rPr>
+            <w:lang w:val="zh_TW" w:bidi="zh_TW"/>
+          </w:rPr>
+          <w:rPr>
+            <w:color w:val="0000EE"/>
+            <w:u w:val="single"/>
+          </w:rPr>
+          <w:t>摩2:1–3</w:t>
+        </w:r>
+      </w:hyperlink>
+      <w:r>
+        <w:rPr>
+          <w:lang w:val="zh_TW" w:bidi="zh_TW"/>
+        </w:rPr>
+        <w:t>；</w:t>
+      </w:r>
+      <w:hyperlink r:id="rId155">
+        <w:r>
+          <w:rPr>
+            <w:lang w:val="zh_TW" w:bidi="zh_TW"/>
+          </w:rPr>
+          <w:rPr>
+            <w:color w:val="0000EE"/>
+            <w:u w:val="single"/>
+          </w:rPr>
+          <w:t>番2:8–11</w:t>
+        </w:r>
+      </w:hyperlink>
+      <w:r>
+        <w:rPr>
+          <w:lang w:val="zh_TW" w:bidi="zh_TW"/>
+        </w:rPr>
+        <w:t>）。這些經文提到了古代摩押的一些主要城（尼波、米底巴、希實本、底本、亞珥、吉珥、何羅念）。</w:t>
+      </w:r>
+    </w:p>
+    <w:p>
+      <w:pPr>
+        <w:pStyle w:val="Heading3"/>
+      </w:pPr>
+      <w:r>
+        <w:rPr>
+          <w:lang w:val="zh_TW" w:bidi="zh_TW"/>
+        </w:rPr>
+        <w:t>摩押後期的歷史</w:t>
+      </w:r>
+    </w:p>
+    <w:p>
+      <w:pPr/>
+      <w:r>
+        <w:rPr>
+          <w:lang w:val="zh_TW" w:bidi="zh_TW"/>
+        </w:rPr>
+      </w:r>
+      <w:r>
+        <w:rPr>
+          <w:lang w:val="zh_TW" w:bidi="zh_TW"/>
+        </w:rPr>
+        <w:t>巴比倫征服摩押之後，波斯人控制了摩押地區。許多阿拉伯民族遷入那地，尤其是拿巴提人（Nabateans）。雖然摩押國再沒有建立起來，但在舊約聖經較後期的時候，經文仍提到了摩押人的後裔（</w:t>
+      </w:r>
+      <w:hyperlink r:id="rId156">
+        <w:r>
+          <w:rPr>
+            <w:lang w:val="zh_TW" w:bidi="zh_TW"/>
+          </w:rPr>
+          <w:rPr>
+            <w:color w:val="0000EE"/>
+            <w:u w:val="single"/>
+          </w:rPr>
+          <w:t>拉9:1</w:t>
+        </w:r>
+      </w:hyperlink>
+      <w:r>
+        <w:rPr>
+          <w:lang w:val="zh_TW" w:bidi="zh_TW"/>
+        </w:rPr>
+        <w:t>；</w:t>
+      </w:r>
+      <w:hyperlink r:id="rId157">
+        <w:r>
+          <w:rPr>
+            <w:lang w:val="zh_TW" w:bidi="zh_TW"/>
+          </w:rPr>
+          <w:rPr>
+            <w:color w:val="0000EE"/>
+            <w:u w:val="single"/>
+          </w:rPr>
+          <w:t>尼13:1</w:t>
+        </w:r>
+      </w:hyperlink>
+      <w:r>
+        <w:rPr>
+          <w:lang w:val="zh_TW" w:bidi="zh_TW"/>
+        </w:rPr>
+        <w:t>、</w:t>
+      </w:r>
+      <w:hyperlink r:id="rId157">
+        <w:r>
+          <w:rPr>
+            <w:lang w:val="zh_TW" w:bidi="zh_TW"/>
+          </w:rPr>
+          <w:rPr>
+            <w:color w:val="0000EE"/>
+            <w:u w:val="single"/>
+          </w:rPr>
+          <w:t>23</w:t>
+        </w:r>
+      </w:hyperlink>
+      <w:r>
+        <w:rPr>
+          <w:lang w:val="zh_TW" w:bidi="zh_TW"/>
+        </w:rPr>
+        <w:t>）。被擄歸回的猶太群體關注著要遵行</w:t>
+      </w:r>
+      <w:hyperlink r:id="rId158">
+        <w:r>
+          <w:rPr>
+            <w:lang w:val="zh_TW" w:bidi="zh_TW"/>
+          </w:rPr>
+          <w:rPr>
+            <w:color w:val="0000EE"/>
+            <w:u w:val="single"/>
+          </w:rPr>
+          <w:t>申命記二十三章3至6節</w:t>
+        </w:r>
+      </w:hyperlink>
+      <w:r>
+        <w:rPr>
+          <w:lang w:val="zh_TW" w:bidi="zh_TW"/>
+        </w:rPr>
+        <w:t>所寫的律法，那律法限制摩押人不可入耶和華的會。</w:t>
+      </w:r>
+    </w:p>
+    <w:p>
+      <w:pPr/>
+      <w:r>
+        <w:rPr>
+          <w:lang w:val="zh_TW" w:bidi="zh_TW"/>
+        </w:rPr>
+      </w:r>
+      <w:r>
+        <w:rPr>
+          <w:lang w:val="zh_TW" w:bidi="zh_TW"/>
+        </w:rPr>
+        <w:t>公元106年，摩押地區成為羅馬的阿拉伯省份的一部分。考古研究也補充了許多關於摩押歷史與文化的資料，涵蓋從史前時期直到奧斯曼（Ottoman）時期。</w:t>
+      </w:r>
+    </w:p>
+    <w:p>
+      <w:pPr>
+        <w:pStyle w:val="Heading3"/>
+      </w:pPr>
+      <w:r>
+        <w:rPr>
+          <w:lang w:val="zh_TW" w:bidi="zh_TW"/>
+        </w:rPr>
+        <w:t>摩押的宗教</w:t>
+      </w:r>
+    </w:p>
+    <w:p>
+      <w:pPr/>
+      <w:r>
+        <w:rPr>
+          <w:lang w:val="zh_TW" w:bidi="zh_TW"/>
+        </w:rPr>
+      </w:r>
+      <w:r>
+        <w:rPr>
+          <w:lang w:val="zh_TW" w:bidi="zh_TW"/>
+        </w:rPr>
+        <w:t>在公元前第三千年和公元前第二千年期間，摩押的宗教可能與迦南人的相似。然而，後來摩押人的宗教逐漸發展成一套獨特的體系。</w:t>
+      </w:r>
+    </w:p>
+    <w:p>
+      <w:pPr/>
+      <w:r>
+        <w:rPr>
+          <w:lang w:val="zh_TW" w:bidi="zh_TW"/>
+        </w:rPr>
+      </w:r>
+      <w:r>
+        <w:rPr>
+          <w:lang w:val="zh_TW" w:bidi="zh_TW"/>
+        </w:rPr>
+        <w:t>雖然摩押人敬拜其它神，但基抹是他們主要的民族之神。舊約聖經稱摩押人為「基抹的民」（</w:t>
+      </w:r>
+      <w:hyperlink r:id="rId159">
+        <w:r>
+          <w:rPr>
+            <w:lang w:val="zh_TW" w:bidi="zh_TW"/>
+          </w:rPr>
+          <w:rPr>
+            <w:color w:val="0000EE"/>
+            <w:u w:val="single"/>
+          </w:rPr>
+          <w:t>民21:29</w:t>
+        </w:r>
+      </w:hyperlink>
+      <w:r>
+        <w:rPr>
+          <w:lang w:val="zh_TW" w:bidi="zh_TW"/>
+        </w:rPr>
+        <w:t>；</w:t>
+      </w:r>
+      <w:hyperlink r:id="rId160">
+        <w:r>
+          <w:rPr>
+            <w:lang w:val="zh_TW" w:bidi="zh_TW"/>
+          </w:rPr>
+          <w:rPr>
+            <w:color w:val="0000EE"/>
+            <w:u w:val="single"/>
+          </w:rPr>
+          <w:t>耶48:46</w:t>
+        </w:r>
+      </w:hyperlink>
+      <w:r>
+        <w:rPr>
+          <w:lang w:val="zh_TW" w:bidi="zh_TW"/>
+        </w:rPr>
+        <w:t>）。「基抹」經常出現在摩押人的人名裡，顯示這位神對他們來說非常重要。摩押石碑中大約提到基抹十二次。這些記載通常將他描寫成一位戰神，帶領他的百姓與仇敵爭戰。</w:t>
+      </w:r>
+    </w:p>
+    <w:p>
+      <w:pPr/>
+      <w:r>
+        <w:rPr>
+          <w:lang w:val="zh_TW" w:bidi="zh_TW"/>
+        </w:rPr>
+      </w:r>
+      <w:r>
+        <w:rPr>
+          <w:lang w:val="zh_TW" w:bidi="zh_TW"/>
+        </w:rPr>
+        <w:t>摩押人尋求眾神的指引與恩待。摩押人尊重占卜者（能預測將來的人）和神諭（眾神的信息；見</w:t>
+      </w:r>
+      <w:hyperlink r:id="rId87">
+        <w:r>
+          <w:rPr>
+            <w:lang w:val="zh_TW" w:bidi="zh_TW"/>
+          </w:rPr>
+          <w:rPr>
+            <w:color w:val="0000EE"/>
+            <w:u w:val="single"/>
+          </w:rPr>
+          <w:t>民22–24章</w:t>
+        </w:r>
+      </w:hyperlink>
+      <w:r>
+        <w:rPr>
+          <w:lang w:val="zh_TW" w:bidi="zh_TW"/>
+        </w:rPr>
+        <w:t>）。摩押人的宗教包括祭司制度和獻祭體系（</w:t>
+      </w:r>
+      <w:hyperlink r:id="rId161">
+        <w:r>
+          <w:rPr>
+            <w:lang w:val="zh_TW" w:bidi="zh_TW"/>
+          </w:rPr>
+          <w:rPr>
+            <w:color w:val="0000EE"/>
+            <w:u w:val="single"/>
+          </w:rPr>
+          <w:t>耶48:7</w:t>
+        </w:r>
+      </w:hyperlink>
+      <w:r>
+        <w:rPr>
+          <w:lang w:val="zh_TW" w:bidi="zh_TW"/>
+        </w:rPr>
+        <w:t>；</w:t>
+      </w:r>
+      <w:hyperlink r:id="rId162">
+        <w:r>
+          <w:rPr>
+            <w:lang w:val="zh_TW" w:bidi="zh_TW"/>
+          </w:rPr>
+          <w:rPr>
+            <w:color w:val="0000EE"/>
+            <w:u w:val="single"/>
+          </w:rPr>
+          <w:t>民22:40–23:30</w:t>
+        </w:r>
+      </w:hyperlink>
+      <w:r>
+        <w:rPr>
+          <w:lang w:val="zh_TW" w:bidi="zh_TW"/>
+        </w:rPr>
+        <w:t>，</w:t>
+      </w:r>
+      <w:hyperlink r:id="rId163">
+        <w:r>
+          <w:rPr>
+            <w:lang w:val="zh_TW" w:bidi="zh_TW"/>
+          </w:rPr>
+          <w:rPr>
+            <w:color w:val="0000EE"/>
+            <w:u w:val="single"/>
+          </w:rPr>
+          <w:t>25:1–5</w:t>
+        </w:r>
+      </w:hyperlink>
+      <w:r>
+        <w:rPr>
+          <w:lang w:val="zh_TW" w:bidi="zh_TW"/>
+        </w:rPr>
+        <w:t>；</w:t>
+      </w:r>
+      <w:hyperlink r:id="rId164">
+        <w:r>
+          <w:rPr>
+            <w:lang w:val="zh_TW" w:bidi="zh_TW"/>
+          </w:rPr>
+          <w:rPr>
+            <w:color w:val="0000EE"/>
+            <w:u w:val="single"/>
+          </w:rPr>
+          <w:t>王下3:27</w:t>
+        </w:r>
+      </w:hyperlink>
+      <w:r>
+        <w:rPr>
+          <w:lang w:val="zh_TW" w:bidi="zh_TW"/>
+        </w:rPr>
+        <w:t>；</w:t>
+      </w:r>
+      <w:hyperlink r:id="rId165">
+        <w:r>
+          <w:rPr>
+            <w:lang w:val="zh_TW" w:bidi="zh_TW"/>
+          </w:rPr>
+          <w:rPr>
+            <w:color w:val="0000EE"/>
+            <w:u w:val="single"/>
+          </w:rPr>
+          <w:t>耶48:35</w:t>
+        </w:r>
+      </w:hyperlink>
+      <w:r>
+        <w:rPr>
+          <w:lang w:val="zh_TW" w:bidi="zh_TW"/>
+        </w:rPr>
+        <w:t>）。</w:t>
+      </w:r>
+    </w:p>
+    <w:p>
+      <w:pPr/>
+      <w:r>
+        <w:rPr>
+          <w:lang w:val="zh_TW" w:bidi="zh_TW"/>
+        </w:rPr>
+      </w:r>
+      <w:r>
+        <w:rPr>
+          <w:lang w:val="zh_TW" w:bidi="zh_TW"/>
+        </w:rPr>
+        <w:t>直到今日，考古仍未發現摩押人的神廟。不過，摩押石碑和舊約聖經都提到過它們曾經存在（</w:t>
+      </w:r>
+      <w:hyperlink r:id="rId166">
+        <w:r>
+          <w:rPr>
+            <w:lang w:val="zh_TW" w:bidi="zh_TW"/>
+          </w:rPr>
+          <w:rPr>
+            <w:color w:val="0000EE"/>
+            <w:u w:val="single"/>
+          </w:rPr>
+          <w:t>王上11:7</w:t>
+        </w:r>
+      </w:hyperlink>
+      <w:r>
+        <w:rPr>
+          <w:lang w:val="zh_TW" w:bidi="zh_TW"/>
+        </w:rPr>
+        <w:t>；</w:t>
+      </w:r>
+      <w:hyperlink r:id="rId167">
+        <w:r>
+          <w:rPr>
+            <w:lang w:val="zh_TW" w:bidi="zh_TW"/>
+          </w:rPr>
+          <w:rPr>
+            <w:color w:val="0000EE"/>
+            <w:u w:val="single"/>
+          </w:rPr>
+          <w:t>王下23:13</w:t>
+        </w:r>
+      </w:hyperlink>
+      <w:r>
+        <w:rPr>
+          <w:lang w:val="zh_TW" w:bidi="zh_TW"/>
+        </w:rPr>
+        <w:t>）。在底本發現的墳墓裡擺滿了經過細心排列的物品，顯示摩押人相信死後仍有生命。</w:t>
+      </w:r>
+    </w:p>
+    <w:p>
+      <w:pPr/>
+      <w:r>
+        <w:rPr>
+          <w:lang w:val="zh_TW" w:bidi="zh_TW"/>
+        </w:rPr>
+      </w:r>
+      <w:r>
+        <w:rPr>
+          <w:i/>
+          <w:lang w:val="zh_TW" w:bidi="zh_TW"/>
+        </w:rPr>
+        <w:t xml:space="preserve">另見 </w:t>
+      </w:r>
+      <w:r>
+        <w:rPr>
+          <w:lang w:val="zh_TW" w:bidi="zh_TW"/>
+        </w:rPr>
+        <w:t>迦南神和宗教</w:t>
+      </w:r>
+      <w:r>
+        <w:rPr>
+          <w:lang w:val="zh_TW" w:bidi="zh_TW"/>
+        </w:rPr>
+        <w:t>；</w:t>
+      </w:r>
+      <w:r>
+        <w:rPr>
+          <w:lang w:val="zh_TW" w:bidi="zh_TW"/>
+        </w:rPr>
+        <w:t>摩押石碑</w:t>
+      </w:r>
+      <w:r>
+        <w:rPr>
+          <w:lang w:val="zh_TW" w:bidi="zh_TW"/>
+        </w:rPr>
+        <w:t>。</w:t>
+      </w:r>
+      <w:r>
+        <w:rPr>
+          <w:lang w:val="zh_TW" w:bidi="zh_TW"/>
+        </w:rPr>
+      </w:r>
+      <w:r>
+        <w:rPr>
+          <w:lang w:val="zh_TW" w:bidi="zh_TW"/>
+        </w:rPr>
+      </w:r>
+    </w:p>
+    <w:p>
+      <w:pPr/>
+      <w:r>
+        <w:rPr>
+          <w:lang w:val="zh_TW" w:bidi="zh_TW"/>
+        </w:rPr>
+      </w:r>
+    </w:p>
+    <w:p>
+      <w:pPr>
+        <w:pStyle w:val="Heading2"/>
+      </w:pPr>
+      <w:r>
+        <w:rPr>
+          <w:lang w:val="zh_TW" w:bidi="zh_TW"/>
+        </w:rPr>
+        <w:t>磨</w:t>
+      </w:r>
+      <w:r>
+        <w:rPr>
+          <w:lang w:val="zh_TW" w:bidi="zh_TW"/>
+        </w:rPr>
+      </w:r>
+    </w:p>
+    <w:p>
+      <w:pPr/>
+      <w:r>
+        <w:rPr>
+          <w:lang w:val="zh_TW" w:bidi="zh_TW"/>
+        </w:rPr>
+      </w:r>
+      <w:r>
+        <w:rPr>
+          <w:lang w:val="zh_TW" w:bidi="zh_TW"/>
+        </w:rPr>
+        <w:t>磨是由兩塊圓形的石頭組成（稱為磨石），是用來將五穀磨成麵粉。古代藝術作品與中東地區的考古遺址都顯示，人們早已使用磨石來研磨五穀。這些遺跡可追溯到新石器時代（Neolithic period，約公元前8300至4500年）。最早期的磨是手磨，後來技術逐漸改進，但基本原理始終沒有改變：下方的石頭放五穀，上方的石頭在其上移動，將穀物磨成麵粉。希伯來文中表示「磨」的詞，正是指這兩個不可或缺的部分。</w:t>
+      </w:r>
+    </w:p>
+    <w:p>
+      <w:pPr>
+        <w:pStyle w:val="Heading4"/>
+      </w:pPr>
+      <w:r>
+        <w:rPr>
+          <w:lang w:val="zh_TW" w:bidi="zh_TW"/>
+        </w:rPr>
+        <w:t>磨的類型</w:t>
+      </w:r>
+    </w:p>
+    <w:p>
+      <w:pPr>
+        <w:pStyle w:val="ListNumber"/>
+        <w:numPr>
+          <w:ilvl w:val="0"/>
+          <w:numId w:val="16"/>
+        </w:numPr>
+        <w:spacing w:line="240" w:lineRule="auto"/>
+        <w:ind w:left="720"/>
+      </w:pPr>
+      <w:r>
+        <w:rPr>
+          <w:lang w:val="zh_TW" w:bidi="zh_TW"/>
+        </w:rPr>
+      </w:r>
+      <w:r>
+        <w:rPr>
+          <w:lang w:val="zh_TW" w:bidi="zh_TW"/>
+        </w:rPr>
+        <w:t>最早期的磨的類型是</w:t>
+      </w:r>
+      <w:r>
+        <w:rPr>
+          <w:b/>
+          <w:lang w:val="zh_TW" w:bidi="zh_TW"/>
+        </w:rPr>
+        <w:t>鞍形磨</w:t>
+      </w:r>
+      <w:r>
+        <w:rPr>
+          <w:lang w:val="zh_TW" w:bidi="zh_TW"/>
+        </w:rPr>
+        <w:t>。它由一塊略呈凹形的粗底石，以及一塊凸形的磨石組成。底石的寬度約為45.7至76.2公分（18至30英吋），一端比另一端厚。在希伯來文中，這塊底石稱為「下面的部分」，或稱「下磨石」（</w:t>
+      </w:r>
+      <w:hyperlink r:id="rId168">
+        <w:r>
+          <w:rPr>
+            <w:lang w:val="zh_TW" w:bidi="zh_TW"/>
+          </w:rPr>
+          <w:rPr>
+            <w:color w:val="0000EE"/>
+            <w:u w:val="single"/>
+          </w:rPr>
+          <w:t>伯41:24</w:t>
+        </w:r>
+      </w:hyperlink>
+      <w:r>
+        <w:rPr>
+          <w:lang w:val="zh_TW" w:bidi="zh_TW"/>
+        </w:rPr>
+        <w:t>）。上方的磨石稱為「上面的部分」，或稱「上磨石」（</w:t>
+      </w:r>
+      <w:hyperlink r:id="rId169">
+        <w:r>
+          <w:rPr>
+            <w:lang w:val="zh_TW" w:bidi="zh_TW"/>
+          </w:rPr>
+          <w:rPr>
+            <w:color w:val="0000EE"/>
+            <w:u w:val="single"/>
+          </w:rPr>
+          <w:t>士9:53</w:t>
+        </w:r>
+      </w:hyperlink>
+      <w:r>
+        <w:rPr>
+          <w:lang w:val="zh_TW" w:bidi="zh_TW"/>
+        </w:rPr>
+        <w:t>；</w:t>
+      </w:r>
+      <w:hyperlink r:id="rId170">
+        <w:r>
+          <w:rPr>
+            <w:lang w:val="zh_TW" w:bidi="zh_TW"/>
+          </w:rPr>
+          <w:rPr>
+            <w:color w:val="0000EE"/>
+            <w:u w:val="single"/>
+          </w:rPr>
+          <w:t>撒下11:21</w:t>
+        </w:r>
+      </w:hyperlink>
+      <w:r>
+        <w:rPr>
+          <w:lang w:val="zh_TW" w:bidi="zh_TW"/>
+        </w:rPr>
+        <w:t>），長度約為15.2至38.1公分（6至15英吋）。它一面平坦，另一面略呈圓弧，方便用手握持。研磨五穀時，人們把上磨石在下磨石上的五穀上來回推動。用這種方式一次只能磨少量的五穀（</w:t>
+      </w:r>
+      <w:hyperlink r:id="rId171">
+        <w:r>
+          <w:rPr>
+            <w:lang w:val="zh_TW" w:bidi="zh_TW"/>
+          </w:rPr>
+          <w:rPr>
+            <w:color w:val="0000EE"/>
+            <w:u w:val="single"/>
+          </w:rPr>
+          <w:t>創18:6</w:t>
+        </w:r>
+      </w:hyperlink>
+      <w:r>
+        <w:rPr>
+          <w:lang w:val="zh_TW" w:bidi="zh_TW"/>
+        </w:rPr>
+        <w:t>）。</w:t>
+      </w:r>
+    </w:p>
+    <w:p>
+      <w:pPr>
+        <w:pStyle w:val="ListNumber"/>
+        <w:spacing w:line="240" w:lineRule="auto"/>
+        <w:ind w:left="720"/>
+      </w:pPr>
+      <w:r>
+        <w:rPr>
+          <w:lang w:val="zh_TW" w:bidi="zh_TW"/>
+        </w:rPr>
+      </w:r>
+      <w:r>
+        <w:rPr>
+          <w:lang w:val="zh_TW" w:bidi="zh_TW"/>
+        </w:rPr>
+        <w:t>後來出現的一種手磨，使用兩塊圓形石頭。下磨石的上表面有時向內凹，有時向外凸；上磨石的形狀則配合下磨石而成。有些磨在上磨石中央開有漏斗形的孔，用來倒入五穀。上磨石邊緣插著一根木釘，方便人轉動磨石；轉動時，上磨石將五穀壓碎，碎粒便沿著邊緣流出。人們常用黑色玄武岩（Black basalt）來製作磨石，因為它表面粗糙，具有良好的切削效果。這種磨通常由一個人操作，但有時也需要兩個人一起使用（</w:t>
+      </w:r>
+      <w:hyperlink r:id="rId172">
+        <w:r>
+          <w:rPr>
+            <w:lang w:val="zh_TW" w:bidi="zh_TW"/>
+          </w:rPr>
+          <w:rPr>
+            <w:color w:val="0000EE"/>
+            <w:u w:val="single"/>
+          </w:rPr>
+          <w:t>太24:41</w:t>
+        </w:r>
+      </w:hyperlink>
+      <w:r>
+        <w:rPr>
+          <w:lang w:val="zh_TW" w:bidi="zh_TW"/>
+        </w:rPr>
+        <w:t>）。</w:t>
+      </w:r>
+    </w:p>
+    <w:p>
+      <w:pPr/>
+      <w:r>
+        <w:rPr>
+          <w:lang w:val="zh_TW" w:bidi="zh_TW"/>
+        </w:rPr>
+      </w:r>
+      <w:r>
+        <w:rPr>
+          <w:lang w:val="zh_TW" w:bidi="zh_TW"/>
+        </w:rPr>
+        <w:t>手磨對日常生活極為重要，因此律法禁止把人的磨石拿去作為債務的抵押品。這條律法保護家庭，不致失去製作做餅之麵粉的工具（</w:t>
+      </w:r>
+      <w:hyperlink r:id="rId173">
+        <w:r>
+          <w:rPr>
+            <w:lang w:val="zh_TW" w:bidi="zh_TW"/>
+          </w:rPr>
+          <w:rPr>
+            <w:color w:val="0000EE"/>
+            <w:u w:val="single"/>
+          </w:rPr>
+          <w:t>申24:6</w:t>
+        </w:r>
+      </w:hyperlink>
+      <w:r>
+        <w:rPr>
+          <w:lang w:val="zh_TW" w:bidi="zh_TW"/>
+        </w:rPr>
+        <w:t>）。磨石十分沉重，若從高處砸在人的頭上，足以致命；亞比米勒就是這樣被擊殺的（</w:t>
+      </w:r>
+      <w:hyperlink r:id="rId169">
+        <w:r>
+          <w:rPr>
+            <w:lang w:val="zh_TW" w:bidi="zh_TW"/>
+          </w:rPr>
+          <w:rPr>
+            <w:color w:val="0000EE"/>
+            <w:u w:val="single"/>
+          </w:rPr>
+          <w:t>士9:53</w:t>
         </w:r>
       </w:hyperlink>
       <w:r>
@@ -1035,34 +7009,16 @@
         </w:rPr>
         <w:t>；參</w:t>
       </w:r>
-      <w:hyperlink r:id="rId36">
-        <w:r>
-          <w:rPr>
-            <w:lang w:val="zh_TW" w:bidi="zh_TW"/>
-          </w:rPr>
-          <w:rPr>
-            <w:color w:val="0000EE"/>
-            <w:u w:val="single"/>
-          </w:rPr>
-          <w:t>書17:3–6</w:t>
-        </w:r>
-      </w:hyperlink>
-      <w:r>
-        <w:rPr>
-          <w:lang w:val="zh_TW" w:bidi="zh_TW"/>
-        </w:rPr>
-        <w:t>）。然而，她們被限制只能在自己的支派之內成婚（</w:t>
-      </w:r>
-      <w:hyperlink r:id="rId37">
-        <w:r>
-          <w:rPr>
-            <w:lang w:val="zh_TW" w:bidi="zh_TW"/>
-          </w:rPr>
-          <w:rPr>
-            <w:color w:val="0000EE"/>
-            <w:u w:val="single"/>
-          </w:rPr>
-          <w:t>民36:1–12</w:t>
+      <w:hyperlink r:id="rId170">
+        <w:r>
+          <w:rPr>
+            <w:lang w:val="zh_TW" w:bidi="zh_TW"/>
+          </w:rPr>
+          <w:rPr>
+            <w:color w:val="0000EE"/>
+            <w:u w:val="single"/>
+          </w:rPr>
+          <w:t>撒下11:21</w:t>
         </w:r>
       </w:hyperlink>
       <w:r>
@@ -1070,6 +7026,179 @@
           <w:lang w:val="zh_TW" w:bidi="zh_TW"/>
         </w:rPr>
         <w:t>）。</w:t>
+      </w:r>
+    </w:p>
+    <w:p>
+      <w:pPr>
+        <w:pStyle w:val="Heading4"/>
+      </w:pPr>
+      <w:r>
+        <w:rPr>
+          <w:lang w:val="zh_TW" w:bidi="zh_TW"/>
+        </w:rPr>
+        <w:t>磨五穀</w:t>
+      </w:r>
+    </w:p>
+    <w:p>
+      <w:pPr/>
+      <w:r>
+        <w:rPr>
+          <w:lang w:val="zh_TW" w:bidi="zh_TW"/>
+        </w:rPr>
+      </w:r>
+      <w:r>
+        <w:rPr>
+          <w:lang w:val="zh_TW" w:bidi="zh_TW"/>
+        </w:rPr>
+        <w:t>磨五穀通常是僕人（</w:t>
+      </w:r>
+      <w:hyperlink r:id="rId50">
+        <w:r>
+          <w:rPr>
+            <w:lang w:val="zh_TW" w:bidi="zh_TW"/>
+          </w:rPr>
+          <w:rPr>
+            <w:color w:val="0000EE"/>
+            <w:u w:val="single"/>
+          </w:rPr>
+          <w:t>出11:5</w:t>
+        </w:r>
+      </w:hyperlink>
+      <w:r>
+        <w:rPr>
+          <w:lang w:val="zh_TW" w:bidi="zh_TW"/>
+        </w:rPr>
+        <w:t>）或婦女（</w:t>
+      </w:r>
+      <w:hyperlink r:id="rId174">
+        <w:r>
+          <w:rPr>
+            <w:lang w:val="zh_TW" w:bidi="zh_TW"/>
+          </w:rPr>
+          <w:rPr>
+            <w:color w:val="0000EE"/>
+            <w:u w:val="single"/>
+          </w:rPr>
+          <w:t>賽47:2</w:t>
+        </w:r>
+      </w:hyperlink>
+      <w:r>
+        <w:rPr>
+          <w:lang w:val="zh_TW" w:bidi="zh_TW"/>
+        </w:rPr>
+        <w:t>）的工作。在巴勒斯坦的每一個村莊裡，幾乎每天都能聽見磨穀的聲音；一旦這聲音停止，就表示那個村莊已經荒廢（</w:t>
+      </w:r>
+      <w:hyperlink r:id="rId175">
+        <w:r>
+          <w:rPr>
+            <w:lang w:val="zh_TW" w:bidi="zh_TW"/>
+          </w:rPr>
+          <w:rPr>
+            <w:color w:val="0000EE"/>
+            <w:u w:val="single"/>
+          </w:rPr>
+          <w:t>耶25:10</w:t>
+        </w:r>
+      </w:hyperlink>
+      <w:r>
+        <w:rPr>
+          <w:lang w:val="zh_TW" w:bidi="zh_TW"/>
+        </w:rPr>
+        <w:t>）。</w:t>
+      </w:r>
+    </w:p>
+    <w:p>
+      <w:pPr>
+        <w:pStyle w:val="Heading4"/>
+      </w:pPr>
+      <w:r>
+        <w:rPr>
+          <w:lang w:val="zh_TW" w:bidi="zh_TW"/>
+        </w:rPr>
+        <w:t>公用磨</w:t>
+      </w:r>
+    </w:p>
+    <w:p>
+      <w:pPr/>
+      <w:r>
+        <w:rPr>
+          <w:lang w:val="zh_TW" w:bidi="zh_TW"/>
+        </w:rPr>
+      </w:r>
+      <w:r>
+        <w:rPr>
+          <w:lang w:val="zh_TW" w:bidi="zh_TW"/>
+        </w:rPr>
+        <w:t>人們也會用牲畜來推動較大型的公用磨。公用磨是一塊又大又重的磨石，直徑可能約為1.2至1.5公尺（四至五英尺），會將其立著沿邊緣滾動；人會將一根木杆穿過磨石中央，木杆繞著一根直立的柱子轉動，運作方式與今日東方一些地區仍在使用的磨坊相似。參孫很可能被迫使用這種磨，替非利士人磨穀（</w:t>
+      </w:r>
+      <w:hyperlink r:id="rId176">
+        <w:r>
+          <w:rPr>
+            <w:lang w:val="zh_TW" w:bidi="zh_TW"/>
+          </w:rPr>
+          <w:rPr>
+            <w:color w:val="0000EE"/>
+            <w:u w:val="single"/>
+          </w:rPr>
+          <w:t>士16:21</w:t>
+        </w:r>
+      </w:hyperlink>
+      <w:r>
+        <w:rPr>
+          <w:lang w:val="zh_TW" w:bidi="zh_TW"/>
+        </w:rPr>
+        <w:t>）。</w:t>
+      </w:r>
+    </w:p>
+    <w:p>
+      <w:pPr/>
+      <w:r>
+        <w:rPr>
+          <w:lang w:val="zh_TW" w:bidi="zh_TW"/>
+        </w:rPr>
+      </w:r>
+      <w:r>
+        <w:rPr>
+          <w:i/>
+          <w:lang w:val="zh_TW" w:bidi="zh_TW"/>
+        </w:rPr>
+        <w:t xml:space="preserve">另見 </w:t>
+      </w:r>
+      <w:r>
+        <w:rPr>
+          <w:lang w:val="zh_TW" w:bidi="zh_TW"/>
+        </w:rPr>
+        <w:t>食物和食物準備</w:t>
+      </w:r>
+      <w:r>
+        <w:rPr>
+          <w:lang w:val="zh_TW" w:bidi="zh_TW"/>
+        </w:rPr>
+        <w:t>；</w:t>
+      </w:r>
+      <w:r>
+        <w:rPr>
+          <w:lang w:val="zh_TW" w:bidi="zh_TW"/>
+        </w:rPr>
+        <w:t>餅</w:t>
+      </w:r>
+      <w:r>
+        <w:rPr>
+          <w:lang w:val="zh_TW" w:bidi="zh_TW"/>
+        </w:rPr>
+        <w:t>；</w:t>
+      </w:r>
+      <w:r>
+        <w:rPr>
+          <w:lang w:val="zh_TW" w:bidi="zh_TW"/>
+        </w:rPr>
+        <w:t>農業</w:t>
+      </w:r>
+      <w:r>
+        <w:rPr>
+          <w:lang w:val="zh_TW" w:bidi="zh_TW"/>
+        </w:rPr>
+        <w:t>。</w:t>
       </w:r>
       <w:r>
         <w:rPr>
@@ -2984,6 +9113,12 @@
       <w:startOverride w:val="1"/>
     </w:lvlOverride>
   </w:num>
+  <w:num w:numId="16">
+    <w:abstractNumId w:val="3"/>
+    <w:lvlOverride w:ilvl="0">
+      <w:startOverride w:val="1"/>
+    </w:lvlOverride>
+  </w:num>
   <w:numIdMacAtCleanup w:val="10"/>
 </w:numbering>
 </file>

--- a/zht/docx/105.content.docx
+++ b/zht/docx/105.content.docx
@@ -19,7 +19,7 @@
         <w:rPr>
           <w:lang w:val="zh_TW" w:bidi="zh_TW"/>
         </w:rPr>
-        <w:t>Resource: Tyndale Open Bible Dictionary</w:t>
+        <w:t>Resource: Aquifer Open Bible Dictionary</w:t>
       </w:r>
       <w:r>
         <w:rPr>
@@ -112,7 +112,7 @@
         <w:rPr>
           <w:lang w:val="zh_TW" w:bidi="zh_TW"/>
         </w:rPr>
-        <w:t>Tyndale Open Bible Dictionary</w:t>
+        <w:t>Aquifer Open Bible Dictionary</w:t>
       </w:r>
     </w:p>
     <w:p>

--- a/zht/docx/105.content.docx
+++ b/zht/docx/105.content.docx
@@ -149,7 +149,7 @@
         <w:rPr>
           <w:lang w:val="zh_TW" w:bidi="zh_TW"/>
         </w:rPr>
-        <w:t>men</w:t>
+        <w:t>man</w:t>
       </w:r>
       <w:r>
         <w:rPr>
@@ -212,7 +212,7 @@
         <w:rPr>
           <w:lang w:val="zh_TW" w:bidi="zh_TW"/>
         </w:rPr>
-        <w:t>門徒</w:t>
+        <w:t>幔利 (地點)</w:t>
       </w:r>
       <w:r>
         <w:rPr>
@@ -231,7 +231,7 @@
         <w:rPr>
           <w:lang w:val="zh_TW" w:bidi="zh_TW"/>
         </w:rPr>
-        <w:t>跟隨另一個人或另一種生活方式，並服從其領袖或該方式之紀律（教導）的人。在聖經中，「門徒」一詞幾乎僅出現在福音書和使徒行傳，只有在</w:t>
+        <w:t>這是亞伯拉罕所居住附近的重要的橡樹林，並以幫助他擊敗基大老瑪和拯救羅得的一位亞摩利人而命名（</w:t>
       </w:r>
       <w:hyperlink r:id="rId13">
         <w:r>
@@ -242,14 +242,32 @@
             <w:color w:val="0000EE"/>
             <w:u w:val="single"/>
           </w:rPr>
-          <w:t>以賽亞書八章16節</w:t>
+          <w:t>創14:13</w:t>
         </w:r>
       </w:hyperlink>
       <w:r>
         <w:rPr>
           <w:lang w:val="zh_TW" w:bidi="zh_TW"/>
         </w:rPr>
-        <w:t>和稍微間接的</w:t>
+        <w:t>、</w:t>
+      </w:r>
+      <w:hyperlink r:id="rId13">
+        <w:r>
+          <w:rPr>
+            <w:lang w:val="zh_TW" w:bidi="zh_TW"/>
+          </w:rPr>
+          <w:rPr>
+            <w:color w:val="0000EE"/>
+            <w:u w:val="single"/>
+          </w:rPr>
+          <w:t>24</w:t>
+        </w:r>
+      </w:hyperlink>
+      <w:r>
+        <w:rPr>
+          <w:lang w:val="zh_TW" w:bidi="zh_TW"/>
+        </w:rPr>
+        <w:t>）。亞伯拉罕在幔利的橡樹下築了一座壇（</w:t>
       </w:r>
       <w:hyperlink r:id="rId14">
         <w:r>
@@ -260,14 +278,14 @@
             <w:color w:val="0000EE"/>
             <w:u w:val="single"/>
           </w:rPr>
-          <w:t>以賽亞書五十章4節</w:t>
+          <w:t>13:18</w:t>
         </w:r>
       </w:hyperlink>
       <w:r>
         <w:rPr>
           <w:lang w:val="zh_TW" w:bidi="zh_TW"/>
         </w:rPr>
-        <w:t>和</w:t>
+        <w:t>）。亞伯拉罕坐在神聖的樹旁，迎接了三位神秘的客人（第</w:t>
       </w:r>
       <w:hyperlink r:id="rId15">
         <w:r>
@@ -278,28 +296,14 @@
             <w:color w:val="0000EE"/>
             <w:u w:val="single"/>
           </w:rPr>
-          <w:t>五十四章13節</w:t>
+          <w:t>18</w:t>
         </w:r>
       </w:hyperlink>
       <w:r>
         <w:rPr>
           <w:lang w:val="zh_TW" w:bidi="zh_TW"/>
         </w:rPr>
-        <w:t>中有例外，那裡的同一個希伯來文詞語分別被譯為「受教（learned）」和「教訓（taught）」。然而，顯而易見的是，只要有老師和被教導者，就存在門徒的概念。</w:t>
-      </w:r>
-    </w:p>
-    <w:p>
-      <w:pPr/>
-      <w:r>
-        <w:rPr>
-          <w:lang w:val="zh_TW" w:bidi="zh_TW"/>
-        </w:rPr>
-      </w:r>
-      <w:r>
-        <w:rPr>
-          <w:lang w:val="zh_TW" w:bidi="zh_TW"/>
-        </w:rPr>
-        <w:t>在福音書中，耶穌的直接跟隨者，從各種不同的環境中，因著耶穌的權柄而被呼召出來的，不僅包含十二使徒，還囊括所有認同祂的教導並委身於祂的人，都被稱為「門徒」。這些門徒的呼召發生在其他教師也有他們自己門徒的時代，最著名的是法利賽人（</w:t>
+        <w:t>章）。幔利也可能是亞伯拉罕與神進行立約儀式的場地（第</w:t>
       </w:r>
       <w:hyperlink r:id="rId16">
         <w:r>
@@ -310,14 +314,14 @@
             <w:color w:val="0000EE"/>
             <w:u w:val="single"/>
           </w:rPr>
-          <w:t>可2:18</w:t>
+          <w:t>15</w:t>
         </w:r>
       </w:hyperlink>
       <w:r>
         <w:rPr>
           <w:lang w:val="zh_TW" w:bidi="zh_TW"/>
         </w:rPr>
-        <w:t>；</w:t>
+        <w:t>章）。以撒和雅各也住在那裡（</w:t>
       </w:r>
       <w:hyperlink r:id="rId17">
         <w:r>
@@ -328,14 +332,62 @@
             <w:color w:val="0000EE"/>
             <w:u w:val="single"/>
           </w:rPr>
-          <w:t>路5:33</w:t>
+          <w:t>35:27</w:t>
         </w:r>
       </w:hyperlink>
       <w:r>
         <w:rPr>
           <w:lang w:val="zh_TW" w:bidi="zh_TW"/>
         </w:rPr>
-        <w:t>）和施洗約翰（</w:t>
+        <w:t>）。</w:t>
+      </w:r>
+      <w:r>
+        <w:rPr>
+          <w:lang w:val="zh_TW" w:bidi="zh_TW"/>
+        </w:rPr>
+      </w:r>
+      <w:r>
+        <w:rPr>
+          <w:lang w:val="zh_TW" w:bidi="zh_TW"/>
+        </w:rPr>
+      </w:r>
+    </w:p>
+    <w:p>
+      <w:pPr/>
+      <w:r>
+        <w:rPr>
+          <w:lang w:val="zh_TW" w:bidi="zh_TW"/>
+        </w:rPr>
+      </w:r>
+    </w:p>
+    <w:p>
+      <w:pPr>
+        <w:pStyle w:val="Heading2"/>
+      </w:pPr>
+      <w:r>
+        <w:rPr>
+          <w:lang w:val="zh_TW" w:bidi="zh_TW"/>
+        </w:rPr>
+        <w:t>幔利 (人物)</w:t>
+      </w:r>
+      <w:r>
+        <w:rPr>
+          <w:lang w:val="zh_TW" w:bidi="zh_TW"/>
+        </w:rPr>
+      </w:r>
+    </w:p>
+    <w:p>
+      <w:pPr/>
+      <w:r>
+        <w:rPr>
+          <w:lang w:val="zh_TW" w:bidi="zh_TW"/>
+        </w:rPr>
+      </w:r>
+      <w:r>
+        <w:rPr>
+          <w:lang w:val="zh_TW" w:bidi="zh_TW"/>
+        </w:rPr>
+        <w:t>幔利擁有一塊名為「幔利平原」的地。他是一位亞摩利人，有兩個兄弟：亞乃和以實各（</w:t>
       </w:r>
       <w:hyperlink r:id="rId18">
         <w:r>
@@ -346,16 +398,64 @@
             <w:color w:val="0000EE"/>
             <w:u w:val="single"/>
           </w:rPr>
-          <w:t>太9:14</w:t>
+          <w:t>創14:13</w:t>
         </w:r>
       </w:hyperlink>
       <w:r>
         <w:rPr>
           <w:lang w:val="zh_TW" w:bidi="zh_TW"/>
         </w:rPr>
-        <w:t>）。從施洗約翰的做法中可以看出，不同的領袖對他們的門徒有不同的要求。約翰的方式，在性質上比耶穌的方式更為禁欲主義；然而，這不僅涉及行為和生活方式的教導，還含括一種獨特的禱告模式（</w:t>
-      </w:r>
-      <w:hyperlink r:id="rId19">
+        <w:t>）。當亞伯拉罕為拯救他的侄子羅得而戰時，他們成為了亞伯拉罕的盟友。</w:t>
+      </w:r>
+      <w:r>
+        <w:rPr>
+          <w:lang w:val="zh_TW" w:bidi="zh_TW"/>
+        </w:rPr>
+      </w:r>
+      <w:r>
+        <w:rPr>
+          <w:lang w:val="zh_TW" w:bidi="zh_TW"/>
+        </w:rPr>
+      </w:r>
+    </w:p>
+    <w:p>
+      <w:pPr/>
+      <w:r>
+        <w:rPr>
+          <w:lang w:val="zh_TW" w:bidi="zh_TW"/>
+        </w:rPr>
+      </w:r>
+    </w:p>
+    <w:p>
+      <w:pPr>
+        <w:pStyle w:val="Heading2"/>
+      </w:pPr>
+      <w:r>
+        <w:rPr>
+          <w:lang w:val="zh_TW" w:bidi="zh_TW"/>
+        </w:rPr>
+        <w:t>幔利的橡樹</w:t>
+      </w:r>
+      <w:r>
+        <w:rPr>
+          <w:lang w:val="zh_TW" w:bidi="zh_TW"/>
+        </w:rPr>
+      </w:r>
+    </w:p>
+    <w:p>
+      <w:pPr/>
+      <w:r>
+        <w:rPr>
+          <w:lang w:val="zh_TW" w:bidi="zh_TW"/>
+        </w:rPr>
+      </w:r>
+      <w:r>
+        <w:rPr>
+          <w:lang w:val="zh_TW" w:bidi="zh_TW"/>
+        </w:rPr>
+        <w:t>與亞伯拉罕和以撒相關的地點（</w:t>
+      </w:r>
+      <w:hyperlink r:id="rId14">
         <w:r>
           <w:rPr>
             <w:lang w:val="zh_TW" w:bidi="zh_TW"/>
@@ -364,7 +464,7 @@
             <w:color w:val="0000EE"/>
             <w:u w:val="single"/>
           </w:rPr>
-          <w:t>路11:1</w:t>
+          <w:t>創13:18</w:t>
         </w:r>
       </w:hyperlink>
       <w:r>
@@ -373,407 +473,24 @@
         </w:rPr>
         <w:t>）。</w:t>
       </w:r>
-    </w:p>
-    <w:p>
-      <w:pPr/>
-      <w:r>
-        <w:rPr>
-          <w:lang w:val="zh_TW" w:bidi="zh_TW"/>
-        </w:rPr>
-      </w:r>
-      <w:r>
-        <w:rPr>
-          <w:lang w:val="zh_TW" w:bidi="zh_TW"/>
-        </w:rPr>
-        <w:t>耶穌的門徒經歷了獨特的體驗。他們不僅直接受益於耶穌的教導、祂的神情和聲音的語調（</w:t>
-      </w:r>
-      <w:hyperlink r:id="rId20">
-        <w:r>
-          <w:rPr>
-            <w:lang w:val="zh_TW" w:bidi="zh_TW"/>
-          </w:rPr>
-          <w:rPr>
-            <w:color w:val="0000EE"/>
-            <w:u w:val="single"/>
-          </w:rPr>
-          <w:t>可10:21</w:t>
-        </w:r>
-      </w:hyperlink>
-      <w:r>
-        <w:rPr>
-          <w:lang w:val="zh_TW" w:bidi="zh_TW"/>
-        </w:rPr>
-        <w:t>）以及祂的話語，也見證了以基督為中心的救贖劇情之開展。他們跟隨的老師體現了教導的實質。最初的門徒只能逐漸地接受基督的教導，這不僅因為他們的誤解需要受糾正（</w:t>
-      </w:r>
-      <w:hyperlink r:id="rId21">
-        <w:r>
-          <w:rPr>
-            <w:lang w:val="zh_TW" w:bidi="zh_TW"/>
-          </w:rPr>
-          <w:rPr>
-            <w:color w:val="0000EE"/>
-            <w:u w:val="single"/>
-          </w:rPr>
-          <w:t>太16:21</w:t>
-        </w:r>
-      </w:hyperlink>
-      <w:r>
-        <w:rPr>
-          <w:lang w:val="zh_TW" w:bidi="zh_TW"/>
-        </w:rPr>
-        <w:t>），還因為耶穌所說和所做的全部意義，要等到祂的死與復活後才能完全被理解（</w:t>
-      </w:r>
-      <w:hyperlink r:id="rId22">
-        <w:r>
-          <w:rPr>
-            <w:lang w:val="zh_TW" w:bidi="zh_TW"/>
-          </w:rPr>
-          <w:rPr>
-            <w:color w:val="0000EE"/>
-            <w:u w:val="single"/>
-          </w:rPr>
-          <w:t>太28:9</w:t>
-        </w:r>
-      </w:hyperlink>
-      <w:r>
-        <w:rPr>
-          <w:lang w:val="zh_TW" w:bidi="zh_TW"/>
-        </w:rPr>
-        <w:t>）。所以，並不令人意外地，門徒訓練的時期涵蓋了耶穌死與復活之前和之後，以及五旬節之後，聖靈教導門徒關於耶穌在世時他們「擔當不了」的事情（</w:t>
-      </w:r>
-      <w:hyperlink r:id="rId23">
-        <w:r>
-          <w:rPr>
-            <w:lang w:val="zh_TW" w:bidi="zh_TW"/>
-          </w:rPr>
-          <w:rPr>
-            <w:color w:val="0000EE"/>
-            <w:u w:val="single"/>
-          </w:rPr>
-          <w:t>約16:12</w:t>
-        </w:r>
-      </w:hyperlink>
-      <w:r>
-        <w:rPr>
-          <w:lang w:val="zh_TW" w:bidi="zh_TW"/>
-        </w:rPr>
-        <w:t>）。</w:t>
-      </w:r>
-    </w:p>
-    <w:p>
-      <w:pPr/>
-      <w:r>
-        <w:rPr>
-          <w:lang w:val="zh_TW" w:bidi="zh_TW"/>
-        </w:rPr>
-      </w:r>
-      <w:r>
-        <w:rPr>
-          <w:lang w:val="zh_TW" w:bidi="zh_TW"/>
-        </w:rPr>
-        <w:t>耶穌的第一批門徒，包括十二使徒和七十個門徒（</w:t>
-      </w:r>
-      <w:hyperlink r:id="rId24">
-        <w:r>
-          <w:rPr>
-            <w:lang w:val="zh_TW" w:bidi="zh_TW"/>
-          </w:rPr>
-          <w:rPr>
-            <w:color w:val="0000EE"/>
-            <w:u w:val="single"/>
-          </w:rPr>
-          <w:t>太26:20</w:t>
-        </w:r>
-      </w:hyperlink>
-      <w:r>
-        <w:rPr>
-          <w:lang w:val="zh_TW" w:bidi="zh_TW"/>
-        </w:rPr>
-        <w:t>；</w:t>
-      </w:r>
-      <w:hyperlink r:id="rId25">
-        <w:r>
-          <w:rPr>
-            <w:lang w:val="zh_TW" w:bidi="zh_TW"/>
-          </w:rPr>
-          <w:rPr>
-            <w:color w:val="0000EE"/>
-            <w:u w:val="single"/>
-          </w:rPr>
-          <w:t>路10:1</w:t>
-        </w:r>
-      </w:hyperlink>
-      <w:r>
-        <w:rPr>
-          <w:lang w:val="zh_TW" w:bidi="zh_TW"/>
-        </w:rPr>
-        <w:t>），接受了祂的教導，並轉而教導他人（</w:t>
-      </w:r>
-      <w:hyperlink r:id="rId26">
-        <w:r>
-          <w:rPr>
-            <w:lang w:val="zh_TW" w:bidi="zh_TW"/>
-          </w:rPr>
-          <w:rPr>
-            <w:color w:val="0000EE"/>
-            <w:u w:val="single"/>
-          </w:rPr>
-          <w:t>路10:1–11</w:t>
-        </w:r>
-      </w:hyperlink>
-      <w:r>
-        <w:rPr>
-          <w:lang w:val="zh_TW" w:bidi="zh_TW"/>
-        </w:rPr>
-        <w:t>），也被賦予了醫治的能力（</w:t>
-      </w:r>
-      <w:hyperlink r:id="rId27">
-        <w:r>
-          <w:rPr>
-            <w:lang w:val="zh_TW" w:bidi="zh_TW"/>
-          </w:rPr>
-          <w:rPr>
-            <w:color w:val="0000EE"/>
-            <w:u w:val="single"/>
-          </w:rPr>
-          <w:t>太10:1</w:t>
-        </w:r>
-      </w:hyperlink>
-      <w:r>
-        <w:rPr>
-          <w:lang w:val="zh_TW" w:bidi="zh_TW"/>
-        </w:rPr>
-        <w:t>）。他們還被吩咐去傳揚藉基督得救的信息。然而，十二使徒獲得了特別的地位，除了猶大以外（他的地位由馬提亞取代，</w:t>
-      </w:r>
-      <w:hyperlink r:id="rId28">
-        <w:r>
-          <w:rPr>
-            <w:lang w:val="zh_TW" w:bidi="zh_TW"/>
-          </w:rPr>
-          <w:rPr>
-            <w:color w:val="0000EE"/>
-            <w:u w:val="single"/>
-          </w:rPr>
-          <w:t>徒1:26</w:t>
-        </w:r>
-      </w:hyperlink>
-      <w:r>
-        <w:rPr>
-          <w:lang w:val="zh_TW" w:bidi="zh_TW"/>
-        </w:rPr>
-        <w:t>），他們成為新興基督教會的根基教師。他們在教會中的權柄是由基督所賦予的（</w:t>
-      </w:r>
-      <w:hyperlink r:id="rId29">
-        <w:r>
-          <w:rPr>
-            <w:lang w:val="zh_TW" w:bidi="zh_TW"/>
-          </w:rPr>
-          <w:rPr>
-            <w:color w:val="0000EE"/>
-            <w:u w:val="single"/>
-          </w:rPr>
-          <w:t>太16:19</w:t>
-        </w:r>
-      </w:hyperlink>
-      <w:r>
-        <w:rPr>
-          <w:lang w:val="zh_TW" w:bidi="zh_TW"/>
-        </w:rPr>
-        <w:t>，</w:t>
-      </w:r>
-      <w:hyperlink r:id="rId30">
-        <w:r>
-          <w:rPr>
-            <w:lang w:val="zh_TW" w:bidi="zh_TW"/>
-          </w:rPr>
-          <w:rPr>
-            <w:color w:val="0000EE"/>
-            <w:u w:val="single"/>
-          </w:rPr>
-          <w:t>28:16–20</w:t>
-        </w:r>
-      </w:hyperlink>
-      <w:r>
-        <w:rPr>
-          <w:lang w:val="zh_TW" w:bidi="zh_TW"/>
-        </w:rPr>
-        <w:t>），其特徵是捨己服事（</w:t>
-      </w:r>
-      <w:hyperlink r:id="rId31">
-        <w:r>
-          <w:rPr>
-            <w:lang w:val="zh_TW" w:bidi="zh_TW"/>
-          </w:rPr>
-          <w:rPr>
-            <w:color w:val="0000EE"/>
-            <w:u w:val="single"/>
-          </w:rPr>
-          <w:t>路22:24–30</w:t>
-        </w:r>
-      </w:hyperlink>
-      <w:r>
-        <w:rPr>
-          <w:lang w:val="zh_TW" w:bidi="zh_TW"/>
-        </w:rPr>
-        <w:t>）。這群門徒後來被稱為使徒（儘管這個詞偶爾有更廣泛的應用），大數的掃羅也加入其中。在他去大馬士革的路上歸信主時，他看見了復活的主，並立即被基督任命為外邦人的使徒（</w:t>
-      </w:r>
-      <w:hyperlink r:id="rId32">
-        <w:r>
-          <w:rPr>
-            <w:lang w:val="zh_TW" w:bidi="zh_TW"/>
-          </w:rPr>
-          <w:rPr>
-            <w:color w:val="0000EE"/>
-            <w:u w:val="single"/>
-          </w:rPr>
-          <w:t>加1:12、16</w:t>
-        </w:r>
-      </w:hyperlink>
-      <w:r>
-        <w:rPr>
-          <w:lang w:val="zh_TW" w:bidi="zh_TW"/>
-        </w:rPr>
-        <w:t>；</w:t>
-      </w:r>
-      <w:hyperlink r:id="rId33">
-        <w:r>
-          <w:rPr>
-            <w:lang w:val="zh_TW" w:bidi="zh_TW"/>
-          </w:rPr>
-          <w:rPr>
-            <w:color w:val="0000EE"/>
-            <w:u w:val="single"/>
-          </w:rPr>
-          <w:t>徒9:15</w:t>
-        </w:r>
-      </w:hyperlink>
-      <w:r>
-        <w:rPr>
-          <w:lang w:val="zh_TW" w:bidi="zh_TW"/>
-        </w:rPr>
-        <w:t>）。</w:t>
-      </w:r>
-    </w:p>
-    <w:p>
-      <w:pPr/>
-      <w:r>
-        <w:rPr>
-          <w:lang w:val="zh_TW" w:bidi="zh_TW"/>
-        </w:rPr>
-      </w:r>
-      <w:r>
-        <w:rPr>
-          <w:lang w:val="zh_TW" w:bidi="zh_TW"/>
-        </w:rPr>
-        <w:t>在基督升天時，祂委派了第一批門徒來「使萬民作我的門徒」（</w:t>
-      </w:r>
-      <w:hyperlink r:id="rId34">
-        <w:r>
-          <w:rPr>
-            <w:lang w:val="zh_TW" w:bidi="zh_TW"/>
-          </w:rPr>
-          <w:rPr>
-            <w:color w:val="0000EE"/>
-            <w:u w:val="single"/>
-          </w:rPr>
-          <w:t>太28:19</w:t>
-        </w:r>
-      </w:hyperlink>
-      <w:r>
-        <w:rPr>
-          <w:lang w:val="zh_TW" w:bidi="zh_TW"/>
-        </w:rPr>
-        <w:t>）；因此，「門徒」這個詞在使徒行傳中也用來指信徒，也就是那些任信基督的人。雖然他們並未直接受基督本人呼召，但這些門徒是藉著基督的靈，通過第一批門徒所傳的信息而被呼召的；後來被呼召的門徒在任何意義上，都不亞於第一批門徒，即便他們所享有的特權較少。早期基督徒被稱為拿撒勒人耶穌的門徒，或簡單稱為「門徒」（</w:t>
-      </w:r>
-      <w:hyperlink r:id="rId35">
-        <w:r>
-          <w:rPr>
-            <w:lang w:val="zh_TW" w:bidi="zh_TW"/>
-          </w:rPr>
-          <w:rPr>
-            <w:color w:val="0000EE"/>
-            <w:u w:val="single"/>
-          </w:rPr>
-          <w:t>徒6:1–2、7</w:t>
-        </w:r>
-      </w:hyperlink>
-      <w:r>
-        <w:rPr>
-          <w:lang w:val="zh_TW" w:bidi="zh_TW"/>
-        </w:rPr>
-        <w:t>，</w:t>
-      </w:r>
-      <w:hyperlink r:id="rId36">
-        <w:r>
-          <w:rPr>
-            <w:lang w:val="zh_TW" w:bidi="zh_TW"/>
-          </w:rPr>
-          <w:rPr>
-            <w:color w:val="0000EE"/>
-            <w:u w:val="single"/>
-          </w:rPr>
-          <w:t>9:36</w:t>
-        </w:r>
-      </w:hyperlink>
-      <w:r>
-        <w:rPr>
-          <w:lang w:val="zh_TW" w:bidi="zh_TW"/>
-        </w:rPr>
-        <w:t>，</w:t>
-      </w:r>
-      <w:hyperlink r:id="rId37">
-        <w:r>
-          <w:rPr>
-            <w:lang w:val="zh_TW" w:bidi="zh_TW"/>
-          </w:rPr>
-          <w:rPr>
-            <w:color w:val="0000EE"/>
-            <w:u w:val="single"/>
-          </w:rPr>
-          <w:t>11:26</w:t>
-        </w:r>
-      </w:hyperlink>
-      <w:r>
-        <w:rPr>
-          <w:lang w:val="zh_TW" w:bidi="zh_TW"/>
-        </w:rPr>
-        <w:t>）這是合理的，因為他們繼續傳揚耶穌的教導，並過著耶穌所樹立榜樣的生活。他們因此被認為是一個「學派（school）」或活生生的群體，實踐他們「夫子（master）」的教導。約翰壹書強調，只有那些遵守基督誡命的人，才真正表現出對神的愛（</w:t>
-      </w:r>
-      <w:hyperlink r:id="rId38">
-        <w:r>
-          <w:rPr>
-            <w:lang w:val="zh_TW" w:bidi="zh_TW"/>
-          </w:rPr>
-          <w:rPr>
-            <w:color w:val="0000EE"/>
-            <w:u w:val="single"/>
-          </w:rPr>
-          <w:t>約一2:3–6</w:t>
-        </w:r>
-      </w:hyperlink>
-      <w:r>
-        <w:rPr>
-          <w:lang w:val="zh_TW" w:bidi="zh_TW"/>
-        </w:rPr>
-        <w:t>，</w:t>
-      </w:r>
-      <w:hyperlink r:id="rId39">
-        <w:r>
-          <w:rPr>
-            <w:lang w:val="zh_TW" w:bidi="zh_TW"/>
-          </w:rPr>
-          <w:rPr>
-            <w:color w:val="0000EE"/>
-            <w:u w:val="single"/>
-          </w:rPr>
-          <w:t>3:10–11</w:t>
-        </w:r>
-      </w:hyperlink>
-      <w:r>
-        <w:rPr>
-          <w:lang w:val="zh_TW" w:bidi="zh_TW"/>
-        </w:rPr>
-        <w:t>）。</w:t>
+      <w:r>
+        <w:rPr>
+          <w:i/>
+          <w:lang w:val="zh_TW" w:bidi="zh_TW"/>
+        </w:rPr>
+        <w:t>見</w:t>
+      </w:r>
+      <w:r>
+        <w:rPr>
+          <w:lang w:val="zh_TW" w:bidi="zh_TW"/>
+        </w:rPr>
+        <w:t>幔利（地點）</w:t>
+      </w:r>
+      <w:r>
+        <w:rPr>
+          <w:lang w:val="zh_TW" w:bidi="zh_TW"/>
+        </w:rPr>
+        <w:t>。</w:t>
       </w:r>
       <w:r>
         <w:rPr>

--- a/zht/docx/105.content.docx
+++ b/zht/docx/105.content.docx
@@ -233,108 +233,72 @@
         </w:rPr>
         <w:t>這是亞伯拉罕所居住附近的重要的橡樹林，並以幫助他擊敗基大老瑪和拯救羅得的一位亞摩利人而命名（</w:t>
       </w:r>
-      <w:hyperlink r:id="rId13">
-        <w:r>
-          <w:rPr>
-            <w:lang w:val="zh_TW" w:bidi="zh_TW"/>
-          </w:rPr>
-          <w:rPr>
-            <w:color w:val="0000EE"/>
-            <w:u w:val="single"/>
-          </w:rPr>
-          <w:t>創14:13</w:t>
-        </w:r>
-      </w:hyperlink>
+      <w:r>
+        <w:rPr>
+          <w:lang w:val="zh_TW" w:bidi="zh_TW"/>
+        </w:rPr>
+        <w:t>創14:13</w:t>
+      </w:r>
       <w:r>
         <w:rPr>
           <w:lang w:val="zh_TW" w:bidi="zh_TW"/>
         </w:rPr>
         <w:t>、</w:t>
       </w:r>
-      <w:hyperlink r:id="rId13">
-        <w:r>
-          <w:rPr>
-            <w:lang w:val="zh_TW" w:bidi="zh_TW"/>
-          </w:rPr>
-          <w:rPr>
-            <w:color w:val="0000EE"/>
-            <w:u w:val="single"/>
-          </w:rPr>
-          <w:t>24</w:t>
-        </w:r>
-      </w:hyperlink>
+      <w:r>
+        <w:rPr>
+          <w:lang w:val="zh_TW" w:bidi="zh_TW"/>
+        </w:rPr>
+        <w:t>24</w:t>
+      </w:r>
       <w:r>
         <w:rPr>
           <w:lang w:val="zh_TW" w:bidi="zh_TW"/>
         </w:rPr>
         <w:t>）。亞伯拉罕在幔利的橡樹下築了一座壇（</w:t>
       </w:r>
-      <w:hyperlink r:id="rId14">
-        <w:r>
-          <w:rPr>
-            <w:lang w:val="zh_TW" w:bidi="zh_TW"/>
-          </w:rPr>
-          <w:rPr>
-            <w:color w:val="0000EE"/>
-            <w:u w:val="single"/>
-          </w:rPr>
-          <w:t>13:18</w:t>
-        </w:r>
-      </w:hyperlink>
+      <w:r>
+        <w:rPr>
+          <w:lang w:val="zh_TW" w:bidi="zh_TW"/>
+        </w:rPr>
+        <w:t>13:18</w:t>
+      </w:r>
       <w:r>
         <w:rPr>
           <w:lang w:val="zh_TW" w:bidi="zh_TW"/>
         </w:rPr>
         <w:t>）。亞伯拉罕坐在神聖的樹旁，迎接了三位神秘的客人（第</w:t>
       </w:r>
-      <w:hyperlink r:id="rId15">
-        <w:r>
-          <w:rPr>
-            <w:lang w:val="zh_TW" w:bidi="zh_TW"/>
-          </w:rPr>
-          <w:rPr>
-            <w:color w:val="0000EE"/>
-            <w:u w:val="single"/>
-          </w:rPr>
-          <w:t>18</w:t>
-        </w:r>
-      </w:hyperlink>
+      <w:r>
+        <w:rPr>
+          <w:lang w:val="zh_TW" w:bidi="zh_TW"/>
+        </w:rPr>
+        <w:t>18</w:t>
+      </w:r>
       <w:r>
         <w:rPr>
           <w:lang w:val="zh_TW" w:bidi="zh_TW"/>
         </w:rPr>
         <w:t>章）。幔利也可能是亞伯拉罕與神進行立約儀式的場地（第</w:t>
       </w:r>
-      <w:hyperlink r:id="rId16">
-        <w:r>
-          <w:rPr>
-            <w:lang w:val="zh_TW" w:bidi="zh_TW"/>
-          </w:rPr>
-          <w:rPr>
-            <w:color w:val="0000EE"/>
-            <w:u w:val="single"/>
-          </w:rPr>
-          <w:t>15</w:t>
-        </w:r>
-      </w:hyperlink>
+      <w:r>
+        <w:rPr>
+          <w:lang w:val="zh_TW" w:bidi="zh_TW"/>
+        </w:rPr>
+        <w:t>15</w:t>
+      </w:r>
       <w:r>
         <w:rPr>
           <w:lang w:val="zh_TW" w:bidi="zh_TW"/>
         </w:rPr>
         <w:t>章）。以撒和雅各也住在那裡（</w:t>
       </w:r>
-      <w:hyperlink r:id="rId17">
-        <w:r>
-          <w:rPr>
-            <w:lang w:val="zh_TW" w:bidi="zh_TW"/>
-          </w:rPr>
-          <w:rPr>
-            <w:color w:val="0000EE"/>
-            <w:u w:val="single"/>
-          </w:rPr>
-          <w:t>35:27</w:t>
-        </w:r>
-      </w:hyperlink>
+      <w:r>
+        <w:rPr>
+          <w:lang w:val="zh_TW" w:bidi="zh_TW"/>
+        </w:rPr>
+        <w:t>35:27</w:t>
+      </w:r>
       <w:r>
         <w:rPr>
           <w:lang w:val="zh_TW" w:bidi="zh_TW"/>
@@ -389,18 +353,12 @@
         </w:rPr>
         <w:t>幔利擁有一塊名為「幔利平原」的地。他是一位亞摩利人，有兩個兄弟：亞乃和以實各（</w:t>
       </w:r>
-      <w:hyperlink r:id="rId18">
-        <w:r>
-          <w:rPr>
-            <w:lang w:val="zh_TW" w:bidi="zh_TW"/>
-          </w:rPr>
-          <w:rPr>
-            <w:color w:val="0000EE"/>
-            <w:u w:val="single"/>
-          </w:rPr>
-          <w:t>創14:13</w:t>
-        </w:r>
-      </w:hyperlink>
+      <w:r>
+        <w:rPr>
+          <w:lang w:val="zh_TW" w:bidi="zh_TW"/>
+        </w:rPr>
+        <w:t>創14:13</w:t>
+      </w:r>
       <w:r>
         <w:rPr>
           <w:lang w:val="zh_TW" w:bidi="zh_TW"/>
@@ -455,18 +413,12 @@
         </w:rPr>
         <w:t>與亞伯拉罕和以撒相關的地點（</w:t>
       </w:r>
-      <w:hyperlink r:id="rId14">
-        <w:r>
-          <w:rPr>
-            <w:lang w:val="zh_TW" w:bidi="zh_TW"/>
-          </w:rPr>
-          <w:rPr>
-            <w:color w:val="0000EE"/>
-            <w:u w:val="single"/>
-          </w:rPr>
-          <w:t>創13:18</w:t>
-        </w:r>
-      </w:hyperlink>
+      <w:r>
+        <w:rPr>
+          <w:lang w:val="zh_TW" w:bidi="zh_TW"/>
+        </w:rPr>
+        <w:t>創13:18</w:t>
+      </w:r>
       <w:r>
         <w:rPr>
           <w:lang w:val="zh_TW" w:bidi="zh_TW"/>
